--- a/LAB_F/PTW-LF-250A-kucharczyk-wojciech.docx
+++ b/LAB_F/PTW-LF-250A-kucharczyk-wojciech.docx
@@ -1933,29 +1933,8 @@
           <w:numId w:val="12"/>
         </w:numPr>
       </w:pPr>
-      <w:proofErr w:type="spellStart"/>
-      <w:r>
-        <w:t>konfiguracji</w:t>
-      </w:r>
-      <w:proofErr w:type="spellEnd"/>
-      <w:r>
-        <w:t xml:space="preserve"> </w:t>
-      </w:r>
-      <w:proofErr w:type="spellStart"/>
-      <w:r>
-        <w:t>narzędzi</w:t>
-      </w:r>
-      <w:proofErr w:type="spellEnd"/>
-      <w:r>
-        <w:t xml:space="preserve"> do </w:t>
-      </w:r>
-      <w:proofErr w:type="spellStart"/>
-      <w:r>
-        <w:t>debugowania</w:t>
-      </w:r>
-      <w:proofErr w:type="spellEnd"/>
-      <w:r>
-        <w:t>;</w:t>
+      <w:r>
+        <w:t>konfiguracji narzędzi do debugowania;</w:t>
       </w:r>
     </w:p>
     <w:p>
@@ -1966,21 +1945,8 @@
           <w:numId w:val="12"/>
         </w:numPr>
       </w:pPr>
-      <w:proofErr w:type="spellStart"/>
-      <w:r>
-        <w:t>instalacji</w:t>
-      </w:r>
-      <w:proofErr w:type="spellEnd"/>
-      <w:r>
-        <w:t xml:space="preserve"> </w:t>
-      </w:r>
-      <w:proofErr w:type="spellStart"/>
-      <w:r>
-        <w:t>rozszerzeń</w:t>
-      </w:r>
-      <w:proofErr w:type="spellEnd"/>
-      <w:r>
-        <w:t xml:space="preserve"> PHP;</w:t>
+      <w:r>
+        <w:t>instalacji rozszerzeń PHP;</w:t>
       </w:r>
     </w:p>
     <w:p>
@@ -2213,14 +2179,12 @@
         </w:rPr>
         <w:t xml:space="preserve"> i zaktualizuj pola. Następnie uruchom ten dokument ponownie lub </w:t>
       </w:r>
-      <w:proofErr w:type="spellStart"/>
       <w:r>
         <w:rPr>
           <w:rStyle w:val="inline-code"/>
         </w:rPr>
         <w:t>Ctrl+A</w:t>
       </w:r>
-      <w:proofErr w:type="spellEnd"/>
       <w:r>
         <w:rPr>
           <w:lang w:val="pl-PL"/>
@@ -2315,21 +2279,7 @@
         <w:rPr>
           <w:lang w:val="pl-PL"/>
         </w:rPr>
-        <w:t xml:space="preserve">wysyłany metodą POST (bez </w:t>
-      </w:r>
-      <w:proofErr w:type="spellStart"/>
-      <w:r>
-        <w:rPr>
-          <w:lang w:val="pl-PL"/>
-        </w:rPr>
-        <w:t>action</w:t>
-      </w:r>
-      <w:proofErr w:type="spellEnd"/>
-      <w:r>
-        <w:rPr>
-          <w:lang w:val="pl-PL"/>
-        </w:rPr>
-        <w:t xml:space="preserve"> – pozostaje na tej samej stronie),</w:t>
+        <w:t>wysyłany metodą POST (bez action – pozostaje na tej samej stronie),</w:t>
       </w:r>
     </w:p>
     <w:p>
@@ -2347,21 +2297,7 @@
         <w:rPr>
           <w:lang w:val="pl-PL"/>
         </w:rPr>
-        <w:t xml:space="preserve">pole </w:t>
-      </w:r>
-      <w:proofErr w:type="spellStart"/>
-      <w:r>
-        <w:rPr>
-          <w:lang w:val="pl-PL"/>
-        </w:rPr>
-        <w:t>textarea</w:t>
-      </w:r>
-      <w:proofErr w:type="spellEnd"/>
-      <w:r>
-        <w:rPr>
-          <w:lang w:val="pl-PL"/>
-        </w:rPr>
-        <w:t xml:space="preserve"> do wprowadzania danych wejściowych,</w:t>
+        <w:t>pole textarea do wprowadzania danych wejściowych,</w:t>
       </w:r>
     </w:p>
     <w:p>
@@ -2415,21 +2351,7 @@
         <w:rPr>
           <w:lang w:val="pl-PL"/>
         </w:rPr>
-        <w:t>element &lt;</w:t>
-      </w:r>
-      <w:proofErr w:type="spellStart"/>
-      <w:r>
-        <w:rPr>
-          <w:lang w:val="pl-PL"/>
-        </w:rPr>
-        <w:t>pre</w:t>
-      </w:r>
-      <w:proofErr w:type="spellEnd"/>
-      <w:r>
-        <w:rPr>
-          <w:lang w:val="pl-PL"/>
-        </w:rPr>
-        <w:t>&gt; do wyświetlania danych wyjściowych,</w:t>
+        <w:t>element &lt;pre&gt; do wyświetlania danych wyjściowych,</w:t>
       </w:r>
     </w:p>
     <w:p>
@@ -2465,77 +2387,7 @@
         <w:rPr>
           <w:lang w:val="pl-PL"/>
         </w:rPr>
-        <w:t xml:space="preserve">po stronie </w:t>
-      </w:r>
-      <w:proofErr w:type="spellStart"/>
-      <w:r>
-        <w:rPr>
-          <w:lang w:val="pl-PL"/>
-        </w:rPr>
-        <w:t>backendu</w:t>
-      </w:r>
-      <w:proofErr w:type="spellEnd"/>
-      <w:r>
-        <w:rPr>
-          <w:lang w:val="pl-PL"/>
-        </w:rPr>
-        <w:t xml:space="preserve"> system </w:t>
-      </w:r>
-      <w:proofErr w:type="spellStart"/>
-      <w:r>
-        <w:rPr>
-          <w:lang w:val="pl-PL"/>
-        </w:rPr>
-        <w:t>deserializuje</w:t>
-      </w:r>
-      <w:proofErr w:type="spellEnd"/>
-      <w:r>
-        <w:rPr>
-          <w:lang w:val="pl-PL"/>
-        </w:rPr>
-        <w:t xml:space="preserve"> (</w:t>
-      </w:r>
-      <w:proofErr w:type="spellStart"/>
-      <w:r>
-        <w:rPr>
-          <w:lang w:val="pl-PL"/>
-        </w:rPr>
-        <w:t>parsuje</w:t>
-      </w:r>
-      <w:proofErr w:type="spellEnd"/>
-      <w:r>
-        <w:rPr>
-          <w:lang w:val="pl-PL"/>
-        </w:rPr>
-        <w:t xml:space="preserve">) dane wejściowe do postaci tablicy, po czym </w:t>
-      </w:r>
-      <w:proofErr w:type="spellStart"/>
-      <w:r>
-        <w:rPr>
-          <w:lang w:val="pl-PL"/>
-        </w:rPr>
-        <w:t>serializuje</w:t>
-      </w:r>
-      <w:proofErr w:type="spellEnd"/>
-      <w:r>
-        <w:rPr>
-          <w:lang w:val="pl-PL"/>
-        </w:rPr>
-        <w:t xml:space="preserve"> (</w:t>
-      </w:r>
-      <w:proofErr w:type="spellStart"/>
-      <w:r>
-        <w:rPr>
-          <w:lang w:val="pl-PL"/>
-        </w:rPr>
-        <w:t>enkoduje</w:t>
-      </w:r>
-      <w:proofErr w:type="spellEnd"/>
-      <w:r>
-        <w:rPr>
-          <w:lang w:val="pl-PL"/>
-        </w:rPr>
-        <w:t>) ponownie do zadanej składni wyjściowej;</w:t>
+        <w:t>po stronie backendu system deserializuje (parsuje) dane wejściowe do postaci tablicy, po czym serializuje (enkoduje) ponownie do zadanej składni wyjściowej;</w:t>
       </w:r>
     </w:p>
     <w:p>
@@ -2655,35 +2507,7 @@
         <w:rPr>
           <w:lang w:val="pl-PL"/>
         </w:rPr>
-        <w:t xml:space="preserve"> narzędzia </w:t>
-      </w:r>
-      <w:proofErr w:type="spellStart"/>
-      <w:r>
-        <w:rPr>
-          <w:lang w:val="pl-PL"/>
-        </w:rPr>
-        <w:t>serializacji</w:t>
-      </w:r>
-      <w:proofErr w:type="spellEnd"/>
-      <w:r>
-        <w:rPr>
-          <w:lang w:val="pl-PL"/>
-        </w:rPr>
-        <w:t xml:space="preserve"> oraz poszczególnych </w:t>
-      </w:r>
-      <w:proofErr w:type="spellStart"/>
-      <w:r>
-        <w:rPr>
-          <w:lang w:val="pl-PL"/>
-        </w:rPr>
-        <w:t>enkoderów</w:t>
-      </w:r>
-      <w:proofErr w:type="spellEnd"/>
-      <w:r>
-        <w:rPr>
-          <w:lang w:val="pl-PL"/>
-        </w:rPr>
-        <w:t xml:space="preserve"> (JSON, YAML itd.);</w:t>
+        <w:t xml:space="preserve"> narzędzia serializacji oraz poszczególnych enkoderów (JSON, YAML itd.);</w:t>
       </w:r>
     </w:p>
     <w:p>
@@ -2701,77 +2525,7 @@
         <w:rPr>
           <w:lang w:val="pl-PL"/>
         </w:rPr>
-        <w:t xml:space="preserve">zalecane utworzenie </w:t>
-      </w:r>
-      <w:proofErr w:type="spellStart"/>
-      <w:r>
-        <w:rPr>
-          <w:lang w:val="pl-PL"/>
-        </w:rPr>
-        <w:t>EncoderInterface</w:t>
-      </w:r>
-      <w:proofErr w:type="spellEnd"/>
-      <w:r>
-        <w:rPr>
-          <w:lang w:val="pl-PL"/>
-        </w:rPr>
-        <w:t xml:space="preserve"> z metodami </w:t>
-      </w:r>
-      <w:proofErr w:type="spellStart"/>
-      <w:r>
-        <w:rPr>
-          <w:lang w:val="pl-PL"/>
-        </w:rPr>
-        <w:t>supports</w:t>
-      </w:r>
-      <w:proofErr w:type="spellEnd"/>
-      <w:r>
-        <w:rPr>
-          <w:lang w:val="pl-PL"/>
-        </w:rPr>
-        <w:t xml:space="preserve">, </w:t>
-      </w:r>
-      <w:proofErr w:type="spellStart"/>
-      <w:r>
-        <w:rPr>
-          <w:lang w:val="pl-PL"/>
-        </w:rPr>
-        <w:t>decode</w:t>
-      </w:r>
-      <w:proofErr w:type="spellEnd"/>
-      <w:r>
-        <w:rPr>
-          <w:lang w:val="pl-PL"/>
-        </w:rPr>
-        <w:t xml:space="preserve">, </w:t>
-      </w:r>
-      <w:proofErr w:type="spellStart"/>
-      <w:r>
-        <w:rPr>
-          <w:lang w:val="pl-PL"/>
-        </w:rPr>
-        <w:t>encode</w:t>
-      </w:r>
-      <w:proofErr w:type="spellEnd"/>
-      <w:r>
-        <w:rPr>
-          <w:lang w:val="pl-PL"/>
-        </w:rPr>
-        <w:t xml:space="preserve"> – implementowane przez każdy konkretny </w:t>
-      </w:r>
-      <w:proofErr w:type="spellStart"/>
-      <w:r>
-        <w:rPr>
-          <w:lang w:val="pl-PL"/>
-        </w:rPr>
-        <w:t>enkoder</w:t>
-      </w:r>
-      <w:proofErr w:type="spellEnd"/>
-      <w:r>
-        <w:rPr>
-          <w:lang w:val="pl-PL"/>
-        </w:rPr>
-        <w:t>.</w:t>
+        <w:t>zalecane utworzenie EncoderInterface z metodami supports, decode, encode – implementowane przez każdy konkretny enkoder.</w:t>
       </w:r>
     </w:p>
     <w:p>
@@ -3047,7 +2801,21 @@
             <w:rStyle w:val="Hyperlink"/>
             <w:lang w:val="pl-PL"/>
           </w:rPr>
-          <w:t>https://windows.php.net/download/</w:t>
+          <w:t>https://win</w:t>
+        </w:r>
+        <w:r>
+          <w:rPr>
+            <w:rStyle w:val="Hyperlink"/>
+            <w:lang w:val="pl-PL"/>
+          </w:rPr>
+          <w:t>o</w:t>
+        </w:r>
+        <w:r>
+          <w:rPr>
+            <w:rStyle w:val="Hyperlink"/>
+            <w:lang w:val="pl-PL"/>
+          </w:rPr>
+          <w:t>ws.php.net/download/</w:t>
         </w:r>
       </w:hyperlink>
       <w:r>
@@ -3103,17 +2871,8 @@
           <w:strike/>
           <w:lang w:val="pl-PL"/>
         </w:rPr>
-        <w:t xml:space="preserve">Development </w:t>
-      </w:r>
-      <w:proofErr w:type="spellStart"/>
-      <w:r>
-        <w:rPr>
-          <w:strike/>
-          <w:lang w:val="pl-PL"/>
-        </w:rPr>
-        <w:t>package</w:t>
-      </w:r>
-      <w:proofErr w:type="spellEnd"/>
+        <w:t>Development package</w:t>
+      </w:r>
       <w:r>
         <w:rPr>
           <w:lang w:val="pl-PL"/>
@@ -3200,28 +2959,24 @@
         </w:rPr>
         <w:t xml:space="preserve">Otwórz panel sterowania. W polu wyszukiwania wpisz </w:t>
       </w:r>
-      <w:proofErr w:type="spellStart"/>
       <w:r>
         <w:rPr>
           <w:rStyle w:val="inline-code"/>
         </w:rPr>
         <w:t>path</w:t>
       </w:r>
-      <w:proofErr w:type="spellEnd"/>
       <w:r>
         <w:rPr>
           <w:lang w:val="pl-PL"/>
         </w:rPr>
         <w:t xml:space="preserve">. Wybierz edycję zmiennych środowiskowych użytkownika. Znajdź zmienną </w:t>
       </w:r>
-      <w:proofErr w:type="spellStart"/>
       <w:r>
         <w:rPr>
           <w:rStyle w:val="inline-code"/>
         </w:rPr>
         <w:t>Path</w:t>
       </w:r>
-      <w:proofErr w:type="spellEnd"/>
       <w:r>
         <w:rPr>
           <w:lang w:val="pl-PL"/>
@@ -3283,21 +3038,7 @@
         <w:rPr>
           <w:lang w:val="pl-PL"/>
         </w:rPr>
-        <w:t xml:space="preserve">W toku studiów być może do </w:t>
-      </w:r>
-      <w:proofErr w:type="spellStart"/>
-      <w:r>
-        <w:rPr>
-          <w:lang w:val="pl-PL"/>
-        </w:rPr>
-        <w:t>Path</w:t>
-      </w:r>
-      <w:proofErr w:type="spellEnd"/>
-      <w:r>
-        <w:rPr>
-          <w:lang w:val="pl-PL"/>
-        </w:rPr>
-        <w:t xml:space="preserve"> zostały dodane inne wersje PHP lub XAMPP. Za kilka kroków sprawdzana będzie wersja PHP – upewnij się, że faktycznie wiesz z której instancji PHP korzystasz przez resztę tego laboratorium </w:t>
+        <w:t>W toku studiów być może do Path zostały dodane inne wersje PHP lub XAMPP. Za kilka kroków sprawdzana będzie wersja PHP – upewnij się, że faktycznie wiesz z której instancji PHP korzystasz przez resztę tego laboratorium </w:t>
       </w:r>
       <w:r>
         <w:rPr>
@@ -3395,21 +3136,7 @@
         <w:rPr>
           <w:lang w:val="pl-PL"/>
         </w:rPr>
-        <w:t xml:space="preserve">, po czym edytuj jego zawartość – </w:t>
-      </w:r>
-      <w:proofErr w:type="spellStart"/>
-      <w:r>
-        <w:rPr>
-          <w:lang w:val="pl-PL"/>
-        </w:rPr>
-        <w:t>odkomentuj</w:t>
-      </w:r>
-      <w:proofErr w:type="spellEnd"/>
-      <w:r>
-        <w:rPr>
-          <w:lang w:val="pl-PL"/>
-        </w:rPr>
-        <w:t xml:space="preserve"> poniższe ustawienia:</w:t>
+        <w:t>, po czym edytuj jego zawartość – odkomentuj poniższe ustawienia:</w:t>
       </w:r>
     </w:p>
     <w:p>
@@ -3422,7 +3149,6 @@
           <w:lang w:val="en-US"/>
         </w:rPr>
       </w:pPr>
-      <w:proofErr w:type="spellStart"/>
       <w:r>
         <w:rPr>
           <w:rStyle w:val="inline-code"/>
@@ -3430,37 +3156,35 @@
           <w:shd w:val="clear" w:color="auto" w:fill="auto"/>
           <w:lang w:val="en-US"/>
         </w:rPr>
-        <w:t>extension_dir</w:t>
-      </w:r>
-      <w:proofErr w:type="spellEnd"/>
-      <w:r>
-        <w:rPr>
-          <w:rStyle w:val="inline-code"/>
-          <w:rFonts w:asciiTheme="minorHAnsi" w:hAnsiTheme="minorHAnsi"/>
-          <w:shd w:val="clear" w:color="auto" w:fill="auto"/>
+        <w:t>extension_dir = "ext"</w:t>
+      </w:r>
+    </w:p>
+    <w:p>
+      <w:pPr>
+        <w:pStyle w:val="block-code"/>
+        <w:rPr>
           <w:lang w:val="en-US"/>
         </w:rPr>
-        <w:t xml:space="preserve"> = "</w:t>
-      </w:r>
-      <w:proofErr w:type="spellStart"/>
-      <w:r>
-        <w:rPr>
-          <w:rStyle w:val="inline-code"/>
-          <w:rFonts w:asciiTheme="minorHAnsi" w:hAnsiTheme="minorHAnsi"/>
-          <w:shd w:val="clear" w:color="auto" w:fill="auto"/>
+      </w:pPr>
+      <w:r>
+        <w:rPr>
           <w:lang w:val="en-US"/>
         </w:rPr>
-        <w:t>ext</w:t>
-      </w:r>
-      <w:proofErr w:type="spellEnd"/>
-      <w:r>
-        <w:rPr>
-          <w:rStyle w:val="inline-code"/>
-          <w:rFonts w:asciiTheme="minorHAnsi" w:hAnsiTheme="minorHAnsi"/>
-          <w:shd w:val="clear" w:color="auto" w:fill="auto"/>
+        <w:t>...</w:t>
+      </w:r>
+    </w:p>
+    <w:p>
+      <w:pPr>
+        <w:pStyle w:val="block-code"/>
+        <w:rPr>
           <w:lang w:val="en-US"/>
         </w:rPr>
-        <w:t>"</w:t>
+      </w:pPr>
+      <w:r>
+        <w:rPr>
+          <w:lang w:val="en-US"/>
+        </w:rPr>
+        <w:t>extension=curl</w:t>
       </w:r>
     </w:p>
     <w:p>
@@ -3474,7 +3198,7 @@
         <w:rPr>
           <w:lang w:val="en-US"/>
         </w:rPr>
-        <w:t>...</w:t>
+        <w:t>extension=gd</w:t>
       </w:r>
     </w:p>
     <w:p>
@@ -3488,7 +3212,7 @@
         <w:rPr>
           <w:lang w:val="en-US"/>
         </w:rPr>
-        <w:t>extension=curl</w:t>
+        <w:t>extension=intl</w:t>
       </w:r>
     </w:p>
     <w:p>
@@ -3502,100 +3226,30 @@
         <w:rPr>
           <w:lang w:val="en-US"/>
         </w:rPr>
-        <w:t>extension=</w:t>
-      </w:r>
-      <w:proofErr w:type="spellStart"/>
-      <w:r>
+        <w:t>extension=mbstring</w:t>
+      </w:r>
+    </w:p>
+    <w:p>
+      <w:pPr>
+        <w:pStyle w:val="block-code"/>
         <w:rPr>
           <w:lang w:val="en-US"/>
         </w:rPr>
-        <w:t>gd</w:t>
-      </w:r>
-      <w:proofErr w:type="spellEnd"/>
+      </w:pPr>
+      <w:r>
+        <w:rPr>
+          <w:lang w:val="en-US"/>
+        </w:rPr>
+        <w:t>extension=openssl</w:t>
+      </w:r>
     </w:p>
     <w:p>
       <w:pPr>
         <w:pStyle w:val="block-code"/>
-        <w:rPr>
-          <w:lang w:val="en-US"/>
-        </w:rPr>
-      </w:pPr>
-      <w:r>
-        <w:rPr>
-          <w:lang w:val="en-US"/>
-        </w:rPr>
-        <w:t>extension=</w:t>
-      </w:r>
-      <w:proofErr w:type="spellStart"/>
-      <w:r>
-        <w:rPr>
-          <w:lang w:val="en-US"/>
-        </w:rPr>
-        <w:t>intl</w:t>
-      </w:r>
-      <w:proofErr w:type="spellEnd"/>
-    </w:p>
-    <w:p>
-      <w:pPr>
-        <w:pStyle w:val="block-code"/>
-        <w:rPr>
-          <w:lang w:val="en-US"/>
-        </w:rPr>
-      </w:pPr>
-      <w:r>
-        <w:rPr>
-          <w:lang w:val="en-US"/>
-        </w:rPr>
-        <w:t>extension=</w:t>
-      </w:r>
-      <w:proofErr w:type="spellStart"/>
-      <w:r>
-        <w:rPr>
-          <w:lang w:val="en-US"/>
-        </w:rPr>
-        <w:t>mbstring</w:t>
-      </w:r>
-      <w:proofErr w:type="spellEnd"/>
-    </w:p>
-    <w:p>
-      <w:pPr>
-        <w:pStyle w:val="block-code"/>
-        <w:rPr>
-          <w:lang w:val="en-US"/>
-        </w:rPr>
-      </w:pPr>
-      <w:r>
-        <w:rPr>
-          <w:lang w:val="en-US"/>
-        </w:rPr>
-        <w:t>extension=</w:t>
-      </w:r>
-      <w:proofErr w:type="spellStart"/>
-      <w:r>
-        <w:rPr>
-          <w:lang w:val="en-US"/>
-        </w:rPr>
-        <w:t>openssl</w:t>
-      </w:r>
-      <w:proofErr w:type="spellEnd"/>
-    </w:p>
-    <w:p>
-      <w:pPr>
-        <w:pStyle w:val="block-code"/>
-      </w:pPr>
-      <w:proofErr w:type="spellStart"/>
-      <w:r>
-        <w:t>extension</w:t>
-      </w:r>
-      <w:proofErr w:type="spellEnd"/>
-      <w:r>
-        <w:t>=</w:t>
-      </w:r>
-      <w:proofErr w:type="spellStart"/>
-      <w:r>
-        <w:t>pdo_sqlite</w:t>
-      </w:r>
-      <w:proofErr w:type="spellEnd"/>
+      </w:pPr>
+      <w:r>
+        <w:t>extension=pdo_sqlite</w:t>
+      </w:r>
     </w:p>
     <w:p>
       <w:pPr>
@@ -3675,14 +3329,9 @@
       <w:pPr>
         <w:pStyle w:val="block-code"/>
       </w:pPr>
-      <w:proofErr w:type="spellStart"/>
       <w:r>
         <w:lastRenderedPageBreak/>
-        <w:t>php</w:t>
-      </w:r>
-      <w:proofErr w:type="spellEnd"/>
-      <w:r>
-        <w:t xml:space="preserve"> -v</w:t>
+        <w:t>php -v</w:t>
       </w:r>
     </w:p>
     <w:p>
@@ -3759,173 +3408,16 @@
           <w:lang w:val="en-US"/>
         </w:rPr>
       </w:pPr>
-      <w:proofErr w:type="spellStart"/>
       <w:r>
         <w:rPr>
           <w:lang w:val="en-US"/>
         </w:rPr>
-        <w:t>php</w:t>
-      </w:r>
-      <w:proofErr w:type="spellEnd"/>
-      <w:r>
-        <w:rPr>
-          <w:lang w:val="en-US"/>
-        </w:rPr>
-        <w:t xml:space="preserve"> -</w:t>
-      </w:r>
-      <w:proofErr w:type="spellStart"/>
-      <w:r>
-        <w:rPr>
-          <w:lang w:val="en-US"/>
-        </w:rPr>
-        <w:t>i</w:t>
-      </w:r>
-      <w:proofErr w:type="spellEnd"/>
-      <w:r>
-        <w:rPr>
-          <w:lang w:val="en-US"/>
-        </w:rPr>
-        <w:t xml:space="preserve"> | Select-String -Pattern '(PHP </w:t>
-      </w:r>
-      <w:proofErr w:type="gramStart"/>
-      <w:r>
-        <w:rPr>
-          <w:lang w:val="en-US"/>
-        </w:rPr>
-        <w:t>Version)|</w:t>
-      </w:r>
-      <w:proofErr w:type="gramEnd"/>
-      <w:r>
-        <w:rPr>
-          <w:lang w:val="en-US"/>
-        </w:rPr>
-        <w:t>(</w:t>
-      </w:r>
-      <w:proofErr w:type="spellStart"/>
-      <w:r>
-        <w:rPr>
-          <w:lang w:val="en-US"/>
-        </w:rPr>
-        <w:t>extension_</w:t>
-      </w:r>
-      <w:proofErr w:type="gramStart"/>
-      <w:r>
-        <w:rPr>
-          <w:lang w:val="en-US"/>
-        </w:rPr>
-        <w:t>dir</w:t>
-      </w:r>
-      <w:proofErr w:type="spellEnd"/>
-      <w:r>
-        <w:rPr>
-          <w:lang w:val="en-US"/>
-        </w:rPr>
-        <w:t>)|</w:t>
-      </w:r>
-      <w:proofErr w:type="gramEnd"/>
-      <w:r>
-        <w:rPr>
-          <w:lang w:val="en-US"/>
-        </w:rPr>
-        <w:t xml:space="preserve">(OpenSSL </w:t>
-      </w:r>
-      <w:proofErr w:type="gramStart"/>
-      <w:r>
-        <w:rPr>
-          <w:lang w:val="en-US"/>
-        </w:rPr>
-        <w:t>support)|</w:t>
-      </w:r>
-      <w:proofErr w:type="gramEnd"/>
-      <w:r>
-        <w:rPr>
-          <w:lang w:val="en-US"/>
-        </w:rPr>
-        <w:t xml:space="preserve">(PDO </w:t>
-      </w:r>
-      <w:proofErr w:type="gramStart"/>
-      <w:r>
-        <w:rPr>
-          <w:lang w:val="en-US"/>
-        </w:rPr>
-        <w:t>drivers)|</w:t>
-      </w:r>
-      <w:proofErr w:type="gramEnd"/>
-      <w:r>
-        <w:rPr>
-          <w:lang w:val="en-US"/>
-        </w:rPr>
-        <w:t xml:space="preserve">(GD </w:t>
-      </w:r>
-      <w:proofErr w:type="gramStart"/>
-      <w:r>
-        <w:rPr>
-          <w:lang w:val="en-US"/>
-        </w:rPr>
-        <w:t>Support)|</w:t>
-      </w:r>
-      <w:proofErr w:type="spellStart"/>
-      <w:proofErr w:type="gramEnd"/>
-      <w:r>
-        <w:rPr>
-          <w:lang w:val="en-US"/>
-        </w:rPr>
-        <w:t>intl</w:t>
-      </w:r>
-      <w:proofErr w:type="spellEnd"/>
-      <w:proofErr w:type="gramStart"/>
-      <w:r>
-        <w:rPr>
-          <w:lang w:val="en-US"/>
-        </w:rPr>
-        <w:t>|(</w:t>
-      </w:r>
-      <w:proofErr w:type="spellStart"/>
-      <w:proofErr w:type="gramEnd"/>
-      <w:r>
-        <w:rPr>
-          <w:lang w:val="en-US"/>
-        </w:rPr>
-        <w:t>cURL</w:t>
-      </w:r>
-      <w:proofErr w:type="spellEnd"/>
-      <w:r>
-        <w:rPr>
-          <w:lang w:val="en-US"/>
-        </w:rPr>
-        <w:t xml:space="preserve"> </w:t>
-      </w:r>
-      <w:proofErr w:type="gramStart"/>
-      <w:r>
-        <w:rPr>
-          <w:lang w:val="en-US"/>
-        </w:rPr>
-        <w:t>support)|</w:t>
-      </w:r>
-      <w:proofErr w:type="gramEnd"/>
-      <w:r>
-        <w:rPr>
-          <w:lang w:val="en-US"/>
-        </w:rPr>
-        <w:t>multibyte'</w:t>
-      </w:r>
-    </w:p>
-    <w:p>
-      <w:proofErr w:type="spellStart"/>
-      <w:r>
-        <w:t>Oczekiwany</w:t>
-      </w:r>
-      <w:proofErr w:type="spellEnd"/>
-      <w:r>
-        <w:t xml:space="preserve"> </w:t>
-      </w:r>
-      <w:proofErr w:type="spellStart"/>
-      <w:r>
-        <w:t>wynik</w:t>
-      </w:r>
-      <w:proofErr w:type="spellEnd"/>
-      <w:r>
-        <w:t>:</w:t>
+        <w:t>php -i | Select-String -Pattern '(PHP Version)|(extension_dir)|(OpenSSL support)|(PDO drivers)|(GD Support)|intl|(cURL support)|multibyte'</w:t>
+      </w:r>
+    </w:p>
+    <w:p>
+      <w:r>
+        <w:t>Oczekiwany wynik:</w:t>
       </w:r>
     </w:p>
     <w:p>
@@ -4006,12 +3498,18 @@
         <w:pStyle w:val="Zadanie"/>
         <w:jc w:val="center"/>
       </w:pPr>
+    </w:p>
+    <w:p>
+      <w:pPr>
+        <w:pStyle w:val="Zadanie"/>
+        <w:jc w:val="center"/>
+      </w:pPr>
       <w:r>
         <w:drawing>
-          <wp:inline distT="0" distB="0" distL="0" distR="0" wp14:anchorId="638D0F13" wp14:editId="3588413E">
-            <wp:extent cx="6083300" cy="1333500"/>
-            <wp:effectExtent l="0" t="0" r="0" b="0"/>
-            <wp:docPr id="724981744" name="Picture 1"/>
+          <wp:inline distT="0" distB="0" distL="0" distR="0" wp14:anchorId="3BF202C7" wp14:editId="0CC7ECCA">
+            <wp:extent cx="6645910" cy="1256030"/>
+            <wp:effectExtent l="0" t="0" r="2540" b="1270"/>
+            <wp:docPr id="841222789" name="Picture 1"/>
             <wp:cNvGraphicFramePr>
               <a:graphicFrameLocks xmlns:a="http://schemas.openxmlformats.org/drawingml/2006/main" noChangeAspect="1"/>
             </wp:cNvGraphicFramePr>
@@ -4019,7 +3517,7 @@
               <a:graphicData uri="http://schemas.openxmlformats.org/drawingml/2006/picture">
                 <pic:pic xmlns:pic="http://schemas.openxmlformats.org/drawingml/2006/picture">
                   <pic:nvPicPr>
-                    <pic:cNvPr id="724981744" name=""/>
+                    <pic:cNvPr id="841222789" name=""/>
                     <pic:cNvPicPr/>
                   </pic:nvPicPr>
                   <pic:blipFill>
@@ -4031,7 +3529,7 @@
                   <pic:spPr>
                     <a:xfrm>
                       <a:off x="0" y="0"/>
-                      <a:ext cx="6083300" cy="1333500"/>
+                      <a:ext cx="6645910" cy="1256030"/>
                     </a:xfrm>
                     <a:prstGeom prst="rect">
                       <a:avLst/>
@@ -4050,11 +3548,12 @@
         <w:jc w:val="center"/>
       </w:pPr>
       <w:r>
+        <w:lastRenderedPageBreak/>
         <w:drawing>
-          <wp:inline distT="0" distB="0" distL="0" distR="0" wp14:anchorId="06ED7787" wp14:editId="7E414D96">
-            <wp:extent cx="6645910" cy="1905000"/>
-            <wp:effectExtent l="0" t="0" r="0" b="0"/>
-            <wp:docPr id="905432672" name="Picture 1"/>
+          <wp:inline distT="0" distB="0" distL="0" distR="0" wp14:anchorId="49B1C596" wp14:editId="15C08701">
+            <wp:extent cx="6645910" cy="2458085"/>
+            <wp:effectExtent l="0" t="0" r="2540" b="0"/>
+            <wp:docPr id="464031589" name="Picture 1"/>
             <wp:cNvGraphicFramePr>
               <a:graphicFrameLocks xmlns:a="http://schemas.openxmlformats.org/drawingml/2006/main" noChangeAspect="1"/>
             </wp:cNvGraphicFramePr>
@@ -4062,7 +3561,7 @@
               <a:graphicData uri="http://schemas.openxmlformats.org/drawingml/2006/picture">
                 <pic:pic xmlns:pic="http://schemas.openxmlformats.org/drawingml/2006/picture">
                   <pic:nvPicPr>
-                    <pic:cNvPr id="905432672" name=""/>
+                    <pic:cNvPr id="464031589" name=""/>
                     <pic:cNvPicPr/>
                   </pic:nvPicPr>
                   <pic:blipFill>
@@ -4074,7 +3573,7 @@
                   <pic:spPr>
                     <a:xfrm>
                       <a:off x="0" y="0"/>
-                      <a:ext cx="6645910" cy="1905000"/>
+                      <a:ext cx="6645910" cy="2458085"/>
                     </a:xfrm>
                     <a:prstGeom prst="rect">
                       <a:avLst/>
@@ -4086,1736 +3585,6 @@
           </wp:inline>
         </w:drawing>
       </w:r>
-    </w:p>
-    <w:tbl>
-      <w:tblPr>
-        <w:tblStyle w:val="TableGrid"/>
-        <w:tblW w:w="5000" w:type="pct"/>
-        <w:tblLook w:val="04A0" w:firstRow="1" w:lastRow="0" w:firstColumn="1" w:lastColumn="0" w:noHBand="0" w:noVBand="1"/>
-      </w:tblPr>
-      <w:tblGrid>
-        <w:gridCol w:w="8188"/>
-        <w:gridCol w:w="1134"/>
-        <w:gridCol w:w="1134"/>
-      </w:tblGrid>
-      <w:tr>
-        <w:trPr>
-          <w:trHeight w:hRule="exact" w:val="567"/>
-        </w:trPr>
-        <w:tc>
-          <w:tcPr>
-            <w:tcW w:w="0" w:type="auto"/>
-            <w:vAlign w:val="center"/>
-          </w:tcPr>
-          <w:p>
-            <w:pPr>
-              <w:pStyle w:val="PunktyTabela"/>
-            </w:pPr>
-            <w:r>
-              <w:lastRenderedPageBreak/>
-              <w:t>Punkty:</w:t>
-            </w:r>
-          </w:p>
-        </w:tc>
-        <w:tc>
-          <w:tcPr>
-            <w:tcW w:w="1134" w:type="dxa"/>
-            <w:vAlign w:val="center"/>
-          </w:tcPr>
-          <w:p>
-            <w:pPr>
-              <w:pStyle w:val="PunktyTabela"/>
-              <w:jc w:val="center"/>
-            </w:pPr>
-            <w:r>
-              <w:t>0</w:t>
-            </w:r>
-          </w:p>
-        </w:tc>
-        <w:tc>
-          <w:tcPr>
-            <w:tcW w:w="1134" w:type="dxa"/>
-            <w:vAlign w:val="center"/>
-          </w:tcPr>
-          <w:p>
-            <w:pPr>
-              <w:pStyle w:val="PunktyTabela"/>
-              <w:jc w:val="center"/>
-            </w:pPr>
-            <w:r>
-              <w:t>1</w:t>
-            </w:r>
-          </w:p>
-        </w:tc>
-      </w:tr>
-    </w:tbl>
-    <w:p>
-      <w:pPr>
-        <w:pStyle w:val="Heading1"/>
-        <w:rPr>
-          <w:lang w:val="pl-PL"/>
-        </w:rPr>
-      </w:pPr>
-      <w:bookmarkStart w:id="10" w:name="_Toc227878986"/>
-      <w:r>
-        <w:rPr>
-          <w:lang w:val="pl-PL"/>
-        </w:rPr>
-        <w:t>Hello World (</w:t>
-      </w:r>
-      <w:proofErr w:type="spellStart"/>
-      <w:r>
-        <w:rPr>
-          <w:lang w:val="pl-PL"/>
-        </w:rPr>
-        <w:t>phpinfo</w:t>
-      </w:r>
-      <w:proofErr w:type="spellEnd"/>
-      <w:r>
-        <w:rPr>
-          <w:lang w:val="pl-PL"/>
-        </w:rPr>
-        <w:t>)</w:t>
-      </w:r>
-      <w:bookmarkEnd w:id="10"/>
-    </w:p>
-    <w:p>
-      <w:pPr>
-        <w:rPr>
-          <w:lang w:val="pl-PL"/>
-        </w:rPr>
-      </w:pPr>
-      <w:r>
-        <w:rPr>
-          <w:lang w:val="pl-PL"/>
-        </w:rPr>
-        <w:t xml:space="preserve">Utwórz katalog projektu: </w:t>
-      </w:r>
-      <w:r>
-        <w:rPr>
-          <w:rStyle w:val="inline-code"/>
-        </w:rPr>
-        <w:fldChar w:fldCharType="begin"/>
-      </w:r>
-      <w:r>
-        <w:rPr>
-          <w:rStyle w:val="inline-code"/>
-        </w:rPr>
-        <w:instrText xml:space="preserve"> DOCPROPERTY  labdir  \* MERGEFORMAT </w:instrText>
-      </w:r>
-      <w:r>
-        <w:rPr>
-          <w:rStyle w:val="inline-code"/>
-        </w:rPr>
-        <w:fldChar w:fldCharType="separate"/>
-      </w:r>
-      <w:r>
-        <w:rPr>
-          <w:rStyle w:val="inline-code"/>
-        </w:rPr>
-        <w:t>I:\ptw\lab-f</w:t>
-      </w:r>
-      <w:r>
-        <w:rPr>
-          <w:rStyle w:val="inline-code"/>
-        </w:rPr>
-        <w:fldChar w:fldCharType="end"/>
-      </w:r>
-      <w:r>
-        <w:rPr>
-          <w:lang w:val="pl-PL"/>
-        </w:rPr>
-        <w:t xml:space="preserve">. Uruchom </w:t>
-      </w:r>
-      <w:proofErr w:type="spellStart"/>
-      <w:r>
-        <w:rPr>
-          <w:lang w:val="pl-PL"/>
-        </w:rPr>
-        <w:t>PhpStorm</w:t>
-      </w:r>
-      <w:proofErr w:type="spellEnd"/>
-      <w:r>
-        <w:rPr>
-          <w:lang w:val="pl-PL"/>
-        </w:rPr>
-        <w:t xml:space="preserve">. Wybierz opcję Open… i wskaż nowoutworzony katalog </w:t>
-      </w:r>
-      <w:r>
-        <w:rPr>
-          <w:rStyle w:val="inline-code"/>
-        </w:rPr>
-        <w:fldChar w:fldCharType="begin"/>
-      </w:r>
-      <w:r>
-        <w:rPr>
-          <w:rStyle w:val="inline-code"/>
-        </w:rPr>
-        <w:instrText xml:space="preserve"> DOCPROPERTY  labdir  \* MERGEFORMAT </w:instrText>
-      </w:r>
-      <w:r>
-        <w:rPr>
-          <w:rStyle w:val="inline-code"/>
-        </w:rPr>
-        <w:fldChar w:fldCharType="separate"/>
-      </w:r>
-      <w:r>
-        <w:rPr>
-          <w:rStyle w:val="inline-code"/>
-        </w:rPr>
-        <w:t>I:\ptw\lab-f</w:t>
-      </w:r>
-      <w:r>
-        <w:rPr>
-          <w:rStyle w:val="inline-code"/>
-        </w:rPr>
-        <w:fldChar w:fldCharType="end"/>
-      </w:r>
-      <w:r>
-        <w:rPr>
-          <w:lang w:val="pl-PL"/>
-        </w:rPr>
-        <w:t>.</w:t>
-      </w:r>
-      <w:r>
-        <w:rPr>
-          <w:lang w:val="pl-PL"/>
-        </w:rPr>
-        <w:t xml:space="preserve"> Utwórz plik </w:t>
-      </w:r>
-      <w:proofErr w:type="spellStart"/>
-      <w:r>
-        <w:rPr>
-          <w:lang w:val="pl-PL"/>
-        </w:rPr>
-        <w:t>phpinfo.php</w:t>
-      </w:r>
-      <w:proofErr w:type="spellEnd"/>
-      <w:r>
-        <w:rPr>
-          <w:lang w:val="pl-PL"/>
-        </w:rPr>
-        <w:t xml:space="preserve"> i ustaw go na zawartość:</w:t>
-      </w:r>
-    </w:p>
-    <w:p>
-      <w:pPr>
-        <w:pStyle w:val="block-code"/>
-      </w:pPr>
-      <w:r>
-        <w:t>&lt;?</w:t>
-      </w:r>
-      <w:proofErr w:type="spellStart"/>
-      <w:r>
-        <w:t>php</w:t>
-      </w:r>
-      <w:proofErr w:type="spellEnd"/>
-      <w:r>
-        <w:t xml:space="preserve"> </w:t>
-      </w:r>
-      <w:proofErr w:type="spellStart"/>
-      <w:proofErr w:type="gramStart"/>
-      <w:r>
-        <w:t>phpinfo</w:t>
-      </w:r>
-      <w:proofErr w:type="spellEnd"/>
-      <w:r>
-        <w:t>(</w:t>
-      </w:r>
-      <w:proofErr w:type="gramEnd"/>
-      <w:r>
-        <w:t>);</w:t>
-      </w:r>
-    </w:p>
-    <w:p>
-      <w:pPr>
-        <w:rPr>
-          <w:lang w:val="pl-PL"/>
-        </w:rPr>
-      </w:pPr>
-      <w:r>
-        <w:rPr>
-          <w:lang w:val="pl-PL"/>
-        </w:rPr>
-        <w:t>Otwórz terminal i nawiguj do katalogu projektu. Uruchom wbudowany serwer PHP komendą:</w:t>
-      </w:r>
-    </w:p>
-    <w:p>
-      <w:pPr>
-        <w:pStyle w:val="block-code"/>
-      </w:pPr>
-      <w:proofErr w:type="spellStart"/>
-      <w:r>
-        <w:t>php</w:t>
-      </w:r>
-      <w:proofErr w:type="spellEnd"/>
-      <w:r>
-        <w:t xml:space="preserve"> -S localhost:</w:t>
-      </w:r>
-      <w:r>
-        <w:rPr>
-          <w:highlight w:val="yellow"/>
-        </w:rPr>
-        <w:fldChar w:fldCharType="begin"/>
-      </w:r>
-      <w:r>
-        <w:rPr>
-          <w:highlight w:val="yellow"/>
-        </w:rPr>
-        <w:instrText xml:space="preserve"> DOCPROPERTY  "Numer albumu"  \* MERGEFORMAT </w:instrText>
-      </w:r>
-      <w:r>
-        <w:rPr>
-          <w:highlight w:val="yellow"/>
-        </w:rPr>
-        <w:fldChar w:fldCharType="separate"/>
-      </w:r>
-      <w:r>
-        <w:rPr>
-          <w:highlight w:val="yellow"/>
-        </w:rPr>
-        <w:t>57780</w:t>
-      </w:r>
-      <w:r>
-        <w:rPr>
-          <w:highlight w:val="yellow"/>
-        </w:rPr>
-        <w:fldChar w:fldCharType="end"/>
-      </w:r>
-    </w:p>
-    <w:p>
-      <w:pPr>
-        <w:pStyle w:val="Info"/>
-      </w:pPr>
-      <w:r>
-        <w:t xml:space="preserve">Upewnij się, że we właściwościach tego dokumentu zaktualizowano numer albumu. Dzięki temu powyżej zamiast 00000 pojawi się </w:t>
-      </w:r>
-      <w:fldSimple w:instr=" DOCPROPERTY  &quot;Numer albumu&quot;  \* MERGEFORMAT ">
-        <w:r>
-          <w:t>57780</w:t>
-        </w:r>
-      </w:fldSimple>
-      <w:r>
-        <w:t>. Użyjemy numeru albumu do wykorzystania jako numer portu, żeby zapewnić brak konfliktów pomiędzy uczestnikami laboratorium.</w:t>
-      </w:r>
-      <w:r>
-        <w:t xml:space="preserve"> Oczekiwany efekt:</w:t>
-      </w:r>
-    </w:p>
-    <w:p>
-      <w:pPr>
-        <w:pStyle w:val="Info"/>
-        <w:jc w:val="center"/>
-      </w:pPr>
-      <w:r>
-        <w:rPr>
-          <w:noProof/>
-        </w:rPr>
-        <w:drawing>
-          <wp:inline distT="0" distB="0" distL="0" distR="0" wp14:anchorId="6AD25DF2" wp14:editId="3839FA64">
-            <wp:extent cx="5124450" cy="610567"/>
-            <wp:effectExtent l="0" t="0" r="0" b="0"/>
-            <wp:docPr id="463105852" name="Obraz 1"/>
-            <wp:cNvGraphicFramePr>
-              <a:graphicFrameLocks xmlns:a="http://schemas.openxmlformats.org/drawingml/2006/main" noChangeAspect="1"/>
-            </wp:cNvGraphicFramePr>
-            <a:graphic xmlns:a="http://schemas.openxmlformats.org/drawingml/2006/main">
-              <a:graphicData uri="http://schemas.openxmlformats.org/drawingml/2006/picture">
-                <pic:pic xmlns:pic="http://schemas.openxmlformats.org/drawingml/2006/picture">
-                  <pic:nvPicPr>
-                    <pic:cNvPr id="463105852" name=""/>
-                    <pic:cNvPicPr/>
-                  </pic:nvPicPr>
-                  <pic:blipFill>
-                    <a:blip r:embed="rId20"/>
-                    <a:stretch>
-                      <a:fillRect/>
-                    </a:stretch>
-                  </pic:blipFill>
-                  <pic:spPr>
-                    <a:xfrm>
-                      <a:off x="0" y="0"/>
-                      <a:ext cx="5178412" cy="616996"/>
-                    </a:xfrm>
-                    <a:prstGeom prst="rect">
-                      <a:avLst/>
-                    </a:prstGeom>
-                  </pic:spPr>
-                </pic:pic>
-              </a:graphicData>
-            </a:graphic>
-          </wp:inline>
-        </w:drawing>
-      </w:r>
-    </w:p>
-    <w:p>
-      <w:pPr>
-        <w:rPr>
-          <w:lang w:val="pl-PL"/>
-        </w:rPr>
-      </w:pPr>
-      <w:r>
-        <w:rPr>
-          <w:lang w:val="pl-PL"/>
-        </w:rPr>
-        <w:t xml:space="preserve">Uruchom następnie przeglądarkę i nawiguj do </w:t>
-      </w:r>
-      <w:r>
-        <w:rPr>
-          <w:rStyle w:val="inline-code"/>
-        </w:rPr>
-        <w:t>http://localhost:</w:t>
-      </w:r>
-      <w:r>
-        <w:rPr>
-          <w:rStyle w:val="inline-code"/>
-        </w:rPr>
-        <w:fldChar w:fldCharType="begin"/>
-      </w:r>
-      <w:r>
-        <w:rPr>
-          <w:rStyle w:val="inline-code"/>
-        </w:rPr>
-        <w:instrText xml:space="preserve"> DOCPROPERTY  "Numer albumu"  \* MERGEFORMAT </w:instrText>
-      </w:r>
-      <w:r>
-        <w:rPr>
-          <w:rStyle w:val="inline-code"/>
-        </w:rPr>
-        <w:fldChar w:fldCharType="separate"/>
-      </w:r>
-      <w:r>
-        <w:rPr>
-          <w:rStyle w:val="inline-code"/>
-        </w:rPr>
-        <w:t>57780</w:t>
-      </w:r>
-      <w:r>
-        <w:rPr>
-          <w:rStyle w:val="inline-code"/>
-        </w:rPr>
-        <w:fldChar w:fldCharType="end"/>
-      </w:r>
-      <w:r>
-        <w:rPr>
-          <w:rStyle w:val="inline-code"/>
-        </w:rPr>
-        <w:t>/phpinfo.php</w:t>
-      </w:r>
-      <w:r>
-        <w:rPr>
-          <w:lang w:val="pl-PL"/>
-        </w:rPr>
-        <w:t>. Oczekiwany efekt:</w:t>
-      </w:r>
-    </w:p>
-    <w:p>
-      <w:pPr>
-        <w:jc w:val="center"/>
-        <w:rPr>
-          <w:lang w:val="pl-PL"/>
-        </w:rPr>
-      </w:pPr>
-      <w:r>
-        <w:rPr>
-          <w:noProof/>
-          <w:lang w:val="pl-PL"/>
-        </w:rPr>
-        <w:drawing>
-          <wp:inline distT="0" distB="0" distL="0" distR="0" wp14:anchorId="589D5A94" wp14:editId="5F929A0C">
-            <wp:extent cx="5038029" cy="2268220"/>
-            <wp:effectExtent l="0" t="0" r="0" b="0"/>
-            <wp:docPr id="1326832222" name="Obraz 1"/>
-            <wp:cNvGraphicFramePr>
-              <a:graphicFrameLocks xmlns:a="http://schemas.openxmlformats.org/drawingml/2006/main" noChangeAspect="1"/>
-            </wp:cNvGraphicFramePr>
-            <a:graphic xmlns:a="http://schemas.openxmlformats.org/drawingml/2006/main">
-              <a:graphicData uri="http://schemas.openxmlformats.org/drawingml/2006/picture">
-                <pic:pic xmlns:pic="http://schemas.openxmlformats.org/drawingml/2006/picture">
-                  <pic:nvPicPr>
-                    <pic:cNvPr id="1326832222" name=""/>
-                    <pic:cNvPicPr/>
-                  </pic:nvPicPr>
-                  <pic:blipFill>
-                    <a:blip r:embed="rId21"/>
-                    <a:stretch>
-                      <a:fillRect/>
-                    </a:stretch>
-                  </pic:blipFill>
-                  <pic:spPr>
-                    <a:xfrm>
-                      <a:off x="0" y="0"/>
-                      <a:ext cx="5047779" cy="2272610"/>
-                    </a:xfrm>
-                    <a:prstGeom prst="rect">
-                      <a:avLst/>
-                    </a:prstGeom>
-                  </pic:spPr>
-                </pic:pic>
-              </a:graphicData>
-            </a:graphic>
-          </wp:inline>
-        </w:drawing>
-      </w:r>
-    </w:p>
-    <w:p>
-      <w:pPr>
-        <w:pStyle w:val="Heading1"/>
-        <w:rPr>
-          <w:lang w:val="pl-PL"/>
-        </w:rPr>
-      </w:pPr>
-      <w:bookmarkStart w:id="11" w:name="_Toc227878987"/>
-      <w:r>
-        <w:rPr>
-          <w:lang w:val="pl-PL"/>
-        </w:rPr>
-        <w:t>XDEBUG</w:t>
-      </w:r>
-      <w:bookmarkEnd w:id="11"/>
-    </w:p>
-    <w:p>
-      <w:pPr>
-        <w:rPr>
-          <w:lang w:val="pl-PL"/>
-        </w:rPr>
-      </w:pPr>
-      <w:r>
-        <w:rPr>
-          <w:lang w:val="pl-PL"/>
-        </w:rPr>
-        <w:t xml:space="preserve">Wejdź na stronę </w:t>
-      </w:r>
-      <w:hyperlink r:id="rId22" w:history="1">
-        <w:r>
-          <w:rPr>
-            <w:rStyle w:val="Hyperlink"/>
-            <w:lang w:val="pl-PL"/>
-          </w:rPr>
-          <w:t>https://xdebug.org/</w:t>
-        </w:r>
-        <w:r>
-          <w:rPr>
-            <w:rStyle w:val="Hyperlink"/>
-            <w:lang w:val="pl-PL"/>
-          </w:rPr>
-          <w:t>w</w:t>
-        </w:r>
-        <w:r>
-          <w:rPr>
-            <w:rStyle w:val="Hyperlink"/>
-            <w:lang w:val="pl-PL"/>
-          </w:rPr>
-          <w:t>izard</w:t>
-        </w:r>
-      </w:hyperlink>
-      <w:r>
-        <w:rPr>
-          <w:lang w:val="pl-PL"/>
-        </w:rPr>
-        <w:t xml:space="preserve">. </w:t>
-      </w:r>
-      <w:r>
-        <w:rPr>
-          <w:lang w:val="pl-PL"/>
-        </w:rPr>
-        <w:t xml:space="preserve">Postępuj zgodnie z instrukcjami, </w:t>
-      </w:r>
-      <w:proofErr w:type="spellStart"/>
-      <w:r>
-        <w:rPr>
-          <w:lang w:val="pl-PL"/>
-        </w:rPr>
-        <w:t>tj</w:t>
-      </w:r>
-      <w:proofErr w:type="spellEnd"/>
-      <w:r>
-        <w:rPr>
-          <w:lang w:val="pl-PL"/>
-        </w:rPr>
-        <w:t>:</w:t>
-      </w:r>
-    </w:p>
-    <w:p>
-      <w:pPr>
-        <w:pStyle w:val="ListParagraph"/>
-        <w:numPr>
-          <w:ilvl w:val="0"/>
-          <w:numId w:val="14"/>
-        </w:numPr>
-        <w:rPr>
-          <w:lang w:val="pl-PL"/>
-        </w:rPr>
-      </w:pPr>
-      <w:r>
-        <w:rPr>
-          <w:lang w:val="pl-PL"/>
-        </w:rPr>
-        <w:t xml:space="preserve">skopiuj zawartość strony </w:t>
-      </w:r>
-      <w:r>
-        <w:rPr>
-          <w:rStyle w:val="inline-code"/>
-        </w:rPr>
-        <w:t>http://localhost:</w:t>
-      </w:r>
-      <w:r>
-        <w:rPr>
-          <w:rStyle w:val="inline-code"/>
-        </w:rPr>
-        <w:fldChar w:fldCharType="begin"/>
-      </w:r>
-      <w:r>
-        <w:rPr>
-          <w:rStyle w:val="inline-code"/>
-        </w:rPr>
-        <w:instrText xml:space="preserve"> DOCPROPERTY  "Numer albumu"  \* MERGEFORMAT </w:instrText>
-      </w:r>
-      <w:r>
-        <w:rPr>
-          <w:rStyle w:val="inline-code"/>
-        </w:rPr>
-        <w:fldChar w:fldCharType="separate"/>
-      </w:r>
-      <w:r>
-        <w:rPr>
-          <w:rStyle w:val="inline-code"/>
-        </w:rPr>
-        <w:t>57780</w:t>
-      </w:r>
-      <w:r>
-        <w:rPr>
-          <w:rStyle w:val="inline-code"/>
-        </w:rPr>
-        <w:fldChar w:fldCharType="end"/>
-      </w:r>
-      <w:r>
-        <w:rPr>
-          <w:rStyle w:val="inline-code"/>
-        </w:rPr>
-        <w:t>/</w:t>
-      </w:r>
-      <w:r>
-        <w:rPr>
-          <w:rStyle w:val="inline-code"/>
-        </w:rPr>
-        <w:t>phpinfo.php</w:t>
-      </w:r>
-      <w:r>
-        <w:rPr>
-          <w:lang w:val="pl-PL"/>
-        </w:rPr>
-        <w:t xml:space="preserve"> do okienka kreatora</w:t>
-      </w:r>
-    </w:p>
-    <w:p>
-      <w:pPr>
-        <w:pStyle w:val="ListParagraph"/>
-        <w:numPr>
-          <w:ilvl w:val="0"/>
-          <w:numId w:val="14"/>
-        </w:numPr>
-        <w:rPr>
-          <w:lang w:val="pl-PL"/>
-        </w:rPr>
-      </w:pPr>
-      <w:r>
-        <w:rPr>
-          <w:lang w:val="pl-PL"/>
-        </w:rPr>
-        <w:t>pobierz wskazany plik DLL do odpowiedniego katalogu</w:t>
-      </w:r>
-    </w:p>
-    <w:p>
-      <w:pPr>
-        <w:pStyle w:val="ListParagraph"/>
-        <w:numPr>
-          <w:ilvl w:val="0"/>
-          <w:numId w:val="14"/>
-        </w:numPr>
-        <w:rPr>
-          <w:lang w:val="pl-PL"/>
-        </w:rPr>
-      </w:pPr>
-      <w:r>
-        <w:rPr>
-          <w:lang w:val="pl-PL"/>
-        </w:rPr>
-        <w:t>zmodyfikuj zawartość php.ini ze wskazanej ścieżki</w:t>
-      </w:r>
-    </w:p>
-    <w:p>
-      <w:pPr>
-        <w:pStyle w:val="ListParagraph"/>
-        <w:numPr>
-          <w:ilvl w:val="0"/>
-          <w:numId w:val="14"/>
-        </w:numPr>
-      </w:pPr>
-      <w:proofErr w:type="spellStart"/>
-      <w:r>
-        <w:t>zrestartuj</w:t>
-      </w:r>
-      <w:proofErr w:type="spellEnd"/>
-      <w:r>
-        <w:t xml:space="preserve"> </w:t>
-      </w:r>
-      <w:proofErr w:type="spellStart"/>
-      <w:r>
-        <w:t>serwer</w:t>
-      </w:r>
-      <w:proofErr w:type="spellEnd"/>
-      <w:r>
-        <w:t xml:space="preserve"> WWW.</w:t>
-      </w:r>
-    </w:p>
-    <w:p>
-      <w:pPr>
-        <w:rPr>
-          <w:lang w:val="pl-PL"/>
-        </w:rPr>
-      </w:pPr>
-      <w:r>
-        <w:rPr>
-          <w:lang w:val="pl-PL"/>
-        </w:rPr>
-        <w:t>Przykładowe ustawienia do wpisania do php.ini:</w:t>
-      </w:r>
-    </w:p>
-    <w:p>
-      <w:pPr>
-        <w:pStyle w:val="block-code"/>
-        <w:rPr>
-          <w:sz w:val="16"/>
-          <w:szCs w:val="16"/>
-          <w:lang w:val="en-US"/>
-        </w:rPr>
-      </w:pPr>
-      <w:proofErr w:type="spellStart"/>
-      <w:r>
-        <w:rPr>
-          <w:sz w:val="16"/>
-          <w:szCs w:val="16"/>
-          <w:lang w:val="en-US"/>
-        </w:rPr>
-        <w:t>zend_extension</w:t>
-      </w:r>
-      <w:proofErr w:type="spellEnd"/>
-      <w:r>
-        <w:rPr>
-          <w:sz w:val="16"/>
-          <w:szCs w:val="16"/>
-          <w:lang w:val="en-US"/>
-        </w:rPr>
-        <w:t>=</w:t>
-      </w:r>
-      <w:proofErr w:type="spellStart"/>
-      <w:r>
-        <w:rPr>
-          <w:sz w:val="16"/>
-          <w:szCs w:val="16"/>
-          <w:lang w:val="en-US"/>
-        </w:rPr>
-        <w:t>xdebug</w:t>
-      </w:r>
-      <w:proofErr w:type="spellEnd"/>
-    </w:p>
-    <w:p>
-      <w:pPr>
-        <w:pStyle w:val="block-code"/>
-        <w:rPr>
-          <w:sz w:val="16"/>
-          <w:szCs w:val="16"/>
-          <w:lang w:val="en-US"/>
-        </w:rPr>
-      </w:pPr>
-      <w:proofErr w:type="spellStart"/>
-      <w:proofErr w:type="gramStart"/>
-      <w:r>
-        <w:rPr>
-          <w:sz w:val="16"/>
-          <w:szCs w:val="16"/>
-          <w:lang w:val="en-US"/>
-        </w:rPr>
-        <w:t>xdebug.mode</w:t>
-      </w:r>
-      <w:proofErr w:type="spellEnd"/>
-      <w:proofErr w:type="gramEnd"/>
-      <w:r>
-        <w:rPr>
-          <w:sz w:val="16"/>
-          <w:szCs w:val="16"/>
-          <w:lang w:val="en-US"/>
-        </w:rPr>
-        <w:t>=debug</w:t>
-      </w:r>
-    </w:p>
-    <w:p>
-      <w:pPr>
-        <w:pStyle w:val="block-code"/>
-        <w:rPr>
-          <w:sz w:val="16"/>
-          <w:szCs w:val="16"/>
-          <w:lang w:val="en-US"/>
-        </w:rPr>
-      </w:pPr>
-      <w:proofErr w:type="spellStart"/>
-      <w:proofErr w:type="gramStart"/>
-      <w:r>
-        <w:rPr>
-          <w:sz w:val="16"/>
-          <w:szCs w:val="16"/>
-          <w:lang w:val="en-US"/>
-        </w:rPr>
-        <w:t>xdebug.discover</w:t>
-      </w:r>
-      <w:proofErr w:type="gramEnd"/>
-      <w:r>
-        <w:rPr>
-          <w:sz w:val="16"/>
-          <w:szCs w:val="16"/>
-          <w:lang w:val="en-US"/>
-        </w:rPr>
-        <w:t>_client_host</w:t>
-      </w:r>
-      <w:proofErr w:type="spellEnd"/>
-      <w:r>
-        <w:rPr>
-          <w:sz w:val="16"/>
-          <w:szCs w:val="16"/>
-          <w:lang w:val="en-US"/>
-        </w:rPr>
-        <w:t>=1</w:t>
-      </w:r>
-    </w:p>
-    <w:p>
-      <w:pPr>
-        <w:pStyle w:val="block-code"/>
-        <w:rPr>
-          <w:sz w:val="16"/>
-          <w:szCs w:val="16"/>
-          <w:lang w:val="en-US"/>
-        </w:rPr>
-      </w:pPr>
-      <w:proofErr w:type="spellStart"/>
-      <w:proofErr w:type="gramStart"/>
-      <w:r>
-        <w:rPr>
-          <w:sz w:val="16"/>
-          <w:szCs w:val="16"/>
-          <w:lang w:val="en-US"/>
-        </w:rPr>
-        <w:lastRenderedPageBreak/>
-        <w:t>xdebug.client</w:t>
-      </w:r>
-      <w:proofErr w:type="gramEnd"/>
-      <w:r>
-        <w:rPr>
-          <w:sz w:val="16"/>
-          <w:szCs w:val="16"/>
-          <w:lang w:val="en-US"/>
-        </w:rPr>
-        <w:t>_port</w:t>
-      </w:r>
-      <w:proofErr w:type="spellEnd"/>
-      <w:r>
-        <w:rPr>
-          <w:sz w:val="16"/>
-          <w:szCs w:val="16"/>
-          <w:lang w:val="en-US"/>
-        </w:rPr>
-        <w:t>=</w:t>
-      </w:r>
-      <w:r>
-        <w:rPr>
-          <w:sz w:val="16"/>
-          <w:szCs w:val="16"/>
-          <w:highlight w:val="yellow"/>
-          <w:lang w:val="en-US"/>
-        </w:rPr>
-        <w:t>9123</w:t>
-      </w:r>
-    </w:p>
-    <w:p>
-      <w:pPr>
-        <w:rPr>
-          <w:lang w:val="pl-PL"/>
-        </w:rPr>
-      </w:pPr>
-      <w:r>
-        <w:rPr>
-          <w:b/>
-          <w:bCs/>
-          <w:lang w:val="pl-PL"/>
-        </w:rPr>
-        <w:t xml:space="preserve">Uwaga! </w:t>
-      </w:r>
-      <w:r>
-        <w:rPr>
-          <w:lang w:val="pl-PL"/>
-        </w:rPr>
-        <w:t xml:space="preserve">Wyróżniony powyżej port </w:t>
-      </w:r>
-      <w:r>
-        <w:rPr>
-          <w:highlight w:val="yellow"/>
-          <w:lang w:val="pl-PL"/>
-        </w:rPr>
-        <w:t>9123</w:t>
-      </w:r>
-      <w:r>
-        <w:rPr>
-          <w:lang w:val="pl-PL"/>
-        </w:rPr>
-        <w:t xml:space="preserve"> n</w:t>
-      </w:r>
-      <w:r>
-        <w:rPr>
-          <w:lang w:val="pl-PL"/>
-        </w:rPr>
-        <w:t>ależy zmienić na inny, losowy, unikalny.</w:t>
-      </w:r>
-      <w:r>
-        <w:rPr>
-          <w:lang w:val="pl-PL"/>
-        </w:rPr>
-        <w:t xml:space="preserve"> Port musi być unikalny, ponieważ wszyscy pracujemy na jednym serwerze</w:t>
-      </w:r>
-      <w:r>
-        <w:rPr>
-          <w:lang w:val="pl-PL"/>
-        </w:rPr>
-        <w:t xml:space="preserve">, na takim samym kodzie. W poprzednich edycjach kursu zdarzały się przypadki, że studenci </w:t>
-      </w:r>
-      <w:proofErr w:type="spellStart"/>
-      <w:r>
-        <w:rPr>
-          <w:lang w:val="pl-PL"/>
-        </w:rPr>
-        <w:t>debuggowali</w:t>
-      </w:r>
-      <w:proofErr w:type="spellEnd"/>
-      <w:r>
-        <w:rPr>
-          <w:lang w:val="pl-PL"/>
-        </w:rPr>
-        <w:t xml:space="preserve"> nie swoją aplikację </w:t>
-      </w:r>
-      <w:r>
-        <w:rPr>
-          <mc:AlternateContent>
-            <mc:Choice Requires="w16se"/>
-            <mc:Fallback>
-              <w:rFonts w:ascii="Segoe UI Emoji" w:eastAsia="Segoe UI Emoji" w:hAnsi="Segoe UI Emoji" w:cs="Segoe UI Emoji"/>
-            </mc:Fallback>
-          </mc:AlternateContent>
-          <w:lang w:val="pl-PL"/>
-        </w:rPr>
-        <mc:AlternateContent>
-          <mc:Choice Requires="w16se">
-            <w16se:symEx w16se:font="Segoe UI Emoji" w16se:char="1F60A"/>
-          </mc:Choice>
-          <mc:Fallback>
-            <w:t>😊</w:t>
-          </mc:Fallback>
-        </mc:AlternateContent>
-      </w:r>
-    </w:p>
-    <w:p>
-      <w:pPr>
-        <w:rPr>
-          <w:lang w:val="pl-PL"/>
-        </w:rPr>
-      </w:pPr>
-      <w:r>
-        <w:rPr>
-          <w:lang w:val="pl-PL"/>
-        </w:rPr>
-        <w:t>Na</w:t>
-      </w:r>
-      <w:r>
-        <w:rPr>
-          <w:lang w:val="pl-PL"/>
-        </w:rPr>
-        <w:t xml:space="preserve"> stronie PHP INFO powinien pojawić się wpis o XDEBUG:</w:t>
-      </w:r>
-    </w:p>
-    <w:p>
-      <w:pPr>
-        <w:rPr>
-          <w:lang w:val="pl-PL"/>
-        </w:rPr>
-      </w:pPr>
-      <w:r>
-        <w:rPr>
-          <w:noProof/>
-          <w:lang w:val="pl-PL"/>
-        </w:rPr>
-        <w:drawing>
-          <wp:inline distT="0" distB="0" distL="0" distR="0" wp14:anchorId="17D6540B" wp14:editId="76109620">
-            <wp:extent cx="6645910" cy="436245"/>
-            <wp:effectExtent l="0" t="0" r="2540" b="1905"/>
-            <wp:docPr id="1212459489" name="Obraz 1"/>
-            <wp:cNvGraphicFramePr>
-              <a:graphicFrameLocks xmlns:a="http://schemas.openxmlformats.org/drawingml/2006/main" noChangeAspect="1"/>
-            </wp:cNvGraphicFramePr>
-            <a:graphic xmlns:a="http://schemas.openxmlformats.org/drawingml/2006/main">
-              <a:graphicData uri="http://schemas.openxmlformats.org/drawingml/2006/picture">
-                <pic:pic xmlns:pic="http://schemas.openxmlformats.org/drawingml/2006/picture">
-                  <pic:nvPicPr>
-                    <pic:cNvPr id="1212459489" name=""/>
-                    <pic:cNvPicPr/>
-                  </pic:nvPicPr>
-                  <pic:blipFill>
-                    <a:blip r:embed="rId23"/>
-                    <a:stretch>
-                      <a:fillRect/>
-                    </a:stretch>
-                  </pic:blipFill>
-                  <pic:spPr>
-                    <a:xfrm>
-                      <a:off x="0" y="0"/>
-                      <a:ext cx="6645910" cy="436245"/>
-                    </a:xfrm>
-                    <a:prstGeom prst="rect">
-                      <a:avLst/>
-                    </a:prstGeom>
-                  </pic:spPr>
-                </pic:pic>
-              </a:graphicData>
-            </a:graphic>
-          </wp:inline>
-        </w:drawing>
-      </w:r>
-    </w:p>
-    <w:p>
-      <w:pPr>
-        <w:rPr>
-          <w:lang w:val="pl-PL"/>
-        </w:rPr>
-      </w:pPr>
-      <w:r>
-        <w:t xml:space="preserve">W </w:t>
-      </w:r>
-      <w:proofErr w:type="spellStart"/>
-      <w:r>
-        <w:t>PhpStorm</w:t>
-      </w:r>
-      <w:proofErr w:type="spellEnd"/>
-      <w:r>
-        <w:t xml:space="preserve"> </w:t>
-      </w:r>
-      <w:proofErr w:type="spellStart"/>
-      <w:r>
-        <w:t>kliknij</w:t>
-      </w:r>
-      <w:proofErr w:type="spellEnd"/>
-      <w:r>
-        <w:t xml:space="preserve"> File -&gt; Settings (Ctrl</w:t>
-      </w:r>
-      <w:r>
-        <w:t xml:space="preserve"> + Alt + S). </w:t>
-      </w:r>
-      <w:r>
-        <w:rPr>
-          <w:lang w:val="pl-PL"/>
-        </w:rPr>
-        <w:t xml:space="preserve">Wyszukaj </w:t>
-      </w:r>
-      <w:proofErr w:type="spellStart"/>
-      <w:r>
-        <w:rPr>
-          <w:lang w:val="pl-PL"/>
-        </w:rPr>
-        <w:t>xdebug</w:t>
-      </w:r>
-      <w:proofErr w:type="spellEnd"/>
-      <w:r>
-        <w:rPr>
-          <w:lang w:val="pl-PL"/>
-        </w:rPr>
-        <w:t>.</w:t>
-      </w:r>
-      <w:r>
-        <w:rPr>
-          <w:lang w:val="pl-PL"/>
-        </w:rPr>
-        <w:t xml:space="preserve"> Ustaw port z</w:t>
-      </w:r>
-      <w:r>
-        <w:rPr>
-          <w:lang w:val="pl-PL"/>
-        </w:rPr>
-        <w:t>godnie z powyżej wylosowanym:</w:t>
-      </w:r>
-    </w:p>
-    <w:p>
-      <w:pPr>
-        <w:jc w:val="center"/>
-        <w:rPr>
-          <w:lang w:val="pl-PL"/>
-        </w:rPr>
-      </w:pPr>
-      <w:r>
-        <w:rPr>
-          <w:noProof/>
-          <w:lang w:val="pl-PL"/>
-        </w:rPr>
-        <w:drawing>
-          <wp:inline distT="0" distB="0" distL="0" distR="0" wp14:anchorId="221E506C" wp14:editId="0000012D">
-            <wp:extent cx="5096586" cy="4420217"/>
-            <wp:effectExtent l="0" t="0" r="8890" b="0"/>
-            <wp:docPr id="664878568" name="Obraz 1"/>
-            <wp:cNvGraphicFramePr>
-              <a:graphicFrameLocks xmlns:a="http://schemas.openxmlformats.org/drawingml/2006/main" noChangeAspect="1"/>
-            </wp:cNvGraphicFramePr>
-            <a:graphic xmlns:a="http://schemas.openxmlformats.org/drawingml/2006/main">
-              <a:graphicData uri="http://schemas.openxmlformats.org/drawingml/2006/picture">
-                <pic:pic xmlns:pic="http://schemas.openxmlformats.org/drawingml/2006/picture">
-                  <pic:nvPicPr>
-                    <pic:cNvPr id="664878568" name=""/>
-                    <pic:cNvPicPr/>
-                  </pic:nvPicPr>
-                  <pic:blipFill>
-                    <a:blip r:embed="rId24"/>
-                    <a:stretch>
-                      <a:fillRect/>
-                    </a:stretch>
-                  </pic:blipFill>
-                  <pic:spPr>
-                    <a:xfrm>
-                      <a:off x="0" y="0"/>
-                      <a:ext cx="5096586" cy="4420217"/>
-                    </a:xfrm>
-                    <a:prstGeom prst="rect">
-                      <a:avLst/>
-                    </a:prstGeom>
-                  </pic:spPr>
-                </pic:pic>
-              </a:graphicData>
-            </a:graphic>
-          </wp:inline>
-        </w:drawing>
-      </w:r>
-    </w:p>
-    <w:p>
-      <w:pPr>
-        <w:rPr>
-          <w:lang w:val="pl-PL"/>
-        </w:rPr>
-      </w:pPr>
-      <w:r>
-        <w:rPr>
-          <w:lang w:val="pl-PL"/>
-        </w:rPr>
-        <w:t>Zatwierdź zmiany.</w:t>
-      </w:r>
-    </w:p>
-    <w:p>
-      <w:pPr>
-        <w:rPr>
-          <w:lang w:val="pl-PL"/>
-        </w:rPr>
-      </w:pPr>
-      <w:r>
-        <w:rPr>
-          <w:lang w:val="pl-PL"/>
-        </w:rPr>
-        <w:t xml:space="preserve">Otwórz plik </w:t>
-      </w:r>
-      <w:proofErr w:type="spellStart"/>
-      <w:r>
-        <w:rPr>
-          <w:lang w:val="pl-PL"/>
-        </w:rPr>
-        <w:t>phpinfo</w:t>
-      </w:r>
-      <w:r>
-        <w:rPr>
-          <w:lang w:val="pl-PL"/>
-        </w:rPr>
-        <w:t>.php</w:t>
-      </w:r>
-      <w:proofErr w:type="spellEnd"/>
-      <w:r>
-        <w:rPr>
-          <w:lang w:val="pl-PL"/>
-        </w:rPr>
-        <w:t xml:space="preserve"> proj</w:t>
-      </w:r>
-      <w:r>
-        <w:rPr>
-          <w:lang w:val="pl-PL"/>
-        </w:rPr>
-        <w:t>ektu i kliknij obok jednej z pierwszych instrukcji kodu, żeby utworzyć pułapkę (</w:t>
-      </w:r>
-      <w:proofErr w:type="spellStart"/>
-      <w:r>
-        <w:rPr>
-          <w:lang w:val="pl-PL"/>
-        </w:rPr>
-        <w:t>breakpoint</w:t>
-      </w:r>
-      <w:proofErr w:type="spellEnd"/>
-      <w:r>
-        <w:rPr>
-          <w:lang w:val="pl-PL"/>
-        </w:rPr>
-        <w:t>).</w:t>
-      </w:r>
-      <w:r>
-        <w:rPr>
-          <w:lang w:val="pl-PL"/>
-        </w:rPr>
-        <w:t xml:space="preserve"> W górnym pasku </w:t>
-      </w:r>
-      <w:proofErr w:type="spellStart"/>
-      <w:r>
-        <w:rPr>
-          <w:lang w:val="pl-PL"/>
-        </w:rPr>
-        <w:t>PhpStorm</w:t>
-      </w:r>
-      <w:proofErr w:type="spellEnd"/>
-      <w:r>
-        <w:rPr>
-          <w:lang w:val="pl-PL"/>
-        </w:rPr>
-        <w:t xml:space="preserve"> kliknij ikonkę </w:t>
-      </w:r>
-      <w:r>
-        <w:rPr>
-          <w:lang w:val="pl-PL"/>
-        </w:rPr>
-        <w:t>chrabąszcza</w:t>
-      </w:r>
-      <w:r>
-        <w:rPr>
-          <w:lang w:val="pl-PL"/>
-        </w:rPr>
-        <w:t xml:space="preserve"> (Start </w:t>
-      </w:r>
-      <w:proofErr w:type="spellStart"/>
-      <w:r>
-        <w:rPr>
-          <w:lang w:val="pl-PL"/>
-        </w:rPr>
-        <w:t>Listening</w:t>
-      </w:r>
-      <w:proofErr w:type="spellEnd"/>
-      <w:r>
-        <w:rPr>
-          <w:lang w:val="pl-PL"/>
-        </w:rPr>
-        <w:t xml:space="preserve"> (…)):</w:t>
-      </w:r>
-    </w:p>
-    <w:p>
-      <w:pPr>
-        <w:rPr>
-          <w:lang w:val="pl-PL"/>
-        </w:rPr>
-      </w:pPr>
-      <w:r>
-        <w:rPr>
-          <w:noProof/>
-          <w:lang w:val="pl-PL"/>
-        </w:rPr>
-        <w:drawing>
-          <wp:inline distT="0" distB="0" distL="0" distR="0" wp14:anchorId="5BEDADBE" wp14:editId="11FA309A">
-            <wp:extent cx="3375953" cy="800169"/>
-            <wp:effectExtent l="0" t="0" r="0" b="0"/>
-            <wp:docPr id="123309172" name="Obraz 1" descr="Obraz zawierający tekst, zrzut ekranu, Czcionka&#10;&#10;Zawartość wygenerowana przez AI może być niepoprawna."/>
-            <wp:cNvGraphicFramePr>
-              <a:graphicFrameLocks xmlns:a="http://schemas.openxmlformats.org/drawingml/2006/main" noChangeAspect="1"/>
-            </wp:cNvGraphicFramePr>
-            <a:graphic xmlns:a="http://schemas.openxmlformats.org/drawingml/2006/main">
-              <a:graphicData uri="http://schemas.openxmlformats.org/drawingml/2006/picture">
-                <pic:pic xmlns:pic="http://schemas.openxmlformats.org/drawingml/2006/picture">
-                  <pic:nvPicPr>
-                    <pic:cNvPr id="123309172" name="Obraz 1" descr="Obraz zawierający tekst, zrzut ekranu, Czcionka&#10;&#10;Zawartość wygenerowana przez AI może być niepoprawna."/>
-                    <pic:cNvPicPr/>
-                  </pic:nvPicPr>
-                  <pic:blipFill>
-                    <a:blip r:embed="rId25"/>
-                    <a:stretch>
-                      <a:fillRect/>
-                    </a:stretch>
-                  </pic:blipFill>
-                  <pic:spPr>
-                    <a:xfrm>
-                      <a:off x="0" y="0"/>
-                      <a:ext cx="3375953" cy="800169"/>
-                    </a:xfrm>
-                    <a:prstGeom prst="rect">
-                      <a:avLst/>
-                    </a:prstGeom>
-                  </pic:spPr>
-                </pic:pic>
-              </a:graphicData>
-            </a:graphic>
-          </wp:inline>
-        </w:drawing>
-      </w:r>
-    </w:p>
-    <w:p>
-      <w:pPr>
-        <w:rPr>
-          <w:lang w:val="pl-PL"/>
-        </w:rPr>
-      </w:pPr>
-      <w:r>
-        <w:rPr>
-          <w:lang w:val="pl-PL"/>
-        </w:rPr>
-        <w:t xml:space="preserve">Do Chrome dodaj rozszerzenie </w:t>
-      </w:r>
-      <w:proofErr w:type="spellStart"/>
-      <w:r>
-        <w:rPr>
-          <w:lang w:val="pl-PL"/>
-        </w:rPr>
-        <w:t>Xdebug</w:t>
-      </w:r>
-      <w:proofErr w:type="spellEnd"/>
-      <w:r>
-        <w:rPr>
-          <w:lang w:val="pl-PL"/>
-        </w:rPr>
-        <w:t xml:space="preserve"> </w:t>
-      </w:r>
-      <w:proofErr w:type="spellStart"/>
-      <w:r>
-        <w:rPr>
-          <w:lang w:val="pl-PL"/>
-        </w:rPr>
-        <w:t>Helper</w:t>
-      </w:r>
-      <w:proofErr w:type="spellEnd"/>
-      <w:r>
-        <w:rPr>
-          <w:lang w:val="pl-PL"/>
-        </w:rPr>
-        <w:t xml:space="preserve"> by </w:t>
-      </w:r>
-      <w:proofErr w:type="spellStart"/>
-      <w:r>
-        <w:rPr>
-          <w:lang w:val="pl-PL"/>
-        </w:rPr>
-        <w:t>JetBrains</w:t>
-      </w:r>
-      <w:proofErr w:type="spellEnd"/>
-      <w:r>
-        <w:rPr>
-          <w:lang w:val="pl-PL"/>
-        </w:rPr>
-        <w:t>:</w:t>
-      </w:r>
-    </w:p>
-    <w:p>
-      <w:pPr>
-        <w:rPr>
-          <w:lang w:val="pl-PL"/>
-        </w:rPr>
-      </w:pPr>
-      <w:r>
-        <w:rPr>
-          <w:noProof/>
-          <w:lang w:val="pl-PL"/>
-        </w:rPr>
-        <w:lastRenderedPageBreak/>
-        <w:drawing>
-          <wp:inline distT="0" distB="0" distL="0" distR="0" wp14:anchorId="14BBB2D8" wp14:editId="56AA98DF">
-            <wp:extent cx="5090601" cy="823031"/>
-            <wp:effectExtent l="0" t="0" r="0" b="0"/>
-            <wp:docPr id="206923195" name="Obraz 1" descr="Obraz zawierający Czcionka, tekst, logo&#10;&#10;Zawartość wygenerowana przez AI może być niepoprawna."/>
-            <wp:cNvGraphicFramePr>
-              <a:graphicFrameLocks xmlns:a="http://schemas.openxmlformats.org/drawingml/2006/main" noChangeAspect="1"/>
-            </wp:cNvGraphicFramePr>
-            <a:graphic xmlns:a="http://schemas.openxmlformats.org/drawingml/2006/main">
-              <a:graphicData uri="http://schemas.openxmlformats.org/drawingml/2006/picture">
-                <pic:pic xmlns:pic="http://schemas.openxmlformats.org/drawingml/2006/picture">
-                  <pic:nvPicPr>
-                    <pic:cNvPr id="206923195" name="Obraz 1" descr="Obraz zawierający Czcionka, tekst, logo&#10;&#10;Zawartość wygenerowana przez AI może być niepoprawna."/>
-                    <pic:cNvPicPr/>
-                  </pic:nvPicPr>
-                  <pic:blipFill>
-                    <a:blip r:embed="rId26"/>
-                    <a:stretch>
-                      <a:fillRect/>
-                    </a:stretch>
-                  </pic:blipFill>
-                  <pic:spPr>
-                    <a:xfrm>
-                      <a:off x="0" y="0"/>
-                      <a:ext cx="5090601" cy="823031"/>
-                    </a:xfrm>
-                    <a:prstGeom prst="rect">
-                      <a:avLst/>
-                    </a:prstGeom>
-                  </pic:spPr>
-                </pic:pic>
-              </a:graphicData>
-            </a:graphic>
-          </wp:inline>
-        </w:drawing>
-      </w:r>
-    </w:p>
-    <w:p>
-      <w:pPr>
-        <w:rPr>
-          <w:lang w:val="pl-PL"/>
-        </w:rPr>
-      </w:pPr>
-      <w:r>
-        <w:rPr>
-          <w:lang w:val="pl-PL"/>
-        </w:rPr>
-        <w:t xml:space="preserve">Po zainstalowaniu, wejdź ponownie na stronę </w:t>
-      </w:r>
-      <w:proofErr w:type="spellStart"/>
-      <w:r>
-        <w:rPr>
-          <w:lang w:val="pl-PL"/>
-        </w:rPr>
-        <w:t>frameworka</w:t>
-      </w:r>
-      <w:proofErr w:type="spellEnd"/>
-      <w:r>
-        <w:rPr>
-          <w:lang w:val="pl-PL"/>
-        </w:rPr>
-        <w:t xml:space="preserve">. Kliknij w ikonkę chrabąszcza i zaznacz </w:t>
-      </w:r>
-      <w:proofErr w:type="spellStart"/>
-      <w:r>
-        <w:rPr>
-          <w:b/>
-          <w:bCs/>
-          <w:lang w:val="pl-PL"/>
-        </w:rPr>
-        <w:t>Debug</w:t>
-      </w:r>
-      <w:proofErr w:type="spellEnd"/>
-      <w:r>
-        <w:rPr>
-          <w:lang w:val="pl-PL"/>
-        </w:rPr>
-        <w:t>:</w:t>
-      </w:r>
-    </w:p>
-    <w:p>
-      <w:pPr>
-        <w:rPr>
-          <w:lang w:val="pl-PL"/>
-        </w:rPr>
-      </w:pPr>
-      <w:r>
-        <w:rPr>
-          <w:noProof/>
-          <w:lang w:val="pl-PL"/>
-        </w:rPr>
-        <w:drawing>
-          <wp:inline distT="0" distB="0" distL="0" distR="0" wp14:anchorId="2BBA5C43" wp14:editId="6478690A">
-            <wp:extent cx="1661304" cy="2263336"/>
-            <wp:effectExtent l="0" t="0" r="0" b="3810"/>
-            <wp:docPr id="1442460588" name="Obraz 1" descr="Obraz zawierający tekst, zrzut ekranu, System operacyjny, Ikona komputerowa&#10;&#10;Zawartość wygenerowana przez AI może być niepoprawna."/>
-            <wp:cNvGraphicFramePr>
-              <a:graphicFrameLocks xmlns:a="http://schemas.openxmlformats.org/drawingml/2006/main" noChangeAspect="1"/>
-            </wp:cNvGraphicFramePr>
-            <a:graphic xmlns:a="http://schemas.openxmlformats.org/drawingml/2006/main">
-              <a:graphicData uri="http://schemas.openxmlformats.org/drawingml/2006/picture">
-                <pic:pic xmlns:pic="http://schemas.openxmlformats.org/drawingml/2006/picture">
-                  <pic:nvPicPr>
-                    <pic:cNvPr id="1442460588" name="Obraz 1" descr="Obraz zawierający tekst, zrzut ekranu, System operacyjny, Ikona komputerowa&#10;&#10;Zawartość wygenerowana przez AI może być niepoprawna."/>
-                    <pic:cNvPicPr/>
-                  </pic:nvPicPr>
-                  <pic:blipFill>
-                    <a:blip r:embed="rId27"/>
-                    <a:stretch>
-                      <a:fillRect/>
-                    </a:stretch>
-                  </pic:blipFill>
-                  <pic:spPr>
-                    <a:xfrm>
-                      <a:off x="0" y="0"/>
-                      <a:ext cx="1661304" cy="2263336"/>
-                    </a:xfrm>
-                    <a:prstGeom prst="rect">
-                      <a:avLst/>
-                    </a:prstGeom>
-                  </pic:spPr>
-                </pic:pic>
-              </a:graphicData>
-            </a:graphic>
-          </wp:inline>
-        </w:drawing>
-      </w:r>
-    </w:p>
-    <w:p>
-      <w:pPr>
-        <w:rPr>
-          <w:lang w:val="pl-PL"/>
-        </w:rPr>
-      </w:pPr>
-      <w:r>
-        <w:rPr>
-          <w:lang w:val="pl-PL"/>
-        </w:rPr>
-        <w:t xml:space="preserve">Odśwież stronę w przeglądarce. Wykonywanie powinno się zatrzymać, a </w:t>
-      </w:r>
-      <w:proofErr w:type="spellStart"/>
-      <w:r>
-        <w:rPr>
-          <w:lang w:val="pl-PL"/>
-        </w:rPr>
-        <w:t>PhpStorm</w:t>
-      </w:r>
-      <w:proofErr w:type="spellEnd"/>
-      <w:r>
-        <w:rPr>
-          <w:lang w:val="pl-PL"/>
-        </w:rPr>
-        <w:t xml:space="preserve"> powinien wyświetlić jednorazowo okno przychodzącego połączenia:</w:t>
-      </w:r>
-    </w:p>
-    <w:p>
-      <w:pPr>
-        <w:jc w:val="center"/>
-        <w:rPr>
-          <w:lang w:val="pl-PL"/>
-        </w:rPr>
-      </w:pPr>
-      <w:r>
-        <w:rPr>
-          <w:noProof/>
-          <w:lang w:val="pl-PL"/>
-        </w:rPr>
-        <w:drawing>
-          <wp:inline distT="0" distB="0" distL="0" distR="0" wp14:anchorId="2470D265" wp14:editId="28EE5CB6">
-            <wp:extent cx="3721100" cy="2414254"/>
-            <wp:effectExtent l="0" t="0" r="0" b="5715"/>
-            <wp:docPr id="1561810757" name="Obraz 1"/>
-            <wp:cNvGraphicFramePr>
-              <a:graphicFrameLocks xmlns:a="http://schemas.openxmlformats.org/drawingml/2006/main" noChangeAspect="1"/>
-            </wp:cNvGraphicFramePr>
-            <a:graphic xmlns:a="http://schemas.openxmlformats.org/drawingml/2006/main">
-              <a:graphicData uri="http://schemas.openxmlformats.org/drawingml/2006/picture">
-                <pic:pic xmlns:pic="http://schemas.openxmlformats.org/drawingml/2006/picture">
-                  <pic:nvPicPr>
-                    <pic:cNvPr id="1561810757" name=""/>
-                    <pic:cNvPicPr/>
-                  </pic:nvPicPr>
-                  <pic:blipFill>
-                    <a:blip r:embed="rId28"/>
-                    <a:stretch>
-                      <a:fillRect/>
-                    </a:stretch>
-                  </pic:blipFill>
-                  <pic:spPr>
-                    <a:xfrm>
-                      <a:off x="0" y="0"/>
-                      <a:ext cx="3729490" cy="2419698"/>
-                    </a:xfrm>
-                    <a:prstGeom prst="rect">
-                      <a:avLst/>
-                    </a:prstGeom>
-                  </pic:spPr>
-                </pic:pic>
-              </a:graphicData>
-            </a:graphic>
-          </wp:inline>
-        </w:drawing>
-      </w:r>
-    </w:p>
-    <w:p>
-      <w:pPr>
-        <w:rPr>
-          <w:lang w:val="pl-PL"/>
-        </w:rPr>
-      </w:pPr>
-      <w:r>
-        <w:rPr>
-          <w:lang w:val="pl-PL"/>
-        </w:rPr>
-        <w:t xml:space="preserve">Po zatwierdzeniu, </w:t>
-      </w:r>
-      <w:proofErr w:type="spellStart"/>
-      <w:r>
-        <w:rPr>
-          <w:lang w:val="pl-PL"/>
-        </w:rPr>
-        <w:t>PhpStorm</w:t>
-      </w:r>
-      <w:proofErr w:type="spellEnd"/>
-      <w:r>
-        <w:rPr>
-          <w:lang w:val="pl-PL"/>
-        </w:rPr>
-        <w:t xml:space="preserve"> zacznie wyświetlać informacje o stanie zmiennych w pamięci i umożliwi przejście przez aplikację krok po kroku (tzw. step-</w:t>
-      </w:r>
-      <w:proofErr w:type="spellStart"/>
-      <w:r>
-        <w:rPr>
-          <w:lang w:val="pl-PL"/>
-        </w:rPr>
-        <w:t>debugging</w:t>
-      </w:r>
-      <w:proofErr w:type="spellEnd"/>
-      <w:r>
-        <w:rPr>
-          <w:lang w:val="pl-PL"/>
-        </w:rPr>
-        <w:t>).</w:t>
-      </w:r>
-    </w:p>
-    <w:p>
-      <w:pPr>
-        <w:pStyle w:val="Heading1"/>
-        <w:rPr>
-          <w:lang w:val="pl-PL"/>
-        </w:rPr>
-      </w:pPr>
-      <w:bookmarkStart w:id="12" w:name="_Toc227878988"/>
-      <w:r>
-        <w:rPr>
-          <w:lang w:val="pl-PL"/>
-        </w:rPr>
-        <w:t>Zatrzymanie w pułapce</w:t>
-      </w:r>
-      <w:bookmarkEnd w:id="12"/>
-    </w:p>
-    <w:p>
-      <w:pPr>
-        <w:pStyle w:val="Zadanie"/>
-        <w:rPr>
-          <w:rStyle w:val="inline-code"/>
-        </w:rPr>
-      </w:pPr>
-      <w:r>
-        <w:t>Wstaw zrzut ekranu potwierd</w:t>
-      </w:r>
-      <w:r>
-        <w:t xml:space="preserve">zający skuteczne zatrzymanie aplikacji </w:t>
-      </w:r>
-      <w:r>
-        <w:t>na</w:t>
-      </w:r>
-      <w:r>
-        <w:t xml:space="preserve"> pułapce (</w:t>
-      </w:r>
-      <w:proofErr w:type="spellStart"/>
-      <w:r>
-        <w:t>breakpoint</w:t>
-      </w:r>
-      <w:proofErr w:type="spellEnd"/>
-      <w:r>
-        <w:t>) w IDE</w:t>
-      </w:r>
-      <w:r>
-        <w:t xml:space="preserve">. Linia z pułapką będzie miała zmienione tło, na dole ekranu pojawi się panel </w:t>
-      </w:r>
-      <w:proofErr w:type="spellStart"/>
-      <w:r>
-        <w:t>Debug</w:t>
-      </w:r>
-      <w:proofErr w:type="spellEnd"/>
-      <w:r>
-        <w:t xml:space="preserve">, na zakładce </w:t>
-      </w:r>
-      <w:proofErr w:type="spellStart"/>
-      <w:r>
-        <w:t>Threads</w:t>
-      </w:r>
-      <w:proofErr w:type="spellEnd"/>
-      <w:r>
-        <w:t xml:space="preserve"> &amp; </w:t>
-      </w:r>
-      <w:proofErr w:type="spellStart"/>
-      <w:r>
-        <w:t>Variables</w:t>
-      </w:r>
-      <w:proofErr w:type="spellEnd"/>
-      <w:r>
-        <w:t xml:space="preserve"> pojawi się lista zmiennych i ich wartości.</w:t>
-      </w:r>
-    </w:p>
-    <w:p>
-      <w:pPr>
-        <w:pStyle w:val="Zadanie"/>
-        <w:rPr>
-          <w:rStyle w:val="inline-code"/>
-        </w:rPr>
-      </w:pPr>
-    </w:p>
-    <w:p>
-      <w:pPr>
-        <w:pStyle w:val="Zadanie"/>
-        <w:jc w:val="center"/>
-        <w:rPr>
-          <w:rStyle w:val="inline-code"/>
-        </w:rPr>
-      </w:pPr>
-      <w:r>
-        <w:rPr>
-          <w:noProof/>
-        </w:rPr>
-        <w:lastRenderedPageBreak/>
-        <w:drawing>
-          <wp:inline distT="0" distB="0" distL="0" distR="0" wp14:anchorId="40025D5F" wp14:editId="35C4D191">
-            <wp:extent cx="900000" cy="900000"/>
-            <wp:effectExtent l="0" t="0" r="0" b="0"/>
-            <wp:docPr id="1383814894" name="Obraz 1383814894"/>
-            <wp:cNvGraphicFramePr>
-              <a:graphicFrameLocks xmlns:a="http://schemas.openxmlformats.org/drawingml/2006/main"/>
-            </wp:cNvGraphicFramePr>
-            <a:graphic xmlns:a="http://schemas.openxmlformats.org/drawingml/2006/main">
-              <a:graphicData uri="http://schemas.openxmlformats.org/drawingml/2006/picture">
-                <pic:pic xmlns:pic="http://schemas.openxmlformats.org/drawingml/2006/picture">
-                  <pic:nvPicPr>
-                    <pic:cNvPr id="0" name="Picture 1"/>
-                    <pic:cNvPicPr>
-                      <a:picLocks noChangeAspect="1" noChangeArrowheads="1"/>
-                    </pic:cNvPicPr>
-                  </pic:nvPicPr>
-                  <pic:blipFill>
-                    <a:blip r:embed="rId29">
-                      <a:extLst>
-                        <a:ext uri="{28A0092B-C50C-407E-A947-70E740481C1C}">
-                          <a14:useLocalDpi xmlns:a14="http://schemas.microsoft.com/office/drawing/2010/main" val="0"/>
-                        </a:ext>
-                      </a:extLst>
-                    </a:blip>
-                    <a:srcRect/>
-                    <a:stretch>
-                      <a:fillRect/>
-                    </a:stretch>
-                  </pic:blipFill>
-                  <pic:spPr bwMode="auto">
-                    <a:xfrm>
-                      <a:off x="0" y="0"/>
-                      <a:ext cx="900000" cy="900000"/>
-                    </a:xfrm>
-                    <a:prstGeom prst="rect">
-                      <a:avLst/>
-                    </a:prstGeom>
-                    <a:noFill/>
-                    <a:ln>
-                      <a:noFill/>
-                    </a:ln>
-                  </pic:spPr>
-                </pic:pic>
-              </a:graphicData>
-            </a:graphic>
-          </wp:inline>
-        </w:drawing>
-      </w:r>
-    </w:p>
-    <w:p>
-      <w:pPr>
-        <w:pStyle w:val="Zadanie"/>
-      </w:pPr>
     </w:p>
     <w:tbl>
       <w:tblPr>
@@ -5885,262 +3654,198 @@
           <w:lang w:val="pl-PL"/>
         </w:rPr>
       </w:pPr>
-      <w:bookmarkStart w:id="13" w:name="_Toc227878989"/>
-      <w:bookmarkStart w:id="14" w:name="_Toc146283472"/>
-      <w:r>
-        <w:rPr>
-          <w:lang w:val="pl-PL"/>
-        </w:rPr>
-        <w:t>Instalacja rozszerzenia PECL (</w:t>
-      </w:r>
-      <w:proofErr w:type="spellStart"/>
-      <w:r>
-        <w:rPr>
-          <w:lang w:val="pl-PL"/>
-        </w:rPr>
-        <w:t>yaml</w:t>
-      </w:r>
-      <w:proofErr w:type="spellEnd"/>
-      <w:r>
-        <w:rPr>
-          <w:lang w:val="pl-PL"/>
-        </w:rPr>
-        <w:t>)</w:t>
-      </w:r>
-      <w:bookmarkEnd w:id="13"/>
-    </w:p>
-    <w:p>
-      <w:pPr>
-        <w:rPr>
-          <w:lang w:val="pl-PL"/>
-        </w:rPr>
-      </w:pPr>
-      <w:r>
-        <w:rPr>
-          <w:lang w:val="pl-PL"/>
-        </w:rPr>
-        <w:t xml:space="preserve">Wejdź na stronę rozszerzenia </w:t>
-      </w:r>
-      <w:proofErr w:type="spellStart"/>
-      <w:r>
-        <w:rPr>
-          <w:lang w:val="pl-PL"/>
-        </w:rPr>
-        <w:t>yaml</w:t>
-      </w:r>
-      <w:proofErr w:type="spellEnd"/>
-      <w:r>
-        <w:rPr>
-          <w:lang w:val="pl-PL"/>
-        </w:rPr>
-        <w:t xml:space="preserve"> w witrynie PECL: </w:t>
-      </w:r>
-      <w:hyperlink r:id="rId30" w:history="1">
-        <w:r>
-          <w:rPr>
-            <w:rStyle w:val="Hyperlink"/>
-            <w:lang w:val="pl-PL"/>
-          </w:rPr>
-          <w:t>https://pecl.php.net/package/yaml</w:t>
-        </w:r>
-      </w:hyperlink>
+      <w:bookmarkStart w:id="10" w:name="_Toc227878986"/>
+      <w:r>
+        <w:rPr>
+          <w:lang w:val="pl-PL"/>
+        </w:rPr>
+        <w:t>Hello World (phpinfo)</w:t>
+      </w:r>
+      <w:bookmarkEnd w:id="10"/>
+    </w:p>
+    <w:p>
+      <w:pPr>
+        <w:rPr>
+          <w:lang w:val="pl-PL"/>
+        </w:rPr>
+      </w:pPr>
+      <w:r>
+        <w:rPr>
+          <w:lang w:val="pl-PL"/>
+        </w:rPr>
+        <w:t xml:space="preserve">Utwórz katalog projektu: </w:t>
+      </w:r>
+      <w:r>
+        <w:rPr>
+          <w:rStyle w:val="inline-code"/>
+        </w:rPr>
+        <w:fldChar w:fldCharType="begin"/>
+      </w:r>
+      <w:r>
+        <w:rPr>
+          <w:rStyle w:val="inline-code"/>
+        </w:rPr>
+        <w:instrText xml:space="preserve"> DOCPROPERTY  labdir  \* MERGEFORMAT </w:instrText>
+      </w:r>
+      <w:r>
+        <w:rPr>
+          <w:rStyle w:val="inline-code"/>
+        </w:rPr>
+        <w:fldChar w:fldCharType="separate"/>
+      </w:r>
+      <w:r>
+        <w:rPr>
+          <w:rStyle w:val="inline-code"/>
+        </w:rPr>
+        <w:t>I:\ptw\lab-f</w:t>
+      </w:r>
+      <w:r>
+        <w:rPr>
+          <w:rStyle w:val="inline-code"/>
+        </w:rPr>
+        <w:fldChar w:fldCharType="end"/>
+      </w:r>
+      <w:r>
+        <w:rPr>
+          <w:lang w:val="pl-PL"/>
+        </w:rPr>
+        <w:t xml:space="preserve">. Uruchom PhpStorm. Wybierz opcję Open… i wskaż nowoutworzony katalog </w:t>
+      </w:r>
+      <w:r>
+        <w:rPr>
+          <w:rStyle w:val="inline-code"/>
+        </w:rPr>
+        <w:fldChar w:fldCharType="begin"/>
+      </w:r>
+      <w:r>
+        <w:rPr>
+          <w:rStyle w:val="inline-code"/>
+        </w:rPr>
+        <w:instrText xml:space="preserve"> DOCPROPERTY  labdir  \* MERGEFORMAT </w:instrText>
+      </w:r>
+      <w:r>
+        <w:rPr>
+          <w:rStyle w:val="inline-code"/>
+        </w:rPr>
+        <w:fldChar w:fldCharType="separate"/>
+      </w:r>
+      <w:r>
+        <w:rPr>
+          <w:rStyle w:val="inline-code"/>
+        </w:rPr>
+        <w:t>I:\ptw\lab-f</w:t>
+      </w:r>
+      <w:r>
+        <w:rPr>
+          <w:rStyle w:val="inline-code"/>
+        </w:rPr>
+        <w:fldChar w:fldCharType="end"/>
+      </w:r>
       <w:r>
         <w:rPr>
           <w:lang w:val="pl-PL"/>
         </w:rPr>
         <w:t>.</w:t>
       </w:r>
-    </w:p>
-    <w:p>
-      <w:pPr>
-        <w:rPr>
-          <w:lang w:val="pl-PL"/>
-        </w:rPr>
-      </w:pPr>
-      <w:r>
-        <w:rPr>
-          <w:lang w:val="pl-PL"/>
-        </w:rPr>
-        <w:t xml:space="preserve">Wybierz najświeższą stabilną wersję (2.3.0) i przejdź do pobierana DLL. Wybierz wersję kompatybilną z pobranym PHP (wersja, TS/NTS, x64/x86). Pobierz i rozpakuj. Skopiuj plik </w:t>
-      </w:r>
-      <w:r>
-        <w:rPr>
-          <w:rStyle w:val="inline-code"/>
-        </w:rPr>
-        <w:t>php_yaml.dll</w:t>
-      </w:r>
-      <w:r>
-        <w:rPr>
-          <w:lang w:val="pl-PL"/>
-        </w:rPr>
-        <w:t xml:space="preserve"> do katalogu PHP jako </w:t>
-      </w:r>
-      <w:r>
-        <w:rPr>
-          <w:rStyle w:val="inline-code"/>
+      <w:r>
+        <w:rPr>
+          <w:lang w:val="pl-PL"/>
+        </w:rPr>
+        <w:t xml:space="preserve"> Utwórz plik phpinfo.php i ustaw go na zawartość:</w:t>
+      </w:r>
+    </w:p>
+    <w:p>
+      <w:pPr>
+        <w:pStyle w:val="block-code"/>
+      </w:pPr>
+      <w:r>
+        <w:t>&lt;?php phpinfo();</w:t>
+      </w:r>
+    </w:p>
+    <w:p>
+      <w:pPr>
+        <w:rPr>
+          <w:lang w:val="pl-PL"/>
+        </w:rPr>
+      </w:pPr>
+      <w:r>
+        <w:rPr>
+          <w:lang w:val="pl-PL"/>
+        </w:rPr>
+        <w:t>Otwórz terminal i nawiguj do katalogu projektu. Uruchom wbudowany serwer PHP komendą:</w:t>
+      </w:r>
+    </w:p>
+    <w:p>
+      <w:pPr>
+        <w:pStyle w:val="block-code"/>
+      </w:pPr>
+      <w:r>
+        <w:t>php -S localhost:</w:t>
+      </w:r>
+      <w:r>
+        <w:rPr>
+          <w:highlight w:val="yellow"/>
         </w:rPr>
         <w:fldChar w:fldCharType="begin"/>
       </w:r>
       <w:r>
         <w:rPr>
-          <w:rStyle w:val="inline-code"/>
-        </w:rPr>
-        <w:instrText xml:space="preserve"> DOCPROPERTY  phpdir  \* MERGEFORMAT </w:instrText>
-      </w:r>
-      <w:r>
-        <w:rPr>
-          <w:rStyle w:val="inline-code"/>
+          <w:highlight w:val="yellow"/>
+        </w:rPr>
+        <w:instrText xml:space="preserve"> DOCPROPERTY  "Numer albumu"  \* MERGEFORMAT </w:instrText>
+      </w:r>
+      <w:r>
+        <w:rPr>
+          <w:highlight w:val="yellow"/>
         </w:rPr>
         <w:fldChar w:fldCharType="separate"/>
       </w:r>
       <w:r>
         <w:rPr>
-          <w:rStyle w:val="inline-code"/>
-        </w:rPr>
-        <w:t>I:\php-8.5.5-Win32-vs17-x64</w:t>
-      </w:r>
-      <w:r>
-        <w:rPr>
-          <w:rStyle w:val="inline-code"/>
+          <w:highlight w:val="yellow"/>
+        </w:rPr>
+        <w:t>57780</w:t>
+      </w:r>
+      <w:r>
+        <w:rPr>
+          <w:highlight w:val="yellow"/>
         </w:rPr>
         <w:fldChar w:fldCharType="end"/>
       </w:r>
-      <w:r>
-        <w:rPr>
-          <w:rStyle w:val="inline-code"/>
-        </w:rPr>
-        <w:t>\ext\php_yaml.dll</w:t>
-      </w:r>
-      <w:r>
-        <w:rPr>
-          <w:lang w:val="pl-PL"/>
-        </w:rPr>
-        <w:t xml:space="preserve">. </w:t>
-      </w:r>
-    </w:p>
-    <w:p>
-      <w:pPr>
-        <w:rPr>
-          <w:lang w:val="pl-PL"/>
-        </w:rPr>
-      </w:pPr>
-      <w:r>
-        <w:rPr>
-          <w:lang w:val="pl-PL"/>
-        </w:rPr>
-        <w:t>Do pliku php.ini dodaj linijkę:</w:t>
-      </w:r>
-    </w:p>
-    <w:p>
-      <w:pPr>
-        <w:pStyle w:val="block-code"/>
-      </w:pPr>
-      <w:proofErr w:type="spellStart"/>
-      <w:r>
-        <w:t>extension</w:t>
-      </w:r>
-      <w:proofErr w:type="spellEnd"/>
-      <w:r>
-        <w:t>=</w:t>
-      </w:r>
-      <w:proofErr w:type="spellStart"/>
-      <w:r>
-        <w:t>yaml</w:t>
-      </w:r>
-      <w:proofErr w:type="spellEnd"/>
-    </w:p>
-    <w:p>
-      <w:pPr>
-        <w:rPr>
-          <w:lang w:val="pl-PL"/>
-        </w:rPr>
-      </w:pPr>
-      <w:r>
-        <w:rPr>
-          <w:lang w:val="pl-PL"/>
-        </w:rPr>
-        <w:t>Zrestartuj serwer PHP</w:t>
-      </w:r>
-      <w:r>
-        <w:rPr>
-          <w:lang w:val="pl-PL"/>
-        </w:rPr>
-        <w:t xml:space="preserve"> i wejdź </w:t>
-      </w:r>
-      <w:r>
-        <w:rPr>
-          <w:lang w:val="pl-PL"/>
-        </w:rPr>
-        <w:t>na stronę http://localhost:</w:t>
-      </w:r>
-      <w:r>
-        <w:rPr>
-          <w:lang w:val="pl-PL"/>
-        </w:rPr>
-        <w:fldChar w:fldCharType="begin"/>
-      </w:r>
-      <w:r>
-        <w:rPr>
-          <w:lang w:val="pl-PL"/>
-        </w:rPr>
-        <w:instrText xml:space="preserve"> DOCPROPERTY  "Numer albumu"  \* MERGEFORMAT </w:instrText>
-      </w:r>
-      <w:r>
-        <w:rPr>
-          <w:lang w:val="pl-PL"/>
-        </w:rPr>
-        <w:fldChar w:fldCharType="separate"/>
-      </w:r>
-      <w:r>
-        <w:rPr>
-          <w:lang w:val="pl-PL"/>
-        </w:rPr>
-        <w:t>57780</w:t>
-      </w:r>
-      <w:r>
-        <w:rPr>
-          <w:lang w:val="pl-PL"/>
-        </w:rPr>
-        <w:fldChar w:fldCharType="end"/>
-      </w:r>
-      <w:r>
-        <w:rPr>
-          <w:lang w:val="pl-PL"/>
-        </w:rPr>
-        <w:t xml:space="preserve">/phpinfo.php. W efekcie rozszerzenie </w:t>
-      </w:r>
-      <w:proofErr w:type="spellStart"/>
-      <w:r>
-        <w:rPr>
-          <w:lang w:val="pl-PL"/>
-        </w:rPr>
-        <w:t>yaml</w:t>
-      </w:r>
-      <w:proofErr w:type="spellEnd"/>
-      <w:r>
-        <w:rPr>
-          <w:lang w:val="pl-PL"/>
-        </w:rPr>
-        <w:t xml:space="preserve"> powinno być już dostępne:</w:t>
-      </w:r>
-    </w:p>
-    <w:p>
-      <w:pPr>
+    </w:p>
+    <w:p>
+      <w:pPr>
+        <w:pStyle w:val="Info"/>
+      </w:pPr>
+      <w:r>
+        <w:t xml:space="preserve">Upewnij się, że we właściwościach tego dokumentu zaktualizowano numer albumu. Dzięki temu powyżej zamiast 00000 pojawi się </w:t>
+      </w:r>
+      <w:fldSimple w:instr=" DOCPROPERTY  &quot;Numer albumu&quot;  \* MERGEFORMAT ">
+        <w:r>
+          <w:t>57780</w:t>
+        </w:r>
+      </w:fldSimple>
+      <w:r>
+        <w:t>. Użyjemy numeru albumu do wykorzystania jako numer portu, żeby zapewnić brak konfliktów pomiędzy uczestnikami laboratorium.</w:t>
+      </w:r>
+      <w:r>
+        <w:t xml:space="preserve"> Oczekiwany efekt:</w:t>
+      </w:r>
+    </w:p>
+    <w:p>
+      <w:pPr>
+        <w:pStyle w:val="Info"/>
         <w:jc w:val="center"/>
-        <w:rPr>
-          <w:lang w:val="pl-PL"/>
-        </w:rPr>
       </w:pPr>
       <w:r>
         <w:rPr>
           <w:noProof/>
-          <w:lang w:val="pl-PL"/>
         </w:rPr>
         <w:drawing>
-          <wp:inline distT="0" distB="0" distL="0" distR="0" wp14:anchorId="61E24844" wp14:editId="4316DC43">
-            <wp:extent cx="4089400" cy="1250342"/>
-            <wp:effectExtent l="0" t="0" r="6350" b="6985"/>
-            <wp:docPr id="1272851654" name="Obraz 1"/>
+          <wp:inline distT="0" distB="0" distL="0" distR="0" wp14:anchorId="6AD25DF2" wp14:editId="3839FA64">
+            <wp:extent cx="5124450" cy="610567"/>
+            <wp:effectExtent l="0" t="0" r="0" b="0"/>
+            <wp:docPr id="463105852" name="Obraz 1"/>
             <wp:cNvGraphicFramePr>
               <a:graphicFrameLocks xmlns:a="http://schemas.openxmlformats.org/drawingml/2006/main" noChangeAspect="1"/>
             </wp:cNvGraphicFramePr>
@@ -6148,11 +3853,11 @@
               <a:graphicData uri="http://schemas.openxmlformats.org/drawingml/2006/picture">
                 <pic:pic xmlns:pic="http://schemas.openxmlformats.org/drawingml/2006/picture">
                   <pic:nvPicPr>
-                    <pic:cNvPr id="1272851654" name=""/>
+                    <pic:cNvPr id="463105852" name=""/>
                     <pic:cNvPicPr/>
                   </pic:nvPicPr>
                   <pic:blipFill>
-                    <a:blip r:embed="rId31"/>
+                    <a:blip r:embed="rId20"/>
                     <a:stretch>
                       <a:fillRect/>
                     </a:stretch>
@@ -6160,7 +3865,7 @@
                   <pic:spPr>
                     <a:xfrm>
                       <a:off x="0" y="0"/>
-                      <a:ext cx="4103935" cy="1254786"/>
+                      <a:ext cx="5178412" cy="616996"/>
                     </a:xfrm>
                     <a:prstGeom prst="rect">
                       <a:avLst/>
@@ -6183,306 +3888,75 @@
         <w:rPr>
           <w:lang w:val="pl-PL"/>
         </w:rPr>
-        <w:t>Jeśli nie jest – spróbuj rozwiązać problem. Sprawdź logi serwera PHP.</w:t>
-      </w:r>
-    </w:p>
-    <w:p>
-      <w:pPr>
-        <w:rPr>
-          <w:lang w:val="pl-PL"/>
-        </w:rPr>
-      </w:pPr>
-      <w:r>
-        <w:rPr>
-          <w:lang w:val="pl-PL"/>
-        </w:rPr>
-        <w:t xml:space="preserve">Utwórz w projekcie plik </w:t>
-      </w:r>
-      <w:proofErr w:type="spellStart"/>
-      <w:r>
-        <w:rPr>
-          <w:lang w:val="pl-PL"/>
-        </w:rPr>
-        <w:t>yaml.php</w:t>
-      </w:r>
-      <w:proofErr w:type="spellEnd"/>
-      <w:r>
-        <w:rPr>
-          <w:lang w:val="pl-PL"/>
-        </w:rPr>
-        <w:t xml:space="preserve"> o następującej zawartości:</w:t>
-      </w:r>
-    </w:p>
-    <w:p>
-      <w:pPr>
-        <w:pStyle w:val="block-code"/>
-        <w:rPr>
-          <w:lang w:val="en-US"/>
-        </w:rPr>
-      </w:pPr>
-      <w:r>
-        <w:rPr>
-          <w:lang w:val="en-US"/>
-        </w:rPr>
-        <w:t>&lt;?</w:t>
-      </w:r>
-      <w:proofErr w:type="spellStart"/>
-      <w:r>
-        <w:rPr>
-          <w:lang w:val="en-US"/>
-        </w:rPr>
-        <w:t>php</w:t>
-      </w:r>
-      <w:proofErr w:type="spellEnd"/>
-      <w:r>
-        <w:rPr>
-          <w:lang w:val="en-US"/>
-        </w:rPr>
-        <w:t xml:space="preserve"> // I:\ptw\lab-f\yaml.php</w:t>
-      </w:r>
-    </w:p>
-    <w:p>
-      <w:pPr>
-        <w:pStyle w:val="block-code"/>
-        <w:rPr>
-          <w:lang w:val="en-US"/>
-        </w:rPr>
-      </w:pPr>
-    </w:p>
-    <w:p>
-      <w:pPr>
-        <w:pStyle w:val="block-code"/>
-        <w:rPr>
-          <w:lang w:val="en-US"/>
-        </w:rPr>
-      </w:pPr>
-      <w:r>
-        <w:rPr>
-          <w:lang w:val="en-US"/>
-        </w:rPr>
-        <w:t>$data = [</w:t>
-      </w:r>
-    </w:p>
-    <w:p>
-      <w:pPr>
-        <w:pStyle w:val="block-code"/>
-        <w:rPr>
-          <w:lang w:val="en-US"/>
-        </w:rPr>
-      </w:pPr>
-      <w:r>
-        <w:rPr>
-          <w:lang w:val="en-US"/>
-        </w:rPr>
-        <w:t xml:space="preserve">    'name' =&gt; 'Artur </w:t>
-      </w:r>
-      <w:proofErr w:type="spellStart"/>
-      <w:r>
-        <w:rPr>
-          <w:lang w:val="en-US"/>
-        </w:rPr>
-        <w:t>Karczmarczyk</w:t>
-      </w:r>
-      <w:proofErr w:type="spellEnd"/>
-      <w:r>
-        <w:rPr>
-          <w:lang w:val="en-US"/>
-        </w:rPr>
-        <w:t>',</w:t>
-      </w:r>
-    </w:p>
-    <w:p>
-      <w:pPr>
-        <w:pStyle w:val="block-code"/>
-        <w:rPr>
-          <w:lang w:val="en-US"/>
-        </w:rPr>
-      </w:pPr>
-      <w:r>
-        <w:rPr>
-          <w:lang w:val="en-US"/>
-        </w:rPr>
-        <w:t xml:space="preserve">    'index' =&gt; '3346',</w:t>
-      </w:r>
-    </w:p>
-    <w:p>
-      <w:pPr>
-        <w:pStyle w:val="block-code"/>
-        <w:rPr>
-          <w:lang w:val="en-US"/>
-        </w:rPr>
-      </w:pPr>
-      <w:r>
-        <w:rPr>
-          <w:lang w:val="en-US"/>
-        </w:rPr>
-        <w:t xml:space="preserve">    'date' =&gt; </w:t>
-      </w:r>
-      <w:proofErr w:type="gramStart"/>
-      <w:r>
-        <w:rPr>
-          <w:lang w:val="en-US"/>
-        </w:rPr>
-        <w:t>date(</w:t>
-      </w:r>
-      <w:proofErr w:type="gramEnd"/>
-      <w:r>
-        <w:rPr>
-          <w:lang w:val="en-US"/>
-        </w:rPr>
-        <w:t>DATE_ATOM),</w:t>
-      </w:r>
-    </w:p>
-    <w:p>
-      <w:pPr>
-        <w:pStyle w:val="block-code"/>
-        <w:rPr>
-          <w:lang w:val="en-US"/>
-        </w:rPr>
-      </w:pPr>
-      <w:r>
-        <w:rPr>
-          <w:lang w:val="en-US"/>
-        </w:rPr>
-        <w:t>];</w:t>
-      </w:r>
-    </w:p>
-    <w:p>
-      <w:pPr>
-        <w:pStyle w:val="block-code"/>
-        <w:rPr>
-          <w:lang w:val="en-US"/>
-        </w:rPr>
-      </w:pPr>
-    </w:p>
-    <w:p>
-      <w:pPr>
-        <w:pStyle w:val="block-code"/>
-        <w:rPr>
-          <w:lang w:val="en-US"/>
-        </w:rPr>
-      </w:pPr>
-      <w:r>
-        <w:rPr>
-          <w:lang w:val="en-US"/>
-        </w:rPr>
-        <w:t>$</w:t>
-      </w:r>
-      <w:proofErr w:type="spellStart"/>
-      <w:r>
-        <w:rPr>
-          <w:lang w:val="en-US"/>
-        </w:rPr>
-        <w:t>yaml</w:t>
-      </w:r>
-      <w:proofErr w:type="spellEnd"/>
-      <w:r>
-        <w:rPr>
-          <w:lang w:val="en-US"/>
-        </w:rPr>
-        <w:t xml:space="preserve"> = </w:t>
-      </w:r>
-      <w:proofErr w:type="spellStart"/>
-      <w:r>
-        <w:rPr>
-          <w:lang w:val="en-US"/>
-        </w:rPr>
-        <w:t>yaml_emit</w:t>
-      </w:r>
-      <w:proofErr w:type="spellEnd"/>
-      <w:r>
-        <w:rPr>
-          <w:lang w:val="en-US"/>
-        </w:rPr>
-        <w:t>($data);</w:t>
-      </w:r>
-    </w:p>
-    <w:p>
-      <w:pPr>
-        <w:pStyle w:val="block-code"/>
-        <w:rPr>
-          <w:lang w:val="en-US"/>
-        </w:rPr>
-      </w:pPr>
-    </w:p>
-    <w:p>
-      <w:pPr>
-        <w:pStyle w:val="block-code"/>
-      </w:pPr>
-      <w:r>
-        <w:t>echo $</w:t>
-      </w:r>
-      <w:proofErr w:type="spellStart"/>
-      <w:r>
-        <w:t>yaml</w:t>
-      </w:r>
-      <w:proofErr w:type="spellEnd"/>
-      <w:r>
-        <w:t>;</w:t>
-      </w:r>
-    </w:p>
-    <w:p>
-      <w:pPr>
-        <w:rPr>
-          <w:lang w:val="pl-PL"/>
-        </w:rPr>
-      </w:pPr>
-      <w:r>
-        <w:rPr>
-          <w:lang w:val="pl-PL"/>
-        </w:rPr>
-        <w:t>Następnie nawiguj terminalem do katalogu projektu i wykonaj polecenie:</w:t>
-      </w:r>
-    </w:p>
-    <w:p>
-      <w:pPr>
-        <w:pStyle w:val="block-code"/>
-      </w:pPr>
-      <w:proofErr w:type="spellStart"/>
-      <w:r>
-        <w:t>php</w:t>
-      </w:r>
-      <w:proofErr w:type="spellEnd"/>
-      <w:r>
-        <w:t xml:space="preserve"> </w:t>
-      </w:r>
-      <w:proofErr w:type="spellStart"/>
-      <w:r>
-        <w:t>yaml.php</w:t>
-      </w:r>
-      <w:proofErr w:type="spellEnd"/>
-    </w:p>
-    <w:p>
-      <w:pPr>
-        <w:rPr>
-          <w:lang w:val="pl-PL"/>
-        </w:rPr>
-      </w:pPr>
-      <w:r>
-        <w:rPr>
+        <w:t xml:space="preserve">Uruchom następnie przeglądarkę i nawiguj do </w:t>
+      </w:r>
+      <w:r>
+        <w:rPr>
+          <w:rStyle w:val="inline-code"/>
+        </w:rPr>
+        <w:t>http://localhost:</w:t>
+      </w:r>
+      <w:r>
+        <w:rPr>
+          <w:rStyle w:val="inline-code"/>
+        </w:rPr>
+        <w:fldChar w:fldCharType="begin"/>
+      </w:r>
+      <w:r>
+        <w:rPr>
+          <w:rStyle w:val="inline-code"/>
+        </w:rPr>
+        <w:instrText xml:space="preserve"> DOCPROPERTY  "Numer albumu"  \* MERGEFORMAT </w:instrText>
+      </w:r>
+      <w:r>
+        <w:rPr>
+          <w:rStyle w:val="inline-code"/>
+        </w:rPr>
+        <w:fldChar w:fldCharType="separate"/>
+      </w:r>
+      <w:r>
+        <w:rPr>
+          <w:rStyle w:val="inline-code"/>
+        </w:rPr>
+        <w:t>57780</w:t>
+      </w:r>
+      <w:r>
+        <w:rPr>
+          <w:rStyle w:val="inline-code"/>
+        </w:rPr>
+        <w:fldChar w:fldCharType="end"/>
+      </w:r>
+      <w:r>
+        <w:rPr>
+          <w:rStyle w:val="inline-code"/>
+        </w:rPr>
+        <w:t>/phpinfo.php</w:t>
+      </w:r>
+      <w:r>
+        <w:rPr>
+          <w:lang w:val="pl-PL"/>
+        </w:rPr>
+        <w:t>. Oczekiwany efekt:</w:t>
+      </w:r>
+    </w:p>
+    <w:p>
+      <w:pPr>
+        <w:jc w:val="center"/>
+        <w:rPr>
+          <w:lang w:val="pl-PL"/>
+        </w:rPr>
+      </w:pPr>
+      <w:r>
+        <w:rPr>
+          <w:noProof/>
           <w:lang w:val="pl-PL"/>
         </w:rPr>
         <w:lastRenderedPageBreak/>
-        <w:t>Efekt powinien być zbliżony o poniższego:</w:t>
-      </w:r>
-    </w:p>
-    <w:p>
-      <w:pPr>
-        <w:jc w:val="center"/>
-        <w:rPr>
-          <w:lang w:val="pl-PL"/>
-        </w:rPr>
-      </w:pPr>
-      <w:r>
-        <w:rPr>
-          <w:noProof/>
-          <w:lang w:val="pl-PL"/>
-        </w:rPr>
         <w:drawing>
-          <wp:inline distT="0" distB="0" distL="0" distR="0" wp14:anchorId="25B05D15" wp14:editId="2E78DFBF">
-            <wp:extent cx="2292350" cy="711419"/>
-            <wp:effectExtent l="19050" t="19050" r="12700" b="12700"/>
-            <wp:docPr id="1667239986" name="Obraz 1"/>
+          <wp:inline distT="0" distB="0" distL="0" distR="0" wp14:anchorId="589D5A94" wp14:editId="5F929A0C">
+            <wp:extent cx="5038029" cy="2268220"/>
+            <wp:effectExtent l="0" t="0" r="0" b="0"/>
+            <wp:docPr id="1326832222" name="Obraz 1"/>
             <wp:cNvGraphicFramePr>
               <a:graphicFrameLocks xmlns:a="http://schemas.openxmlformats.org/drawingml/2006/main" noChangeAspect="1"/>
             </wp:cNvGraphicFramePr>
@@ -6490,11 +3964,11 @@
               <a:graphicData uri="http://schemas.openxmlformats.org/drawingml/2006/picture">
                 <pic:pic xmlns:pic="http://schemas.openxmlformats.org/drawingml/2006/picture">
                   <pic:nvPicPr>
-                    <pic:cNvPr id="1667239986" name=""/>
+                    <pic:cNvPr id="1326832222" name=""/>
                     <pic:cNvPicPr/>
                   </pic:nvPicPr>
                   <pic:blipFill>
-                    <a:blip r:embed="rId32"/>
+                    <a:blip r:embed="rId21"/>
                     <a:stretch>
                       <a:fillRect/>
                     </a:stretch>
@@ -6502,16 +3976,11 @@
                   <pic:spPr>
                     <a:xfrm>
                       <a:off x="0" y="0"/>
-                      <a:ext cx="2308028" cy="716284"/>
+                      <a:ext cx="5047779" cy="2272610"/>
                     </a:xfrm>
                     <a:prstGeom prst="rect">
                       <a:avLst/>
                     </a:prstGeom>
-                    <a:ln>
-                      <a:solidFill>
-                        <a:schemeClr val="bg2"/>
-                      </a:solidFill>
-                    </a:ln>
                   </pic:spPr>
                 </pic:pic>
               </a:graphicData>
@@ -6522,134 +3991,395 @@
     </w:p>
     <w:p>
       <w:pPr>
-        <w:pStyle w:val="Zadanie"/>
-      </w:pPr>
-      <w:r>
-        <w:t>Wstaw zrzut ekranu uzyskany w wyniku wykonania w terminalu polecenia</w:t>
-      </w:r>
-    </w:p>
-    <w:p>
-      <w:pPr>
-        <w:pStyle w:val="Zadanie"/>
+        <w:pStyle w:val="Heading1"/>
+        <w:rPr>
+          <w:lang w:val="pl-PL"/>
+        </w:rPr>
+      </w:pPr>
+      <w:bookmarkStart w:id="11" w:name="_Toc227878987"/>
+      <w:r>
+        <w:rPr>
+          <w:lang w:val="pl-PL"/>
+        </w:rPr>
+        <w:t>XDEBUG</w:t>
+      </w:r>
+      <w:bookmarkEnd w:id="11"/>
+    </w:p>
+    <w:p>
+      <w:pPr>
+        <w:rPr>
+          <w:lang w:val="pl-PL"/>
+        </w:rPr>
+      </w:pPr>
+      <w:r>
+        <w:rPr>
+          <w:lang w:val="pl-PL"/>
+        </w:rPr>
+        <w:t xml:space="preserve">Wejdź na stronę </w:t>
+      </w:r>
+      <w:hyperlink r:id="rId22" w:history="1">
+        <w:r>
+          <w:rPr>
+            <w:rStyle w:val="Hyperlink"/>
+            <w:lang w:val="pl-PL"/>
+          </w:rPr>
+          <w:t>https://xdebug.org/wizard</w:t>
+        </w:r>
+      </w:hyperlink>
+      <w:r>
+        <w:rPr>
+          <w:lang w:val="pl-PL"/>
+        </w:rPr>
+        <w:t xml:space="preserve">. </w:t>
+      </w:r>
+      <w:r>
+        <w:rPr>
+          <w:lang w:val="pl-PL"/>
+        </w:rPr>
+        <w:t>Postępuj zgodnie z instrukcjami, tj:</w:t>
+      </w:r>
+    </w:p>
+    <w:p>
+      <w:pPr>
+        <w:pStyle w:val="ListParagraph"/>
+        <w:numPr>
+          <w:ilvl w:val="0"/>
+          <w:numId w:val="14"/>
+        </w:numPr>
+        <w:rPr>
+          <w:lang w:val="pl-PL"/>
+        </w:rPr>
+      </w:pPr>
+      <w:r>
+        <w:rPr>
+          <w:lang w:val="pl-PL"/>
+        </w:rPr>
+        <w:t xml:space="preserve">skopiuj zawartość strony </w:t>
+      </w:r>
+      <w:r>
         <w:rPr>
           <w:rStyle w:val="inline-code"/>
+        </w:rPr>
+        <w:t>http://localhost:</w:t>
+      </w:r>
+      <w:r>
+        <w:rPr>
+          <w:rStyle w:val="inline-code"/>
+        </w:rPr>
+        <w:fldChar w:fldCharType="begin"/>
+      </w:r>
+      <w:r>
+        <w:rPr>
+          <w:rStyle w:val="inline-code"/>
+        </w:rPr>
+        <w:instrText xml:space="preserve"> DOCPROPERTY  "Numer albumu"  \* MERGEFORMAT </w:instrText>
+      </w:r>
+      <w:r>
+        <w:rPr>
+          <w:rStyle w:val="inline-code"/>
+        </w:rPr>
+        <w:fldChar w:fldCharType="separate"/>
+      </w:r>
+      <w:r>
+        <w:rPr>
+          <w:rStyle w:val="inline-code"/>
+        </w:rPr>
+        <w:t>57780</w:t>
+      </w:r>
+      <w:r>
+        <w:rPr>
+          <w:rStyle w:val="inline-code"/>
+        </w:rPr>
+        <w:fldChar w:fldCharType="end"/>
+      </w:r>
+      <w:r>
+        <w:rPr>
+          <w:rStyle w:val="inline-code"/>
+        </w:rPr>
+        <w:t>/</w:t>
+      </w:r>
+      <w:r>
+        <w:rPr>
+          <w:rStyle w:val="inline-code"/>
+        </w:rPr>
+        <w:t>phpinfo.php</w:t>
+      </w:r>
+      <w:r>
+        <w:rPr>
+          <w:lang w:val="pl-PL"/>
+        </w:rPr>
+        <w:t xml:space="preserve"> do okienka kreatora</w:t>
+      </w:r>
+    </w:p>
+    <w:p>
+      <w:pPr>
+        <w:pStyle w:val="ListParagraph"/>
+        <w:numPr>
+          <w:ilvl w:val="0"/>
+          <w:numId w:val="14"/>
+        </w:numPr>
+        <w:rPr>
+          <w:lang w:val="pl-PL"/>
+        </w:rPr>
+      </w:pPr>
+      <w:r>
+        <w:rPr>
+          <w:lang w:val="pl-PL"/>
+        </w:rPr>
+        <w:t>pobierz wskazany plik DLL do odpowiedniego katalogu</w:t>
+      </w:r>
+    </w:p>
+    <w:p>
+      <w:pPr>
+        <w:pStyle w:val="ListParagraph"/>
+        <w:numPr>
+          <w:ilvl w:val="0"/>
+          <w:numId w:val="14"/>
+        </w:numPr>
+        <w:rPr>
+          <w:lang w:val="pl-PL"/>
+        </w:rPr>
+      </w:pPr>
+      <w:r>
+        <w:rPr>
+          <w:lang w:val="pl-PL"/>
+        </w:rPr>
+        <w:t>zmodyfikuj zawartość php.ini ze wskazanej ścieżki</w:t>
+      </w:r>
+    </w:p>
+    <w:p>
+      <w:pPr>
+        <w:pStyle w:val="ListParagraph"/>
+        <w:numPr>
+          <w:ilvl w:val="0"/>
+          <w:numId w:val="14"/>
+        </w:numPr>
+      </w:pPr>
+      <w:r>
+        <w:t>zrestartuj serwer WWW.</w:t>
+      </w:r>
+    </w:p>
+    <w:p>
+      <w:pPr>
+        <w:rPr>
+          <w:lang w:val="pl-PL"/>
+        </w:rPr>
+      </w:pPr>
+      <w:r>
+        <w:rPr>
+          <w:lang w:val="pl-PL"/>
+        </w:rPr>
+        <w:t>Przykładowe ustawienia do wpisania do php.ini:</w:t>
+      </w:r>
+    </w:p>
+    <w:p>
+      <w:pPr>
+        <w:pStyle w:val="block-code"/>
+        <w:rPr>
+          <w:sz w:val="16"/>
+          <w:szCs w:val="16"/>
           <w:lang w:val="en-US"/>
         </w:rPr>
       </w:pPr>
       <w:r>
-        <w:t xml:space="preserve"> </w:t>
-      </w:r>
-      <w:proofErr w:type="spellStart"/>
-      <w:r>
-        <w:rPr>
-          <w:rStyle w:val="inline-code"/>
+        <w:rPr>
+          <w:sz w:val="16"/>
+          <w:szCs w:val="16"/>
           <w:lang w:val="en-US"/>
         </w:rPr>
-        <w:t>php</w:t>
-      </w:r>
-      <w:proofErr w:type="spellEnd"/>
-      <w:r>
-        <w:rPr>
-          <w:rStyle w:val="inline-code"/>
+        <w:t>zend_extension=xdebug</w:t>
+      </w:r>
+    </w:p>
+    <w:p>
+      <w:pPr>
+        <w:pStyle w:val="block-code"/>
+        <w:rPr>
+          <w:sz w:val="16"/>
+          <w:szCs w:val="16"/>
           <w:lang w:val="en-US"/>
         </w:rPr>
-        <w:t xml:space="preserve"> -</w:t>
-      </w:r>
-      <w:proofErr w:type="spellStart"/>
-      <w:r>
-        <w:rPr>
-          <w:rStyle w:val="inline-code"/>
+      </w:pPr>
+      <w:r>
+        <w:rPr>
+          <w:sz w:val="16"/>
+          <w:szCs w:val="16"/>
           <w:lang w:val="en-US"/>
         </w:rPr>
-        <w:t>i</w:t>
-      </w:r>
-      <w:proofErr w:type="spellEnd"/>
-      <w:r>
-        <w:rPr>
-          <w:rStyle w:val="inline-code"/>
+        <w:t>xdebug.mode=debug</w:t>
+      </w:r>
+    </w:p>
+    <w:p>
+      <w:pPr>
+        <w:pStyle w:val="block-code"/>
+        <w:rPr>
+          <w:sz w:val="16"/>
+          <w:szCs w:val="16"/>
           <w:lang w:val="en-US"/>
         </w:rPr>
-        <w:t xml:space="preserve"> | Select-String -Pattern </w:t>
-      </w:r>
-      <w:proofErr w:type="spellStart"/>
-      <w:r>
-        <w:rPr>
-          <w:rStyle w:val="inline-code"/>
+      </w:pPr>
+      <w:r>
+        <w:rPr>
+          <w:sz w:val="16"/>
+          <w:szCs w:val="16"/>
           <w:lang w:val="en-US"/>
         </w:rPr>
-        <w:t>yaml</w:t>
-      </w:r>
-      <w:proofErr w:type="spellEnd"/>
-      <w:r>
-        <w:rPr>
-          <w:lang w:val="en-US"/>
-        </w:rPr>
-        <w:t>:</w:t>
-      </w:r>
-    </w:p>
-    <w:p>
-      <w:pPr>
-        <w:pStyle w:val="Zadanie"/>
-        <w:rPr>
-          <w:rStyle w:val="inline-code"/>
-          <w:lang w:val="en-US"/>
-        </w:rPr>
-      </w:pPr>
-    </w:p>
-    <w:p>
-      <w:pPr>
-        <w:pStyle w:val="Zadanie"/>
-        <w:jc w:val="center"/>
-        <w:rPr>
-          <w:rStyle w:val="inline-code"/>
+        <w:t>xdebug.discover_client_host=1</w:t>
+      </w:r>
+    </w:p>
+    <w:p>
+      <w:pPr>
+        <w:pStyle w:val="block-code"/>
+        <w:rPr>
+          <w:sz w:val="16"/>
+          <w:szCs w:val="16"/>
+        </w:rPr>
+      </w:pPr>
+      <w:r>
+        <w:rPr>
+          <w:sz w:val="16"/>
+          <w:szCs w:val="16"/>
+        </w:rPr>
+        <w:t>xdebug.client_port=</w:t>
+      </w:r>
+      <w:r>
+        <w:rPr>
+          <w:sz w:val="16"/>
+          <w:szCs w:val="16"/>
+          <w:highlight w:val="yellow"/>
+        </w:rPr>
+        <w:t>9123</w:t>
+      </w:r>
+    </w:p>
+    <w:p>
+      <w:pPr>
+        <w:rPr>
+          <w:lang w:val="pl-PL"/>
+        </w:rPr>
+      </w:pPr>
+      <w:r>
+        <w:rPr>
+          <w:b/>
+          <w:bCs/>
+          <w:lang w:val="pl-PL"/>
+        </w:rPr>
+        <w:t xml:space="preserve">Uwaga! </w:t>
+      </w:r>
+      <w:r>
+        <w:rPr>
+          <w:lang w:val="pl-PL"/>
+        </w:rPr>
+        <w:t xml:space="preserve">Wyróżniony powyżej port </w:t>
+      </w:r>
+      <w:r>
+        <w:rPr>
+          <w:highlight w:val="yellow"/>
+          <w:lang w:val="pl-PL"/>
+        </w:rPr>
+        <w:t>9123</w:t>
+      </w:r>
+      <w:r>
+        <w:rPr>
+          <w:lang w:val="pl-PL"/>
+        </w:rPr>
+        <w:t xml:space="preserve"> n</w:t>
+      </w:r>
+      <w:r>
+        <w:rPr>
+          <w:lang w:val="pl-PL"/>
+        </w:rPr>
+        <w:t>ależy zmienić na inny, losowy, unikalny.</w:t>
+      </w:r>
+      <w:r>
+        <w:rPr>
+          <w:lang w:val="pl-PL"/>
+        </w:rPr>
+        <w:t xml:space="preserve"> Port musi być unikalny, ponieważ wszyscy pracujemy na jednym serwerze</w:t>
+      </w:r>
+      <w:r>
+        <w:rPr>
+          <w:lang w:val="pl-PL"/>
+        </w:rPr>
+        <w:t xml:space="preserve">, na takim samym kodzie. W poprzednich edycjach kursu zdarzały się przypadki, że studenci debuggowali nie swoją aplikację </w:t>
+      </w:r>
+      <w:r>
+        <w:rPr>
+          <mc:AlternateContent>
+            <mc:Choice Requires="w16se"/>
+            <mc:Fallback>
+              <w:rFonts w:ascii="Segoe UI Emoji" w:eastAsia="Segoe UI Emoji" w:hAnsi="Segoe UI Emoji" w:cs="Segoe UI Emoji"/>
+            </mc:Fallback>
+          </mc:AlternateContent>
+          <w:lang w:val="pl-PL"/>
+        </w:rPr>
+        <mc:AlternateContent>
+          <mc:Choice Requires="w16se">
+            <w16se:symEx w16se:font="Segoe UI Emoji" w16se:char="1F60A"/>
+          </mc:Choice>
+          <mc:Fallback>
+            <w:t>😊</w:t>
+          </mc:Fallback>
+        </mc:AlternateContent>
+      </w:r>
+    </w:p>
+    <w:p>
+      <w:pPr>
+        <w:rPr>
+          <w:lang w:val="pl-PL"/>
+        </w:rPr>
+      </w:pPr>
+      <w:r>
+        <w:rPr>
+          <w:lang w:val="pl-PL"/>
+        </w:rPr>
+        <w:t>Na</w:t>
+      </w:r>
+      <w:r>
+        <w:rPr>
+          <w:lang w:val="pl-PL"/>
+        </w:rPr>
+        <w:t xml:space="preserve"> stronie PHP INFO powinien pojawić się wpis o XDEBUG:</w:t>
+      </w:r>
+    </w:p>
+    <w:p>
+      <w:pPr>
+        <w:rPr>
+          <w:lang w:val="pl-PL"/>
         </w:rPr>
       </w:pPr>
       <w:r>
         <w:rPr>
           <w:noProof/>
+          <w:lang w:val="pl-PL"/>
         </w:rPr>
         <w:drawing>
-          <wp:inline distT="0" distB="0" distL="0" distR="0" wp14:anchorId="7564F2A2" wp14:editId="3CBD1CAD">
-            <wp:extent cx="900000" cy="900000"/>
-            <wp:effectExtent l="0" t="0" r="0" b="0"/>
-            <wp:docPr id="88660552" name="Obraz 88660552"/>
+          <wp:inline distT="0" distB="0" distL="0" distR="0" wp14:anchorId="17D6540B" wp14:editId="76109620">
+            <wp:extent cx="6645910" cy="436245"/>
+            <wp:effectExtent l="0" t="0" r="2540" b="1905"/>
+            <wp:docPr id="1212459489" name="Obraz 1"/>
             <wp:cNvGraphicFramePr>
-              <a:graphicFrameLocks xmlns:a="http://schemas.openxmlformats.org/drawingml/2006/main"/>
+              <a:graphicFrameLocks xmlns:a="http://schemas.openxmlformats.org/drawingml/2006/main" noChangeAspect="1"/>
             </wp:cNvGraphicFramePr>
             <a:graphic xmlns:a="http://schemas.openxmlformats.org/drawingml/2006/main">
               <a:graphicData uri="http://schemas.openxmlformats.org/drawingml/2006/picture">
                 <pic:pic xmlns:pic="http://schemas.openxmlformats.org/drawingml/2006/picture">
                   <pic:nvPicPr>
-                    <pic:cNvPr id="0" name="Picture 1"/>
-                    <pic:cNvPicPr>
-                      <a:picLocks noChangeAspect="1" noChangeArrowheads="1"/>
-                    </pic:cNvPicPr>
+                    <pic:cNvPr id="1212459489" name=""/>
+                    <pic:cNvPicPr/>
                   </pic:nvPicPr>
                   <pic:blipFill>
-                    <a:blip r:embed="rId29">
-                      <a:extLst>
-                        <a:ext uri="{28A0092B-C50C-407E-A947-70E740481C1C}">
-                          <a14:useLocalDpi xmlns:a14="http://schemas.microsoft.com/office/drawing/2010/main" val="0"/>
-                        </a:ext>
-                      </a:extLst>
-                    </a:blip>
-                    <a:srcRect/>
+                    <a:blip r:embed="rId23"/>
                     <a:stretch>
                       <a:fillRect/>
                     </a:stretch>
                   </pic:blipFill>
-                  <pic:spPr bwMode="auto">
+                  <pic:spPr>
                     <a:xfrm>
                       <a:off x="0" y="0"/>
-                      <a:ext cx="900000" cy="900000"/>
+                      <a:ext cx="6645910" cy="436245"/>
                     </a:xfrm>
                     <a:prstGeom prst="rect">
                       <a:avLst/>
                     </a:prstGeom>
-                    <a:noFill/>
-                    <a:ln>
-                      <a:noFill/>
-                    </a:ln>
                   </pic:spPr>
                 </pic:pic>
               </a:graphicData>
@@ -6660,102 +4390,558 @@
     </w:p>
     <w:p>
       <w:pPr>
-        <w:pStyle w:val="Zadanie"/>
+        <w:rPr>
+          <w:lang w:val="pl-PL"/>
+        </w:rPr>
+      </w:pPr>
+      <w:r>
+        <w:t>W PhpStorm kliknij File -&gt; Settings (Ctrl</w:t>
+      </w:r>
+      <w:r>
+        <w:t xml:space="preserve"> + Alt + S). </w:t>
+      </w:r>
+      <w:r>
+        <w:rPr>
+          <w:lang w:val="pl-PL"/>
+        </w:rPr>
+        <w:t>Wyszukaj xdebug.</w:t>
+      </w:r>
+      <w:r>
+        <w:rPr>
+          <w:lang w:val="pl-PL"/>
+        </w:rPr>
+        <w:t xml:space="preserve"> Ustaw port z</w:t>
+      </w:r>
+      <w:r>
+        <w:rPr>
+          <w:lang w:val="pl-PL"/>
+        </w:rPr>
+        <w:t>godnie z powyżej wylosowanym:</w:t>
+      </w:r>
+    </w:p>
+    <w:p>
+      <w:pPr>
         <w:jc w:val="center"/>
         <w:rPr>
-          <w:rStyle w:val="inline-code"/>
-        </w:rPr>
-      </w:pPr>
-    </w:p>
-    <w:p>
-      <w:pPr>
-        <w:pStyle w:val="Zadanie"/>
-      </w:pPr>
-      <w:r>
-        <w:t xml:space="preserve">Wstaw zrzut ekranu uzyskany w wyniku wykonania w terminalu polecenia </w:t>
-      </w:r>
-      <w:proofErr w:type="spellStart"/>
-      <w:r>
-        <w:rPr>
-          <w:rStyle w:val="inline-code"/>
-        </w:rPr>
-        <w:t>php</w:t>
-      </w:r>
-      <w:proofErr w:type="spellEnd"/>
-      <w:r>
-        <w:rPr>
-          <w:rStyle w:val="inline-code"/>
-        </w:rPr>
-        <w:t xml:space="preserve"> </w:t>
-      </w:r>
-      <w:proofErr w:type="spellStart"/>
-      <w:r>
-        <w:rPr>
-          <w:rStyle w:val="inline-code"/>
-        </w:rPr>
-        <w:t>yaml.php</w:t>
-      </w:r>
-      <w:proofErr w:type="spellEnd"/>
-      <w:r>
-        <w:t>:</w:t>
-      </w:r>
-    </w:p>
-    <w:p>
-      <w:pPr>
-        <w:pStyle w:val="Zadanie"/>
-      </w:pPr>
-    </w:p>
-    <w:p>
-      <w:pPr>
-        <w:pStyle w:val="Zadanie"/>
-        <w:jc w:val="center"/>
+          <w:lang w:val="pl-PL"/>
+        </w:rPr>
       </w:pPr>
       <w:r>
         <w:rPr>
           <w:noProof/>
-        </w:rPr>
+          <w:lang w:val="pl-PL"/>
+        </w:rPr>
+        <w:lastRenderedPageBreak/>
         <w:drawing>
-          <wp:inline distT="0" distB="0" distL="0" distR="0" wp14:anchorId="2192794F" wp14:editId="0B4497AE">
-            <wp:extent cx="900000" cy="900000"/>
-            <wp:effectExtent l="0" t="0" r="0" b="0"/>
-            <wp:docPr id="42213878" name="Obraz 42213878"/>
+          <wp:inline distT="0" distB="0" distL="0" distR="0" wp14:anchorId="221E506C" wp14:editId="0000012D">
+            <wp:extent cx="5096586" cy="4420217"/>
+            <wp:effectExtent l="0" t="0" r="8890" b="0"/>
+            <wp:docPr id="664878568" name="Obraz 1"/>
             <wp:cNvGraphicFramePr>
-              <a:graphicFrameLocks xmlns:a="http://schemas.openxmlformats.org/drawingml/2006/main"/>
+              <a:graphicFrameLocks xmlns:a="http://schemas.openxmlformats.org/drawingml/2006/main" noChangeAspect="1"/>
             </wp:cNvGraphicFramePr>
             <a:graphic xmlns:a="http://schemas.openxmlformats.org/drawingml/2006/main">
               <a:graphicData uri="http://schemas.openxmlformats.org/drawingml/2006/picture">
                 <pic:pic xmlns:pic="http://schemas.openxmlformats.org/drawingml/2006/picture">
                   <pic:nvPicPr>
-                    <pic:cNvPr id="0" name="Picture 1"/>
-                    <pic:cNvPicPr>
-                      <a:picLocks noChangeAspect="1" noChangeArrowheads="1"/>
-                    </pic:cNvPicPr>
+                    <pic:cNvPr id="664878568" name=""/>
+                    <pic:cNvPicPr/>
                   </pic:nvPicPr>
                   <pic:blipFill>
-                    <a:blip r:embed="rId29">
-                      <a:extLst>
-                        <a:ext uri="{28A0092B-C50C-407E-A947-70E740481C1C}">
-                          <a14:useLocalDpi xmlns:a14="http://schemas.microsoft.com/office/drawing/2010/main" val="0"/>
-                        </a:ext>
-                      </a:extLst>
-                    </a:blip>
-                    <a:srcRect/>
+                    <a:blip r:embed="rId24"/>
                     <a:stretch>
                       <a:fillRect/>
                     </a:stretch>
                   </pic:blipFill>
-                  <pic:spPr bwMode="auto">
+                  <pic:spPr>
                     <a:xfrm>
                       <a:off x="0" y="0"/>
-                      <a:ext cx="900000" cy="900000"/>
+                      <a:ext cx="5096586" cy="4420217"/>
                     </a:xfrm>
                     <a:prstGeom prst="rect">
                       <a:avLst/>
                     </a:prstGeom>
-                    <a:noFill/>
-                    <a:ln>
-                      <a:noFill/>
-                    </a:ln>
+                  </pic:spPr>
+                </pic:pic>
+              </a:graphicData>
+            </a:graphic>
+          </wp:inline>
+        </w:drawing>
+      </w:r>
+    </w:p>
+    <w:p>
+      <w:pPr>
+        <w:rPr>
+          <w:lang w:val="pl-PL"/>
+        </w:rPr>
+      </w:pPr>
+      <w:r>
+        <w:rPr>
+          <w:lang w:val="pl-PL"/>
+        </w:rPr>
+        <w:t>Zatwierdź zmiany.</w:t>
+      </w:r>
+    </w:p>
+    <w:p>
+      <w:pPr>
+        <w:rPr>
+          <w:lang w:val="pl-PL"/>
+        </w:rPr>
+      </w:pPr>
+      <w:r>
+        <w:rPr>
+          <w:lang w:val="pl-PL"/>
+        </w:rPr>
+        <w:t xml:space="preserve">Otwórz plik </w:t>
+      </w:r>
+      <w:r>
+        <w:rPr>
+          <w:lang w:val="pl-PL"/>
+        </w:rPr>
+        <w:t>phpinfo</w:t>
+      </w:r>
+      <w:r>
+        <w:rPr>
+          <w:lang w:val="pl-PL"/>
+        </w:rPr>
+        <w:t>.php proj</w:t>
+      </w:r>
+      <w:r>
+        <w:rPr>
+          <w:lang w:val="pl-PL"/>
+        </w:rPr>
+        <w:t>ektu i kliknij obok jednej z pierwszych instrukcji kodu, żeby utworzyć pułapkę (breakpoint).</w:t>
+      </w:r>
+      <w:r>
+        <w:rPr>
+          <w:lang w:val="pl-PL"/>
+        </w:rPr>
+        <w:t xml:space="preserve"> W górnym pasku PhpStorm kliknij ikonkę </w:t>
+      </w:r>
+      <w:r>
+        <w:rPr>
+          <w:lang w:val="pl-PL"/>
+        </w:rPr>
+        <w:t>chrabąszcza</w:t>
+      </w:r>
+      <w:r>
+        <w:rPr>
+          <w:lang w:val="pl-PL"/>
+        </w:rPr>
+        <w:t xml:space="preserve"> (Start Listening (…)):</w:t>
+      </w:r>
+    </w:p>
+    <w:p>
+      <w:pPr>
+        <w:rPr>
+          <w:lang w:val="pl-PL"/>
+        </w:rPr>
+      </w:pPr>
+      <w:r>
+        <w:rPr>
+          <w:noProof/>
+          <w:lang w:val="pl-PL"/>
+        </w:rPr>
+        <w:drawing>
+          <wp:inline distT="0" distB="0" distL="0" distR="0" wp14:anchorId="5BEDADBE" wp14:editId="11FA309A">
+            <wp:extent cx="3375953" cy="800169"/>
+            <wp:effectExtent l="0" t="0" r="0" b="0"/>
+            <wp:docPr id="123309172" name="Obraz 1" descr="Obraz zawierający tekst, zrzut ekranu, Czcionka&#10;&#10;Zawartość wygenerowana przez AI może być niepoprawna."/>
+            <wp:cNvGraphicFramePr>
+              <a:graphicFrameLocks xmlns:a="http://schemas.openxmlformats.org/drawingml/2006/main" noChangeAspect="1"/>
+            </wp:cNvGraphicFramePr>
+            <a:graphic xmlns:a="http://schemas.openxmlformats.org/drawingml/2006/main">
+              <a:graphicData uri="http://schemas.openxmlformats.org/drawingml/2006/picture">
+                <pic:pic xmlns:pic="http://schemas.openxmlformats.org/drawingml/2006/picture">
+                  <pic:nvPicPr>
+                    <pic:cNvPr id="123309172" name="Obraz 1" descr="Obraz zawierający tekst, zrzut ekranu, Czcionka&#10;&#10;Zawartość wygenerowana przez AI może być niepoprawna."/>
+                    <pic:cNvPicPr/>
+                  </pic:nvPicPr>
+                  <pic:blipFill>
+                    <a:blip r:embed="rId25"/>
+                    <a:stretch>
+                      <a:fillRect/>
+                    </a:stretch>
+                  </pic:blipFill>
+                  <pic:spPr>
+                    <a:xfrm>
+                      <a:off x="0" y="0"/>
+                      <a:ext cx="3375953" cy="800169"/>
+                    </a:xfrm>
+                    <a:prstGeom prst="rect">
+                      <a:avLst/>
+                    </a:prstGeom>
+                  </pic:spPr>
+                </pic:pic>
+              </a:graphicData>
+            </a:graphic>
+          </wp:inline>
+        </w:drawing>
+      </w:r>
+    </w:p>
+    <w:p>
+      <w:pPr>
+        <w:rPr>
+          <w:lang w:val="pl-PL"/>
+        </w:rPr>
+      </w:pPr>
+      <w:r>
+        <w:rPr>
+          <w:lang w:val="pl-PL"/>
+        </w:rPr>
+        <w:t xml:space="preserve">Do Chrome dodaj rozszerzenie </w:t>
+      </w:r>
+      <w:r>
+        <w:rPr>
+          <w:lang w:val="pl-PL"/>
+        </w:rPr>
+        <w:t>Xdebug Helper by JetBrains</w:t>
+      </w:r>
+      <w:r>
+        <w:rPr>
+          <w:lang w:val="pl-PL"/>
+        </w:rPr>
+        <w:t>:</w:t>
+      </w:r>
+    </w:p>
+    <w:p>
+      <w:pPr>
+        <w:rPr>
+          <w:lang w:val="pl-PL"/>
+        </w:rPr>
+      </w:pPr>
+      <w:r>
+        <w:rPr>
+          <w:noProof/>
+          <w:lang w:val="pl-PL"/>
+        </w:rPr>
+        <w:drawing>
+          <wp:inline distT="0" distB="0" distL="0" distR="0" wp14:anchorId="14BBB2D8" wp14:editId="56AA98DF">
+            <wp:extent cx="5090601" cy="823031"/>
+            <wp:effectExtent l="0" t="0" r="0" b="0"/>
+            <wp:docPr id="206923195" name="Obraz 1" descr="Obraz zawierający Czcionka, tekst, logo&#10;&#10;Zawartość wygenerowana przez AI może być niepoprawna."/>
+            <wp:cNvGraphicFramePr>
+              <a:graphicFrameLocks xmlns:a="http://schemas.openxmlformats.org/drawingml/2006/main" noChangeAspect="1"/>
+            </wp:cNvGraphicFramePr>
+            <a:graphic xmlns:a="http://schemas.openxmlformats.org/drawingml/2006/main">
+              <a:graphicData uri="http://schemas.openxmlformats.org/drawingml/2006/picture">
+                <pic:pic xmlns:pic="http://schemas.openxmlformats.org/drawingml/2006/picture">
+                  <pic:nvPicPr>
+                    <pic:cNvPr id="206923195" name="Obraz 1" descr="Obraz zawierający Czcionka, tekst, logo&#10;&#10;Zawartość wygenerowana przez AI może być niepoprawna."/>
+                    <pic:cNvPicPr/>
+                  </pic:nvPicPr>
+                  <pic:blipFill>
+                    <a:blip r:embed="rId26"/>
+                    <a:stretch>
+                      <a:fillRect/>
+                    </a:stretch>
+                  </pic:blipFill>
+                  <pic:spPr>
+                    <a:xfrm>
+                      <a:off x="0" y="0"/>
+                      <a:ext cx="5090601" cy="823031"/>
+                    </a:xfrm>
+                    <a:prstGeom prst="rect">
+                      <a:avLst/>
+                    </a:prstGeom>
+                  </pic:spPr>
+                </pic:pic>
+              </a:graphicData>
+            </a:graphic>
+          </wp:inline>
+        </w:drawing>
+      </w:r>
+    </w:p>
+    <w:p>
+      <w:pPr>
+        <w:rPr>
+          <w:lang w:val="pl-PL"/>
+        </w:rPr>
+      </w:pPr>
+      <w:r>
+        <w:rPr>
+          <w:lang w:val="pl-PL"/>
+        </w:rPr>
+        <w:t xml:space="preserve">Po zainstalowaniu, wejdź ponownie na stronę frameworka. Kliknij w ikonkę chrabąszcza i zaznacz </w:t>
+      </w:r>
+      <w:r>
+        <w:rPr>
+          <w:b/>
+          <w:bCs/>
+          <w:lang w:val="pl-PL"/>
+        </w:rPr>
+        <w:t>Debug</w:t>
+      </w:r>
+      <w:r>
+        <w:rPr>
+          <w:lang w:val="pl-PL"/>
+        </w:rPr>
+        <w:t>:</w:t>
+      </w:r>
+    </w:p>
+    <w:p>
+      <w:pPr>
+        <w:rPr>
+          <w:lang w:val="pl-PL"/>
+        </w:rPr>
+      </w:pPr>
+      <w:r>
+        <w:rPr>
+          <w:noProof/>
+          <w:lang w:val="pl-PL"/>
+        </w:rPr>
+        <w:lastRenderedPageBreak/>
+        <w:drawing>
+          <wp:inline distT="0" distB="0" distL="0" distR="0" wp14:anchorId="2BBA5C43" wp14:editId="6478690A">
+            <wp:extent cx="1661304" cy="2263336"/>
+            <wp:effectExtent l="0" t="0" r="0" b="3810"/>
+            <wp:docPr id="1442460588" name="Obraz 1" descr="Obraz zawierający tekst, zrzut ekranu, System operacyjny, Ikona komputerowa&#10;&#10;Zawartość wygenerowana przez AI może być niepoprawna."/>
+            <wp:cNvGraphicFramePr>
+              <a:graphicFrameLocks xmlns:a="http://schemas.openxmlformats.org/drawingml/2006/main" noChangeAspect="1"/>
+            </wp:cNvGraphicFramePr>
+            <a:graphic xmlns:a="http://schemas.openxmlformats.org/drawingml/2006/main">
+              <a:graphicData uri="http://schemas.openxmlformats.org/drawingml/2006/picture">
+                <pic:pic xmlns:pic="http://schemas.openxmlformats.org/drawingml/2006/picture">
+                  <pic:nvPicPr>
+                    <pic:cNvPr id="1442460588" name="Obraz 1" descr="Obraz zawierający tekst, zrzut ekranu, System operacyjny, Ikona komputerowa&#10;&#10;Zawartość wygenerowana przez AI może być niepoprawna."/>
+                    <pic:cNvPicPr/>
+                  </pic:nvPicPr>
+                  <pic:blipFill>
+                    <a:blip r:embed="rId27"/>
+                    <a:stretch>
+                      <a:fillRect/>
+                    </a:stretch>
+                  </pic:blipFill>
+                  <pic:spPr>
+                    <a:xfrm>
+                      <a:off x="0" y="0"/>
+                      <a:ext cx="1661304" cy="2263336"/>
+                    </a:xfrm>
+                    <a:prstGeom prst="rect">
+                      <a:avLst/>
+                    </a:prstGeom>
+                  </pic:spPr>
+                </pic:pic>
+              </a:graphicData>
+            </a:graphic>
+          </wp:inline>
+        </w:drawing>
+      </w:r>
+    </w:p>
+    <w:p>
+      <w:pPr>
+        <w:rPr>
+          <w:lang w:val="pl-PL"/>
+        </w:rPr>
+      </w:pPr>
+      <w:r>
+        <w:rPr>
+          <w:lang w:val="pl-PL"/>
+        </w:rPr>
+        <w:t>Odśwież stronę w przeglądarce. Wykonywanie powinno się zatrzymać, a PhpStorm powinien wyświetlić jednorazowo okno przychodzącego połączenia:</w:t>
+      </w:r>
+    </w:p>
+    <w:p>
+      <w:pPr>
+        <w:jc w:val="center"/>
+        <w:rPr>
+          <w:lang w:val="pl-PL"/>
+        </w:rPr>
+      </w:pPr>
+      <w:r>
+        <w:rPr>
+          <w:noProof/>
+          <w:lang w:val="pl-PL"/>
+        </w:rPr>
+        <w:drawing>
+          <wp:inline distT="0" distB="0" distL="0" distR="0" wp14:anchorId="2470D265" wp14:editId="28EE5CB6">
+            <wp:extent cx="3721100" cy="2414254"/>
+            <wp:effectExtent l="0" t="0" r="0" b="5715"/>
+            <wp:docPr id="1561810757" name="Obraz 1"/>
+            <wp:cNvGraphicFramePr>
+              <a:graphicFrameLocks xmlns:a="http://schemas.openxmlformats.org/drawingml/2006/main" noChangeAspect="1"/>
+            </wp:cNvGraphicFramePr>
+            <a:graphic xmlns:a="http://schemas.openxmlformats.org/drawingml/2006/main">
+              <a:graphicData uri="http://schemas.openxmlformats.org/drawingml/2006/picture">
+                <pic:pic xmlns:pic="http://schemas.openxmlformats.org/drawingml/2006/picture">
+                  <pic:nvPicPr>
+                    <pic:cNvPr id="1561810757" name=""/>
+                    <pic:cNvPicPr/>
+                  </pic:nvPicPr>
+                  <pic:blipFill>
+                    <a:blip r:embed="rId28"/>
+                    <a:stretch>
+                      <a:fillRect/>
+                    </a:stretch>
+                  </pic:blipFill>
+                  <pic:spPr>
+                    <a:xfrm>
+                      <a:off x="0" y="0"/>
+                      <a:ext cx="3729490" cy="2419698"/>
+                    </a:xfrm>
+                    <a:prstGeom prst="rect">
+                      <a:avLst/>
+                    </a:prstGeom>
+                  </pic:spPr>
+                </pic:pic>
+              </a:graphicData>
+            </a:graphic>
+          </wp:inline>
+        </w:drawing>
+      </w:r>
+    </w:p>
+    <w:p>
+      <w:pPr>
+        <w:rPr>
+          <w:lang w:val="pl-PL"/>
+        </w:rPr>
+      </w:pPr>
+      <w:r>
+        <w:rPr>
+          <w:lang w:val="pl-PL"/>
+        </w:rPr>
+        <w:t>Po zatwierdzeniu, PhpStorm zacznie wyświetlać informacje o stanie zmiennych w pamięci i umożliwi przejście przez aplikację krok po kroku (tzw. step-debugging).</w:t>
+      </w:r>
+    </w:p>
+    <w:p>
+      <w:pPr>
+        <w:pStyle w:val="Heading1"/>
+        <w:rPr>
+          <w:lang w:val="pl-PL"/>
+        </w:rPr>
+      </w:pPr>
+      <w:bookmarkStart w:id="12" w:name="_Toc227878988"/>
+      <w:r>
+        <w:rPr>
+          <w:lang w:val="pl-PL"/>
+        </w:rPr>
+        <w:t>Zatrzymanie w pułapce</w:t>
+      </w:r>
+      <w:bookmarkEnd w:id="12"/>
+    </w:p>
+    <w:p>
+      <w:pPr>
+        <w:pStyle w:val="Zadanie"/>
+        <w:rPr>
+          <w:rStyle w:val="inline-code"/>
+        </w:rPr>
+      </w:pPr>
+      <w:r>
+        <w:t>Wstaw zrzut ekranu potwierd</w:t>
+      </w:r>
+      <w:r>
+        <w:t xml:space="preserve">zający skuteczne zatrzymanie aplikacji </w:t>
+      </w:r>
+      <w:r>
+        <w:t>na</w:t>
+      </w:r>
+      <w:r>
+        <w:t xml:space="preserve"> pułapce (breakpoint) w IDE</w:t>
+      </w:r>
+      <w:r>
+        <w:t>. Linia z pułapką będzie miała zmienione tło, na dole ekranu pojawi się panel Debug, na zakładce Threads &amp; Variables pojawi się lista zmiennych i ich wartości.</w:t>
+      </w:r>
+    </w:p>
+    <w:p>
+      <w:pPr>
+        <w:pStyle w:val="Zadanie"/>
+        <w:rPr>
+          <w:rStyle w:val="inline-code"/>
+        </w:rPr>
+      </w:pPr>
+    </w:p>
+    <w:p>
+      <w:pPr>
+        <w:pStyle w:val="Zadanie"/>
+        <w:jc w:val="center"/>
+        <w:rPr>
+          <w:rStyle w:val="inline-code"/>
+        </w:rPr>
+      </w:pPr>
+      <w:r>
+        <w:rPr>
+          <w:rStyle w:val="inline-code"/>
+        </w:rPr>
+        <w:lastRenderedPageBreak/>
+        <w:drawing>
+          <wp:inline distT="0" distB="0" distL="0" distR="0" wp14:anchorId="706FAD4C" wp14:editId="48C6F8F3">
+            <wp:extent cx="6645910" cy="7846695"/>
+            <wp:effectExtent l="0" t="0" r="2540" b="1905"/>
+            <wp:docPr id="286611061" name="Picture 1"/>
+            <wp:cNvGraphicFramePr>
+              <a:graphicFrameLocks xmlns:a="http://schemas.openxmlformats.org/drawingml/2006/main" noChangeAspect="1"/>
+            </wp:cNvGraphicFramePr>
+            <a:graphic xmlns:a="http://schemas.openxmlformats.org/drawingml/2006/main">
+              <a:graphicData uri="http://schemas.openxmlformats.org/drawingml/2006/picture">
+                <pic:pic xmlns:pic="http://schemas.openxmlformats.org/drawingml/2006/picture">
+                  <pic:nvPicPr>
+                    <pic:cNvPr id="286611061" name=""/>
+                    <pic:cNvPicPr/>
+                  </pic:nvPicPr>
+                  <pic:blipFill>
+                    <a:blip r:embed="rId29"/>
+                    <a:stretch>
+                      <a:fillRect/>
+                    </a:stretch>
+                  </pic:blipFill>
+                  <pic:spPr>
+                    <a:xfrm>
+                      <a:off x="0" y="0"/>
+                      <a:ext cx="6645910" cy="7846695"/>
+                    </a:xfrm>
+                    <a:prstGeom prst="rect">
+                      <a:avLst/>
+                    </a:prstGeom>
+                  </pic:spPr>
+                </pic:pic>
+              </a:graphicData>
+            </a:graphic>
+          </wp:inline>
+        </w:drawing>
+      </w:r>
+    </w:p>
+    <w:p>
+      <w:pPr>
+        <w:pStyle w:val="Zadanie"/>
+        <w:jc w:val="center"/>
+        <w:rPr>
+          <w:rStyle w:val="inline-code"/>
+        </w:rPr>
+      </w:pPr>
+      <w:r>
+        <w:rPr>
+          <w:rStyle w:val="inline-code"/>
+        </w:rPr>
+        <w:lastRenderedPageBreak/>
+        <w:drawing>
+          <wp:inline distT="0" distB="0" distL="0" distR="0" wp14:anchorId="240701DB" wp14:editId="48301A57">
+            <wp:extent cx="6645910" cy="7503160"/>
+            <wp:effectExtent l="0" t="0" r="2540" b="2540"/>
+            <wp:docPr id="769498152" name="Picture 1"/>
+            <wp:cNvGraphicFramePr>
+              <a:graphicFrameLocks xmlns:a="http://schemas.openxmlformats.org/drawingml/2006/main" noChangeAspect="1"/>
+            </wp:cNvGraphicFramePr>
+            <a:graphic xmlns:a="http://schemas.openxmlformats.org/drawingml/2006/main">
+              <a:graphicData uri="http://schemas.openxmlformats.org/drawingml/2006/picture">
+                <pic:pic xmlns:pic="http://schemas.openxmlformats.org/drawingml/2006/picture">
+                  <pic:nvPicPr>
+                    <pic:cNvPr id="769498152" name=""/>
+                    <pic:cNvPicPr/>
+                  </pic:nvPicPr>
+                  <pic:blipFill>
+                    <a:blip r:embed="rId30"/>
+                    <a:stretch>
+                      <a:fillRect/>
+                    </a:stretch>
+                  </pic:blipFill>
+                  <pic:spPr>
+                    <a:xfrm>
+                      <a:off x="0" y="0"/>
+                      <a:ext cx="6645910" cy="7503160"/>
+                    </a:xfrm>
+                    <a:prstGeom prst="rect">
+                      <a:avLst/>
+                    </a:prstGeom>
                   </pic:spPr>
                 </pic:pic>
               </a:graphicData>
@@ -6833,100 +5019,201 @@
     <w:p>
       <w:pPr>
         <w:pStyle w:val="Heading1"/>
-      </w:pPr>
-      <w:bookmarkStart w:id="15" w:name="_Toc227878990"/>
-      <w:proofErr w:type="spellStart"/>
-      <w:r>
-        <w:t>Implemen</w:t>
-      </w:r>
-      <w:r>
-        <w:t>tacja</w:t>
-      </w:r>
-      <w:bookmarkEnd w:id="15"/>
-      <w:proofErr w:type="spellEnd"/>
-    </w:p>
-    <w:p>
-      <w:pPr>
-        <w:rPr>
-          <w:lang w:val="pl-PL"/>
-        </w:rPr>
-      </w:pPr>
-      <w:r>
-        <w:rPr>
-          <w:lang w:val="pl-PL"/>
-        </w:rPr>
-        <w:t>Na tym etapie środowisko j</w:t>
-      </w:r>
-      <w:r>
-        <w:rPr>
-          <w:lang w:val="pl-PL"/>
-        </w:rPr>
-        <w:t xml:space="preserve">est gotowe do implementacji zadania. W katalogu </w:t>
-      </w:r>
-      <w:r>
-        <w:rPr>
-          <w:lang w:val="pl-PL"/>
+        <w:rPr>
+          <w:lang w:val="pl-PL"/>
+        </w:rPr>
+      </w:pPr>
+      <w:bookmarkStart w:id="13" w:name="_Toc227878989"/>
+      <w:bookmarkStart w:id="14" w:name="_Toc146283472"/>
+      <w:r>
+        <w:rPr>
+          <w:lang w:val="pl-PL"/>
+        </w:rPr>
+        <w:t>Instalacja rozszerzenia PECL (yaml)</w:t>
+      </w:r>
+      <w:bookmarkEnd w:id="13"/>
+    </w:p>
+    <w:p>
+      <w:pPr>
+        <w:rPr>
+          <w:lang w:val="pl-PL"/>
+        </w:rPr>
+      </w:pPr>
+      <w:r>
+        <w:rPr>
+          <w:lang w:val="pl-PL"/>
+        </w:rPr>
+        <w:t xml:space="preserve">Wejdź na stronę rozszerzenia yaml w witrynie PECL: </w:t>
+      </w:r>
+      <w:hyperlink r:id="rId31" w:history="1">
+        <w:r>
+          <w:rPr>
+            <w:rStyle w:val="Hyperlink"/>
+            <w:lang w:val="pl-PL"/>
+          </w:rPr>
+          <w:t>https://pecl.php.net/package/yaml</w:t>
+        </w:r>
+      </w:hyperlink>
+      <w:r>
+        <w:rPr>
+          <w:lang w:val="pl-PL"/>
+        </w:rPr>
+        <w:t>.</w:t>
+      </w:r>
+    </w:p>
+    <w:p>
+      <w:pPr>
+        <w:rPr>
+          <w:lang w:val="pl-PL"/>
+        </w:rPr>
+      </w:pPr>
+      <w:r>
+        <w:rPr>
+          <w:lang w:val="pl-PL"/>
+        </w:rPr>
+        <w:lastRenderedPageBreak/>
+        <w:t xml:space="preserve">Wybierz najświeższą stabilną wersję (2.3.0) i przejdź do pobierana DLL. Wybierz wersję kompatybilną z pobranym PHP (wersja, TS/NTS, x64/x86). Pobierz i rozpakuj. Skopiuj plik </w:t>
+      </w:r>
+      <w:r>
+        <w:rPr>
+          <w:rStyle w:val="inline-code"/>
+        </w:rPr>
+        <w:t>php_yaml.dll</w:t>
+      </w:r>
+      <w:r>
+        <w:rPr>
+          <w:lang w:val="pl-PL"/>
+        </w:rPr>
+        <w:t xml:space="preserve"> do katalogu PHP jako </w:t>
+      </w:r>
+      <w:r>
+        <w:rPr>
+          <w:rStyle w:val="inline-code"/>
         </w:rPr>
         <w:fldChar w:fldCharType="begin"/>
       </w:r>
       <w:r>
         <w:rPr>
-          <w:lang w:val="pl-PL"/>
-        </w:rPr>
-        <w:instrText xml:space="preserve"> DOCPROPERTY  labdir  \* MERGEFORMAT </w:instrText>
-      </w:r>
-      <w:r>
-        <w:rPr>
-          <w:lang w:val="pl-PL"/>
+          <w:rStyle w:val="inline-code"/>
+        </w:rPr>
+        <w:instrText xml:space="preserve"> DOCPROPERTY  phpdir  \* MERGEFORMAT </w:instrText>
+      </w:r>
+      <w:r>
+        <w:rPr>
+          <w:rStyle w:val="inline-code"/>
         </w:rPr>
         <w:fldChar w:fldCharType="separate"/>
       </w:r>
       <w:r>
         <w:rPr>
-          <w:lang w:val="pl-PL"/>
-        </w:rPr>
-        <w:t>I:\ptw\lab-f</w:t>
-      </w:r>
-      <w:r>
-        <w:rPr>
-          <w:lang w:val="pl-PL"/>
+          <w:rStyle w:val="inline-code"/>
+        </w:rPr>
+        <w:t>I:\php-8.5.5-Win32-vs17-x64</w:t>
+      </w:r>
+      <w:r>
+        <w:rPr>
+          <w:rStyle w:val="inline-code"/>
         </w:rPr>
         <w:fldChar w:fldCharType="end"/>
       </w:r>
       <w:r>
         <w:rPr>
-          <w:lang w:val="pl-PL"/>
-        </w:rPr>
-        <w:t xml:space="preserve"> utwórz niezbędną strukturę katalogów i plików PHP i rozpocznij implementację zgodnie z wymaganiami przedstawionymi przez prowadzącego oraz na początku tej karty pracy.</w:t>
-      </w:r>
-    </w:p>
-    <w:p>
-      <w:pPr>
-        <w:rPr>
-          <w:lang w:val="pl-PL"/>
-        </w:rPr>
-      </w:pPr>
-      <w:r>
-        <w:rPr>
-          <w:lang w:val="pl-PL"/>
-        </w:rPr>
-        <w:t>Sugerowana struktura katalog</w:t>
-      </w:r>
-      <w:r>
-        <w:rPr>
-          <w:lang w:val="pl-PL"/>
-        </w:rPr>
-        <w:t>ó</w:t>
-      </w:r>
-      <w:r>
-        <w:rPr>
-          <w:lang w:val="pl-PL"/>
-        </w:rPr>
-        <w:t>w:</w:t>
-      </w:r>
-    </w:p>
-    <w:p>
-      <w:pPr>
+          <w:rStyle w:val="inline-code"/>
+        </w:rPr>
+        <w:t>\ext\php_yaml.dll</w:t>
+      </w:r>
+      <w:r>
+        <w:rPr>
+          <w:lang w:val="pl-PL"/>
+        </w:rPr>
+        <w:t xml:space="preserve">. </w:t>
+      </w:r>
+    </w:p>
+    <w:p>
+      <w:pPr>
+        <w:rPr>
+          <w:lang w:val="pl-PL"/>
+        </w:rPr>
+      </w:pPr>
+      <w:r>
+        <w:rPr>
+          <w:lang w:val="pl-PL"/>
+        </w:rPr>
+        <w:t>Do pliku php.ini dodaj linijkę:</w:t>
+      </w:r>
+    </w:p>
+    <w:p>
+      <w:pPr>
+        <w:pStyle w:val="block-code"/>
+      </w:pPr>
+      <w:r>
+        <w:t>extension=yaml</w:t>
+      </w:r>
+    </w:p>
+    <w:p>
+      <w:pPr>
+        <w:rPr>
+          <w:lang w:val="pl-PL"/>
+        </w:rPr>
+      </w:pPr>
+      <w:r>
+        <w:rPr>
+          <w:lang w:val="pl-PL"/>
+        </w:rPr>
+        <w:t>Zrestartuj serwer PHP</w:t>
+      </w:r>
+      <w:r>
+        <w:rPr>
+          <w:lang w:val="pl-PL"/>
+        </w:rPr>
+        <w:t xml:space="preserve"> i wejdź </w:t>
+      </w:r>
+      <w:r>
+        <w:rPr>
+          <w:lang w:val="pl-PL"/>
+        </w:rPr>
+        <w:t>na stronę http://localhost:</w:t>
+      </w:r>
+      <w:r>
+        <w:rPr>
+          <w:lang w:val="pl-PL"/>
+        </w:rPr>
+        <w:fldChar w:fldCharType="begin"/>
+      </w:r>
+      <w:r>
+        <w:rPr>
+          <w:lang w:val="pl-PL"/>
+        </w:rPr>
+        <w:instrText xml:space="preserve"> DOCPROPERTY  "Numer albumu"  \* MERGEFORMAT </w:instrText>
+      </w:r>
+      <w:r>
+        <w:rPr>
+          <w:lang w:val="pl-PL"/>
+        </w:rPr>
+        <w:fldChar w:fldCharType="separate"/>
+      </w:r>
+      <w:r>
+        <w:rPr>
+          <w:lang w:val="pl-PL"/>
+        </w:rPr>
+        <w:t>57780</w:t>
+      </w:r>
+      <w:r>
+        <w:rPr>
+          <w:lang w:val="pl-PL"/>
+        </w:rPr>
+        <w:fldChar w:fldCharType="end"/>
+      </w:r>
+      <w:r>
+        <w:rPr>
+          <w:lang w:val="pl-PL"/>
+        </w:rPr>
+        <w:t>/phpinfo.php. W efekcie rozszerzenie yaml powinno być już dostępne:</w:t>
+      </w:r>
+    </w:p>
+    <w:p>
+      <w:pPr>
+        <w:jc w:val="center"/>
         <w:rPr>
           <w:lang w:val="pl-PL"/>
         </w:rPr>
@@ -6937,10 +5224,10 @@
           <w:lang w:val="pl-PL"/>
         </w:rPr>
         <w:drawing>
-          <wp:inline distT="0" distB="0" distL="0" distR="0" wp14:anchorId="4046143A" wp14:editId="739F8DE1">
-            <wp:extent cx="1538043" cy="2406650"/>
-            <wp:effectExtent l="0" t="0" r="5080" b="0"/>
-            <wp:docPr id="1366497341" name="Obraz 1"/>
+          <wp:inline distT="0" distB="0" distL="0" distR="0" wp14:anchorId="61E24844" wp14:editId="4316DC43">
+            <wp:extent cx="4089400" cy="1250342"/>
+            <wp:effectExtent l="0" t="0" r="6350" b="6985"/>
+            <wp:docPr id="1272851654" name="Obraz 1"/>
             <wp:cNvGraphicFramePr>
               <a:graphicFrameLocks xmlns:a="http://schemas.openxmlformats.org/drawingml/2006/main" noChangeAspect="1"/>
             </wp:cNvGraphicFramePr>
@@ -6948,7 +5235,246 @@
               <a:graphicData uri="http://schemas.openxmlformats.org/drawingml/2006/picture">
                 <pic:pic xmlns:pic="http://schemas.openxmlformats.org/drawingml/2006/picture">
                   <pic:nvPicPr>
-                    <pic:cNvPr id="1366497341" name=""/>
+                    <pic:cNvPr id="1272851654" name=""/>
+                    <pic:cNvPicPr/>
+                  </pic:nvPicPr>
+                  <pic:blipFill>
+                    <a:blip r:embed="rId32"/>
+                    <a:stretch>
+                      <a:fillRect/>
+                    </a:stretch>
+                  </pic:blipFill>
+                  <pic:spPr>
+                    <a:xfrm>
+                      <a:off x="0" y="0"/>
+                      <a:ext cx="4103935" cy="1254786"/>
+                    </a:xfrm>
+                    <a:prstGeom prst="rect">
+                      <a:avLst/>
+                    </a:prstGeom>
+                  </pic:spPr>
+                </pic:pic>
+              </a:graphicData>
+            </a:graphic>
+          </wp:inline>
+        </w:drawing>
+      </w:r>
+    </w:p>
+    <w:p>
+      <w:pPr>
+        <w:rPr>
+          <w:lang w:val="pl-PL"/>
+        </w:rPr>
+      </w:pPr>
+      <w:r>
+        <w:rPr>
+          <w:lang w:val="pl-PL"/>
+        </w:rPr>
+        <w:t>Jeśli nie jest – spróbuj rozwiązać problem. Sprawdź logi serwera PHP.</w:t>
+      </w:r>
+    </w:p>
+    <w:p>
+      <w:pPr>
+        <w:rPr>
+          <w:lang w:val="pl-PL"/>
+        </w:rPr>
+      </w:pPr>
+      <w:r>
+        <w:rPr>
+          <w:lang w:val="pl-PL"/>
+        </w:rPr>
+        <w:t>Utwórz w projekcie plik yaml.php o następującej zawartości:</w:t>
+      </w:r>
+    </w:p>
+    <w:p>
+      <w:pPr>
+        <w:pStyle w:val="block-code"/>
+        <w:rPr>
+          <w:lang w:val="en-US"/>
+        </w:rPr>
+      </w:pPr>
+      <w:r>
+        <w:rPr>
+          <w:lang w:val="en-US"/>
+        </w:rPr>
+        <w:t>&lt;?php // I:\ptw\lab-f\yaml.php</w:t>
+      </w:r>
+    </w:p>
+    <w:p>
+      <w:pPr>
+        <w:pStyle w:val="block-code"/>
+        <w:rPr>
+          <w:lang w:val="en-US"/>
+        </w:rPr>
+      </w:pPr>
+    </w:p>
+    <w:p>
+      <w:pPr>
+        <w:pStyle w:val="block-code"/>
+        <w:rPr>
+          <w:lang w:val="en-US"/>
+        </w:rPr>
+      </w:pPr>
+      <w:r>
+        <w:rPr>
+          <w:lang w:val="en-US"/>
+        </w:rPr>
+        <w:t>$data = [</w:t>
+      </w:r>
+    </w:p>
+    <w:p>
+      <w:pPr>
+        <w:pStyle w:val="block-code"/>
+        <w:rPr>
+          <w:lang w:val="en-US"/>
+        </w:rPr>
+      </w:pPr>
+      <w:r>
+        <w:rPr>
+          <w:lang w:val="en-US"/>
+        </w:rPr>
+        <w:t xml:space="preserve">    'name' =&gt; 'Artur Karczmarczyk',</w:t>
+      </w:r>
+    </w:p>
+    <w:p>
+      <w:pPr>
+        <w:pStyle w:val="block-code"/>
+        <w:rPr>
+          <w:lang w:val="en-US"/>
+        </w:rPr>
+      </w:pPr>
+      <w:r>
+        <w:rPr>
+          <w:lang w:val="en-US"/>
+        </w:rPr>
+        <w:t xml:space="preserve">    'index' =&gt; '3346',</w:t>
+      </w:r>
+    </w:p>
+    <w:p>
+      <w:pPr>
+        <w:pStyle w:val="block-code"/>
+        <w:rPr>
+          <w:lang w:val="en-US"/>
+        </w:rPr>
+      </w:pPr>
+      <w:r>
+        <w:rPr>
+          <w:lang w:val="en-US"/>
+        </w:rPr>
+        <w:t xml:space="preserve">    'date' =&gt; date(DATE_ATOM),</w:t>
+      </w:r>
+    </w:p>
+    <w:p>
+      <w:pPr>
+        <w:pStyle w:val="block-code"/>
+        <w:rPr>
+          <w:lang w:val="en-US"/>
+        </w:rPr>
+      </w:pPr>
+      <w:r>
+        <w:rPr>
+          <w:lang w:val="en-US"/>
+        </w:rPr>
+        <w:t>];</w:t>
+      </w:r>
+    </w:p>
+    <w:p>
+      <w:pPr>
+        <w:pStyle w:val="block-code"/>
+        <w:rPr>
+          <w:lang w:val="en-US"/>
+        </w:rPr>
+      </w:pPr>
+    </w:p>
+    <w:p>
+      <w:pPr>
+        <w:pStyle w:val="block-code"/>
+        <w:rPr>
+          <w:lang w:val="en-US"/>
+        </w:rPr>
+      </w:pPr>
+      <w:r>
+        <w:rPr>
+          <w:lang w:val="en-US"/>
+        </w:rPr>
+        <w:t>$yaml = yaml_emit($data);</w:t>
+      </w:r>
+    </w:p>
+    <w:p>
+      <w:pPr>
+        <w:pStyle w:val="block-code"/>
+        <w:rPr>
+          <w:lang w:val="en-US"/>
+        </w:rPr>
+      </w:pPr>
+    </w:p>
+    <w:p>
+      <w:pPr>
+        <w:pStyle w:val="block-code"/>
+      </w:pPr>
+      <w:r>
+        <w:t>echo $yaml;</w:t>
+      </w:r>
+    </w:p>
+    <w:p>
+      <w:pPr>
+        <w:rPr>
+          <w:lang w:val="pl-PL"/>
+        </w:rPr>
+      </w:pPr>
+      <w:r>
+        <w:rPr>
+          <w:lang w:val="pl-PL"/>
+        </w:rPr>
+        <w:t>Następnie nawiguj terminalem do katalogu projektu i wykonaj polecenie:</w:t>
+      </w:r>
+    </w:p>
+    <w:p>
+      <w:pPr>
+        <w:pStyle w:val="block-code"/>
+      </w:pPr>
+      <w:r>
+        <w:t>php yaml.php</w:t>
+      </w:r>
+    </w:p>
+    <w:p>
+      <w:pPr>
+        <w:rPr>
+          <w:lang w:val="pl-PL"/>
+        </w:rPr>
+      </w:pPr>
+      <w:r>
+        <w:rPr>
+          <w:lang w:val="pl-PL"/>
+        </w:rPr>
+        <w:t>Efekt powinien być zbliżony o poniższego:</w:t>
+      </w:r>
+    </w:p>
+    <w:p>
+      <w:pPr>
+        <w:jc w:val="center"/>
+        <w:rPr>
+          <w:lang w:val="pl-PL"/>
+        </w:rPr>
+      </w:pPr>
+      <w:r>
+        <w:rPr>
+          <w:noProof/>
+          <w:lang w:val="pl-PL"/>
+        </w:rPr>
+        <w:drawing>
+          <wp:inline distT="0" distB="0" distL="0" distR="0" wp14:anchorId="25B05D15" wp14:editId="2E78DFBF">
+            <wp:extent cx="2292350" cy="711419"/>
+            <wp:effectExtent l="19050" t="19050" r="12700" b="12700"/>
+            <wp:docPr id="1667239986" name="Obraz 1"/>
+            <wp:cNvGraphicFramePr>
+              <a:graphicFrameLocks xmlns:a="http://schemas.openxmlformats.org/drawingml/2006/main" noChangeAspect="1"/>
+            </wp:cNvGraphicFramePr>
+            <a:graphic xmlns:a="http://schemas.openxmlformats.org/drawingml/2006/main">
+              <a:graphicData uri="http://schemas.openxmlformats.org/drawingml/2006/picture">
+                <pic:pic xmlns:pic="http://schemas.openxmlformats.org/drawingml/2006/picture">
+                  <pic:nvPicPr>
+                    <pic:cNvPr id="1667239986" name=""/>
                     <pic:cNvPicPr/>
                   </pic:nvPicPr>
                   <pic:blipFill>
@@ -6960,7 +5486,104 @@
                   <pic:spPr>
                     <a:xfrm>
                       <a:off x="0" y="0"/>
-                      <a:ext cx="1543000" cy="2414407"/>
+                      <a:ext cx="2308028" cy="716284"/>
+                    </a:xfrm>
+                    <a:prstGeom prst="rect">
+                      <a:avLst/>
+                    </a:prstGeom>
+                    <a:ln>
+                      <a:solidFill>
+                        <a:schemeClr val="bg2"/>
+                      </a:solidFill>
+                    </a:ln>
+                  </pic:spPr>
+                </pic:pic>
+              </a:graphicData>
+            </a:graphic>
+          </wp:inline>
+        </w:drawing>
+      </w:r>
+    </w:p>
+    <w:p>
+      <w:pPr>
+        <w:pStyle w:val="Zadanie"/>
+      </w:pPr>
+      <w:r>
+        <w:t>Wstaw zrzut ekranu uzyskany w wyniku wykonania w terminalu polecenia</w:t>
+      </w:r>
+    </w:p>
+    <w:p>
+      <w:pPr>
+        <w:pStyle w:val="Zadanie"/>
+        <w:rPr>
+          <w:rStyle w:val="inline-code"/>
+          <w:lang w:val="en-US"/>
+        </w:rPr>
+      </w:pPr>
+      <w:r>
+        <w:t xml:space="preserve"> </w:t>
+      </w:r>
+      <w:r>
+        <w:rPr>
+          <w:rStyle w:val="inline-code"/>
+          <w:lang w:val="en-US"/>
+        </w:rPr>
+        <w:t>php -i | Select-String -Pattern yaml</w:t>
+      </w:r>
+      <w:r>
+        <w:rPr>
+          <w:lang w:val="en-US"/>
+        </w:rPr>
+        <w:t>:</w:t>
+      </w:r>
+    </w:p>
+    <w:p>
+      <w:pPr>
+        <w:pStyle w:val="Zadanie"/>
+        <w:rPr>
+          <w:rStyle w:val="inline-code"/>
+          <w:lang w:val="en-US"/>
+        </w:rPr>
+      </w:pPr>
+    </w:p>
+    <w:p>
+      <w:pPr>
+        <w:pStyle w:val="Zadanie"/>
+        <w:jc w:val="center"/>
+        <w:rPr>
+          <w:rStyle w:val="inline-code"/>
+        </w:rPr>
+      </w:pPr>
+      <w:r>
+        <w:rPr>
+          <w:rStyle w:val="inline-code"/>
+        </w:rPr>
+        <w:lastRenderedPageBreak/>
+        <w:drawing>
+          <wp:inline distT="0" distB="0" distL="0" distR="0" wp14:anchorId="1E5619AB" wp14:editId="68237722">
+            <wp:extent cx="5811061" cy="2124371"/>
+            <wp:effectExtent l="0" t="0" r="0" b="9525"/>
+            <wp:docPr id="624729" name="Picture 1"/>
+            <wp:cNvGraphicFramePr>
+              <a:graphicFrameLocks xmlns:a="http://schemas.openxmlformats.org/drawingml/2006/main" noChangeAspect="1"/>
+            </wp:cNvGraphicFramePr>
+            <a:graphic xmlns:a="http://schemas.openxmlformats.org/drawingml/2006/main">
+              <a:graphicData uri="http://schemas.openxmlformats.org/drawingml/2006/picture">
+                <pic:pic xmlns:pic="http://schemas.openxmlformats.org/drawingml/2006/picture">
+                  <pic:nvPicPr>
+                    <pic:cNvPr id="624729" name=""/>
+                    <pic:cNvPicPr/>
+                  </pic:nvPicPr>
+                  <pic:blipFill>
+                    <a:blip r:embed="rId34"/>
+                    <a:stretch>
+                      <a:fillRect/>
+                    </a:stretch>
+                  </pic:blipFill>
+                  <pic:spPr>
+                    <a:xfrm>
+                      <a:off x="0" y="0"/>
+                      <a:ext cx="5811061" cy="2124371"/>
                     </a:xfrm>
                     <a:prstGeom prst="rect">
                       <a:avLst/>
@@ -6975,658 +5598,70 @@
     </w:p>
     <w:p>
       <w:pPr>
-        <w:rPr>
-          <w:lang w:val="pl-PL"/>
-        </w:rPr>
-      </w:pPr>
-      <w:r>
-        <w:rPr>
-          <w:lang w:val="pl-PL"/>
-        </w:rPr>
-        <w:lastRenderedPageBreak/>
-        <w:t xml:space="preserve">Przy jej zastosowaniu można skorzystać z mechanizmu </w:t>
-      </w:r>
-      <w:proofErr w:type="spellStart"/>
-      <w:r>
-        <w:rPr>
-          <w:lang w:val="pl-PL"/>
-        </w:rPr>
-        <w:t>autoloadingu</w:t>
-      </w:r>
-      <w:proofErr w:type="spellEnd"/>
-      <w:r>
-        <w:rPr>
-          <w:lang w:val="pl-PL"/>
-        </w:rPr>
-        <w:t xml:space="preserve">, automatycznie wczytującego klasy o nazwie </w:t>
-      </w:r>
-      <w:proofErr w:type="spellStart"/>
-      <w:r>
+        <w:pStyle w:val="Zadanie"/>
+        <w:jc w:val="center"/>
         <w:rPr>
           <w:rStyle w:val="inline-code"/>
         </w:rPr>
-        <w:t>App</w:t>
-      </w:r>
-      <w:proofErr w:type="spellEnd"/>
+      </w:pPr>
+    </w:p>
+    <w:p>
+      <w:pPr>
+        <w:pStyle w:val="Zadanie"/>
+      </w:pPr>
+      <w:r>
+        <w:t xml:space="preserve">Wstaw zrzut ekranu uzyskany w wyniku wykonania w terminalu polecenia </w:t>
+      </w:r>
       <w:r>
         <w:rPr>
           <w:rStyle w:val="inline-code"/>
         </w:rPr>
-        <w:t>\</w:t>
-      </w:r>
-      <w:proofErr w:type="spellStart"/>
-      <w:r>
-        <w:rPr>
-          <w:rStyle w:val="inline-code"/>
-        </w:rPr>
-        <w:t>Jakas</w:t>
-      </w:r>
-      <w:proofErr w:type="spellEnd"/>
-      <w:r>
-        <w:rPr>
-          <w:rStyle w:val="inline-code"/>
-        </w:rPr>
-        <w:t>\Klasa</w:t>
-      </w:r>
-      <w:r>
-        <w:rPr>
-          <w:lang w:val="pl-PL"/>
-        </w:rPr>
-        <w:t xml:space="preserve"> z plików </w:t>
-      </w:r>
-      <w:proofErr w:type="spellStart"/>
-      <w:r>
-        <w:rPr>
-          <w:rStyle w:val="inline-code"/>
-        </w:rPr>
-        <w:t>lib</w:t>
-      </w:r>
-      <w:proofErr w:type="spellEnd"/>
-      <w:r>
-        <w:rPr>
-          <w:rStyle w:val="inline-code"/>
-        </w:rPr>
-        <w:t>\</w:t>
-      </w:r>
-      <w:proofErr w:type="spellStart"/>
-      <w:r>
-        <w:rPr>
-          <w:rStyle w:val="inline-code"/>
-        </w:rPr>
-        <w:t>Jakas</w:t>
-      </w:r>
-      <w:proofErr w:type="spellEnd"/>
-      <w:r>
-        <w:rPr>
-          <w:rStyle w:val="inline-code"/>
-        </w:rPr>
-        <w:t>\</w:t>
-      </w:r>
-      <w:proofErr w:type="spellStart"/>
-      <w:r>
-        <w:rPr>
-          <w:rStyle w:val="inline-code"/>
-        </w:rPr>
-        <w:t>Klasa.php</w:t>
-      </w:r>
-      <w:proofErr w:type="spellEnd"/>
-      <w:r>
-        <w:rPr>
-          <w:lang w:val="pl-PL"/>
-        </w:rPr>
-        <w:t>, co znacząco uprości budowę aplikacji w sposób modułowy:</w:t>
-      </w:r>
-    </w:p>
-    <w:p>
-      <w:pPr>
-        <w:pStyle w:val="block-code"/>
-        <w:rPr>
-          <w:sz w:val="14"/>
-          <w:szCs w:val="14"/>
-          <w:lang w:val="en-US"/>
-        </w:rPr>
-      </w:pPr>
-      <w:proofErr w:type="spellStart"/>
-      <w:r>
-        <w:rPr>
-          <w:sz w:val="14"/>
-          <w:szCs w:val="14"/>
-          <w:lang w:val="en-US"/>
-        </w:rPr>
-        <w:t>spl_autoload_</w:t>
-      </w:r>
-      <w:proofErr w:type="gramStart"/>
-      <w:r>
-        <w:rPr>
-          <w:sz w:val="14"/>
-          <w:szCs w:val="14"/>
-          <w:lang w:val="en-US"/>
-        </w:rPr>
-        <w:t>register</w:t>
-      </w:r>
-      <w:proofErr w:type="spellEnd"/>
-      <w:r>
-        <w:rPr>
-          <w:sz w:val="14"/>
-          <w:szCs w:val="14"/>
-          <w:lang w:val="en-US"/>
-        </w:rPr>
-        <w:t>(</w:t>
-      </w:r>
-      <w:proofErr w:type="gramEnd"/>
-      <w:r>
-        <w:rPr>
-          <w:sz w:val="14"/>
-          <w:szCs w:val="14"/>
-          <w:lang w:val="en-US"/>
-        </w:rPr>
-        <w:t>function (string $class): void {</w:t>
-      </w:r>
-    </w:p>
-    <w:p>
-      <w:pPr>
-        <w:pStyle w:val="block-code"/>
-        <w:rPr>
-          <w:sz w:val="14"/>
-          <w:szCs w:val="14"/>
-          <w:lang w:val="en-US"/>
-        </w:rPr>
-      </w:pPr>
-      <w:r>
-        <w:rPr>
-          <w:sz w:val="14"/>
-          <w:szCs w:val="14"/>
-          <w:lang w:val="en-US"/>
-        </w:rPr>
-        <w:t xml:space="preserve">    // Map \App\ namespace to lib/ directory</w:t>
-      </w:r>
-    </w:p>
-    <w:p>
-      <w:pPr>
-        <w:pStyle w:val="block-code"/>
-        <w:rPr>
-          <w:sz w:val="14"/>
-          <w:szCs w:val="14"/>
-          <w:lang w:val="en-US"/>
-        </w:rPr>
-      </w:pPr>
-      <w:r>
-        <w:rPr>
-          <w:sz w:val="14"/>
-          <w:szCs w:val="14"/>
-          <w:lang w:val="en-US"/>
-        </w:rPr>
-        <w:t xml:space="preserve">    $prefix = 'App\\';</w:t>
-      </w:r>
-    </w:p>
-    <w:p>
-      <w:pPr>
-        <w:pStyle w:val="block-code"/>
-        <w:rPr>
-          <w:sz w:val="14"/>
-          <w:szCs w:val="14"/>
-          <w:lang w:val="en-US"/>
-        </w:rPr>
-      </w:pPr>
-      <w:r>
-        <w:rPr>
-          <w:sz w:val="14"/>
-          <w:szCs w:val="14"/>
-          <w:lang w:val="en-US"/>
-        </w:rPr>
-        <w:t xml:space="preserve">    $</w:t>
-      </w:r>
-      <w:proofErr w:type="spellStart"/>
-      <w:r>
-        <w:rPr>
-          <w:sz w:val="14"/>
-          <w:szCs w:val="14"/>
-          <w:lang w:val="en-US"/>
-        </w:rPr>
-        <w:t>baseDir</w:t>
-      </w:r>
-      <w:proofErr w:type="spellEnd"/>
-      <w:r>
-        <w:rPr>
-          <w:sz w:val="14"/>
-          <w:szCs w:val="14"/>
-          <w:lang w:val="en-US"/>
-        </w:rPr>
-        <w:t xml:space="preserve"> = __DIR__.'/lib/';</w:t>
-      </w:r>
-    </w:p>
-    <w:p>
-      <w:pPr>
-        <w:pStyle w:val="block-code"/>
-        <w:rPr>
-          <w:sz w:val="14"/>
-          <w:szCs w:val="14"/>
-          <w:lang w:val="en-US"/>
-        </w:rPr>
-      </w:pPr>
-    </w:p>
-    <w:p>
-      <w:pPr>
-        <w:pStyle w:val="block-code"/>
-        <w:rPr>
-          <w:sz w:val="14"/>
-          <w:szCs w:val="14"/>
-          <w:lang w:val="en-US"/>
-        </w:rPr>
-      </w:pPr>
-      <w:r>
-        <w:rPr>
-          <w:sz w:val="14"/>
-          <w:szCs w:val="14"/>
-          <w:lang w:val="en-US"/>
-        </w:rPr>
-        <w:t xml:space="preserve">    if (0 === </w:t>
-      </w:r>
-      <w:proofErr w:type="spellStart"/>
-      <w:proofErr w:type="gramStart"/>
-      <w:r>
-        <w:rPr>
-          <w:sz w:val="14"/>
-          <w:szCs w:val="14"/>
-          <w:lang w:val="en-US"/>
-        </w:rPr>
-        <w:t>strpos</w:t>
-      </w:r>
-      <w:proofErr w:type="spellEnd"/>
-      <w:r>
-        <w:rPr>
-          <w:sz w:val="14"/>
-          <w:szCs w:val="14"/>
-          <w:lang w:val="en-US"/>
-        </w:rPr>
-        <w:t>(</w:t>
-      </w:r>
-      <w:proofErr w:type="gramEnd"/>
-      <w:r>
-        <w:rPr>
-          <w:sz w:val="14"/>
-          <w:szCs w:val="14"/>
-          <w:lang w:val="en-US"/>
-        </w:rPr>
-        <w:t>$class, $prefix)) {</w:t>
-      </w:r>
-    </w:p>
-    <w:p>
-      <w:pPr>
-        <w:pStyle w:val="block-code"/>
-        <w:rPr>
-          <w:sz w:val="14"/>
-          <w:szCs w:val="14"/>
-          <w:lang w:val="en-US"/>
-        </w:rPr>
-      </w:pPr>
-      <w:r>
-        <w:rPr>
-          <w:sz w:val="14"/>
-          <w:szCs w:val="14"/>
-          <w:lang w:val="en-US"/>
-        </w:rPr>
-        <w:t xml:space="preserve">        // Remove namespace prefix and convert to file path</w:t>
-      </w:r>
-    </w:p>
-    <w:p>
-      <w:pPr>
-        <w:pStyle w:val="block-code"/>
-        <w:rPr>
-          <w:sz w:val="14"/>
-          <w:szCs w:val="14"/>
-          <w:lang w:val="en-US"/>
-        </w:rPr>
-      </w:pPr>
-      <w:r>
-        <w:rPr>
-          <w:sz w:val="14"/>
-          <w:szCs w:val="14"/>
-          <w:lang w:val="en-US"/>
-        </w:rPr>
-        <w:t xml:space="preserve">        $relative = </w:t>
-      </w:r>
-      <w:proofErr w:type="spellStart"/>
-      <w:proofErr w:type="gramStart"/>
-      <w:r>
-        <w:rPr>
-          <w:sz w:val="14"/>
-          <w:szCs w:val="14"/>
-          <w:lang w:val="en-US"/>
-        </w:rPr>
-        <w:t>substr</w:t>
-      </w:r>
-      <w:proofErr w:type="spellEnd"/>
-      <w:r>
-        <w:rPr>
-          <w:sz w:val="14"/>
-          <w:szCs w:val="14"/>
-          <w:lang w:val="en-US"/>
-        </w:rPr>
-        <w:t>(</w:t>
-      </w:r>
-      <w:proofErr w:type="gramEnd"/>
-      <w:r>
-        <w:rPr>
-          <w:sz w:val="14"/>
-          <w:szCs w:val="14"/>
-          <w:lang w:val="en-US"/>
-        </w:rPr>
-        <w:t xml:space="preserve">$class, </w:t>
-      </w:r>
-      <w:proofErr w:type="spellStart"/>
-      <w:r>
-        <w:rPr>
-          <w:sz w:val="14"/>
-          <w:szCs w:val="14"/>
-          <w:lang w:val="en-US"/>
-        </w:rPr>
-        <w:t>strlen</w:t>
-      </w:r>
-      <w:proofErr w:type="spellEnd"/>
-      <w:r>
-        <w:rPr>
-          <w:sz w:val="14"/>
-          <w:szCs w:val="14"/>
-          <w:lang w:val="en-US"/>
-        </w:rPr>
-        <w:t>($prefix));</w:t>
-      </w:r>
-    </w:p>
-    <w:p>
-      <w:pPr>
-        <w:pStyle w:val="block-code"/>
-        <w:rPr>
-          <w:sz w:val="14"/>
-          <w:szCs w:val="14"/>
-          <w:lang w:val="en-US"/>
-        </w:rPr>
-      </w:pPr>
-      <w:r>
-        <w:rPr>
-          <w:sz w:val="14"/>
-          <w:szCs w:val="14"/>
-          <w:lang w:val="en-US"/>
-        </w:rPr>
-        <w:t xml:space="preserve">        $file = $</w:t>
-      </w:r>
-      <w:proofErr w:type="spellStart"/>
-      <w:r>
-        <w:rPr>
-          <w:sz w:val="14"/>
-          <w:szCs w:val="14"/>
-          <w:lang w:val="en-US"/>
-        </w:rPr>
-        <w:t>baseDir.str_</w:t>
-      </w:r>
-      <w:proofErr w:type="gramStart"/>
-      <w:r>
-        <w:rPr>
-          <w:sz w:val="14"/>
-          <w:szCs w:val="14"/>
-          <w:lang w:val="en-US"/>
-        </w:rPr>
-        <w:t>replace</w:t>
-      </w:r>
-      <w:proofErr w:type="spellEnd"/>
-      <w:r>
-        <w:rPr>
-          <w:sz w:val="14"/>
-          <w:szCs w:val="14"/>
-          <w:lang w:val="en-US"/>
-        </w:rPr>
-        <w:t>(</w:t>
-      </w:r>
-      <w:proofErr w:type="gramEnd"/>
-      <w:r>
-        <w:rPr>
-          <w:sz w:val="14"/>
-          <w:szCs w:val="14"/>
-          <w:lang w:val="en-US"/>
-        </w:rPr>
-        <w:t>'\\', '/', $relative).'.</w:t>
-      </w:r>
-      <w:proofErr w:type="spellStart"/>
-      <w:r>
-        <w:rPr>
-          <w:sz w:val="14"/>
-          <w:szCs w:val="14"/>
-          <w:lang w:val="en-US"/>
-        </w:rPr>
-        <w:t>php</w:t>
-      </w:r>
-      <w:proofErr w:type="spellEnd"/>
-      <w:r>
-        <w:rPr>
-          <w:sz w:val="14"/>
-          <w:szCs w:val="14"/>
-          <w:lang w:val="en-US"/>
-        </w:rPr>
-        <w:t>';</w:t>
-      </w:r>
-    </w:p>
-    <w:p>
-      <w:pPr>
-        <w:pStyle w:val="block-code"/>
-        <w:rPr>
-          <w:sz w:val="14"/>
-          <w:szCs w:val="14"/>
-          <w:lang w:val="en-US"/>
-        </w:rPr>
-      </w:pPr>
-    </w:p>
-    <w:p>
-      <w:pPr>
-        <w:pStyle w:val="block-code"/>
-        <w:rPr>
-          <w:sz w:val="14"/>
-          <w:szCs w:val="14"/>
-          <w:lang w:val="en-US"/>
-        </w:rPr>
-      </w:pPr>
-      <w:r>
-        <w:rPr>
-          <w:sz w:val="14"/>
-          <w:szCs w:val="14"/>
-          <w:lang w:val="en-US"/>
-        </w:rPr>
-        <w:t xml:space="preserve">        if (</w:t>
-      </w:r>
-      <w:proofErr w:type="spellStart"/>
-      <w:r>
-        <w:rPr>
-          <w:sz w:val="14"/>
-          <w:szCs w:val="14"/>
-          <w:lang w:val="en-US"/>
-        </w:rPr>
-        <w:t>file_exists</w:t>
-      </w:r>
-      <w:proofErr w:type="spellEnd"/>
-      <w:r>
-        <w:rPr>
-          <w:sz w:val="14"/>
-          <w:szCs w:val="14"/>
-          <w:lang w:val="en-US"/>
-        </w:rPr>
-        <w:t>($file)) {</w:t>
-      </w:r>
-    </w:p>
-    <w:p>
-      <w:pPr>
-        <w:pStyle w:val="block-code"/>
-        <w:rPr>
-          <w:sz w:val="14"/>
-          <w:szCs w:val="14"/>
-          <w:lang w:val="en-US"/>
-        </w:rPr>
-      </w:pPr>
-      <w:r>
-        <w:rPr>
-          <w:sz w:val="14"/>
-          <w:szCs w:val="14"/>
-          <w:lang w:val="en-US"/>
-        </w:rPr>
-        <w:t xml:space="preserve">            require $file;</w:t>
-      </w:r>
-    </w:p>
-    <w:p>
-      <w:pPr>
-        <w:pStyle w:val="block-code"/>
-        <w:rPr>
-          <w:sz w:val="14"/>
-          <w:szCs w:val="14"/>
-        </w:rPr>
-      </w:pPr>
-      <w:r>
-        <w:rPr>
-          <w:sz w:val="14"/>
-          <w:szCs w:val="14"/>
-          <w:lang w:val="en-US"/>
-        </w:rPr>
-        <w:t xml:space="preserve">        </w:t>
-      </w:r>
-      <w:r>
-        <w:rPr>
-          <w:sz w:val="14"/>
-          <w:szCs w:val="14"/>
-        </w:rPr>
-        <w:t>}</w:t>
-      </w:r>
-    </w:p>
-    <w:p>
-      <w:pPr>
-        <w:pStyle w:val="block-code"/>
-        <w:rPr>
-          <w:sz w:val="14"/>
-          <w:szCs w:val="14"/>
-        </w:rPr>
-      </w:pPr>
-      <w:r>
-        <w:rPr>
-          <w:sz w:val="14"/>
-          <w:szCs w:val="14"/>
-        </w:rPr>
-        <w:t xml:space="preserve">    }</w:t>
-      </w:r>
-    </w:p>
-    <w:p>
-      <w:pPr>
-        <w:pStyle w:val="block-code"/>
-        <w:rPr>
-          <w:sz w:val="14"/>
-          <w:szCs w:val="14"/>
-        </w:rPr>
-      </w:pPr>
-      <w:r>
-        <w:rPr>
-          <w:sz w:val="14"/>
-          <w:szCs w:val="14"/>
-        </w:rPr>
-        <w:t>});</w:t>
-      </w:r>
-    </w:p>
-    <w:p>
-      <w:pPr>
-        <w:pStyle w:val="Info"/>
-      </w:pPr>
-      <w:r>
-        <w:t xml:space="preserve">Przed implementacją zapoznaj się z wymaganiami </w:t>
-      </w:r>
-      <w:proofErr w:type="gramStart"/>
-      <w:r>
-        <w:t>odnośnie</w:t>
-      </w:r>
-      <w:proofErr w:type="gramEnd"/>
-      <w:r>
-        <w:t xml:space="preserve"> zrzutów ekranu poniżej, żeby wiedzieć, co będzie sprawdzane.</w:t>
-      </w:r>
-    </w:p>
-    <w:p>
-      <w:pPr>
-        <w:pStyle w:val="Heading1"/>
-        <w:rPr>
-          <w:lang w:val="pl-PL"/>
-        </w:rPr>
-      </w:pPr>
-      <w:bookmarkStart w:id="16" w:name="_Toc227878991"/>
-      <w:r>
-        <w:rPr>
-          <w:lang w:val="pl-PL"/>
-        </w:rPr>
-        <w:t>Mechanizmy formularza</w:t>
-      </w:r>
-      <w:bookmarkEnd w:id="16"/>
-    </w:p>
-    <w:p>
-      <w:pPr>
-        <w:pStyle w:val="Zadanie"/>
-      </w:pPr>
-      <w:r>
-        <w:t>Wstaw zrzut ekranu formularza po pierwszym wejściu na stronę (bez wypełnienia danych):</w:t>
-      </w:r>
-    </w:p>
-    <w:p>
-      <w:pPr>
-        <w:pStyle w:val="Zadanie"/>
-        <w:rPr>
-          <w:rStyle w:val="inline-code"/>
-        </w:rPr>
+        <w:t>php yaml.php</w:t>
+      </w:r>
+      <w:r>
+        <w:t>:</w:t>
+      </w:r>
+    </w:p>
+    <w:p>
+      <w:pPr>
+        <w:pStyle w:val="Zadanie"/>
       </w:pPr>
     </w:p>
     <w:p>
       <w:pPr>
         <w:pStyle w:val="Zadanie"/>
         <w:jc w:val="center"/>
-        <w:rPr>
-          <w:rStyle w:val="inline-code"/>
-        </w:rPr>
-      </w:pPr>
-      <w:r>
-        <w:rPr>
-          <w:noProof/>
-        </w:rPr>
+      </w:pPr>
+      <w:r>
         <w:drawing>
-          <wp:inline distT="0" distB="0" distL="0" distR="0" wp14:anchorId="3438F275" wp14:editId="07BA4EBF">
-            <wp:extent cx="900000" cy="900000"/>
-            <wp:effectExtent l="0" t="0" r="0" b="0"/>
-            <wp:docPr id="1699662045" name="Obraz 1699662045"/>
+          <wp:inline distT="0" distB="0" distL="0" distR="0" wp14:anchorId="5602FABE" wp14:editId="4B5A386B">
+            <wp:extent cx="3991532" cy="1152686"/>
+            <wp:effectExtent l="0" t="0" r="0" b="9525"/>
+            <wp:docPr id="2036133648" name="Picture 1"/>
             <wp:cNvGraphicFramePr>
-              <a:graphicFrameLocks xmlns:a="http://schemas.openxmlformats.org/drawingml/2006/main"/>
+              <a:graphicFrameLocks xmlns:a="http://schemas.openxmlformats.org/drawingml/2006/main" noChangeAspect="1"/>
             </wp:cNvGraphicFramePr>
             <a:graphic xmlns:a="http://schemas.openxmlformats.org/drawingml/2006/main">
               <a:graphicData uri="http://schemas.openxmlformats.org/drawingml/2006/picture">
                 <pic:pic xmlns:pic="http://schemas.openxmlformats.org/drawingml/2006/picture">
                   <pic:nvPicPr>
-                    <pic:cNvPr id="0" name="Picture 1"/>
-                    <pic:cNvPicPr>
-                      <a:picLocks noChangeAspect="1" noChangeArrowheads="1"/>
-                    </pic:cNvPicPr>
+                    <pic:cNvPr id="2036133648" name=""/>
+                    <pic:cNvPicPr/>
                   </pic:nvPicPr>
                   <pic:blipFill>
-                    <a:blip r:embed="rId29">
-                      <a:extLst>
-                        <a:ext uri="{28A0092B-C50C-407E-A947-70E740481C1C}">
-                          <a14:useLocalDpi xmlns:a14="http://schemas.microsoft.com/office/drawing/2010/main" val="0"/>
-                        </a:ext>
-                      </a:extLst>
-                    </a:blip>
-                    <a:srcRect/>
+                    <a:blip r:embed="rId35"/>
                     <a:stretch>
                       <a:fillRect/>
                     </a:stretch>
                   </pic:blipFill>
-                  <pic:spPr bwMode="auto">
+                  <pic:spPr>
                     <a:xfrm>
                       <a:off x="0" y="0"/>
-                      <a:ext cx="900000" cy="900000"/>
+                      <a:ext cx="3991532" cy="1152686"/>
                     </a:xfrm>
                     <a:prstGeom prst="rect">
                       <a:avLst/>
                     </a:prstGeom>
-                    <a:noFill/>
-                    <a:ln>
-                      <a:noFill/>
-                    </a:ln>
                   </pic:spPr>
                 </pic:pic>
               </a:graphicData>
@@ -7634,320 +5669,6 @@
           </wp:inline>
         </w:drawing>
       </w:r>
-    </w:p>
-    <w:p>
-      <w:pPr>
-        <w:pStyle w:val="Zadanie"/>
-        <w:jc w:val="center"/>
-        <w:rPr>
-          <w:rStyle w:val="inline-code"/>
-        </w:rPr>
-      </w:pPr>
-    </w:p>
-    <w:p>
-      <w:pPr>
-        <w:pStyle w:val="Zadanie"/>
-      </w:pPr>
-      <w:r>
-        <w:t xml:space="preserve">Wstaw zrzut ekranu formularza po wypełnieniu danych i wysłaniu (wypełniony </w:t>
-      </w:r>
-      <w:proofErr w:type="spellStart"/>
-      <w:r>
-        <w:t>output</w:t>
-      </w:r>
-      <w:proofErr w:type="spellEnd"/>
-      <w:r>
-        <w:t>):</w:t>
-      </w:r>
-    </w:p>
-    <w:p>
-      <w:pPr>
-        <w:pStyle w:val="Zadanie"/>
-      </w:pPr>
-    </w:p>
-    <w:p>
-      <w:pPr>
-        <w:pStyle w:val="Zadanie"/>
-        <w:jc w:val="center"/>
-      </w:pPr>
-      <w:r>
-        <w:rPr>
-          <w:noProof/>
-        </w:rPr>
-        <w:drawing>
-          <wp:inline distT="0" distB="0" distL="0" distR="0" wp14:anchorId="116B9981" wp14:editId="67ECB277">
-            <wp:extent cx="900000" cy="900000"/>
-            <wp:effectExtent l="0" t="0" r="0" b="0"/>
-            <wp:docPr id="1477724119" name="Obraz 1477724119"/>
-            <wp:cNvGraphicFramePr>
-              <a:graphicFrameLocks xmlns:a="http://schemas.openxmlformats.org/drawingml/2006/main"/>
-            </wp:cNvGraphicFramePr>
-            <a:graphic xmlns:a="http://schemas.openxmlformats.org/drawingml/2006/main">
-              <a:graphicData uri="http://schemas.openxmlformats.org/drawingml/2006/picture">
-                <pic:pic xmlns:pic="http://schemas.openxmlformats.org/drawingml/2006/picture">
-                  <pic:nvPicPr>
-                    <pic:cNvPr id="0" name="Picture 1"/>
-                    <pic:cNvPicPr>
-                      <a:picLocks noChangeAspect="1" noChangeArrowheads="1"/>
-                    </pic:cNvPicPr>
-                  </pic:nvPicPr>
-                  <pic:blipFill>
-                    <a:blip r:embed="rId29">
-                      <a:extLst>
-                        <a:ext uri="{28A0092B-C50C-407E-A947-70E740481C1C}">
-                          <a14:useLocalDpi xmlns:a14="http://schemas.microsoft.com/office/drawing/2010/main" val="0"/>
-                        </a:ext>
-                      </a:extLst>
-                    </a:blip>
-                    <a:srcRect/>
-                    <a:stretch>
-                      <a:fillRect/>
-                    </a:stretch>
-                  </pic:blipFill>
-                  <pic:spPr bwMode="auto">
-                    <a:xfrm>
-                      <a:off x="0" y="0"/>
-                      <a:ext cx="900000" cy="900000"/>
-                    </a:xfrm>
-                    <a:prstGeom prst="rect">
-                      <a:avLst/>
-                    </a:prstGeom>
-                    <a:noFill/>
-                    <a:ln>
-                      <a:noFill/>
-                    </a:ln>
-                  </pic:spPr>
-                </pic:pic>
-              </a:graphicData>
-            </a:graphic>
-          </wp:inline>
-        </w:drawing>
-      </w:r>
-    </w:p>
-    <w:p>
-      <w:pPr>
-        <w:pStyle w:val="Zadanie"/>
-      </w:pPr>
-    </w:p>
-    <w:p>
-      <w:pPr>
-        <w:pStyle w:val="Zadanie"/>
-      </w:pPr>
-      <w:r>
-        <w:t>Wstaw zrzuty ekranu fragmentów kodu odpowiedzialnych za odczytywanie danych z formularza do zmiennych w programie:</w:t>
-      </w:r>
-    </w:p>
-    <w:p>
-      <w:pPr>
-        <w:pStyle w:val="Zadanie"/>
-      </w:pPr>
-    </w:p>
-    <w:p>
-      <w:pPr>
-        <w:pStyle w:val="Zadanie"/>
-        <w:jc w:val="center"/>
-      </w:pPr>
-      <w:r>
-        <w:rPr>
-          <w:noProof/>
-        </w:rPr>
-        <w:drawing>
-          <wp:inline distT="0" distB="0" distL="0" distR="0" wp14:anchorId="3C7B855B" wp14:editId="69B7D23E">
-            <wp:extent cx="900000" cy="900000"/>
-            <wp:effectExtent l="0" t="0" r="0" b="0"/>
-            <wp:docPr id="339729388" name="Obraz 339729388"/>
-            <wp:cNvGraphicFramePr>
-              <a:graphicFrameLocks xmlns:a="http://schemas.openxmlformats.org/drawingml/2006/main"/>
-            </wp:cNvGraphicFramePr>
-            <a:graphic xmlns:a="http://schemas.openxmlformats.org/drawingml/2006/main">
-              <a:graphicData uri="http://schemas.openxmlformats.org/drawingml/2006/picture">
-                <pic:pic xmlns:pic="http://schemas.openxmlformats.org/drawingml/2006/picture">
-                  <pic:nvPicPr>
-                    <pic:cNvPr id="0" name="Picture 1"/>
-                    <pic:cNvPicPr>
-                      <a:picLocks noChangeAspect="1" noChangeArrowheads="1"/>
-                    </pic:cNvPicPr>
-                  </pic:nvPicPr>
-                  <pic:blipFill>
-                    <a:blip r:embed="rId29">
-                      <a:extLst>
-                        <a:ext uri="{28A0092B-C50C-407E-A947-70E740481C1C}">
-                          <a14:useLocalDpi xmlns:a14="http://schemas.microsoft.com/office/drawing/2010/main" val="0"/>
-                        </a:ext>
-                      </a:extLst>
-                    </a:blip>
-                    <a:srcRect/>
-                    <a:stretch>
-                      <a:fillRect/>
-                    </a:stretch>
-                  </pic:blipFill>
-                  <pic:spPr bwMode="auto">
-                    <a:xfrm>
-                      <a:off x="0" y="0"/>
-                      <a:ext cx="900000" cy="900000"/>
-                    </a:xfrm>
-                    <a:prstGeom prst="rect">
-                      <a:avLst/>
-                    </a:prstGeom>
-                    <a:noFill/>
-                    <a:ln>
-                      <a:noFill/>
-                    </a:ln>
-                  </pic:spPr>
-                </pic:pic>
-              </a:graphicData>
-            </a:graphic>
-          </wp:inline>
-        </w:drawing>
-      </w:r>
-    </w:p>
-    <w:p>
-      <w:pPr>
-        <w:pStyle w:val="Zadanie"/>
-      </w:pPr>
-    </w:p>
-    <w:p>
-      <w:pPr>
-        <w:pStyle w:val="Zadanie"/>
-      </w:pPr>
-      <w:r>
-        <w:t>Wstaw zrzuty ekranu fragmentów kodu odpowiedzialnych za ponowne ustawianie pól formularza na przesłane wcześniej wartości:</w:t>
-      </w:r>
-    </w:p>
-    <w:p>
-      <w:pPr>
-        <w:pStyle w:val="Zadanie"/>
-      </w:pPr>
-    </w:p>
-    <w:p>
-      <w:pPr>
-        <w:pStyle w:val="Zadanie"/>
-        <w:jc w:val="center"/>
-      </w:pPr>
-      <w:r>
-        <w:rPr>
-          <w:noProof/>
-        </w:rPr>
-        <w:lastRenderedPageBreak/>
-        <w:drawing>
-          <wp:inline distT="0" distB="0" distL="0" distR="0" wp14:anchorId="03FBCF38" wp14:editId="6E494725">
-            <wp:extent cx="900000" cy="900000"/>
-            <wp:effectExtent l="0" t="0" r="0" b="0"/>
-            <wp:docPr id="1280686619" name="Obraz 1280686619"/>
-            <wp:cNvGraphicFramePr>
-              <a:graphicFrameLocks xmlns:a="http://schemas.openxmlformats.org/drawingml/2006/main"/>
-            </wp:cNvGraphicFramePr>
-            <a:graphic xmlns:a="http://schemas.openxmlformats.org/drawingml/2006/main">
-              <a:graphicData uri="http://schemas.openxmlformats.org/drawingml/2006/picture">
-                <pic:pic xmlns:pic="http://schemas.openxmlformats.org/drawingml/2006/picture">
-                  <pic:nvPicPr>
-                    <pic:cNvPr id="0" name="Picture 1"/>
-                    <pic:cNvPicPr>
-                      <a:picLocks noChangeAspect="1" noChangeArrowheads="1"/>
-                    </pic:cNvPicPr>
-                  </pic:nvPicPr>
-                  <pic:blipFill>
-                    <a:blip r:embed="rId29">
-                      <a:extLst>
-                        <a:ext uri="{28A0092B-C50C-407E-A947-70E740481C1C}">
-                          <a14:useLocalDpi xmlns:a14="http://schemas.microsoft.com/office/drawing/2010/main" val="0"/>
-                        </a:ext>
-                      </a:extLst>
-                    </a:blip>
-                    <a:srcRect/>
-                    <a:stretch>
-                      <a:fillRect/>
-                    </a:stretch>
-                  </pic:blipFill>
-                  <pic:spPr bwMode="auto">
-                    <a:xfrm>
-                      <a:off x="0" y="0"/>
-                      <a:ext cx="900000" cy="900000"/>
-                    </a:xfrm>
-                    <a:prstGeom prst="rect">
-                      <a:avLst/>
-                    </a:prstGeom>
-                    <a:noFill/>
-                    <a:ln>
-                      <a:noFill/>
-                    </a:ln>
-                  </pic:spPr>
-                </pic:pic>
-              </a:graphicData>
-            </a:graphic>
-          </wp:inline>
-        </w:drawing>
-      </w:r>
-    </w:p>
-    <w:p>
-      <w:pPr>
-        <w:pStyle w:val="Zadanie"/>
-      </w:pPr>
-    </w:p>
-    <w:p>
-      <w:pPr>
-        <w:pStyle w:val="Zadanie"/>
-      </w:pPr>
-      <w:r>
-        <w:t>Omów w maksymalnie 3 zdaniach jak działa u Ciebie odbieranie i ustawianie danych w formularzu:</w:t>
-      </w:r>
-    </w:p>
-    <w:p>
-      <w:pPr>
-        <w:pStyle w:val="Zadanie"/>
-      </w:pPr>
-    </w:p>
-    <w:p>
-      <w:pPr>
-        <w:pStyle w:val="Zadanie"/>
-      </w:pPr>
-      <w:r>
-        <w:t>…maksymalnie 3 zdania…</w:t>
-      </w:r>
-    </w:p>
-    <w:p>
-      <w:pPr>
-        <w:pStyle w:val="Zadanie"/>
-      </w:pPr>
-    </w:p>
-    <w:p>
-      <w:pPr>
-        <w:pStyle w:val="Zadanie"/>
-      </w:pPr>
-      <w:r>
-        <w:t>Wymień wykorzystywane powyżej pliki kodów źródłowych:</w:t>
-      </w:r>
-    </w:p>
-    <w:p>
-      <w:pPr>
-        <w:pStyle w:val="Zadanie"/>
-      </w:pPr>
-    </w:p>
-    <w:p>
-      <w:pPr>
-        <w:pStyle w:val="Zadanie"/>
-      </w:pPr>
-      <w:proofErr w:type="spellStart"/>
-      <w:r>
-        <w:t>abc.php</w:t>
-      </w:r>
-      <w:proofErr w:type="spellEnd"/>
-      <w:r>
-        <w:t xml:space="preserve">, </w:t>
-      </w:r>
-      <w:proofErr w:type="spellStart"/>
-      <w:r>
-        <w:t>lib</w:t>
-      </w:r>
-      <w:proofErr w:type="spellEnd"/>
-      <w:r>
-        <w:t>/</w:t>
-      </w:r>
-      <w:proofErr w:type="spellStart"/>
-      <w:r>
-        <w:t>Def.php</w:t>
-      </w:r>
-      <w:proofErr w:type="spellEnd"/>
     </w:p>
     <w:p>
       <w:pPr>
@@ -8017,14 +5738,905 @@
     </w:tbl>
     <w:p>
       <w:pPr>
-        <w:rPr>
-          <w:lang w:val="pl-PL"/>
-        </w:rPr>
-      </w:pPr>
-    </w:p>
-    <w:p>
-      <w:pPr>
         <w:pStyle w:val="Heading1"/>
+      </w:pPr>
+      <w:bookmarkStart w:id="15" w:name="_Toc227878990"/>
+      <w:r>
+        <w:t>Implemen</w:t>
+      </w:r>
+      <w:r>
+        <w:t>tacja</w:t>
+      </w:r>
+      <w:bookmarkEnd w:id="15"/>
+    </w:p>
+    <w:p>
+      <w:pPr>
+        <w:rPr>
+          <w:lang w:val="pl-PL"/>
+        </w:rPr>
+      </w:pPr>
+      <w:r>
+        <w:rPr>
+          <w:lang w:val="pl-PL"/>
+        </w:rPr>
+        <w:t>Na tym etapie środowisko j</w:t>
+      </w:r>
+      <w:r>
+        <w:rPr>
+          <w:lang w:val="pl-PL"/>
+        </w:rPr>
+        <w:t xml:space="preserve">est gotowe do implementacji zadania. W katalogu </w:t>
+      </w:r>
+      <w:r>
+        <w:rPr>
+          <w:lang w:val="pl-PL"/>
+        </w:rPr>
+        <w:fldChar w:fldCharType="begin"/>
+      </w:r>
+      <w:r>
+        <w:rPr>
+          <w:lang w:val="pl-PL"/>
+        </w:rPr>
+        <w:instrText xml:space="preserve"> DOCPROPERTY  labdir  \* MERGEFORMAT </w:instrText>
+      </w:r>
+      <w:r>
+        <w:rPr>
+          <w:lang w:val="pl-PL"/>
+        </w:rPr>
+        <w:fldChar w:fldCharType="separate"/>
+      </w:r>
+      <w:r>
+        <w:rPr>
+          <w:lang w:val="pl-PL"/>
+        </w:rPr>
+        <w:t>I:\ptw\lab-f</w:t>
+      </w:r>
+      <w:r>
+        <w:rPr>
+          <w:lang w:val="pl-PL"/>
+        </w:rPr>
+        <w:fldChar w:fldCharType="end"/>
+      </w:r>
+      <w:r>
+        <w:rPr>
+          <w:lang w:val="pl-PL"/>
+        </w:rPr>
+        <w:t xml:space="preserve"> utwórz niezbędną strukturę katalogów i plików PHP i rozpocznij implementację zgodnie z wymaganiami przedstawionymi przez prowadzącego oraz na początku tej karty pracy.</w:t>
+      </w:r>
+    </w:p>
+    <w:p>
+      <w:pPr>
+        <w:rPr>
+          <w:lang w:val="pl-PL"/>
+        </w:rPr>
+      </w:pPr>
+      <w:r>
+        <w:rPr>
+          <w:lang w:val="pl-PL"/>
+        </w:rPr>
+        <w:t>Sugerowana struktura katalog</w:t>
+      </w:r>
+      <w:r>
+        <w:rPr>
+          <w:lang w:val="pl-PL"/>
+        </w:rPr>
+        <w:t>ó</w:t>
+      </w:r>
+      <w:r>
+        <w:rPr>
+          <w:lang w:val="pl-PL"/>
+        </w:rPr>
+        <w:t>w:</w:t>
+      </w:r>
+    </w:p>
+    <w:p>
+      <w:pPr>
+        <w:rPr>
+          <w:lang w:val="pl-PL"/>
+        </w:rPr>
+      </w:pPr>
+      <w:r>
+        <w:rPr>
+          <w:noProof/>
+          <w:lang w:val="pl-PL"/>
+        </w:rPr>
+        <w:drawing>
+          <wp:inline distT="0" distB="0" distL="0" distR="0" wp14:anchorId="4046143A" wp14:editId="739F8DE1">
+            <wp:extent cx="1538043" cy="2406650"/>
+            <wp:effectExtent l="0" t="0" r="5080" b="0"/>
+            <wp:docPr id="1366497341" name="Obraz 1"/>
+            <wp:cNvGraphicFramePr>
+              <a:graphicFrameLocks xmlns:a="http://schemas.openxmlformats.org/drawingml/2006/main" noChangeAspect="1"/>
+            </wp:cNvGraphicFramePr>
+            <a:graphic xmlns:a="http://schemas.openxmlformats.org/drawingml/2006/main">
+              <a:graphicData uri="http://schemas.openxmlformats.org/drawingml/2006/picture">
+                <pic:pic xmlns:pic="http://schemas.openxmlformats.org/drawingml/2006/picture">
+                  <pic:nvPicPr>
+                    <pic:cNvPr id="1366497341" name=""/>
+                    <pic:cNvPicPr/>
+                  </pic:nvPicPr>
+                  <pic:blipFill>
+                    <a:blip r:embed="rId36"/>
+                    <a:stretch>
+                      <a:fillRect/>
+                    </a:stretch>
+                  </pic:blipFill>
+                  <pic:spPr>
+                    <a:xfrm>
+                      <a:off x="0" y="0"/>
+                      <a:ext cx="1543000" cy="2414407"/>
+                    </a:xfrm>
+                    <a:prstGeom prst="rect">
+                      <a:avLst/>
+                    </a:prstGeom>
+                  </pic:spPr>
+                </pic:pic>
+              </a:graphicData>
+            </a:graphic>
+          </wp:inline>
+        </w:drawing>
+      </w:r>
+    </w:p>
+    <w:p>
+      <w:pPr>
+        <w:rPr>
+          <w:lang w:val="pl-PL"/>
+        </w:rPr>
+      </w:pPr>
+      <w:r>
+        <w:rPr>
+          <w:lang w:val="pl-PL"/>
+        </w:rPr>
+        <w:t xml:space="preserve">Przy jej zastosowaniu można skorzystać z mechanizmu autoloadingu, automatycznie wczytującego klasy o nazwie </w:t>
+      </w:r>
+      <w:r>
+        <w:rPr>
+          <w:rStyle w:val="inline-code"/>
+        </w:rPr>
+        <w:t>App\Jakas\Klasa</w:t>
+      </w:r>
+      <w:r>
+        <w:rPr>
+          <w:lang w:val="pl-PL"/>
+        </w:rPr>
+        <w:t xml:space="preserve"> z plików </w:t>
+      </w:r>
+      <w:r>
+        <w:rPr>
+          <w:rStyle w:val="inline-code"/>
+        </w:rPr>
+        <w:t>lib\Jakas\Klasa.php</w:t>
+      </w:r>
+      <w:r>
+        <w:rPr>
+          <w:lang w:val="pl-PL"/>
+        </w:rPr>
+        <w:t>, co znacząco uprości budowę aplikacji w sposób modułowy:</w:t>
+      </w:r>
+    </w:p>
+    <w:p>
+      <w:pPr>
+        <w:pStyle w:val="block-code"/>
+        <w:rPr>
+          <w:sz w:val="14"/>
+          <w:szCs w:val="14"/>
+          <w:lang w:val="en-US"/>
+        </w:rPr>
+      </w:pPr>
+      <w:r>
+        <w:rPr>
+          <w:sz w:val="14"/>
+          <w:szCs w:val="14"/>
+          <w:lang w:val="en-US"/>
+        </w:rPr>
+        <w:lastRenderedPageBreak/>
+        <w:t>spl_autoload_register(function (string $class): void {</w:t>
+      </w:r>
+    </w:p>
+    <w:p>
+      <w:pPr>
+        <w:pStyle w:val="block-code"/>
+        <w:rPr>
+          <w:sz w:val="14"/>
+          <w:szCs w:val="14"/>
+          <w:lang w:val="en-US"/>
+        </w:rPr>
+      </w:pPr>
+      <w:r>
+        <w:rPr>
+          <w:sz w:val="14"/>
+          <w:szCs w:val="14"/>
+          <w:lang w:val="en-US"/>
+        </w:rPr>
+        <w:t xml:space="preserve">    // Map \App\ namespace to lib/ directory</w:t>
+      </w:r>
+    </w:p>
+    <w:p>
+      <w:pPr>
+        <w:pStyle w:val="block-code"/>
+        <w:rPr>
+          <w:sz w:val="14"/>
+          <w:szCs w:val="14"/>
+          <w:lang w:val="en-US"/>
+        </w:rPr>
+      </w:pPr>
+      <w:r>
+        <w:rPr>
+          <w:sz w:val="14"/>
+          <w:szCs w:val="14"/>
+          <w:lang w:val="en-US"/>
+        </w:rPr>
+        <w:t xml:space="preserve">    $prefix = 'App\\';</w:t>
+      </w:r>
+    </w:p>
+    <w:p>
+      <w:pPr>
+        <w:pStyle w:val="block-code"/>
+        <w:rPr>
+          <w:sz w:val="14"/>
+          <w:szCs w:val="14"/>
+          <w:lang w:val="en-US"/>
+        </w:rPr>
+      </w:pPr>
+      <w:r>
+        <w:rPr>
+          <w:sz w:val="14"/>
+          <w:szCs w:val="14"/>
+          <w:lang w:val="en-US"/>
+        </w:rPr>
+        <w:t xml:space="preserve">    $baseDir = __DIR__.'/lib/';</w:t>
+      </w:r>
+    </w:p>
+    <w:p>
+      <w:pPr>
+        <w:pStyle w:val="block-code"/>
+        <w:rPr>
+          <w:sz w:val="14"/>
+          <w:szCs w:val="14"/>
+          <w:lang w:val="en-US"/>
+        </w:rPr>
+      </w:pPr>
+    </w:p>
+    <w:p>
+      <w:pPr>
+        <w:pStyle w:val="block-code"/>
+        <w:rPr>
+          <w:sz w:val="14"/>
+          <w:szCs w:val="14"/>
+          <w:lang w:val="en-US"/>
+        </w:rPr>
+      </w:pPr>
+      <w:r>
+        <w:rPr>
+          <w:sz w:val="14"/>
+          <w:szCs w:val="14"/>
+          <w:lang w:val="en-US"/>
+        </w:rPr>
+        <w:t xml:space="preserve">    if (0 === strpos($class, $prefix)) {</w:t>
+      </w:r>
+    </w:p>
+    <w:p>
+      <w:pPr>
+        <w:pStyle w:val="block-code"/>
+        <w:rPr>
+          <w:sz w:val="14"/>
+          <w:szCs w:val="14"/>
+          <w:lang w:val="en-US"/>
+        </w:rPr>
+      </w:pPr>
+      <w:r>
+        <w:rPr>
+          <w:sz w:val="14"/>
+          <w:szCs w:val="14"/>
+          <w:lang w:val="en-US"/>
+        </w:rPr>
+        <w:t xml:space="preserve">        // Remove namespace prefix and convert to file path</w:t>
+      </w:r>
+    </w:p>
+    <w:p>
+      <w:pPr>
+        <w:pStyle w:val="block-code"/>
+        <w:rPr>
+          <w:sz w:val="14"/>
+          <w:szCs w:val="14"/>
+          <w:lang w:val="en-US"/>
+        </w:rPr>
+      </w:pPr>
+      <w:r>
+        <w:rPr>
+          <w:sz w:val="14"/>
+          <w:szCs w:val="14"/>
+          <w:lang w:val="en-US"/>
+        </w:rPr>
+        <w:t xml:space="preserve">        $relative = substr($class, strlen($prefix));</w:t>
+      </w:r>
+    </w:p>
+    <w:p>
+      <w:pPr>
+        <w:pStyle w:val="block-code"/>
+        <w:rPr>
+          <w:sz w:val="14"/>
+          <w:szCs w:val="14"/>
+          <w:lang w:val="en-US"/>
+        </w:rPr>
+      </w:pPr>
+      <w:r>
+        <w:rPr>
+          <w:sz w:val="14"/>
+          <w:szCs w:val="14"/>
+          <w:lang w:val="en-US"/>
+        </w:rPr>
+        <w:t xml:space="preserve">        $file = $baseDir.str_replace('\\', '/', $relative).'.php';</w:t>
+      </w:r>
+    </w:p>
+    <w:p>
+      <w:pPr>
+        <w:pStyle w:val="block-code"/>
+        <w:rPr>
+          <w:sz w:val="14"/>
+          <w:szCs w:val="14"/>
+          <w:lang w:val="en-US"/>
+        </w:rPr>
+      </w:pPr>
+    </w:p>
+    <w:p>
+      <w:pPr>
+        <w:pStyle w:val="block-code"/>
+        <w:rPr>
+          <w:sz w:val="14"/>
+          <w:szCs w:val="14"/>
+          <w:lang w:val="en-US"/>
+        </w:rPr>
+      </w:pPr>
+      <w:r>
+        <w:rPr>
+          <w:sz w:val="14"/>
+          <w:szCs w:val="14"/>
+          <w:lang w:val="en-US"/>
+        </w:rPr>
+        <w:t xml:space="preserve">        if (file_exists($file)) {</w:t>
+      </w:r>
+    </w:p>
+    <w:p>
+      <w:pPr>
+        <w:pStyle w:val="block-code"/>
+        <w:rPr>
+          <w:sz w:val="14"/>
+          <w:szCs w:val="14"/>
+          <w:lang w:val="en-US"/>
+        </w:rPr>
+      </w:pPr>
+      <w:r>
+        <w:rPr>
+          <w:sz w:val="14"/>
+          <w:szCs w:val="14"/>
+          <w:lang w:val="en-US"/>
+        </w:rPr>
+        <w:t xml:space="preserve">            require $file;</w:t>
+      </w:r>
+    </w:p>
+    <w:p>
+      <w:pPr>
+        <w:pStyle w:val="block-code"/>
+        <w:rPr>
+          <w:sz w:val="14"/>
+          <w:szCs w:val="14"/>
+        </w:rPr>
+      </w:pPr>
+      <w:r>
+        <w:rPr>
+          <w:sz w:val="14"/>
+          <w:szCs w:val="14"/>
+          <w:lang w:val="en-US"/>
+        </w:rPr>
+        <w:t xml:space="preserve">        </w:t>
+      </w:r>
+      <w:r>
+        <w:rPr>
+          <w:sz w:val="14"/>
+          <w:szCs w:val="14"/>
+        </w:rPr>
+        <w:t>}</w:t>
+      </w:r>
+    </w:p>
+    <w:p>
+      <w:pPr>
+        <w:pStyle w:val="block-code"/>
+        <w:rPr>
+          <w:sz w:val="14"/>
+          <w:szCs w:val="14"/>
+        </w:rPr>
+      </w:pPr>
+      <w:r>
+        <w:rPr>
+          <w:sz w:val="14"/>
+          <w:szCs w:val="14"/>
+        </w:rPr>
+        <w:t xml:space="preserve">    }</w:t>
+      </w:r>
+    </w:p>
+    <w:p>
+      <w:pPr>
+        <w:pStyle w:val="block-code"/>
+        <w:rPr>
+          <w:sz w:val="14"/>
+          <w:szCs w:val="14"/>
+        </w:rPr>
+      </w:pPr>
+      <w:r>
+        <w:rPr>
+          <w:sz w:val="14"/>
+          <w:szCs w:val="14"/>
+        </w:rPr>
+        <w:t>});</w:t>
+      </w:r>
+    </w:p>
+    <w:p>
+      <w:pPr>
+        <w:pStyle w:val="Info"/>
+      </w:pPr>
+      <w:r>
+        <w:t>Przed implementacją zapoznaj się z wymaganiami odnośnie zrzutów ekranu poniżej, żeby wiedzieć, co będzie sprawdzane.</w:t>
+      </w:r>
+    </w:p>
+    <w:p>
+      <w:pPr>
+        <w:pStyle w:val="Heading1"/>
+        <w:rPr>
+          <w:lang w:val="pl-PL"/>
+        </w:rPr>
+      </w:pPr>
+      <w:bookmarkStart w:id="16" w:name="_Toc227878991"/>
+      <w:r>
+        <w:rPr>
+          <w:lang w:val="pl-PL"/>
+        </w:rPr>
+        <w:t>Mechanizmy formularza</w:t>
+      </w:r>
+      <w:bookmarkEnd w:id="16"/>
+    </w:p>
+    <w:p>
+      <w:pPr>
+        <w:pStyle w:val="Zadanie"/>
+      </w:pPr>
+      <w:r>
+        <w:t>Wstaw zrzut ekranu formularza po pierwszym wejściu na stronę (bez wypełnienia danych):</w:t>
+      </w:r>
+    </w:p>
+    <w:p>
+      <w:pPr>
+        <w:pStyle w:val="Zadanie"/>
+        <w:rPr>
+          <w:rStyle w:val="inline-code"/>
+        </w:rPr>
+      </w:pPr>
+    </w:p>
+    <w:p>
+      <w:pPr>
+        <w:pStyle w:val="Zadanie"/>
+        <w:jc w:val="center"/>
+        <w:rPr>
+          <w:rStyle w:val="inline-code"/>
+        </w:rPr>
+      </w:pPr>
+      <w:r>
+        <w:rPr>
+          <w:noProof/>
+        </w:rPr>
+        <w:drawing>
+          <wp:inline distT="0" distB="0" distL="0" distR="0" wp14:anchorId="3438F275" wp14:editId="07BA4EBF">
+            <wp:extent cx="900000" cy="900000"/>
+            <wp:effectExtent l="0" t="0" r="0" b="0"/>
+            <wp:docPr id="1699662045" name="Obraz 1699662045"/>
+            <wp:cNvGraphicFramePr>
+              <a:graphicFrameLocks xmlns:a="http://schemas.openxmlformats.org/drawingml/2006/main"/>
+            </wp:cNvGraphicFramePr>
+            <a:graphic xmlns:a="http://schemas.openxmlformats.org/drawingml/2006/main">
+              <a:graphicData uri="http://schemas.openxmlformats.org/drawingml/2006/picture">
+                <pic:pic xmlns:pic="http://schemas.openxmlformats.org/drawingml/2006/picture">
+                  <pic:nvPicPr>
+                    <pic:cNvPr id="0" name="Picture 1"/>
+                    <pic:cNvPicPr>
+                      <a:picLocks noChangeAspect="1" noChangeArrowheads="1"/>
+                    </pic:cNvPicPr>
+                  </pic:nvPicPr>
+                  <pic:blipFill>
+                    <a:blip r:embed="rId37">
+                      <a:extLst>
+                        <a:ext uri="{28A0092B-C50C-407E-A947-70E740481C1C}">
+                          <a14:useLocalDpi xmlns:a14="http://schemas.microsoft.com/office/drawing/2010/main" val="0"/>
+                        </a:ext>
+                      </a:extLst>
+                    </a:blip>
+                    <a:srcRect/>
+                    <a:stretch>
+                      <a:fillRect/>
+                    </a:stretch>
+                  </pic:blipFill>
+                  <pic:spPr bwMode="auto">
+                    <a:xfrm>
+                      <a:off x="0" y="0"/>
+                      <a:ext cx="900000" cy="900000"/>
+                    </a:xfrm>
+                    <a:prstGeom prst="rect">
+                      <a:avLst/>
+                    </a:prstGeom>
+                    <a:noFill/>
+                    <a:ln>
+                      <a:noFill/>
+                    </a:ln>
+                  </pic:spPr>
+                </pic:pic>
+              </a:graphicData>
+            </a:graphic>
+          </wp:inline>
+        </w:drawing>
+      </w:r>
+    </w:p>
+    <w:p>
+      <w:pPr>
+        <w:pStyle w:val="Zadanie"/>
+        <w:jc w:val="center"/>
+        <w:rPr>
+          <w:rStyle w:val="inline-code"/>
+        </w:rPr>
+      </w:pPr>
+    </w:p>
+    <w:p>
+      <w:pPr>
+        <w:pStyle w:val="Zadanie"/>
+      </w:pPr>
+      <w:r>
+        <w:t>Wstaw zrzut ekranu formularza po wypełnieniu danych i wysłaniu (wypełniony output):</w:t>
+      </w:r>
+    </w:p>
+    <w:p>
+      <w:pPr>
+        <w:pStyle w:val="Zadanie"/>
+      </w:pPr>
+    </w:p>
+    <w:p>
+      <w:pPr>
+        <w:pStyle w:val="Zadanie"/>
+        <w:jc w:val="center"/>
+      </w:pPr>
+      <w:r>
+        <w:rPr>
+          <w:noProof/>
+        </w:rPr>
+        <w:drawing>
+          <wp:inline distT="0" distB="0" distL="0" distR="0" wp14:anchorId="116B9981" wp14:editId="67ECB277">
+            <wp:extent cx="900000" cy="900000"/>
+            <wp:effectExtent l="0" t="0" r="0" b="0"/>
+            <wp:docPr id="1477724119" name="Obraz 1477724119"/>
+            <wp:cNvGraphicFramePr>
+              <a:graphicFrameLocks xmlns:a="http://schemas.openxmlformats.org/drawingml/2006/main"/>
+            </wp:cNvGraphicFramePr>
+            <a:graphic xmlns:a="http://schemas.openxmlformats.org/drawingml/2006/main">
+              <a:graphicData uri="http://schemas.openxmlformats.org/drawingml/2006/picture">
+                <pic:pic xmlns:pic="http://schemas.openxmlformats.org/drawingml/2006/picture">
+                  <pic:nvPicPr>
+                    <pic:cNvPr id="0" name="Picture 1"/>
+                    <pic:cNvPicPr>
+                      <a:picLocks noChangeAspect="1" noChangeArrowheads="1"/>
+                    </pic:cNvPicPr>
+                  </pic:nvPicPr>
+                  <pic:blipFill>
+                    <a:blip r:embed="rId37">
+                      <a:extLst>
+                        <a:ext uri="{28A0092B-C50C-407E-A947-70E740481C1C}">
+                          <a14:useLocalDpi xmlns:a14="http://schemas.microsoft.com/office/drawing/2010/main" val="0"/>
+                        </a:ext>
+                      </a:extLst>
+                    </a:blip>
+                    <a:srcRect/>
+                    <a:stretch>
+                      <a:fillRect/>
+                    </a:stretch>
+                  </pic:blipFill>
+                  <pic:spPr bwMode="auto">
+                    <a:xfrm>
+                      <a:off x="0" y="0"/>
+                      <a:ext cx="900000" cy="900000"/>
+                    </a:xfrm>
+                    <a:prstGeom prst="rect">
+                      <a:avLst/>
+                    </a:prstGeom>
+                    <a:noFill/>
+                    <a:ln>
+                      <a:noFill/>
+                    </a:ln>
+                  </pic:spPr>
+                </pic:pic>
+              </a:graphicData>
+            </a:graphic>
+          </wp:inline>
+        </w:drawing>
+      </w:r>
+    </w:p>
+    <w:p>
+      <w:pPr>
+        <w:pStyle w:val="Zadanie"/>
+      </w:pPr>
+    </w:p>
+    <w:p>
+      <w:pPr>
+        <w:pStyle w:val="Zadanie"/>
+      </w:pPr>
+      <w:r>
+        <w:t>Wstaw zrzuty ekranu fragmentów kodu odpowiedzialnych za odczytywanie danych z formularza do zmiennych w programie:</w:t>
+      </w:r>
+    </w:p>
+    <w:p>
+      <w:pPr>
+        <w:pStyle w:val="Zadanie"/>
+      </w:pPr>
+    </w:p>
+    <w:p>
+      <w:pPr>
+        <w:pStyle w:val="Zadanie"/>
+        <w:jc w:val="center"/>
+      </w:pPr>
+      <w:r>
+        <w:rPr>
+          <w:noProof/>
+        </w:rPr>
+        <w:drawing>
+          <wp:inline distT="0" distB="0" distL="0" distR="0" wp14:anchorId="3C7B855B" wp14:editId="69B7D23E">
+            <wp:extent cx="900000" cy="900000"/>
+            <wp:effectExtent l="0" t="0" r="0" b="0"/>
+            <wp:docPr id="339729388" name="Obraz 339729388"/>
+            <wp:cNvGraphicFramePr>
+              <a:graphicFrameLocks xmlns:a="http://schemas.openxmlformats.org/drawingml/2006/main"/>
+            </wp:cNvGraphicFramePr>
+            <a:graphic xmlns:a="http://schemas.openxmlformats.org/drawingml/2006/main">
+              <a:graphicData uri="http://schemas.openxmlformats.org/drawingml/2006/picture">
+                <pic:pic xmlns:pic="http://schemas.openxmlformats.org/drawingml/2006/picture">
+                  <pic:nvPicPr>
+                    <pic:cNvPr id="0" name="Picture 1"/>
+                    <pic:cNvPicPr>
+                      <a:picLocks noChangeAspect="1" noChangeArrowheads="1"/>
+                    </pic:cNvPicPr>
+                  </pic:nvPicPr>
+                  <pic:blipFill>
+                    <a:blip r:embed="rId37">
+                      <a:extLst>
+                        <a:ext uri="{28A0092B-C50C-407E-A947-70E740481C1C}">
+                          <a14:useLocalDpi xmlns:a14="http://schemas.microsoft.com/office/drawing/2010/main" val="0"/>
+                        </a:ext>
+                      </a:extLst>
+                    </a:blip>
+                    <a:srcRect/>
+                    <a:stretch>
+                      <a:fillRect/>
+                    </a:stretch>
+                  </pic:blipFill>
+                  <pic:spPr bwMode="auto">
+                    <a:xfrm>
+                      <a:off x="0" y="0"/>
+                      <a:ext cx="900000" cy="900000"/>
+                    </a:xfrm>
+                    <a:prstGeom prst="rect">
+                      <a:avLst/>
+                    </a:prstGeom>
+                    <a:noFill/>
+                    <a:ln>
+                      <a:noFill/>
+                    </a:ln>
+                  </pic:spPr>
+                </pic:pic>
+              </a:graphicData>
+            </a:graphic>
+          </wp:inline>
+        </w:drawing>
+      </w:r>
+    </w:p>
+    <w:p>
+      <w:pPr>
+        <w:pStyle w:val="Zadanie"/>
+      </w:pPr>
+    </w:p>
+    <w:p>
+      <w:pPr>
+        <w:pStyle w:val="Zadanie"/>
+      </w:pPr>
+      <w:r>
+        <w:t>Wstaw zrzuty ekranu fragmentów kodu odpowiedzialnych za ponowne ustawianie pól formularza na przesłane wcześniej wartości:</w:t>
+      </w:r>
+    </w:p>
+    <w:p>
+      <w:pPr>
+        <w:pStyle w:val="Zadanie"/>
+      </w:pPr>
+    </w:p>
+    <w:p>
+      <w:pPr>
+        <w:pStyle w:val="Zadanie"/>
+        <w:jc w:val="center"/>
+      </w:pPr>
+      <w:r>
+        <w:rPr>
+          <w:noProof/>
+        </w:rPr>
+        <w:lastRenderedPageBreak/>
+        <w:drawing>
+          <wp:inline distT="0" distB="0" distL="0" distR="0" wp14:anchorId="03FBCF38" wp14:editId="6E494725">
+            <wp:extent cx="900000" cy="900000"/>
+            <wp:effectExtent l="0" t="0" r="0" b="0"/>
+            <wp:docPr id="1280686619" name="Obraz 1280686619"/>
+            <wp:cNvGraphicFramePr>
+              <a:graphicFrameLocks xmlns:a="http://schemas.openxmlformats.org/drawingml/2006/main"/>
+            </wp:cNvGraphicFramePr>
+            <a:graphic xmlns:a="http://schemas.openxmlformats.org/drawingml/2006/main">
+              <a:graphicData uri="http://schemas.openxmlformats.org/drawingml/2006/picture">
+                <pic:pic xmlns:pic="http://schemas.openxmlformats.org/drawingml/2006/picture">
+                  <pic:nvPicPr>
+                    <pic:cNvPr id="0" name="Picture 1"/>
+                    <pic:cNvPicPr>
+                      <a:picLocks noChangeAspect="1" noChangeArrowheads="1"/>
+                    </pic:cNvPicPr>
+                  </pic:nvPicPr>
+                  <pic:blipFill>
+                    <a:blip r:embed="rId37">
+                      <a:extLst>
+                        <a:ext uri="{28A0092B-C50C-407E-A947-70E740481C1C}">
+                          <a14:useLocalDpi xmlns:a14="http://schemas.microsoft.com/office/drawing/2010/main" val="0"/>
+                        </a:ext>
+                      </a:extLst>
+                    </a:blip>
+                    <a:srcRect/>
+                    <a:stretch>
+                      <a:fillRect/>
+                    </a:stretch>
+                  </pic:blipFill>
+                  <pic:spPr bwMode="auto">
+                    <a:xfrm>
+                      <a:off x="0" y="0"/>
+                      <a:ext cx="900000" cy="900000"/>
+                    </a:xfrm>
+                    <a:prstGeom prst="rect">
+                      <a:avLst/>
+                    </a:prstGeom>
+                    <a:noFill/>
+                    <a:ln>
+                      <a:noFill/>
+                    </a:ln>
+                  </pic:spPr>
+                </pic:pic>
+              </a:graphicData>
+            </a:graphic>
+          </wp:inline>
+        </w:drawing>
+      </w:r>
+    </w:p>
+    <w:p>
+      <w:pPr>
+        <w:pStyle w:val="Zadanie"/>
+      </w:pPr>
+    </w:p>
+    <w:p>
+      <w:pPr>
+        <w:pStyle w:val="Zadanie"/>
+      </w:pPr>
+      <w:r>
+        <w:t>Omów w maksymalnie 3 zdaniach jak działa u Ciebie odbieranie i ustawianie danych w formularzu:</w:t>
+      </w:r>
+    </w:p>
+    <w:p>
+      <w:pPr>
+        <w:pStyle w:val="Zadanie"/>
+      </w:pPr>
+    </w:p>
+    <w:p>
+      <w:pPr>
+        <w:pStyle w:val="Zadanie"/>
+      </w:pPr>
+      <w:r>
+        <w:t>…maksymalnie 3 zdania…</w:t>
+      </w:r>
+    </w:p>
+    <w:p>
+      <w:pPr>
+        <w:pStyle w:val="Zadanie"/>
+      </w:pPr>
+    </w:p>
+    <w:p>
+      <w:pPr>
+        <w:pStyle w:val="Zadanie"/>
+      </w:pPr>
+      <w:r>
+        <w:t>Wymień wykorzystywane powyżej pliki kodów źródłowych:</w:t>
+      </w:r>
+    </w:p>
+    <w:p>
+      <w:pPr>
+        <w:pStyle w:val="Zadanie"/>
+      </w:pPr>
+    </w:p>
+    <w:p>
+      <w:pPr>
+        <w:pStyle w:val="Zadanie"/>
+      </w:pPr>
+      <w:r>
+        <w:t>abc.php, lib/Def.php</w:t>
+      </w:r>
+    </w:p>
+    <w:p>
+      <w:pPr>
+        <w:pStyle w:val="Zadanie"/>
+      </w:pPr>
+    </w:p>
+    <w:tbl>
+      <w:tblPr>
+        <w:tblStyle w:val="TableGrid"/>
+        <w:tblW w:w="5000" w:type="pct"/>
+        <w:tblLook w:val="04A0" w:firstRow="1" w:lastRow="0" w:firstColumn="1" w:lastColumn="0" w:noHBand="0" w:noVBand="1"/>
+      </w:tblPr>
+      <w:tblGrid>
+        <w:gridCol w:w="8188"/>
+        <w:gridCol w:w="1134"/>
+        <w:gridCol w:w="1134"/>
+      </w:tblGrid>
+      <w:tr>
+        <w:trPr>
+          <w:trHeight w:hRule="exact" w:val="567"/>
+        </w:trPr>
+        <w:tc>
+          <w:tcPr>
+            <w:tcW w:w="0" w:type="auto"/>
+            <w:vAlign w:val="center"/>
+          </w:tcPr>
+          <w:p>
+            <w:pPr>
+              <w:pStyle w:val="PunktyTabela"/>
+            </w:pPr>
+            <w:r>
+              <w:t>Punkty:</w:t>
+            </w:r>
+          </w:p>
+        </w:tc>
+        <w:tc>
+          <w:tcPr>
+            <w:tcW w:w="1134" w:type="dxa"/>
+            <w:vAlign w:val="center"/>
+          </w:tcPr>
+          <w:p>
+            <w:pPr>
+              <w:pStyle w:val="PunktyTabela"/>
+              <w:jc w:val="center"/>
+            </w:pPr>
+            <w:r>
+              <w:t>0</w:t>
+            </w:r>
+          </w:p>
+        </w:tc>
+        <w:tc>
+          <w:tcPr>
+            <w:tcW w:w="1134" w:type="dxa"/>
+            <w:vAlign w:val="center"/>
+          </w:tcPr>
+          <w:p>
+            <w:pPr>
+              <w:pStyle w:val="PunktyTabela"/>
+              <w:jc w:val="center"/>
+            </w:pPr>
+            <w:r>
+              <w:t>1</w:t>
+            </w:r>
+          </w:p>
+        </w:tc>
+      </w:tr>
+    </w:tbl>
+    <w:p>
+      <w:pPr>
+        <w:rPr>
+          <w:lang w:val="pl-PL"/>
+        </w:rPr>
+      </w:pPr>
+    </w:p>
+    <w:p>
+      <w:pPr>
+        <w:pStyle w:val="Heading1"/>
         <w:rPr>
           <w:lang w:val="pl-PL"/>
         </w:rPr>
@@ -8054,133 +6666,7 @@
         <w:rPr>
           <w:lang w:val="pl-PL"/>
         </w:rPr>
-        <w:t xml:space="preserve">W tej sekcji zweryfikowana zostanie konwersja pomiędzy typami tablicowymi – </w:t>
-      </w:r>
-      <w:proofErr w:type="spellStart"/>
-      <w:r>
-        <w:rPr>
-          <w:lang w:val="pl-PL"/>
-        </w:rPr>
-        <w:t>comma</w:t>
-      </w:r>
-      <w:proofErr w:type="spellEnd"/>
-      <w:r>
-        <w:rPr>
-          <w:lang w:val="pl-PL"/>
-        </w:rPr>
-        <w:t xml:space="preserve"> </w:t>
-      </w:r>
-      <w:proofErr w:type="spellStart"/>
-      <w:r>
-        <w:rPr>
-          <w:lang w:val="pl-PL"/>
-        </w:rPr>
-        <w:t>separated</w:t>
-      </w:r>
-      <w:proofErr w:type="spellEnd"/>
-      <w:r>
-        <w:rPr>
-          <w:lang w:val="pl-PL"/>
-        </w:rPr>
-        <w:t xml:space="preserve"> </w:t>
-      </w:r>
-      <w:proofErr w:type="spellStart"/>
-      <w:r>
-        <w:rPr>
-          <w:lang w:val="pl-PL"/>
-        </w:rPr>
-        <w:t>values</w:t>
-      </w:r>
-      <w:proofErr w:type="spellEnd"/>
-      <w:r>
-        <w:rPr>
-          <w:lang w:val="pl-PL"/>
-        </w:rPr>
-        <w:t xml:space="preserve"> (CSV), </w:t>
-      </w:r>
-      <w:proofErr w:type="spellStart"/>
-      <w:r>
-        <w:rPr>
-          <w:lang w:val="pl-PL"/>
-        </w:rPr>
-        <w:t>semicolon</w:t>
-      </w:r>
-      <w:proofErr w:type="spellEnd"/>
-      <w:r>
-        <w:rPr>
-          <w:lang w:val="pl-PL"/>
-        </w:rPr>
-        <w:t xml:space="preserve"> </w:t>
-      </w:r>
-      <w:proofErr w:type="spellStart"/>
-      <w:r>
-        <w:rPr>
-          <w:lang w:val="pl-PL"/>
-        </w:rPr>
-        <w:t>seprated</w:t>
-      </w:r>
-      <w:proofErr w:type="spellEnd"/>
-      <w:r>
-        <w:rPr>
-          <w:lang w:val="pl-PL"/>
-        </w:rPr>
-        <w:t xml:space="preserve"> </w:t>
-      </w:r>
-      <w:proofErr w:type="spellStart"/>
-      <w:r>
-        <w:rPr>
-          <w:lang w:val="pl-PL"/>
-        </w:rPr>
-        <w:t>values</w:t>
-      </w:r>
-      <w:proofErr w:type="spellEnd"/>
-      <w:r>
-        <w:rPr>
-          <w:lang w:val="pl-PL"/>
-        </w:rPr>
-        <w:t xml:space="preserve"> (SSV), </w:t>
-      </w:r>
-      <w:proofErr w:type="spellStart"/>
-      <w:r>
-        <w:rPr>
-          <w:lang w:val="pl-PL"/>
-        </w:rPr>
-        <w:t>tab</w:t>
-      </w:r>
-      <w:proofErr w:type="spellEnd"/>
-      <w:r>
-        <w:rPr>
-          <w:lang w:val="pl-PL"/>
-        </w:rPr>
-        <w:t xml:space="preserve"> </w:t>
-      </w:r>
-      <w:proofErr w:type="spellStart"/>
-      <w:r>
-        <w:rPr>
-          <w:lang w:val="pl-PL"/>
-        </w:rPr>
-        <w:t>separated</w:t>
-      </w:r>
-      <w:proofErr w:type="spellEnd"/>
-      <w:r>
-        <w:rPr>
-          <w:lang w:val="pl-PL"/>
-        </w:rPr>
-        <w:t xml:space="preserve"> </w:t>
-      </w:r>
-      <w:proofErr w:type="spellStart"/>
-      <w:r>
-        <w:rPr>
-          <w:lang w:val="pl-PL"/>
-        </w:rPr>
-        <w:t>values</w:t>
-      </w:r>
-      <w:proofErr w:type="spellEnd"/>
-      <w:r>
-        <w:rPr>
-          <w:lang w:val="pl-PL"/>
-        </w:rPr>
-        <w:t xml:space="preserve"> (TSV).</w:t>
+        <w:t>W tej sekcji zweryfikowana zostanie konwersja pomiędzy typami tablicowymi – comma separated values (CSV), semicolon seprated values (SSV), tab separated values (TSV).</w:t>
       </w:r>
     </w:p>
     <w:p>
@@ -8441,14 +6927,12 @@
                 <w:lang w:val="pl-PL"/>
               </w:rPr>
             </w:pPr>
-            <w:proofErr w:type="spellStart"/>
             <w:r>
               <w:rPr>
                 <w:lang w:val="pl-PL"/>
               </w:rPr>
               <w:t>Wednesday</w:t>
             </w:r>
-            <w:proofErr w:type="spellEnd"/>
           </w:p>
         </w:tc>
         <w:tc>
@@ -8461,14 +6945,12 @@
                 <w:lang w:val="pl-PL"/>
               </w:rPr>
             </w:pPr>
-            <w:proofErr w:type="spellStart"/>
             <w:r>
               <w:rPr>
                 <w:lang w:val="pl-PL"/>
               </w:rPr>
               <w:t>Netflix</w:t>
             </w:r>
-            <w:proofErr w:type="spellEnd"/>
           </w:p>
         </w:tc>
         <w:tc>
@@ -8481,14 +6963,12 @@
                 <w:lang w:val="pl-PL"/>
               </w:rPr>
             </w:pPr>
-            <w:proofErr w:type="spellStart"/>
             <w:r>
               <w:rPr>
                 <w:lang w:val="pl-PL"/>
               </w:rPr>
               <w:t>Comedy</w:t>
             </w:r>
-            <w:proofErr w:type="spellEnd"/>
           </w:p>
         </w:tc>
         <w:tc>
@@ -8571,7 +7051,7 @@
                     </pic:cNvPicPr>
                   </pic:nvPicPr>
                   <pic:blipFill>
-                    <a:blip r:embed="rId29">
+                    <a:blip r:embed="rId37">
                       <a:extLst>
                         <a:ext uri="{28A0092B-C50C-407E-A947-70E740481C1C}">
                           <a14:useLocalDpi xmlns:a14="http://schemas.microsoft.com/office/drawing/2010/main" val="0"/>
@@ -8632,7 +7112,7 @@
                     </pic:cNvPicPr>
                   </pic:nvPicPr>
                   <pic:blipFill>
-                    <a:blip r:embed="rId29">
+                    <a:blip r:embed="rId37">
                       <a:extLst>
                         <a:ext uri="{28A0092B-C50C-407E-A947-70E740481C1C}">
                           <a14:useLocalDpi xmlns:a14="http://schemas.microsoft.com/office/drawing/2010/main" val="0"/>
@@ -8693,7 +7173,7 @@
                     </pic:cNvPicPr>
                   </pic:nvPicPr>
                   <pic:blipFill>
-                    <a:blip r:embed="rId29">
+                    <a:blip r:embed="rId37">
                       <a:extLst>
                         <a:ext uri="{28A0092B-C50C-407E-A947-70E740481C1C}">
                           <a14:useLocalDpi xmlns:a14="http://schemas.microsoft.com/office/drawing/2010/main" val="0"/>
@@ -8774,7 +7254,7 @@
                     </pic:cNvPicPr>
                   </pic:nvPicPr>
                   <pic:blipFill>
-                    <a:blip r:embed="rId29">
+                    <a:blip r:embed="rId37">
                       <a:extLst>
                         <a:ext uri="{28A0092B-C50C-407E-A947-70E740481C1C}">
                           <a14:useLocalDpi xmlns:a14="http://schemas.microsoft.com/office/drawing/2010/main" val="0"/>
@@ -8830,7 +7310,7 @@
                     </pic:cNvPicPr>
                   </pic:nvPicPr>
                   <pic:blipFill>
-                    <a:blip r:embed="rId29">
+                    <a:blip r:embed="rId37">
                       <a:extLst>
                         <a:ext uri="{28A0092B-C50C-407E-A947-70E740481C1C}">
                           <a14:useLocalDpi xmlns:a14="http://schemas.microsoft.com/office/drawing/2010/main" val="0"/>
@@ -8886,7 +7366,7 @@
                     </pic:cNvPicPr>
                   </pic:nvPicPr>
                   <pic:blipFill>
-                    <a:blip r:embed="rId29">
+                    <a:blip r:embed="rId37">
                       <a:extLst>
                         <a:ext uri="{28A0092B-C50C-407E-A947-70E740481C1C}">
                           <a14:useLocalDpi xmlns:a14="http://schemas.microsoft.com/office/drawing/2010/main" val="0"/>
@@ -8970,7 +7450,7 @@
                     </pic:cNvPicPr>
                   </pic:nvPicPr>
                   <pic:blipFill>
-                    <a:blip r:embed="rId29">
+                    <a:blip r:embed="rId37">
                       <a:extLst>
                         <a:ext uri="{28A0092B-C50C-407E-A947-70E740481C1C}">
                           <a14:useLocalDpi xmlns:a14="http://schemas.microsoft.com/office/drawing/2010/main" val="0"/>
@@ -9053,7 +7533,7 @@
                     </pic:cNvPicPr>
                   </pic:nvPicPr>
                   <pic:blipFill>
-                    <a:blip r:embed="rId29">
+                    <a:blip r:embed="rId37">
                       <a:extLst>
                         <a:ext uri="{28A0092B-C50C-407E-A947-70E740481C1C}">
                           <a14:useLocalDpi xmlns:a14="http://schemas.microsoft.com/office/drawing/2010/main" val="0"/>
@@ -9162,27 +7642,9 @@
       <w:pPr>
         <w:pStyle w:val="Zadanie"/>
       </w:pPr>
-      <w:proofErr w:type="spellStart"/>
-      <w:r>
-        <w:t>abc.php</w:t>
-      </w:r>
-      <w:proofErr w:type="spellEnd"/>
-      <w:r>
-        <w:t xml:space="preserve">, </w:t>
-      </w:r>
-      <w:proofErr w:type="spellStart"/>
-      <w:r>
-        <w:t>lib</w:t>
-      </w:r>
-      <w:proofErr w:type="spellEnd"/>
-      <w:r>
-        <w:t>/</w:t>
-      </w:r>
-      <w:proofErr w:type="spellStart"/>
-      <w:r>
-        <w:t>Def.php</w:t>
-      </w:r>
-      <w:proofErr w:type="spellEnd"/>
+      <w:r>
+        <w:t>abc.php, lib/Def.php</w:t>
+      </w:r>
     </w:p>
     <w:tbl>
       <w:tblPr>
@@ -9328,7 +7790,7 @@
                     </pic:cNvPicPr>
                   </pic:nvPicPr>
                   <pic:blipFill>
-                    <a:blip r:embed="rId29">
+                    <a:blip r:embed="rId37">
                       <a:extLst>
                         <a:ext uri="{28A0092B-C50C-407E-A947-70E740481C1C}">
                           <a14:useLocalDpi xmlns:a14="http://schemas.microsoft.com/office/drawing/2010/main" val="0"/>
@@ -9417,7 +7879,7 @@
                     </pic:cNvPicPr>
                   </pic:nvPicPr>
                   <pic:blipFill>
-                    <a:blip r:embed="rId29">
+                    <a:blip r:embed="rId37">
                       <a:extLst>
                         <a:ext uri="{28A0092B-C50C-407E-A947-70E740481C1C}">
                           <a14:useLocalDpi xmlns:a14="http://schemas.microsoft.com/office/drawing/2010/main" val="0"/>
@@ -9473,7 +7935,7 @@
                     </pic:cNvPicPr>
                   </pic:nvPicPr>
                   <pic:blipFill>
-                    <a:blip r:embed="rId29">
+                    <a:blip r:embed="rId37">
                       <a:extLst>
                         <a:ext uri="{28A0092B-C50C-407E-A947-70E740481C1C}">
                           <a14:useLocalDpi xmlns:a14="http://schemas.microsoft.com/office/drawing/2010/main" val="0"/>
@@ -9529,7 +7991,7 @@
                     </pic:cNvPicPr>
                   </pic:nvPicPr>
                   <pic:blipFill>
-                    <a:blip r:embed="rId29">
+                    <a:blip r:embed="rId37">
                       <a:extLst>
                         <a:ext uri="{28A0092B-C50C-407E-A947-70E740481C1C}">
                           <a14:useLocalDpi xmlns:a14="http://schemas.microsoft.com/office/drawing/2010/main" val="0"/>
@@ -9606,7 +8068,7 @@
                     </pic:cNvPicPr>
                   </pic:nvPicPr>
                   <pic:blipFill>
-                    <a:blip r:embed="rId29">
+                    <a:blip r:embed="rId37">
                       <a:extLst>
                         <a:ext uri="{28A0092B-C50C-407E-A947-70E740481C1C}">
                           <a14:useLocalDpi xmlns:a14="http://schemas.microsoft.com/office/drawing/2010/main" val="0"/>
@@ -9683,7 +8145,7 @@
                     </pic:cNvPicPr>
                   </pic:nvPicPr>
                   <pic:blipFill>
-                    <a:blip r:embed="rId29">
+                    <a:blip r:embed="rId37">
                       <a:extLst>
                         <a:ext uri="{28A0092B-C50C-407E-A947-70E740481C1C}">
                           <a14:useLocalDpi xmlns:a14="http://schemas.microsoft.com/office/drawing/2010/main" val="0"/>
@@ -9728,15 +8190,7 @@
         <w:t xml:space="preserve">Omów w maksymalnie 6 zdaniach jak działa u Ciebie konwersja pomiędzy formatami </w:t>
       </w:r>
       <w:r>
-        <w:t xml:space="preserve">tablicowymi a JSON, </w:t>
-      </w:r>
-      <w:proofErr w:type="gramStart"/>
-      <w:r>
-        <w:t>ze</w:t>
-      </w:r>
-      <w:proofErr w:type="gramEnd"/>
-      <w:r>
-        <w:t xml:space="preserve"> szczególnym naciskiem na nazwy pól obiektów / kolumn</w:t>
+        <w:t>tablicowymi a JSON, ze szczególnym naciskiem na nazwy pól obiektów / kolumn</w:t>
       </w:r>
       <w:r>
         <w:t>:</w:t>
@@ -9782,27 +8236,9 @@
       <w:pPr>
         <w:pStyle w:val="Zadanie"/>
       </w:pPr>
-      <w:proofErr w:type="spellStart"/>
-      <w:r>
-        <w:t>abc.php</w:t>
-      </w:r>
-      <w:proofErr w:type="spellEnd"/>
-      <w:r>
-        <w:t xml:space="preserve">, </w:t>
-      </w:r>
-      <w:proofErr w:type="spellStart"/>
-      <w:r>
-        <w:t>lib</w:t>
-      </w:r>
-      <w:proofErr w:type="spellEnd"/>
-      <w:r>
-        <w:t>/</w:t>
-      </w:r>
-      <w:proofErr w:type="spellStart"/>
-      <w:r>
-        <w:t>Def.php</w:t>
-      </w:r>
-      <w:proofErr w:type="spellEnd"/>
+      <w:r>
+        <w:t>abc.php, lib/Def.php</w:t>
+      </w:r>
     </w:p>
     <w:tbl>
       <w:tblPr>
@@ -9949,7 +8385,7 @@
                     </pic:cNvPicPr>
                   </pic:nvPicPr>
                   <pic:blipFill>
-                    <a:blip r:embed="rId29">
+                    <a:blip r:embed="rId37">
                       <a:extLst>
                         <a:ext uri="{28A0092B-C50C-407E-A947-70E740481C1C}">
                           <a14:useLocalDpi xmlns:a14="http://schemas.microsoft.com/office/drawing/2010/main" val="0"/>
@@ -10039,7 +8475,7 @@
                     </pic:cNvPicPr>
                   </pic:nvPicPr>
                   <pic:blipFill>
-                    <a:blip r:embed="rId29">
+                    <a:blip r:embed="rId37">
                       <a:extLst>
                         <a:ext uri="{28A0092B-C50C-407E-A947-70E740481C1C}">
                           <a14:useLocalDpi xmlns:a14="http://schemas.microsoft.com/office/drawing/2010/main" val="0"/>
@@ -10095,7 +8531,7 @@
                     </pic:cNvPicPr>
                   </pic:nvPicPr>
                   <pic:blipFill>
-                    <a:blip r:embed="rId29">
+                    <a:blip r:embed="rId37">
                       <a:extLst>
                         <a:ext uri="{28A0092B-C50C-407E-A947-70E740481C1C}">
                           <a14:useLocalDpi xmlns:a14="http://schemas.microsoft.com/office/drawing/2010/main" val="0"/>
@@ -10151,7 +8587,7 @@
                     </pic:cNvPicPr>
                   </pic:nvPicPr>
                   <pic:blipFill>
-                    <a:blip r:embed="rId29">
+                    <a:blip r:embed="rId37">
                       <a:extLst>
                         <a:ext uri="{28A0092B-C50C-407E-A947-70E740481C1C}">
                           <a14:useLocalDpi xmlns:a14="http://schemas.microsoft.com/office/drawing/2010/main" val="0"/>
@@ -10207,7 +8643,7 @@
                     </pic:cNvPicPr>
                   </pic:nvPicPr>
                   <pic:blipFill>
-                    <a:blip r:embed="rId29">
+                    <a:blip r:embed="rId37">
                       <a:extLst>
                         <a:ext uri="{28A0092B-C50C-407E-A947-70E740481C1C}">
                           <a14:useLocalDpi xmlns:a14="http://schemas.microsoft.com/office/drawing/2010/main" val="0"/>
@@ -10263,7 +8699,7 @@
                     </pic:cNvPicPr>
                   </pic:nvPicPr>
                   <pic:blipFill>
-                    <a:blip r:embed="rId29">
+                    <a:blip r:embed="rId37">
                       <a:extLst>
                         <a:ext uri="{28A0092B-C50C-407E-A947-70E740481C1C}">
                           <a14:useLocalDpi xmlns:a14="http://schemas.microsoft.com/office/drawing/2010/main" val="0"/>
@@ -10340,7 +8776,7 @@
                     </pic:cNvPicPr>
                   </pic:nvPicPr>
                   <pic:blipFill>
-                    <a:blip r:embed="rId29">
+                    <a:blip r:embed="rId37">
                       <a:extLst>
                         <a:ext uri="{28A0092B-C50C-407E-A947-70E740481C1C}">
                           <a14:useLocalDpi xmlns:a14="http://schemas.microsoft.com/office/drawing/2010/main" val="0"/>
@@ -10417,7 +8853,7 @@
                     </pic:cNvPicPr>
                   </pic:nvPicPr>
                   <pic:blipFill>
-                    <a:blip r:embed="rId29">
+                    <a:blip r:embed="rId37">
                       <a:extLst>
                         <a:ext uri="{28A0092B-C50C-407E-A947-70E740481C1C}">
                           <a14:useLocalDpi xmlns:a14="http://schemas.microsoft.com/office/drawing/2010/main" val="0"/>
@@ -10459,15 +8895,7 @@
         <w:pStyle w:val="Zadanie"/>
       </w:pPr>
       <w:r>
-        <w:t xml:space="preserve">Omów w maksymalnie 6 zdaniach jak działa u Ciebie konwersja pomiędzy formatami tablicowymi a YAML, </w:t>
-      </w:r>
-      <w:proofErr w:type="gramStart"/>
-      <w:r>
-        <w:t>ze</w:t>
-      </w:r>
-      <w:proofErr w:type="gramEnd"/>
-      <w:r>
-        <w:t xml:space="preserve"> szczególnym naciskiem na nazwy pól obiektów / kolumn:</w:t>
+        <w:t>Omów w maksymalnie 6 zdaniach jak działa u Ciebie konwersja pomiędzy formatami tablicowymi a YAML, ze szczególnym naciskiem na nazwy pól obiektów / kolumn:</w:t>
       </w:r>
     </w:p>
     <w:p>
@@ -10510,27 +8938,9 @@
       <w:pPr>
         <w:pStyle w:val="Zadanie"/>
       </w:pPr>
-      <w:proofErr w:type="spellStart"/>
-      <w:r>
-        <w:t>abc.php</w:t>
-      </w:r>
-      <w:proofErr w:type="spellEnd"/>
-      <w:r>
-        <w:t xml:space="preserve">, </w:t>
-      </w:r>
-      <w:proofErr w:type="spellStart"/>
-      <w:r>
-        <w:t>lib</w:t>
-      </w:r>
-      <w:proofErr w:type="spellEnd"/>
-      <w:r>
-        <w:t>/</w:t>
-      </w:r>
-      <w:proofErr w:type="spellStart"/>
-      <w:r>
-        <w:t>Def.php</w:t>
-      </w:r>
-      <w:proofErr w:type="spellEnd"/>
+      <w:r>
+        <w:t>abc.php, lib/Def.php</w:t>
+      </w:r>
     </w:p>
     <w:tbl>
       <w:tblPr>
@@ -10627,15 +9037,7 @@
         <w:pStyle w:val="Zadanie"/>
       </w:pPr>
       <w:r>
-        <w:t xml:space="preserve">Wejdź w przeglądarce w narzędzia deweloperskie -&gt; Aplikacja -&gt; Ciasteczka. Skasuj wszystkie ciasteczka dla </w:t>
-      </w:r>
-      <w:proofErr w:type="spellStart"/>
-      <w:r>
-        <w:t>localhost</w:t>
-      </w:r>
-      <w:proofErr w:type="spellEnd"/>
-      <w:r>
-        <w:t xml:space="preserve">. </w:t>
+        <w:t xml:space="preserve">Wejdź w przeglądarce w narzędzia deweloperskie -&gt; Aplikacja -&gt; Ciasteczka. Skasuj wszystkie ciasteczka dla localhost. </w:t>
       </w:r>
       <w:r>
         <w:t>Odśwież stronę. Wstaw zrzut ekranu formularza (przed wypełnieniem danych) i listy ciasteczek (powinna być pusta) w narzędziach deweloperskich:</w:t>
@@ -10682,7 +9084,7 @@
                     </pic:cNvPicPr>
                   </pic:nvPicPr>
                   <pic:blipFill>
-                    <a:blip r:embed="rId29">
+                    <a:blip r:embed="rId37">
                       <a:extLst>
                         <a:ext uri="{28A0092B-C50C-407E-A947-70E740481C1C}">
                           <a14:useLocalDpi xmlns:a14="http://schemas.microsoft.com/office/drawing/2010/main" val="0"/>
@@ -10736,15 +9138,7 @@
         <w:pStyle w:val="Zadanie"/>
       </w:pPr>
       <w:r>
-        <w:t xml:space="preserve">Wypełnij formularz dowolnymi danymi i wyślij. Ponownie wstaw zrzut ekranu jak wyżej, czyli z formularzem (tym razem z danymi i </w:t>
-      </w:r>
-      <w:proofErr w:type="spellStart"/>
-      <w:r>
-        <w:t>outputem</w:t>
-      </w:r>
-      <w:proofErr w:type="spellEnd"/>
-      <w:r>
-        <w:t>) i listą ciasteczek (teraz powinna być wypełniona)</w:t>
+        <w:t>Wypełnij formularz dowolnymi danymi i wyślij. Ponownie wstaw zrzut ekranu jak wyżej, czyli z formularzem (tym razem z danymi i outputem) i listą ciasteczek (teraz powinna być wypełniona)</w:t>
       </w:r>
       <w:r>
         <w:t>:</w:t>
@@ -10782,7 +9176,7 @@
                     </pic:cNvPicPr>
                   </pic:nvPicPr>
                   <pic:blipFill>
-                    <a:blip r:embed="rId29">
+                    <a:blip r:embed="rId37">
                       <a:extLst>
                         <a:ext uri="{28A0092B-C50C-407E-A947-70E740481C1C}">
                           <a14:useLocalDpi xmlns:a14="http://schemas.microsoft.com/office/drawing/2010/main" val="0"/>
@@ -10875,7 +9269,7 @@
                     </pic:cNvPicPr>
                   </pic:nvPicPr>
                   <pic:blipFill>
-                    <a:blip r:embed="rId29">
+                    <a:blip r:embed="rId37">
                       <a:extLst>
                         <a:ext uri="{28A0092B-C50C-407E-A947-70E740481C1C}">
                           <a14:useLocalDpi xmlns:a14="http://schemas.microsoft.com/office/drawing/2010/main" val="0"/>
@@ -10963,7 +9357,7 @@
                     </pic:cNvPicPr>
                   </pic:nvPicPr>
                   <pic:blipFill>
-                    <a:blip r:embed="rId29">
+                    <a:blip r:embed="rId37">
                       <a:extLst>
                         <a:ext uri="{28A0092B-C50C-407E-A947-70E740481C1C}">
                           <a14:useLocalDpi xmlns:a14="http://schemas.microsoft.com/office/drawing/2010/main" val="0"/>
@@ -11072,27 +9466,9 @@
       <w:pPr>
         <w:pStyle w:val="Zadanie"/>
       </w:pPr>
-      <w:proofErr w:type="spellStart"/>
-      <w:r>
-        <w:t>abc.php</w:t>
-      </w:r>
-      <w:proofErr w:type="spellEnd"/>
-      <w:r>
-        <w:t xml:space="preserve">, </w:t>
-      </w:r>
-      <w:proofErr w:type="spellStart"/>
-      <w:r>
-        <w:t>lib</w:t>
-      </w:r>
-      <w:proofErr w:type="spellEnd"/>
-      <w:r>
-        <w:t>/</w:t>
-      </w:r>
-      <w:proofErr w:type="spellStart"/>
-      <w:r>
-        <w:t>Def.php</w:t>
-      </w:r>
-      <w:proofErr w:type="spellEnd"/>
+      <w:r>
+        <w:t>abc.php, lib/Def.php</w:t>
+      </w:r>
     </w:p>
     <w:tbl>
       <w:tblPr>
@@ -11170,20 +9546,12 @@
         </w:rPr>
       </w:pPr>
       <w:bookmarkStart w:id="21" w:name="_Toc227878996"/>
-      <w:proofErr w:type="spellStart"/>
       <w:r>
         <w:rPr>
           <w:lang w:val="pl-PL"/>
         </w:rPr>
         <w:lastRenderedPageBreak/>
-        <w:t>Commit</w:t>
-      </w:r>
-      <w:proofErr w:type="spellEnd"/>
-      <w:r>
-        <w:rPr>
-          <w:lang w:val="pl-PL"/>
-        </w:rPr>
-        <w:t xml:space="preserve"> projektu do GIT</w:t>
+        <w:t>Commit projektu do GIT</w:t>
       </w:r>
       <w:bookmarkEnd w:id="14"/>
       <w:bookmarkEnd w:id="21"/>
@@ -11194,33 +9562,11 @@
           <w:lang w:val="pl-PL"/>
         </w:rPr>
       </w:pPr>
-      <w:proofErr w:type="spellStart"/>
-      <w:r>
-        <w:rPr>
-          <w:lang w:val="pl-PL"/>
-        </w:rPr>
-        <w:t>Zacommituj</w:t>
-      </w:r>
-      <w:proofErr w:type="spellEnd"/>
-      <w:r>
-        <w:rPr>
-          <w:lang w:val="pl-PL"/>
-        </w:rPr>
-        <w:t xml:space="preserve"> i </w:t>
-      </w:r>
-      <w:proofErr w:type="spellStart"/>
-      <w:r>
-        <w:rPr>
-          <w:lang w:val="pl-PL"/>
-        </w:rPr>
-        <w:t>pushnij</w:t>
-      </w:r>
-      <w:proofErr w:type="spellEnd"/>
-      <w:r>
-        <w:rPr>
-          <w:lang w:val="pl-PL"/>
-        </w:rPr>
-        <w:t xml:space="preserve"> </w:t>
+      <w:r>
+        <w:rPr>
+          <w:lang w:val="pl-PL"/>
+        </w:rPr>
+        <w:t xml:space="preserve">Zacommituj i pushnij </w:t>
       </w:r>
       <w:r>
         <w:rPr>
@@ -11325,15 +9671,7 @@
         <w:pStyle w:val="Zadanie"/>
       </w:pPr>
       <w:r>
-        <w:t xml:space="preserve">W kilku słowach/zdaniach napisz swoje przemyślenia </w:t>
-      </w:r>
-      <w:proofErr w:type="gramStart"/>
-      <w:r>
-        <w:t>odnośnie tego</w:t>
-      </w:r>
-      <w:proofErr w:type="gramEnd"/>
-      <w:r>
-        <w:t xml:space="preserve"> laboratorium. </w:t>
+        <w:t xml:space="preserve">W kilku słowach/zdaniach napisz swoje przemyślenia odnośnie tego laboratorium. </w:t>
       </w:r>
       <w:r>
         <w:rPr>
@@ -11359,9 +9697,6 @@
       <w:pPr>
         <w:pStyle w:val="Zadanie"/>
       </w:pPr>
-      <w:r>
-        <w:t>…podsumowanie…</w:t>
-      </w:r>
     </w:p>
     <w:p>
       <w:pPr>
@@ -11396,9 +9731,9 @@
       </w:r>
     </w:p>
     <w:sectPr>
-      <w:headerReference w:type="default" r:id="rId34"/>
-      <w:footerReference w:type="default" r:id="rId35"/>
-      <w:footerReference w:type="first" r:id="rId36"/>
+      <w:headerReference w:type="default" r:id="rId38"/>
+      <w:footerReference w:type="default" r:id="rId39"/>
+      <w:footerReference w:type="first" r:id="rId40"/>
       <w:pgSz w:w="11906" w:h="16838"/>
       <w:pgMar w:top="720" w:right="720" w:bottom="720" w:left="720" w:header="708" w:footer="708" w:gutter="0"/>
       <w:cols w:space="708"/>
@@ -14727,6 +13062,10 @@
 </file>
 
 <file path=customXml/item1.xml><?xml version="1.0" encoding="utf-8"?>
+<b:Sources xmlns:b="http://schemas.openxmlformats.org/officeDocument/2006/bibliography" xmlns="http://schemas.openxmlformats.org/officeDocument/2006/bibliography" SelectedStyle="\APASixthEditionOfficeOnline.xsl" StyleName="APA" Version="6"/>
+</file>
+
+<file path=customXml/item2.xml><?xml version="1.0" encoding="utf-8"?>
 <ct:contentTypeSchema xmlns:ct="http://schemas.microsoft.com/office/2006/metadata/contentType" xmlns:ma="http://schemas.microsoft.com/office/2006/metadata/properties/metaAttributes" ct:_="" ma:_="" ma:contentTypeName="Dokument" ma:contentTypeID="0x010100E753AF84DA5BA640B536122AE8C012B2" ma:contentTypeVersion="4" ma:contentTypeDescription="Utwórz nowy dokument." ma:contentTypeScope="" ma:versionID="314f28492bc0c0241229225c9a4755a4">
   <xsd:schema xmlns:xsd="http://www.w3.org/2001/XMLSchema" xmlns:xs="http://www.w3.org/2001/XMLSchema" xmlns:p="http://schemas.microsoft.com/office/2006/metadata/properties" xmlns:ns2="d273110a-81db-443e-af4c-1cd78072fe43" targetNamespace="http://schemas.microsoft.com/office/2006/metadata/properties" ma:root="true" ma:fieldsID="b4efe9c88938492fee62ad8cfc71e840" ns2:_="">
     <xsd:import namespace="d273110a-81db-443e-af4c-1cd78072fe43"/>
@@ -14870,19 +13209,7 @@
 </ct:contentTypeSchema>
 </file>
 
-<file path=customXml/item2.xml><?xml version="1.0" encoding="utf-8"?>
-<b:Sources xmlns:b="http://schemas.openxmlformats.org/officeDocument/2006/bibliography" xmlns="http://schemas.openxmlformats.org/officeDocument/2006/bibliography" SelectedStyle="\APASixthEditionOfficeOnline.xsl" StyleName="APA" Version="6"/>
-</file>
-
 <file path=customXml/item3.xml><?xml version="1.0" encoding="utf-8"?>
-<p:properties xmlns:p="http://schemas.microsoft.com/office/2006/metadata/properties" xmlns:xsi="http://www.w3.org/2001/XMLSchema-instance" xmlns:pc="http://schemas.microsoft.com/office/infopath/2007/PartnerControls">
-  <documentManagement>
-    <ReferenceId xmlns="d273110a-81db-443e-af4c-1cd78072fe43" xsi:nil="true"/>
-  </documentManagement>
-</p:properties>
-</file>
-
-<file path=customXml/item4.xml><?xml version="1.0" encoding="utf-8"?>
 <?mso-contentType ?>
 <FormTemplates xmlns="http://schemas.microsoft.com/sharepoint/v3/contenttype/forms">
   <Display>DocumentLibraryForm</Display>
@@ -14891,7 +13218,23 @@
 </FormTemplates>
 </file>
 
+<file path=customXml/item4.xml><?xml version="1.0" encoding="utf-8"?>
+<p:properties xmlns:p="http://schemas.microsoft.com/office/2006/metadata/properties" xmlns:xsi="http://www.w3.org/2001/XMLSchema-instance" xmlns:pc="http://schemas.microsoft.com/office/infopath/2007/PartnerControls">
+  <documentManagement>
+    <ReferenceId xmlns="d273110a-81db-443e-af4c-1cd78072fe43" xsi:nil="true"/>
+  </documentManagement>
+</p:properties>
+</file>
+
 <file path=customXml/itemProps1.xml><?xml version="1.0" encoding="utf-8"?>
+<ds:datastoreItem xmlns:ds="http://schemas.openxmlformats.org/officeDocument/2006/customXml" ds:itemID="{7D0AD95B-5C2D-47ED-95C0-987634CE19FD}">
+  <ds:schemaRefs>
+    <ds:schemaRef ds:uri="http://schemas.openxmlformats.org/officeDocument/2006/bibliography"/>
+  </ds:schemaRefs>
+</ds:datastoreItem>
+</file>
+
+<file path=customXml/itemProps2.xml><?xml version="1.0" encoding="utf-8"?>
 <ds:datastoreItem xmlns:ds="http://schemas.openxmlformats.org/officeDocument/2006/customXml" ds:itemID="{1407649F-0B65-4719-9BA8-FF2E37075022}">
   <ds:schemaRefs>
     <ds:schemaRef ds:uri="http://schemas.microsoft.com/office/2006/metadata/contentType"/>
@@ -14909,15 +13252,15 @@
 </ds:datastoreItem>
 </file>
 
-<file path=customXml/itemProps2.xml><?xml version="1.0" encoding="utf-8"?>
-<ds:datastoreItem xmlns:ds="http://schemas.openxmlformats.org/officeDocument/2006/customXml" ds:itemID="{7D0AD95B-5C2D-47ED-95C0-987634CE19FD}">
+<file path=customXml/itemProps3.xml><?xml version="1.0" encoding="utf-8"?>
+<ds:datastoreItem xmlns:ds="http://schemas.openxmlformats.org/officeDocument/2006/customXml" ds:itemID="{A3B871E8-656D-47AD-8E46-8B23B117730B}">
   <ds:schemaRefs>
-    <ds:schemaRef ds:uri="http://schemas.openxmlformats.org/officeDocument/2006/bibliography"/>
+    <ds:schemaRef ds:uri="http://schemas.microsoft.com/sharepoint/v3/contenttype/forms"/>
   </ds:schemaRefs>
 </ds:datastoreItem>
 </file>
 
-<file path=customXml/itemProps3.xml><?xml version="1.0" encoding="utf-8"?>
+<file path=customXml/itemProps4.xml><?xml version="1.0" encoding="utf-8"?>
 <ds:datastoreItem xmlns:ds="http://schemas.openxmlformats.org/officeDocument/2006/customXml" ds:itemID="{B66435C3-1473-4A5B-8582-B3C804ADCBAA}">
   <ds:schemaRefs>
     <ds:schemaRef ds:uri="http://schemas.microsoft.com/office/2006/metadata/properties"/>
@@ -14925,12 +13268,4 @@
     <ds:schemaRef ds:uri="d273110a-81db-443e-af4c-1cd78072fe43"/>
   </ds:schemaRefs>
 </ds:datastoreItem>
-</file>
-
-<file path=customXml/itemProps4.xml><?xml version="1.0" encoding="utf-8"?>
-<ds:datastoreItem xmlns:ds="http://schemas.openxmlformats.org/officeDocument/2006/customXml" ds:itemID="{A3B871E8-656D-47AD-8E46-8B23B117730B}">
-  <ds:schemaRefs>
-    <ds:schemaRef ds:uri="http://schemas.microsoft.com/sharepoint/v3/contenttype/forms"/>
-  </ds:schemaRefs>
-</ds:datastoreItem>
 </file>
--- a/LAB_F/PTW-LF-250A-kucharczyk-wojciech.docx
+++ b/LAB_F/PTW-LF-250A-kucharczyk-wojciech.docx
@@ -1933,8 +1933,29 @@
           <w:numId w:val="12"/>
         </w:numPr>
       </w:pPr>
-      <w:r>
-        <w:t>konfiguracji narzędzi do debugowania;</w:t>
+      <w:proofErr w:type="spellStart"/>
+      <w:r>
+        <w:t>konfiguracji</w:t>
+      </w:r>
+      <w:proofErr w:type="spellEnd"/>
+      <w:r>
+        <w:t xml:space="preserve"> </w:t>
+      </w:r>
+      <w:proofErr w:type="spellStart"/>
+      <w:r>
+        <w:t>narzędzi</w:t>
+      </w:r>
+      <w:proofErr w:type="spellEnd"/>
+      <w:r>
+        <w:t xml:space="preserve"> do </w:t>
+      </w:r>
+      <w:proofErr w:type="spellStart"/>
+      <w:r>
+        <w:t>debugowania</w:t>
+      </w:r>
+      <w:proofErr w:type="spellEnd"/>
+      <w:r>
+        <w:t>;</w:t>
       </w:r>
     </w:p>
     <w:p>
@@ -1945,8 +1966,21 @@
           <w:numId w:val="12"/>
         </w:numPr>
       </w:pPr>
-      <w:r>
-        <w:t>instalacji rozszerzeń PHP;</w:t>
+      <w:proofErr w:type="spellStart"/>
+      <w:r>
+        <w:t>instalacji</w:t>
+      </w:r>
+      <w:proofErr w:type="spellEnd"/>
+      <w:r>
+        <w:t xml:space="preserve"> </w:t>
+      </w:r>
+      <w:proofErr w:type="spellStart"/>
+      <w:r>
+        <w:t>rozszerzeń</w:t>
+      </w:r>
+      <w:proofErr w:type="spellEnd"/>
+      <w:r>
+        <w:t xml:space="preserve"> PHP;</w:t>
       </w:r>
     </w:p>
     <w:p>
@@ -2795,29 +2829,28 @@
         </w:rPr>
         <w:t xml:space="preserve">Odwiedź stronę </w:t>
       </w:r>
-      <w:hyperlink r:id="rId15" w:history="1">
-        <w:r>
-          <w:rPr>
-            <w:rStyle w:val="Hyperlink"/>
-            <w:lang w:val="pl-PL"/>
-          </w:rPr>
-          <w:t>https://win</w:t>
-        </w:r>
-        <w:r>
-          <w:rPr>
-            <w:rStyle w:val="Hyperlink"/>
-            <w:lang w:val="pl-PL"/>
-          </w:rPr>
-          <w:t>o</w:t>
-        </w:r>
-        <w:r>
-          <w:rPr>
-            <w:rStyle w:val="Hyperlink"/>
-            <w:lang w:val="pl-PL"/>
-          </w:rPr>
-          <w:t>ws.php.net/download/</w:t>
-        </w:r>
-      </w:hyperlink>
+      <w:r>
+        <w:fldChar w:fldCharType="begin"/>
+      </w:r>
+      <w:r>
+        <w:rPr>
+          <w:lang w:val="pl-PL"/>
+        </w:rPr>
+        <w:instrText>HYPERLINK "https://winows.php.net/download/"</w:instrText>
+      </w:r>
+      <w:r>
+        <w:fldChar w:fldCharType="separate"/>
+      </w:r>
+      <w:r>
+        <w:rPr>
+          <w:rStyle w:val="Hyperlink"/>
+          <w:lang w:val="pl-PL"/>
+        </w:rPr>
+        <w:t>https://winows.php.net/download/</w:t>
+      </w:r>
+      <w:r>
+        <w:fldChar w:fldCharType="end"/>
+      </w:r>
       <w:r>
         <w:rPr>
           <w:lang w:val="pl-PL"/>
@@ -3149,6 +3182,7 @@
           <w:lang w:val="en-US"/>
         </w:rPr>
       </w:pPr>
+      <w:proofErr w:type="spellStart"/>
       <w:r>
         <w:rPr>
           <w:rStyle w:val="inline-code"/>
@@ -3156,7 +3190,37 @@
           <w:shd w:val="clear" w:color="auto" w:fill="auto"/>
           <w:lang w:val="en-US"/>
         </w:rPr>
-        <w:t>extension_dir = "ext"</w:t>
+        <w:t>extension_dir</w:t>
+      </w:r>
+      <w:proofErr w:type="spellEnd"/>
+      <w:r>
+        <w:rPr>
+          <w:rStyle w:val="inline-code"/>
+          <w:rFonts w:asciiTheme="minorHAnsi" w:hAnsiTheme="minorHAnsi"/>
+          <w:shd w:val="clear" w:color="auto" w:fill="auto"/>
+          <w:lang w:val="en-US"/>
+        </w:rPr>
+        <w:t xml:space="preserve"> = "</w:t>
+      </w:r>
+      <w:proofErr w:type="spellStart"/>
+      <w:r>
+        <w:rPr>
+          <w:rStyle w:val="inline-code"/>
+          <w:rFonts w:asciiTheme="minorHAnsi" w:hAnsiTheme="minorHAnsi"/>
+          <w:shd w:val="clear" w:color="auto" w:fill="auto"/>
+          <w:lang w:val="en-US"/>
+        </w:rPr>
+        <w:t>ext</w:t>
+      </w:r>
+      <w:proofErr w:type="spellEnd"/>
+      <w:r>
+        <w:rPr>
+          <w:rStyle w:val="inline-code"/>
+          <w:rFonts w:asciiTheme="minorHAnsi" w:hAnsiTheme="minorHAnsi"/>
+          <w:shd w:val="clear" w:color="auto" w:fill="auto"/>
+          <w:lang w:val="en-US"/>
+        </w:rPr>
+        <w:t>"</w:t>
       </w:r>
     </w:p>
     <w:p>
@@ -3198,8 +3262,16 @@
         <w:rPr>
           <w:lang w:val="en-US"/>
         </w:rPr>
-        <w:t>extension=gd</w:t>
-      </w:r>
+        <w:t>extension=</w:t>
+      </w:r>
+      <w:proofErr w:type="spellStart"/>
+      <w:r>
+        <w:rPr>
+          <w:lang w:val="en-US"/>
+        </w:rPr>
+        <w:t>gd</w:t>
+      </w:r>
+      <w:proofErr w:type="spellEnd"/>
     </w:p>
     <w:p>
       <w:pPr>
@@ -3212,8 +3284,16 @@
         <w:rPr>
           <w:lang w:val="en-US"/>
         </w:rPr>
-        <w:t>extension=intl</w:t>
-      </w:r>
+        <w:t>extension=</w:t>
+      </w:r>
+      <w:proofErr w:type="spellStart"/>
+      <w:r>
+        <w:rPr>
+          <w:lang w:val="en-US"/>
+        </w:rPr>
+        <w:t>intl</w:t>
+      </w:r>
+      <w:proofErr w:type="spellEnd"/>
     </w:p>
     <w:p>
       <w:pPr>
@@ -3226,8 +3306,16 @@
         <w:rPr>
           <w:lang w:val="en-US"/>
         </w:rPr>
-        <w:t>extension=mbstring</w:t>
-      </w:r>
+        <w:t>extension=</w:t>
+      </w:r>
+      <w:proofErr w:type="spellStart"/>
+      <w:r>
+        <w:rPr>
+          <w:lang w:val="en-US"/>
+        </w:rPr>
+        <w:t>mbstring</w:t>
+      </w:r>
+      <w:proofErr w:type="spellEnd"/>
     </w:p>
     <w:p>
       <w:pPr>
@@ -3240,8 +3328,16 @@
         <w:rPr>
           <w:lang w:val="en-US"/>
         </w:rPr>
-        <w:t>extension=openssl</w:t>
-      </w:r>
+        <w:t>extension=</w:t>
+      </w:r>
+      <w:proofErr w:type="spellStart"/>
+      <w:r>
+        <w:rPr>
+          <w:lang w:val="en-US"/>
+        </w:rPr>
+        <w:t>openssl</w:t>
+      </w:r>
+      <w:proofErr w:type="spellEnd"/>
     </w:p>
     <w:p>
       <w:pPr>
@@ -3375,7 +3471,7 @@
                     <pic:cNvPicPr/>
                   </pic:nvPicPr>
                   <pic:blipFill>
-                    <a:blip r:embed="rId16"/>
+                    <a:blip r:embed="rId15"/>
                     <a:stretch>
                       <a:fillRect/>
                     </a:stretch>
@@ -3408,16 +3504,173 @@
           <w:lang w:val="en-US"/>
         </w:rPr>
       </w:pPr>
-      <w:r>
-        <w:rPr>
-          <w:lang w:val="en-US"/>
-        </w:rPr>
-        <w:t>php -i | Select-String -Pattern '(PHP Version)|(extension_dir)|(OpenSSL support)|(PDO drivers)|(GD Support)|intl|(cURL support)|multibyte'</w:t>
-      </w:r>
-    </w:p>
-    <w:p>
-      <w:r>
-        <w:t>Oczekiwany wynik:</w:t>
+      <w:proofErr w:type="spellStart"/>
+      <w:r>
+        <w:rPr>
+          <w:lang w:val="en-US"/>
+        </w:rPr>
+        <w:t>php</w:t>
+      </w:r>
+      <w:proofErr w:type="spellEnd"/>
+      <w:r>
+        <w:rPr>
+          <w:lang w:val="en-US"/>
+        </w:rPr>
+        <w:t xml:space="preserve"> -</w:t>
+      </w:r>
+      <w:proofErr w:type="spellStart"/>
+      <w:r>
+        <w:rPr>
+          <w:lang w:val="en-US"/>
+        </w:rPr>
+        <w:t>i</w:t>
+      </w:r>
+      <w:proofErr w:type="spellEnd"/>
+      <w:r>
+        <w:rPr>
+          <w:lang w:val="en-US"/>
+        </w:rPr>
+        <w:t xml:space="preserve"> | Select-String -Pattern '(PHP </w:t>
+      </w:r>
+      <w:proofErr w:type="gramStart"/>
+      <w:r>
+        <w:rPr>
+          <w:lang w:val="en-US"/>
+        </w:rPr>
+        <w:t>Version)|</w:t>
+      </w:r>
+      <w:proofErr w:type="gramEnd"/>
+      <w:r>
+        <w:rPr>
+          <w:lang w:val="en-US"/>
+        </w:rPr>
+        <w:t>(</w:t>
+      </w:r>
+      <w:proofErr w:type="spellStart"/>
+      <w:r>
+        <w:rPr>
+          <w:lang w:val="en-US"/>
+        </w:rPr>
+        <w:t>extension_</w:t>
+      </w:r>
+      <w:proofErr w:type="gramStart"/>
+      <w:r>
+        <w:rPr>
+          <w:lang w:val="en-US"/>
+        </w:rPr>
+        <w:t>dir</w:t>
+      </w:r>
+      <w:proofErr w:type="spellEnd"/>
+      <w:r>
+        <w:rPr>
+          <w:lang w:val="en-US"/>
+        </w:rPr>
+        <w:t>)|</w:t>
+      </w:r>
+      <w:proofErr w:type="gramEnd"/>
+      <w:r>
+        <w:rPr>
+          <w:lang w:val="en-US"/>
+        </w:rPr>
+        <w:t xml:space="preserve">(OpenSSL </w:t>
+      </w:r>
+      <w:proofErr w:type="gramStart"/>
+      <w:r>
+        <w:rPr>
+          <w:lang w:val="en-US"/>
+        </w:rPr>
+        <w:t>support)|</w:t>
+      </w:r>
+      <w:proofErr w:type="gramEnd"/>
+      <w:r>
+        <w:rPr>
+          <w:lang w:val="en-US"/>
+        </w:rPr>
+        <w:t xml:space="preserve">(PDO </w:t>
+      </w:r>
+      <w:proofErr w:type="gramStart"/>
+      <w:r>
+        <w:rPr>
+          <w:lang w:val="en-US"/>
+        </w:rPr>
+        <w:t>drivers)|</w:t>
+      </w:r>
+      <w:proofErr w:type="gramEnd"/>
+      <w:r>
+        <w:rPr>
+          <w:lang w:val="en-US"/>
+        </w:rPr>
+        <w:t xml:space="preserve">(GD </w:t>
+      </w:r>
+      <w:proofErr w:type="gramStart"/>
+      <w:r>
+        <w:rPr>
+          <w:lang w:val="en-US"/>
+        </w:rPr>
+        <w:t>Support)|</w:t>
+      </w:r>
+      <w:proofErr w:type="spellStart"/>
+      <w:proofErr w:type="gramEnd"/>
+      <w:r>
+        <w:rPr>
+          <w:lang w:val="en-US"/>
+        </w:rPr>
+        <w:t>intl</w:t>
+      </w:r>
+      <w:proofErr w:type="spellEnd"/>
+      <w:proofErr w:type="gramStart"/>
+      <w:r>
+        <w:rPr>
+          <w:lang w:val="en-US"/>
+        </w:rPr>
+        <w:t>|(</w:t>
+      </w:r>
+      <w:proofErr w:type="spellStart"/>
+      <w:proofErr w:type="gramEnd"/>
+      <w:r>
+        <w:rPr>
+          <w:lang w:val="en-US"/>
+        </w:rPr>
+        <w:t>cURL</w:t>
+      </w:r>
+      <w:proofErr w:type="spellEnd"/>
+      <w:r>
+        <w:rPr>
+          <w:lang w:val="en-US"/>
+        </w:rPr>
+        <w:t xml:space="preserve"> </w:t>
+      </w:r>
+      <w:proofErr w:type="gramStart"/>
+      <w:r>
+        <w:rPr>
+          <w:lang w:val="en-US"/>
+        </w:rPr>
+        <w:t>support)|</w:t>
+      </w:r>
+      <w:proofErr w:type="gramEnd"/>
+      <w:r>
+        <w:rPr>
+          <w:lang w:val="en-US"/>
+        </w:rPr>
+        <w:t>multibyte'</w:t>
+      </w:r>
+    </w:p>
+    <w:p>
+      <w:proofErr w:type="spellStart"/>
+      <w:r>
+        <w:t>Oczekiwany</w:t>
+      </w:r>
+      <w:proofErr w:type="spellEnd"/>
+      <w:r>
+        <w:t xml:space="preserve"> </w:t>
+      </w:r>
+      <w:proofErr w:type="spellStart"/>
+      <w:r>
+        <w:t>wynik</w:t>
+      </w:r>
+      <w:proofErr w:type="spellEnd"/>
+      <w:r>
+        <w:t>:</w:t>
       </w:r>
     </w:p>
     <w:p>
@@ -3448,7 +3701,7 @@
                     <pic:cNvPicPr/>
                   </pic:nvPicPr>
                   <pic:blipFill>
-                    <a:blip r:embed="rId17"/>
+                    <a:blip r:embed="rId16"/>
                     <a:stretch>
                       <a:fillRect/>
                     </a:stretch>
@@ -3505,6 +3758,9 @@
         <w:jc w:val="center"/>
       </w:pPr>
       <w:r>
+        <w:rPr>
+          <w:noProof/>
+        </w:rPr>
         <w:drawing>
           <wp:inline distT="0" distB="0" distL="0" distR="0" wp14:anchorId="3BF202C7" wp14:editId="0CC7ECCA">
             <wp:extent cx="6645910" cy="1256030"/>
@@ -3521,7 +3777,7 @@
                     <pic:cNvPicPr/>
                   </pic:nvPicPr>
                   <pic:blipFill>
-                    <a:blip r:embed="rId18"/>
+                    <a:blip r:embed="rId17"/>
                     <a:stretch>
                       <a:fillRect/>
                     </a:stretch>
@@ -3548,6 +3804,9 @@
         <w:jc w:val="center"/>
       </w:pPr>
       <w:r>
+        <w:rPr>
+          <w:noProof/>
+        </w:rPr>
         <w:lastRenderedPageBreak/>
         <w:drawing>
           <wp:inline distT="0" distB="0" distL="0" distR="0" wp14:anchorId="49B1C596" wp14:editId="15C08701">
@@ -3565,7 +3824,7 @@
                     <pic:cNvPicPr/>
                   </pic:nvPicPr>
                   <pic:blipFill>
-                    <a:blip r:embed="rId19"/>
+                    <a:blip r:embed="rId18"/>
                     <a:stretch>
                       <a:fillRect/>
                     </a:stretch>
@@ -3820,11 +4079,21 @@
       <w:r>
         <w:t xml:space="preserve">Upewnij się, że we właściwościach tego dokumentu zaktualizowano numer albumu. Dzięki temu powyżej zamiast 00000 pojawi się </w:t>
       </w:r>
-      <w:fldSimple w:instr=" DOCPROPERTY  &quot;Numer albumu&quot;  \* MERGEFORMAT ">
-        <w:r>
-          <w:t>57780</w:t>
-        </w:r>
-      </w:fldSimple>
+      <w:r>
+        <w:fldChar w:fldCharType="begin"/>
+      </w:r>
+      <w:r>
+        <w:instrText xml:space="preserve"> DOCPROPERTY  "Numer albumu"  \* MERGEFORMAT </w:instrText>
+      </w:r>
+      <w:r>
+        <w:fldChar w:fldCharType="separate"/>
+      </w:r>
+      <w:r>
+        <w:t>57780</w:t>
+      </w:r>
+      <w:r>
+        <w:fldChar w:fldCharType="end"/>
+      </w:r>
       <w:r>
         <w:t>. Użyjemy numeru albumu do wykorzystania jako numer portu, żeby zapewnić brak konfliktów pomiędzy uczestnikami laboratorium.</w:t>
       </w:r>
@@ -3857,7 +4126,7 @@
                     <pic:cNvPicPr/>
                   </pic:nvPicPr>
                   <pic:blipFill>
-                    <a:blip r:embed="rId20"/>
+                    <a:blip r:embed="rId19"/>
                     <a:stretch>
                       <a:fillRect/>
                     </a:stretch>
@@ -3968,7 +4237,7 @@
                     <pic:cNvPicPr/>
                   </pic:nvPicPr>
                   <pic:blipFill>
-                    <a:blip r:embed="rId21"/>
+                    <a:blip r:embed="rId20"/>
                     <a:stretch>
                       <a:fillRect/>
                     </a:stretch>
@@ -4017,15 +4286,28 @@
         </w:rPr>
         <w:t xml:space="preserve">Wejdź na stronę </w:t>
       </w:r>
-      <w:hyperlink r:id="rId22" w:history="1">
-        <w:r>
-          <w:rPr>
-            <w:rStyle w:val="Hyperlink"/>
-            <w:lang w:val="pl-PL"/>
-          </w:rPr>
-          <w:t>https://xdebug.org/wizard</w:t>
-        </w:r>
-      </w:hyperlink>
+      <w:r>
+        <w:fldChar w:fldCharType="begin"/>
+      </w:r>
+      <w:r>
+        <w:rPr>
+          <w:lang w:val="pl-PL"/>
+        </w:rPr>
+        <w:instrText>HYPERLINK "https://xdebug.org/wizard"</w:instrText>
+      </w:r>
+      <w:r>
+        <w:fldChar w:fldCharType="separate"/>
+      </w:r>
+      <w:r>
+        <w:rPr>
+          <w:rStyle w:val="Hyperlink"/>
+          <w:lang w:val="pl-PL"/>
+        </w:rPr>
+        <w:t>https://xdebug.org/wizard</w:t>
+      </w:r>
+      <w:r>
+        <w:fldChar w:fldCharType="end"/>
+      </w:r>
       <w:r>
         <w:rPr>
           <w:lang w:val="pl-PL"/>
@@ -4155,8 +4437,21 @@
           <w:numId w:val="14"/>
         </w:numPr>
       </w:pPr>
-      <w:r>
-        <w:t>zrestartuj serwer WWW.</w:t>
+      <w:proofErr w:type="spellStart"/>
+      <w:r>
+        <w:t>zrestartuj</w:t>
+      </w:r>
+      <w:proofErr w:type="spellEnd"/>
+      <w:r>
+        <w:t xml:space="preserve"> </w:t>
+      </w:r>
+      <w:proofErr w:type="spellStart"/>
+      <w:r>
+        <w:t>serwer</w:t>
+      </w:r>
+      <w:proofErr w:type="spellEnd"/>
+      <w:r>
+        <w:t xml:space="preserve"> WWW.</w:t>
       </w:r>
     </w:p>
     <w:p>
@@ -4181,32 +4476,34 @@
           <w:lang w:val="en-US"/>
         </w:rPr>
       </w:pPr>
+      <w:proofErr w:type="spellStart"/>
       <w:r>
         <w:rPr>
           <w:sz w:val="16"/>
           <w:szCs w:val="16"/>
           <w:lang w:val="en-US"/>
         </w:rPr>
-        <w:t>zend_extension=xdebug</w:t>
-      </w:r>
-    </w:p>
-    <w:p>
-      <w:pPr>
-        <w:pStyle w:val="block-code"/>
+        <w:t>zend_extension</w:t>
+      </w:r>
+      <w:proofErr w:type="spellEnd"/>
+      <w:r>
         <w:rPr>
           <w:sz w:val="16"/>
           <w:szCs w:val="16"/>
           <w:lang w:val="en-US"/>
         </w:rPr>
-      </w:pPr>
+        <w:t>=</w:t>
+      </w:r>
+      <w:proofErr w:type="spellStart"/>
       <w:r>
         <w:rPr>
           <w:sz w:val="16"/>
           <w:szCs w:val="16"/>
           <w:lang w:val="en-US"/>
         </w:rPr>
-        <w:t>xdebug.mode=debug</w:t>
-      </w:r>
+        <w:t>xdebug</w:t>
+      </w:r>
+      <w:proofErr w:type="spellEnd"/>
     </w:p>
     <w:p>
       <w:pPr>
@@ -4217,35 +4514,108 @@
           <w:lang w:val="en-US"/>
         </w:rPr>
       </w:pPr>
+      <w:proofErr w:type="spellStart"/>
+      <w:proofErr w:type="gramStart"/>
       <w:r>
         <w:rPr>
           <w:sz w:val="16"/>
           <w:szCs w:val="16"/>
           <w:lang w:val="en-US"/>
         </w:rPr>
-        <w:t>xdebug.discover_client_host=1</w:t>
-      </w:r>
-    </w:p>
-    <w:p>
-      <w:pPr>
-        <w:pStyle w:val="block-code"/>
+        <w:t>xdebug.mode</w:t>
+      </w:r>
+      <w:proofErr w:type="spellEnd"/>
+      <w:proofErr w:type="gramEnd"/>
+      <w:r>
         <w:rPr>
           <w:sz w:val="16"/>
           <w:szCs w:val="16"/>
-        </w:rPr>
-      </w:pPr>
-      <w:r>
+          <w:lang w:val="en-US"/>
+        </w:rPr>
+        <w:t>=debug</w:t>
+      </w:r>
+    </w:p>
+    <w:p>
+      <w:pPr>
+        <w:pStyle w:val="block-code"/>
         <w:rPr>
           <w:sz w:val="16"/>
           <w:szCs w:val="16"/>
-        </w:rPr>
-        <w:t>xdebug.client_port=</w:t>
+          <w:lang w:val="en-US"/>
+        </w:rPr>
+      </w:pPr>
+      <w:proofErr w:type="spellStart"/>
+      <w:proofErr w:type="gramStart"/>
+      <w:r>
+        <w:rPr>
+          <w:sz w:val="16"/>
+          <w:szCs w:val="16"/>
+          <w:lang w:val="en-US"/>
+        </w:rPr>
+        <w:t>xdebug.discover</w:t>
+      </w:r>
+      <w:proofErr w:type="gramEnd"/>
+      <w:r>
+        <w:rPr>
+          <w:sz w:val="16"/>
+          <w:szCs w:val="16"/>
+          <w:lang w:val="en-US"/>
+        </w:rPr>
+        <w:t>_client_host</w:t>
+      </w:r>
+      <w:proofErr w:type="spellEnd"/>
+      <w:r>
+        <w:rPr>
+          <w:sz w:val="16"/>
+          <w:szCs w:val="16"/>
+          <w:lang w:val="en-US"/>
+        </w:rPr>
+        <w:t>=1</w:t>
+      </w:r>
+    </w:p>
+    <w:p>
+      <w:pPr>
+        <w:pStyle w:val="block-code"/>
+        <w:rPr>
+          <w:sz w:val="16"/>
+          <w:szCs w:val="16"/>
+          <w:lang w:val="en-US"/>
+        </w:rPr>
+      </w:pPr>
+      <w:proofErr w:type="spellStart"/>
+      <w:proofErr w:type="gramStart"/>
+      <w:r>
+        <w:rPr>
+          <w:sz w:val="16"/>
+          <w:szCs w:val="16"/>
+          <w:lang w:val="en-US"/>
+        </w:rPr>
+        <w:t>xdebug.client</w:t>
+      </w:r>
+      <w:proofErr w:type="gramEnd"/>
+      <w:r>
+        <w:rPr>
+          <w:sz w:val="16"/>
+          <w:szCs w:val="16"/>
+          <w:lang w:val="en-US"/>
+        </w:rPr>
+        <w:t>_port</w:t>
+      </w:r>
+      <w:proofErr w:type="spellEnd"/>
+      <w:r>
+        <w:rPr>
+          <w:sz w:val="16"/>
+          <w:szCs w:val="16"/>
+          <w:lang w:val="en-US"/>
+        </w:rPr>
+        <w:t>=</w:t>
       </w:r>
       <w:r>
         <w:rPr>
           <w:sz w:val="16"/>
           <w:szCs w:val="16"/>
           <w:highlight w:val="yellow"/>
+          <w:lang w:val="en-US"/>
         </w:rPr>
         <w:t>9123</w:t>
       </w:r>
@@ -4367,7 +4737,7 @@
                     <pic:cNvPicPr/>
                   </pic:nvPicPr>
                   <pic:blipFill>
-                    <a:blip r:embed="rId23"/>
+                    <a:blip r:embed="rId21"/>
                     <a:stretch>
                       <a:fillRect/>
                     </a:stretch>
@@ -4395,7 +4765,23 @@
         </w:rPr>
       </w:pPr>
       <w:r>
-        <w:t>W PhpStorm kliknij File -&gt; Settings (Ctrl</w:t>
+        <w:t xml:space="preserve">W </w:t>
+      </w:r>
+      <w:proofErr w:type="spellStart"/>
+      <w:r>
+        <w:t>PhpStorm</w:t>
+      </w:r>
+      <w:proofErr w:type="spellEnd"/>
+      <w:r>
+        <w:t xml:space="preserve"> </w:t>
+      </w:r>
+      <w:proofErr w:type="spellStart"/>
+      <w:r>
+        <w:t>kliknij</w:t>
+      </w:r>
+      <w:proofErr w:type="spellEnd"/>
+      <w:r>
+        <w:t xml:space="preserve"> File -&gt; Settings (Ctrl</w:t>
       </w:r>
       <w:r>
         <w:t xml:space="preserve"> + Alt + S). </w:t>
@@ -4448,7 +4834,7 @@
                     <pic:cNvPicPr/>
                   </pic:nvPicPr>
                   <pic:blipFill>
-                    <a:blip r:embed="rId24"/>
+                    <a:blip r:embed="rId22"/>
                     <a:stretch>
                       <a:fillRect/>
                     </a:stretch>
@@ -4558,7 +4944,7 @@
                     <pic:cNvPicPr/>
                   </pic:nvPicPr>
                   <pic:blipFill>
-                    <a:blip r:embed="rId25"/>
+                    <a:blip r:embed="rId23"/>
                     <a:stretch>
                       <a:fillRect/>
                     </a:stretch>
@@ -4631,7 +5017,7 @@
                     <pic:cNvPicPr/>
                   </pic:nvPicPr>
                   <pic:blipFill>
-                    <a:blip r:embed="rId26"/>
+                    <a:blip r:embed="rId24"/>
                     <a:stretch>
                       <a:fillRect/>
                     </a:stretch>
@@ -4707,7 +5093,7 @@
                     <pic:cNvPicPr/>
                   </pic:nvPicPr>
                   <pic:blipFill>
-                    <a:blip r:embed="rId27"/>
+                    <a:blip r:embed="rId25"/>
                     <a:stretch>
                       <a:fillRect/>
                     </a:stretch>
@@ -4769,7 +5155,7 @@
                     <pic:cNvPicPr/>
                   </pic:nvPicPr>
                   <pic:blipFill>
-                    <a:blip r:embed="rId28"/>
+                    <a:blip r:embed="rId26"/>
                     <a:stretch>
                       <a:fillRect/>
                     </a:stretch>
@@ -4861,6 +5247,7 @@
       <w:r>
         <w:rPr>
           <w:rStyle w:val="inline-code"/>
+          <w:noProof/>
         </w:rPr>
         <w:lastRenderedPageBreak/>
         <w:drawing>
@@ -4879,7 +5266,7 @@
                     <pic:cNvPicPr/>
                   </pic:nvPicPr>
                   <pic:blipFill>
-                    <a:blip r:embed="rId29"/>
+                    <a:blip r:embed="rId27"/>
                     <a:stretch>
                       <a:fillRect/>
                     </a:stretch>
@@ -4911,6 +5298,7 @@
       <w:r>
         <w:rPr>
           <w:rStyle w:val="inline-code"/>
+          <w:noProof/>
         </w:rPr>
         <w:lastRenderedPageBreak/>
         <w:drawing>
@@ -4929,7 +5317,7 @@
                     <pic:cNvPicPr/>
                   </pic:nvPicPr>
                   <pic:blipFill>
-                    <a:blip r:embed="rId30"/>
+                    <a:blip r:embed="rId28"/>
                     <a:stretch>
                       <a:fillRect/>
                     </a:stretch>
@@ -5045,15 +5433,28 @@
         </w:rPr>
         <w:t xml:space="preserve">Wejdź na stronę rozszerzenia yaml w witrynie PECL: </w:t>
       </w:r>
-      <w:hyperlink r:id="rId31" w:history="1">
-        <w:r>
-          <w:rPr>
-            <w:rStyle w:val="Hyperlink"/>
-            <w:lang w:val="pl-PL"/>
-          </w:rPr>
-          <w:t>https://pecl.php.net/package/yaml</w:t>
-        </w:r>
-      </w:hyperlink>
+      <w:r>
+        <w:fldChar w:fldCharType="begin"/>
+      </w:r>
+      <w:r>
+        <w:rPr>
+          <w:lang w:val="pl-PL"/>
+        </w:rPr>
+        <w:instrText>HYPERLINK "https://pecl.php.net/package/yaml"</w:instrText>
+      </w:r>
+      <w:r>
+        <w:fldChar w:fldCharType="separate"/>
+      </w:r>
+      <w:r>
+        <w:rPr>
+          <w:rStyle w:val="Hyperlink"/>
+          <w:lang w:val="pl-PL"/>
+        </w:rPr>
+        <w:t>https://pecl.php.net/package/yaml</w:t>
+      </w:r>
+      <w:r>
+        <w:fldChar w:fldCharType="end"/>
+      </w:r>
       <w:r>
         <w:rPr>
           <w:lang w:val="pl-PL"/>
@@ -5239,7 +5640,7 @@
                     <pic:cNvPicPr/>
                   </pic:nvPicPr>
                   <pic:blipFill>
-                    <a:blip r:embed="rId32"/>
+                    <a:blip r:embed="rId29"/>
                     <a:stretch>
                       <a:fillRect/>
                     </a:stretch>
@@ -5297,7 +5698,21 @@
         <w:rPr>
           <w:lang w:val="en-US"/>
         </w:rPr>
-        <w:t>&lt;?php // I:\ptw\lab-f\yaml.php</w:t>
+        <w:t>&lt;?</w:t>
+      </w:r>
+      <w:proofErr w:type="spellStart"/>
+      <w:r>
+        <w:rPr>
+          <w:lang w:val="en-US"/>
+        </w:rPr>
+        <w:t>php</w:t>
+      </w:r>
+      <w:proofErr w:type="spellEnd"/>
+      <w:r>
+        <w:rPr>
+          <w:lang w:val="en-US"/>
+        </w:rPr>
+        <w:t xml:space="preserve"> // I:\ptw\lab-f\yaml.php</w:t>
       </w:r>
     </w:p>
     <w:p>
@@ -5333,7 +5748,21 @@
         <w:rPr>
           <w:lang w:val="en-US"/>
         </w:rPr>
-        <w:t xml:space="preserve">    'name' =&gt; 'Artur Karczmarczyk',</w:t>
+        <w:t xml:space="preserve">    'name' =&gt; 'Artur </w:t>
+      </w:r>
+      <w:proofErr w:type="spellStart"/>
+      <w:r>
+        <w:rPr>
+          <w:lang w:val="en-US"/>
+        </w:rPr>
+        <w:t>Karczmarczyk</w:t>
+      </w:r>
+      <w:proofErr w:type="spellEnd"/>
+      <w:r>
+        <w:rPr>
+          <w:lang w:val="en-US"/>
+        </w:rPr>
+        <w:t>',</w:t>
       </w:r>
     </w:p>
     <w:p>
@@ -5361,7 +5790,21 @@
         <w:rPr>
           <w:lang w:val="en-US"/>
         </w:rPr>
-        <w:t xml:space="preserve">    'date' =&gt; date(DATE_ATOM),</w:t>
+        <w:t xml:space="preserve">    'date' =&gt; </w:t>
+      </w:r>
+      <w:proofErr w:type="gramStart"/>
+      <w:r>
+        <w:rPr>
+          <w:lang w:val="en-US"/>
+        </w:rPr>
+        <w:t>date(</w:t>
+      </w:r>
+      <w:proofErr w:type="gramEnd"/>
+      <w:r>
+        <w:rPr>
+          <w:lang w:val="en-US"/>
+        </w:rPr>
+        <w:t>DATE_ATOM),</w:t>
       </w:r>
     </w:p>
     <w:p>
@@ -5397,7 +5840,35 @@
         <w:rPr>
           <w:lang w:val="en-US"/>
         </w:rPr>
-        <w:t>$yaml = yaml_emit($data);</w:t>
+        <w:t>$</w:t>
+      </w:r>
+      <w:proofErr w:type="spellStart"/>
+      <w:r>
+        <w:rPr>
+          <w:lang w:val="en-US"/>
+        </w:rPr>
+        <w:t>yaml</w:t>
+      </w:r>
+      <w:proofErr w:type="spellEnd"/>
+      <w:r>
+        <w:rPr>
+          <w:lang w:val="en-US"/>
+        </w:rPr>
+        <w:t xml:space="preserve"> = </w:t>
+      </w:r>
+      <w:proofErr w:type="spellStart"/>
+      <w:r>
+        <w:rPr>
+          <w:lang w:val="en-US"/>
+        </w:rPr>
+        <w:t>yaml_emit</w:t>
+      </w:r>
+      <w:proofErr w:type="spellEnd"/>
+      <w:r>
+        <w:rPr>
+          <w:lang w:val="en-US"/>
+        </w:rPr>
+        <w:t>($data);</w:t>
       </w:r>
     </w:p>
     <w:p>
@@ -5478,7 +5949,7 @@
                     <pic:cNvPicPr/>
                   </pic:nvPicPr>
                   <pic:blipFill>
-                    <a:blip r:embed="rId33"/>
+                    <a:blip r:embed="rId30"/>
                     <a:stretch>
                       <a:fillRect/>
                     </a:stretch>
@@ -5523,13 +5994,47 @@
       <w:r>
         <w:t xml:space="preserve"> </w:t>
       </w:r>
+      <w:proofErr w:type="spellStart"/>
       <w:r>
         <w:rPr>
           <w:rStyle w:val="inline-code"/>
           <w:lang w:val="en-US"/>
         </w:rPr>
-        <w:t>php -i | Select-String -Pattern yaml</w:t>
-      </w:r>
+        <w:t>php</w:t>
+      </w:r>
+      <w:proofErr w:type="spellEnd"/>
+      <w:r>
+        <w:rPr>
+          <w:rStyle w:val="inline-code"/>
+          <w:lang w:val="en-US"/>
+        </w:rPr>
+        <w:t xml:space="preserve"> -</w:t>
+      </w:r>
+      <w:proofErr w:type="spellStart"/>
+      <w:r>
+        <w:rPr>
+          <w:rStyle w:val="inline-code"/>
+          <w:lang w:val="en-US"/>
+        </w:rPr>
+        <w:t>i</w:t>
+      </w:r>
+      <w:proofErr w:type="spellEnd"/>
+      <w:r>
+        <w:rPr>
+          <w:rStyle w:val="inline-code"/>
+          <w:lang w:val="en-US"/>
+        </w:rPr>
+        <w:t xml:space="preserve"> | Select-String -Pattern </w:t>
+      </w:r>
+      <w:proofErr w:type="spellStart"/>
+      <w:r>
+        <w:rPr>
+          <w:rStyle w:val="inline-code"/>
+          <w:lang w:val="en-US"/>
+        </w:rPr>
+        <w:t>yaml</w:t>
+      </w:r>
+      <w:proofErr w:type="spellEnd"/>
       <w:r>
         <w:rPr>
           <w:lang w:val="en-US"/>
@@ -5557,6 +6062,7 @@
       <w:r>
         <w:rPr>
           <w:rStyle w:val="inline-code"/>
+          <w:noProof/>
         </w:rPr>
         <w:lastRenderedPageBreak/>
         <w:drawing>
@@ -5575,7 +6081,7 @@
                     <pic:cNvPicPr/>
                   </pic:nvPicPr>
                   <pic:blipFill>
-                    <a:blip r:embed="rId34"/>
+                    <a:blip r:embed="rId31"/>
                     <a:stretch>
                       <a:fillRect/>
                     </a:stretch>
@@ -5633,6 +6139,9 @@
         <w:jc w:val="center"/>
       </w:pPr>
       <w:r>
+        <w:rPr>
+          <w:noProof/>
+        </w:rPr>
         <w:drawing>
           <wp:inline distT="0" distB="0" distL="0" distR="0" wp14:anchorId="5602FABE" wp14:editId="4B5A386B">
             <wp:extent cx="3991532" cy="1152686"/>
@@ -5649,7 +6158,7 @@
                     <pic:cNvPicPr/>
                   </pic:nvPicPr>
                   <pic:blipFill>
-                    <a:blip r:embed="rId35"/>
+                    <a:blip r:embed="rId32"/>
                     <a:stretch>
                       <a:fillRect/>
                     </a:stretch>
@@ -5741,6 +6250,7 @@
         <w:pStyle w:val="Heading1"/>
       </w:pPr>
       <w:bookmarkStart w:id="15" w:name="_Toc227878990"/>
+      <w:proofErr w:type="spellStart"/>
       <w:r>
         <w:t>Implemen</w:t>
       </w:r>
@@ -5748,6 +6258,7 @@
         <w:t>tacja</w:t>
       </w:r>
       <w:bookmarkEnd w:id="15"/>
+      <w:proofErr w:type="spellEnd"/>
     </w:p>
     <w:p>
       <w:pPr>
@@ -5856,7 +6367,7 @@
                     <pic:cNvPicPr/>
                   </pic:nvPicPr>
                   <pic:blipFill>
-                    <a:blip r:embed="rId36"/>
+                    <a:blip r:embed="rId33"/>
                     <a:stretch>
                       <a:fillRect/>
                     </a:stretch>
@@ -5923,6 +6434,7 @@
           <w:lang w:val="en-US"/>
         </w:rPr>
       </w:pPr>
+      <w:proofErr w:type="spellStart"/>
       <w:r>
         <w:rPr>
           <w:sz w:val="14"/>
@@ -5930,72 +6442,71 @@
           <w:lang w:val="en-US"/>
         </w:rPr>
         <w:lastRenderedPageBreak/>
-        <w:t>spl_autoload_register(function (string $class): void {</w:t>
-      </w:r>
-    </w:p>
-    <w:p>
-      <w:pPr>
-        <w:pStyle w:val="block-code"/>
+        <w:t>spl_autoload_</w:t>
+      </w:r>
+      <w:proofErr w:type="gramStart"/>
+      <w:r>
         <w:rPr>
           <w:sz w:val="14"/>
           <w:szCs w:val="14"/>
           <w:lang w:val="en-US"/>
         </w:rPr>
-      </w:pPr>
+        <w:t>register</w:t>
+      </w:r>
+      <w:proofErr w:type="spellEnd"/>
       <w:r>
         <w:rPr>
           <w:sz w:val="14"/>
           <w:szCs w:val="14"/>
           <w:lang w:val="en-US"/>
         </w:rPr>
-        <w:t xml:space="preserve">    // Map \App\ namespace to lib/ directory</w:t>
-      </w:r>
-    </w:p>
-    <w:p>
-      <w:pPr>
-        <w:pStyle w:val="block-code"/>
+        <w:t>(</w:t>
+      </w:r>
+      <w:proofErr w:type="gramEnd"/>
+      <w:r>
         <w:rPr>
           <w:sz w:val="14"/>
           <w:szCs w:val="14"/>
           <w:lang w:val="en-US"/>
         </w:rPr>
-      </w:pPr>
-      <w:r>
+        <w:t>function (string $class): void {</w:t>
+      </w:r>
+    </w:p>
+    <w:p>
+      <w:pPr>
+        <w:pStyle w:val="block-code"/>
         <w:rPr>
           <w:sz w:val="14"/>
           <w:szCs w:val="14"/>
           <w:lang w:val="en-US"/>
         </w:rPr>
-        <w:t xml:space="preserve">    $prefix = 'App\\';</w:t>
-      </w:r>
-    </w:p>
-    <w:p>
-      <w:pPr>
-        <w:pStyle w:val="block-code"/>
+      </w:pPr>
+      <w:r>
         <w:rPr>
           <w:sz w:val="14"/>
           <w:szCs w:val="14"/>
           <w:lang w:val="en-US"/>
         </w:rPr>
-      </w:pPr>
-      <w:r>
+        <w:t xml:space="preserve">    // Map \App\ namespace to lib/ directory</w:t>
+      </w:r>
+    </w:p>
+    <w:p>
+      <w:pPr>
+        <w:pStyle w:val="block-code"/>
         <w:rPr>
           <w:sz w:val="14"/>
           <w:szCs w:val="14"/>
           <w:lang w:val="en-US"/>
         </w:rPr>
-        <w:t xml:space="preserve">    $baseDir = __DIR__.'/lib/';</w:t>
-      </w:r>
-    </w:p>
-    <w:p>
-      <w:pPr>
-        <w:pStyle w:val="block-code"/>
+      </w:pPr>
+      <w:r>
         <w:rPr>
           <w:sz w:val="14"/>
           <w:szCs w:val="14"/>
           <w:lang w:val="en-US"/>
         </w:rPr>
-      </w:pPr>
+        <w:t xml:space="preserve">    $prefix = 'App\\';</w:t>
+      </w:r>
     </w:p>
     <w:p>
       <w:pPr>
@@ -6012,25 +6523,25 @@
           <w:szCs w:val="14"/>
           <w:lang w:val="en-US"/>
         </w:rPr>
-        <w:t xml:space="preserve">    if (0 === strpos($class, $prefix)) {</w:t>
-      </w:r>
-    </w:p>
-    <w:p>
-      <w:pPr>
-        <w:pStyle w:val="block-code"/>
+        <w:t xml:space="preserve">    $</w:t>
+      </w:r>
+      <w:proofErr w:type="spellStart"/>
+      <w:r>
         <w:rPr>
           <w:sz w:val="14"/>
           <w:szCs w:val="14"/>
           <w:lang w:val="en-US"/>
         </w:rPr>
-      </w:pPr>
+        <w:t>baseDir</w:t>
+      </w:r>
+      <w:proofErr w:type="spellEnd"/>
       <w:r>
         <w:rPr>
           <w:sz w:val="14"/>
           <w:szCs w:val="14"/>
           <w:lang w:val="en-US"/>
         </w:rPr>
-        <w:t xml:space="preserve">        // Remove namespace prefix and convert to file path</w:t>
+        <w:t xml:space="preserve"> = __DIR__.'/lib/';</w:t>
       </w:r>
     </w:p>
     <w:p>
@@ -6042,60 +6553,62 @@
           <w:lang w:val="en-US"/>
         </w:rPr>
       </w:pPr>
-      <w:r>
+    </w:p>
+    <w:p>
+      <w:pPr>
+        <w:pStyle w:val="block-code"/>
         <w:rPr>
           <w:sz w:val="14"/>
           <w:szCs w:val="14"/>
           <w:lang w:val="en-US"/>
         </w:rPr>
-        <w:t xml:space="preserve">        $relative = substr($class, strlen($prefix));</w:t>
-      </w:r>
-    </w:p>
-    <w:p>
-      <w:pPr>
-        <w:pStyle w:val="block-code"/>
+      </w:pPr>
+      <w:r>
         <w:rPr>
           <w:sz w:val="14"/>
           <w:szCs w:val="14"/>
           <w:lang w:val="en-US"/>
         </w:rPr>
-      </w:pPr>
+        <w:t xml:space="preserve">    if (0 === </w:t>
+      </w:r>
+      <w:proofErr w:type="spellStart"/>
+      <w:proofErr w:type="gramStart"/>
       <w:r>
         <w:rPr>
           <w:sz w:val="14"/>
           <w:szCs w:val="14"/>
           <w:lang w:val="en-US"/>
         </w:rPr>
-        <w:t xml:space="preserve">        $file = $baseDir.str_replace('\\', '/', $relative).'.php';</w:t>
-      </w:r>
-    </w:p>
-    <w:p>
-      <w:pPr>
-        <w:pStyle w:val="block-code"/>
+        <w:t>strpos</w:t>
+      </w:r>
+      <w:proofErr w:type="spellEnd"/>
+      <w:r>
         <w:rPr>
           <w:sz w:val="14"/>
           <w:szCs w:val="14"/>
           <w:lang w:val="en-US"/>
         </w:rPr>
-      </w:pPr>
-    </w:p>
-    <w:p>
-      <w:pPr>
-        <w:pStyle w:val="block-code"/>
+        <w:t>(</w:t>
+      </w:r>
+      <w:proofErr w:type="gramEnd"/>
+      <w:r>
         <w:rPr>
           <w:sz w:val="14"/>
           <w:szCs w:val="14"/>
           <w:lang w:val="en-US"/>
         </w:rPr>
-      </w:pPr>
+        <w:t>$class, $prefix</w:t>
+      </w:r>
+      <w:proofErr w:type="gramStart"/>
       <w:r>
         <w:rPr>
           <w:sz w:val="14"/>
           <w:szCs w:val="14"/>
           <w:lang w:val="en-US"/>
         </w:rPr>
-        <w:t xml:space="preserve">        if (file_exists($file)) {</w:t>
-      </w:r>
+        <w:t>)) {</w:t>
+      </w:r>
+      <w:proofErr w:type="gramEnd"/>
     </w:p>
     <w:p>
       <w:pPr>
@@ -6112,7 +6625,7 @@
           <w:szCs w:val="14"/>
           <w:lang w:val="en-US"/>
         </w:rPr>
-        <w:t xml:space="preserve">            require $file;</w:t>
+        <w:t xml:space="preserve">        // Remove namespace prefix and convert to file path</w:t>
       </w:r>
     </w:p>
     <w:p>
@@ -6121,6 +6634,7 @@
         <w:rPr>
           <w:sz w:val="14"/>
           <w:szCs w:val="14"/>
+          <w:lang w:val="en-US"/>
         </w:rPr>
       </w:pPr>
       <w:r>
@@ -6129,44 +6643,243 @@
           <w:szCs w:val="14"/>
           <w:lang w:val="en-US"/>
         </w:rPr>
-        <w:t xml:space="preserve">        </w:t>
-      </w:r>
+        <w:t xml:space="preserve">        $relative = </w:t>
+      </w:r>
+      <w:proofErr w:type="spellStart"/>
+      <w:proofErr w:type="gramStart"/>
       <w:r>
         <w:rPr>
           <w:sz w:val="14"/>
           <w:szCs w:val="14"/>
-        </w:rPr>
-        <w:t>}</w:t>
-      </w:r>
-    </w:p>
-    <w:p>
-      <w:pPr>
-        <w:pStyle w:val="block-code"/>
+          <w:lang w:val="en-US"/>
+        </w:rPr>
+        <w:t>substr</w:t>
+      </w:r>
+      <w:proofErr w:type="spellEnd"/>
+      <w:r>
         <w:rPr>
           <w:sz w:val="14"/>
           <w:szCs w:val="14"/>
-        </w:rPr>
-      </w:pPr>
+          <w:lang w:val="en-US"/>
+        </w:rPr>
+        <w:t>(</w:t>
+      </w:r>
+      <w:proofErr w:type="gramEnd"/>
       <w:r>
         <w:rPr>
           <w:sz w:val="14"/>
           <w:szCs w:val="14"/>
-        </w:rPr>
-        <w:t xml:space="preserve">    }</w:t>
-      </w:r>
-    </w:p>
-    <w:p>
-      <w:pPr>
-        <w:pStyle w:val="block-code"/>
+          <w:lang w:val="en-US"/>
+        </w:rPr>
+        <w:t xml:space="preserve">$class, </w:t>
+      </w:r>
+      <w:proofErr w:type="spellStart"/>
+      <w:r>
         <w:rPr>
           <w:sz w:val="14"/>
           <w:szCs w:val="14"/>
-        </w:rPr>
-      </w:pPr>
+          <w:lang w:val="en-US"/>
+        </w:rPr>
+        <w:t>strlen</w:t>
+      </w:r>
+      <w:proofErr w:type="spellEnd"/>
       <w:r>
         <w:rPr>
           <w:sz w:val="14"/>
           <w:szCs w:val="14"/>
+          <w:lang w:val="en-US"/>
+        </w:rPr>
+        <w:t>($prefix));</w:t>
+      </w:r>
+    </w:p>
+    <w:p>
+      <w:pPr>
+        <w:pStyle w:val="block-code"/>
+        <w:rPr>
+          <w:sz w:val="14"/>
+          <w:szCs w:val="14"/>
+          <w:lang w:val="en-US"/>
+        </w:rPr>
+      </w:pPr>
+      <w:r>
+        <w:rPr>
+          <w:sz w:val="14"/>
+          <w:szCs w:val="14"/>
+          <w:lang w:val="en-US"/>
+        </w:rPr>
+        <w:t xml:space="preserve">        $file = $</w:t>
+      </w:r>
+      <w:proofErr w:type="spellStart"/>
+      <w:r>
+        <w:rPr>
+          <w:sz w:val="14"/>
+          <w:szCs w:val="14"/>
+          <w:lang w:val="en-US"/>
+        </w:rPr>
+        <w:t>baseDir.str_</w:t>
+      </w:r>
+      <w:proofErr w:type="gramStart"/>
+      <w:r>
+        <w:rPr>
+          <w:sz w:val="14"/>
+          <w:szCs w:val="14"/>
+          <w:lang w:val="en-US"/>
+        </w:rPr>
+        <w:t>replace</w:t>
+      </w:r>
+      <w:proofErr w:type="spellEnd"/>
+      <w:r>
+        <w:rPr>
+          <w:sz w:val="14"/>
+          <w:szCs w:val="14"/>
+          <w:lang w:val="en-US"/>
+        </w:rPr>
+        <w:t>(</w:t>
+      </w:r>
+      <w:proofErr w:type="gramEnd"/>
+      <w:r>
+        <w:rPr>
+          <w:sz w:val="14"/>
+          <w:szCs w:val="14"/>
+          <w:lang w:val="en-US"/>
+        </w:rPr>
+        <w:t>'\\', '/', $relative).'.</w:t>
+      </w:r>
+      <w:proofErr w:type="spellStart"/>
+      <w:r>
+        <w:rPr>
+          <w:sz w:val="14"/>
+          <w:szCs w:val="14"/>
+          <w:lang w:val="en-US"/>
+        </w:rPr>
+        <w:t>php</w:t>
+      </w:r>
+      <w:proofErr w:type="spellEnd"/>
+      <w:r>
+        <w:rPr>
+          <w:sz w:val="14"/>
+          <w:szCs w:val="14"/>
+          <w:lang w:val="en-US"/>
+        </w:rPr>
+        <w:t>';</w:t>
+      </w:r>
+    </w:p>
+    <w:p>
+      <w:pPr>
+        <w:pStyle w:val="block-code"/>
+        <w:rPr>
+          <w:sz w:val="14"/>
+          <w:szCs w:val="14"/>
+          <w:lang w:val="en-US"/>
+        </w:rPr>
+      </w:pPr>
+    </w:p>
+    <w:p>
+      <w:pPr>
+        <w:pStyle w:val="block-code"/>
+        <w:rPr>
+          <w:sz w:val="14"/>
+          <w:szCs w:val="14"/>
+          <w:lang w:val="en-US"/>
+        </w:rPr>
+      </w:pPr>
+      <w:r>
+        <w:rPr>
+          <w:sz w:val="14"/>
+          <w:szCs w:val="14"/>
+          <w:lang w:val="en-US"/>
+        </w:rPr>
+        <w:t xml:space="preserve">        if (</w:t>
+      </w:r>
+      <w:proofErr w:type="spellStart"/>
+      <w:r>
+        <w:rPr>
+          <w:sz w:val="14"/>
+          <w:szCs w:val="14"/>
+          <w:lang w:val="en-US"/>
+        </w:rPr>
+        <w:t>file_exists</w:t>
+      </w:r>
+      <w:proofErr w:type="spellEnd"/>
+      <w:r>
+        <w:rPr>
+          <w:sz w:val="14"/>
+          <w:szCs w:val="14"/>
+          <w:lang w:val="en-US"/>
+        </w:rPr>
+        <w:t>($file)) {</w:t>
+      </w:r>
+    </w:p>
+    <w:p>
+      <w:pPr>
+        <w:pStyle w:val="block-code"/>
+        <w:rPr>
+          <w:sz w:val="14"/>
+          <w:szCs w:val="14"/>
+          <w:lang w:val="en-US"/>
+        </w:rPr>
+      </w:pPr>
+      <w:r>
+        <w:rPr>
+          <w:sz w:val="14"/>
+          <w:szCs w:val="14"/>
+          <w:lang w:val="en-US"/>
+        </w:rPr>
+        <w:t xml:space="preserve">            require $file;</w:t>
+      </w:r>
+    </w:p>
+    <w:p>
+      <w:pPr>
+        <w:pStyle w:val="block-code"/>
+        <w:rPr>
+          <w:sz w:val="14"/>
+          <w:szCs w:val="14"/>
+        </w:rPr>
+      </w:pPr>
+      <w:r>
+        <w:rPr>
+          <w:sz w:val="14"/>
+          <w:szCs w:val="14"/>
+          <w:lang w:val="en-US"/>
+        </w:rPr>
+        <w:t xml:space="preserve">        </w:t>
+      </w:r>
+      <w:r>
+        <w:rPr>
+          <w:sz w:val="14"/>
+          <w:szCs w:val="14"/>
+        </w:rPr>
+        <w:t>}</w:t>
+      </w:r>
+    </w:p>
+    <w:p>
+      <w:pPr>
+        <w:pStyle w:val="block-code"/>
+        <w:rPr>
+          <w:sz w:val="14"/>
+          <w:szCs w:val="14"/>
+        </w:rPr>
+      </w:pPr>
+      <w:r>
+        <w:rPr>
+          <w:sz w:val="14"/>
+          <w:szCs w:val="14"/>
+        </w:rPr>
+        <w:t xml:space="preserve">    }</w:t>
+      </w:r>
+    </w:p>
+    <w:p>
+      <w:pPr>
+        <w:pStyle w:val="block-code"/>
+        <w:rPr>
+          <w:sz w:val="14"/>
+          <w:szCs w:val="14"/>
+        </w:rPr>
+      </w:pPr>
+      <w:r>
+        <w:rPr>
+          <w:sz w:val="14"/>
+          <w:szCs w:val="14"/>
         </w:rPr>
         <w:t>});</w:t>
       </w:r>
@@ -6221,50 +6934,37 @@
       </w:pPr>
       <w:r>
         <w:rPr>
-          <w:noProof/>
+          <w:rStyle w:val="inline-code"/>
         </w:rPr>
         <w:drawing>
-          <wp:inline distT="0" distB="0" distL="0" distR="0" wp14:anchorId="3438F275" wp14:editId="07BA4EBF">
-            <wp:extent cx="900000" cy="900000"/>
-            <wp:effectExtent l="0" t="0" r="0" b="0"/>
-            <wp:docPr id="1699662045" name="Obraz 1699662045"/>
+          <wp:inline distT="0" distB="0" distL="0" distR="0" wp14:anchorId="7199D9E1" wp14:editId="26F93042">
+            <wp:extent cx="6645910" cy="2018030"/>
+            <wp:effectExtent l="0" t="0" r="2540" b="1270"/>
+            <wp:docPr id="906884927" name="Picture 1"/>
             <wp:cNvGraphicFramePr>
-              <a:graphicFrameLocks xmlns:a="http://schemas.openxmlformats.org/drawingml/2006/main"/>
+              <a:graphicFrameLocks xmlns:a="http://schemas.openxmlformats.org/drawingml/2006/main" noChangeAspect="1"/>
             </wp:cNvGraphicFramePr>
             <a:graphic xmlns:a="http://schemas.openxmlformats.org/drawingml/2006/main">
               <a:graphicData uri="http://schemas.openxmlformats.org/drawingml/2006/picture">
                 <pic:pic xmlns:pic="http://schemas.openxmlformats.org/drawingml/2006/picture">
                   <pic:nvPicPr>
-                    <pic:cNvPr id="0" name="Picture 1"/>
-                    <pic:cNvPicPr>
-                      <a:picLocks noChangeAspect="1" noChangeArrowheads="1"/>
-                    </pic:cNvPicPr>
+                    <pic:cNvPr id="906884927" name=""/>
+                    <pic:cNvPicPr/>
                   </pic:nvPicPr>
                   <pic:blipFill>
-                    <a:blip r:embed="rId37">
-                      <a:extLst>
-                        <a:ext uri="{28A0092B-C50C-407E-A947-70E740481C1C}">
-                          <a14:useLocalDpi xmlns:a14="http://schemas.microsoft.com/office/drawing/2010/main" val="0"/>
-                        </a:ext>
-                      </a:extLst>
-                    </a:blip>
-                    <a:srcRect/>
+                    <a:blip r:embed="rId34"/>
                     <a:stretch>
                       <a:fillRect/>
                     </a:stretch>
                   </pic:blipFill>
-                  <pic:spPr bwMode="auto">
+                  <pic:spPr>
                     <a:xfrm>
                       <a:off x="0" y="0"/>
-                      <a:ext cx="900000" cy="900000"/>
+                      <a:ext cx="6645910" cy="2018030"/>
                     </a:xfrm>
                     <a:prstGeom prst="rect">
                       <a:avLst/>
                     </a:prstGeom>
-                    <a:noFill/>
-                    <a:ln>
-                      <a:noFill/>
-                    </a:ln>
                   </pic:spPr>
                 </pic:pic>
               </a:graphicData>
@@ -6301,51 +7001,36 @@
         <w:jc w:val="center"/>
       </w:pPr>
       <w:r>
-        <w:rPr>
-          <w:noProof/>
-        </w:rPr>
+        <w:lastRenderedPageBreak/>
         <w:drawing>
-          <wp:inline distT="0" distB="0" distL="0" distR="0" wp14:anchorId="116B9981" wp14:editId="67ECB277">
-            <wp:extent cx="900000" cy="900000"/>
-            <wp:effectExtent l="0" t="0" r="0" b="0"/>
-            <wp:docPr id="1477724119" name="Obraz 1477724119"/>
+          <wp:inline distT="0" distB="0" distL="0" distR="0" wp14:anchorId="32F5C9FC" wp14:editId="1E4BEE20">
+            <wp:extent cx="6645910" cy="3442335"/>
+            <wp:effectExtent l="0" t="0" r="2540" b="5715"/>
+            <wp:docPr id="1886106666" name="Picture 1"/>
             <wp:cNvGraphicFramePr>
-              <a:graphicFrameLocks xmlns:a="http://schemas.openxmlformats.org/drawingml/2006/main"/>
+              <a:graphicFrameLocks xmlns:a="http://schemas.openxmlformats.org/drawingml/2006/main" noChangeAspect="1"/>
             </wp:cNvGraphicFramePr>
             <a:graphic xmlns:a="http://schemas.openxmlformats.org/drawingml/2006/main">
               <a:graphicData uri="http://schemas.openxmlformats.org/drawingml/2006/picture">
                 <pic:pic xmlns:pic="http://schemas.openxmlformats.org/drawingml/2006/picture">
                   <pic:nvPicPr>
-                    <pic:cNvPr id="0" name="Picture 1"/>
-                    <pic:cNvPicPr>
-                      <a:picLocks noChangeAspect="1" noChangeArrowheads="1"/>
-                    </pic:cNvPicPr>
+                    <pic:cNvPr id="1886106666" name=""/>
+                    <pic:cNvPicPr/>
                   </pic:nvPicPr>
                   <pic:blipFill>
-                    <a:blip r:embed="rId37">
-                      <a:extLst>
-                        <a:ext uri="{28A0092B-C50C-407E-A947-70E740481C1C}">
-                          <a14:useLocalDpi xmlns:a14="http://schemas.microsoft.com/office/drawing/2010/main" val="0"/>
-                        </a:ext>
-                      </a:extLst>
-                    </a:blip>
-                    <a:srcRect/>
+                    <a:blip r:embed="rId35"/>
                     <a:stretch>
                       <a:fillRect/>
                     </a:stretch>
                   </pic:blipFill>
-                  <pic:spPr bwMode="auto">
+                  <pic:spPr>
                     <a:xfrm>
                       <a:off x="0" y="0"/>
-                      <a:ext cx="900000" cy="900000"/>
+                      <a:ext cx="6645910" cy="3442335"/>
                     </a:xfrm>
                     <a:prstGeom prst="rect">
                       <a:avLst/>
                     </a:prstGeom>
-                    <a:noFill/>
-                    <a:ln>
-                      <a:noFill/>
-                    </a:ln>
                   </pic:spPr>
                 </pic:pic>
               </a:graphicData>
@@ -6378,51 +7063,35 @@
         <w:jc w:val="center"/>
       </w:pPr>
       <w:r>
-        <w:rPr>
-          <w:noProof/>
-        </w:rPr>
         <w:drawing>
-          <wp:inline distT="0" distB="0" distL="0" distR="0" wp14:anchorId="3C7B855B" wp14:editId="69B7D23E">
-            <wp:extent cx="900000" cy="900000"/>
+          <wp:inline distT="0" distB="0" distL="0" distR="0" wp14:anchorId="57D571ED" wp14:editId="3280634C">
+            <wp:extent cx="5449060" cy="724001"/>
             <wp:effectExtent l="0" t="0" r="0" b="0"/>
-            <wp:docPr id="339729388" name="Obraz 339729388"/>
+            <wp:docPr id="1156315875" name="Picture 1"/>
             <wp:cNvGraphicFramePr>
-              <a:graphicFrameLocks xmlns:a="http://schemas.openxmlformats.org/drawingml/2006/main"/>
+              <a:graphicFrameLocks xmlns:a="http://schemas.openxmlformats.org/drawingml/2006/main" noChangeAspect="1"/>
             </wp:cNvGraphicFramePr>
             <a:graphic xmlns:a="http://schemas.openxmlformats.org/drawingml/2006/main">
               <a:graphicData uri="http://schemas.openxmlformats.org/drawingml/2006/picture">
                 <pic:pic xmlns:pic="http://schemas.openxmlformats.org/drawingml/2006/picture">
                   <pic:nvPicPr>
-                    <pic:cNvPr id="0" name="Picture 1"/>
-                    <pic:cNvPicPr>
-                      <a:picLocks noChangeAspect="1" noChangeArrowheads="1"/>
-                    </pic:cNvPicPr>
+                    <pic:cNvPr id="1156315875" name=""/>
+                    <pic:cNvPicPr/>
                   </pic:nvPicPr>
                   <pic:blipFill>
-                    <a:blip r:embed="rId37">
-                      <a:extLst>
-                        <a:ext uri="{28A0092B-C50C-407E-A947-70E740481C1C}">
-                          <a14:useLocalDpi xmlns:a14="http://schemas.microsoft.com/office/drawing/2010/main" val="0"/>
-                        </a:ext>
-                      </a:extLst>
-                    </a:blip>
-                    <a:srcRect/>
+                    <a:blip r:embed="rId36"/>
                     <a:stretch>
                       <a:fillRect/>
                     </a:stretch>
                   </pic:blipFill>
-                  <pic:spPr bwMode="auto">
+                  <pic:spPr>
                     <a:xfrm>
                       <a:off x="0" y="0"/>
-                      <a:ext cx="900000" cy="900000"/>
+                      <a:ext cx="5449060" cy="724001"/>
                     </a:xfrm>
                     <a:prstGeom prst="rect">
                       <a:avLst/>
                     </a:prstGeom>
-                    <a:noFill/>
-                    <a:ln>
-                      <a:noFill/>
-                    </a:ln>
                   </pic:spPr>
                 </pic:pic>
               </a:graphicData>
@@ -6455,52 +7124,35 @@
         <w:jc w:val="center"/>
       </w:pPr>
       <w:r>
-        <w:rPr>
-          <w:noProof/>
-        </w:rPr>
-        <w:lastRenderedPageBreak/>
         <w:drawing>
-          <wp:inline distT="0" distB="0" distL="0" distR="0" wp14:anchorId="03FBCF38" wp14:editId="6E494725">
-            <wp:extent cx="900000" cy="900000"/>
-            <wp:effectExtent l="0" t="0" r="0" b="0"/>
-            <wp:docPr id="1280686619" name="Obraz 1280686619"/>
+          <wp:inline distT="0" distB="0" distL="0" distR="0" wp14:anchorId="4F37E1BD" wp14:editId="67A3F394">
+            <wp:extent cx="6645910" cy="2346960"/>
+            <wp:effectExtent l="0" t="0" r="2540" b="0"/>
+            <wp:docPr id="1414808012" name="Picture 1"/>
             <wp:cNvGraphicFramePr>
-              <a:graphicFrameLocks xmlns:a="http://schemas.openxmlformats.org/drawingml/2006/main"/>
+              <a:graphicFrameLocks xmlns:a="http://schemas.openxmlformats.org/drawingml/2006/main" noChangeAspect="1"/>
             </wp:cNvGraphicFramePr>
             <a:graphic xmlns:a="http://schemas.openxmlformats.org/drawingml/2006/main">
               <a:graphicData uri="http://schemas.openxmlformats.org/drawingml/2006/picture">
                 <pic:pic xmlns:pic="http://schemas.openxmlformats.org/drawingml/2006/picture">
                   <pic:nvPicPr>
-                    <pic:cNvPr id="0" name="Picture 1"/>
-                    <pic:cNvPicPr>
-                      <a:picLocks noChangeAspect="1" noChangeArrowheads="1"/>
-                    </pic:cNvPicPr>
+                    <pic:cNvPr id="1414808012" name=""/>
+                    <pic:cNvPicPr/>
                   </pic:nvPicPr>
                   <pic:blipFill>
-                    <a:blip r:embed="rId37">
-                      <a:extLst>
-                        <a:ext uri="{28A0092B-C50C-407E-A947-70E740481C1C}">
-                          <a14:useLocalDpi xmlns:a14="http://schemas.microsoft.com/office/drawing/2010/main" val="0"/>
-                        </a:ext>
-                      </a:extLst>
-                    </a:blip>
-                    <a:srcRect/>
+                    <a:blip r:embed="rId37"/>
                     <a:stretch>
                       <a:fillRect/>
                     </a:stretch>
                   </pic:blipFill>
-                  <pic:spPr bwMode="auto">
+                  <pic:spPr>
                     <a:xfrm>
                       <a:off x="0" y="0"/>
-                      <a:ext cx="900000" cy="900000"/>
+                      <a:ext cx="6645910" cy="2346960"/>
                     </a:xfrm>
                     <a:prstGeom prst="rect">
                       <a:avLst/>
                     </a:prstGeom>
-                    <a:noFill/>
-                    <a:ln>
-                      <a:noFill/>
-                    </a:ln>
                   </pic:spPr>
                 </pic:pic>
               </a:graphicData>
@@ -6532,7 +7184,17 @@
         <w:pStyle w:val="Zadanie"/>
       </w:pPr>
       <w:r>
-        <w:t>…maksymalnie 3 zdania…</w:t>
+        <w:t>Po wysłaniu formularza metodą POST, dane z pól ($_POST) są zapisywane do zmiennych PHP oraz do ciasteczek. Przy kolejnym wejściu na stronę (bez POST</w:t>
+      </w:r>
+      <w:r>
+        <w:t>A</w:t>
+      </w:r>
+      <w:r>
+        <w:t xml:space="preserve">) zmienne są wypełniane z ciasteczek ($_COOKIE). Zmienne są następnie </w:t>
+      </w:r>
+      <w:r>
+        <w:lastRenderedPageBreak/>
+        <w:t>wstawiane z powrotem do HTML textarea przez &lt;?= htmlspecialchars($daneWejsciowe) ?&gt;, selecty przez porównanie $f === $formatWejsciowy dodające atrybut selected.</w:t>
       </w:r>
     </w:p>
     <w:p>
@@ -6558,7 +7220,7 @@
         <w:pStyle w:val="Zadanie"/>
       </w:pPr>
       <w:r>
-        <w:t>abc.php, lib/Def.php</w:t>
+        <w:t>Phpinfo.php</w:t>
       </w:r>
     </w:p>
     <w:p>
@@ -7031,50 +7693,48 @@
       </w:pPr>
       <w:r>
         <w:rPr>
-          <w:noProof/>
+          <w:rStyle w:val="inline-code"/>
+          <w:rFonts w:asciiTheme="minorHAnsi" w:hAnsiTheme="minorHAnsi"/>
+          <w:shd w:val="clear" w:color="auto" w:fill="auto"/>
+        </w:rPr>
+        <w:lastRenderedPageBreak/>
+        <w:t xml:space="preserve">  </w:t>
+      </w:r>
+      <w:r>
+        <w:rPr>
+          <w:rStyle w:val="inline-code"/>
+          <w:rFonts w:asciiTheme="minorHAnsi" w:hAnsiTheme="minorHAnsi"/>
+          <w:shd w:val="clear" w:color="auto" w:fill="auto"/>
         </w:rPr>
         <w:drawing>
-          <wp:inline distT="0" distB="0" distL="0" distR="0" wp14:anchorId="1618AEF7" wp14:editId="4BFCEA22">
-            <wp:extent cx="900000" cy="900000"/>
+          <wp:inline distT="0" distB="0" distL="0" distR="0" wp14:anchorId="18C0A06D" wp14:editId="30D72939">
+            <wp:extent cx="4544059" cy="3086531"/>
             <wp:effectExtent l="0" t="0" r="0" b="0"/>
-            <wp:docPr id="1565487018" name="Obraz 1565487018"/>
+            <wp:docPr id="858120842" name="Picture 1"/>
             <wp:cNvGraphicFramePr>
-              <a:graphicFrameLocks xmlns:a="http://schemas.openxmlformats.org/drawingml/2006/main"/>
+              <a:graphicFrameLocks xmlns:a="http://schemas.openxmlformats.org/drawingml/2006/main" noChangeAspect="1"/>
             </wp:cNvGraphicFramePr>
             <a:graphic xmlns:a="http://schemas.openxmlformats.org/drawingml/2006/main">
               <a:graphicData uri="http://schemas.openxmlformats.org/drawingml/2006/picture">
                 <pic:pic xmlns:pic="http://schemas.openxmlformats.org/drawingml/2006/picture">
                   <pic:nvPicPr>
-                    <pic:cNvPr id="0" name="Picture 1"/>
-                    <pic:cNvPicPr>
-                      <a:picLocks noChangeAspect="1" noChangeArrowheads="1"/>
-                    </pic:cNvPicPr>
+                    <pic:cNvPr id="858120842" name=""/>
+                    <pic:cNvPicPr/>
                   </pic:nvPicPr>
                   <pic:blipFill>
-                    <a:blip r:embed="rId37">
-                      <a:extLst>
-                        <a:ext uri="{28A0092B-C50C-407E-A947-70E740481C1C}">
-                          <a14:useLocalDpi xmlns:a14="http://schemas.microsoft.com/office/drawing/2010/main" val="0"/>
-                        </a:ext>
-                      </a:extLst>
-                    </a:blip>
-                    <a:srcRect/>
+                    <a:blip r:embed="rId38"/>
                     <a:stretch>
                       <a:fillRect/>
                     </a:stretch>
                   </pic:blipFill>
-                  <pic:spPr bwMode="auto">
+                  <pic:spPr>
                     <a:xfrm>
                       <a:off x="0" y="0"/>
-                      <a:ext cx="900000" cy="900000"/>
+                      <a:ext cx="4544059" cy="3086531"/>
                     </a:xfrm>
                     <a:prstGeom prst="rect">
                       <a:avLst/>
                     </a:prstGeom>
-                    <a:noFill/>
-                    <a:ln>
-                      <a:noFill/>
-                    </a:ln>
                   </pic:spPr>
                 </pic:pic>
               </a:graphicData>
@@ -7088,54 +7748,35 @@
           <w:rFonts w:asciiTheme="minorHAnsi" w:hAnsiTheme="minorHAnsi"/>
           <w:shd w:val="clear" w:color="auto" w:fill="auto"/>
         </w:rPr>
-        <w:t xml:space="preserve"> </w:t>
-      </w:r>
-      <w:r>
-        <w:rPr>
-          <w:noProof/>
-        </w:rPr>
         <w:drawing>
-          <wp:inline distT="0" distB="0" distL="0" distR="0" wp14:anchorId="7509A5AB" wp14:editId="0E2587E3">
-            <wp:extent cx="900000" cy="900000"/>
+          <wp:inline distT="0" distB="0" distL="0" distR="0" wp14:anchorId="75586CF7" wp14:editId="5C5943FA">
+            <wp:extent cx="3372321" cy="3029373"/>
             <wp:effectExtent l="0" t="0" r="0" b="0"/>
-            <wp:docPr id="1053489550" name="Obraz 1053489550"/>
+            <wp:docPr id="1563576672" name="Picture 1"/>
             <wp:cNvGraphicFramePr>
-              <a:graphicFrameLocks xmlns:a="http://schemas.openxmlformats.org/drawingml/2006/main"/>
+              <a:graphicFrameLocks xmlns:a="http://schemas.openxmlformats.org/drawingml/2006/main" noChangeAspect="1"/>
             </wp:cNvGraphicFramePr>
             <a:graphic xmlns:a="http://schemas.openxmlformats.org/drawingml/2006/main">
               <a:graphicData uri="http://schemas.openxmlformats.org/drawingml/2006/picture">
                 <pic:pic xmlns:pic="http://schemas.openxmlformats.org/drawingml/2006/picture">
                   <pic:nvPicPr>
-                    <pic:cNvPr id="0" name="Picture 1"/>
-                    <pic:cNvPicPr>
-                      <a:picLocks noChangeAspect="1" noChangeArrowheads="1"/>
-                    </pic:cNvPicPr>
+                    <pic:cNvPr id="1563576672" name=""/>
+                    <pic:cNvPicPr/>
                   </pic:nvPicPr>
                   <pic:blipFill>
-                    <a:blip r:embed="rId37">
-                      <a:extLst>
-                        <a:ext uri="{28A0092B-C50C-407E-A947-70E740481C1C}">
-                          <a14:useLocalDpi xmlns:a14="http://schemas.microsoft.com/office/drawing/2010/main" val="0"/>
-                        </a:ext>
-                      </a:extLst>
-                    </a:blip>
-                    <a:srcRect/>
+                    <a:blip r:embed="rId39"/>
                     <a:stretch>
                       <a:fillRect/>
                     </a:stretch>
                   </pic:blipFill>
-                  <pic:spPr bwMode="auto">
+                  <pic:spPr>
                     <a:xfrm>
                       <a:off x="0" y="0"/>
-                      <a:ext cx="900000" cy="900000"/>
+                      <a:ext cx="3372321" cy="3029373"/>
                     </a:xfrm>
                     <a:prstGeom prst="rect">
                       <a:avLst/>
                     </a:prstGeom>
-                    <a:noFill/>
-                    <a:ln>
-                      <a:noFill/>
-                    </a:ln>
                   </pic:spPr>
                 </pic:pic>
               </a:graphicData>
@@ -7149,54 +7790,36 @@
           <w:rFonts w:asciiTheme="minorHAnsi" w:hAnsiTheme="minorHAnsi"/>
           <w:shd w:val="clear" w:color="auto" w:fill="auto"/>
         </w:rPr>
-        <w:t xml:space="preserve"> </w:t>
-      </w:r>
-      <w:r>
-        <w:rPr>
-          <w:noProof/>
-        </w:rPr>
+        <w:lastRenderedPageBreak/>
         <w:drawing>
-          <wp:inline distT="0" distB="0" distL="0" distR="0" wp14:anchorId="1DC477E8" wp14:editId="1538CE09">
-            <wp:extent cx="900000" cy="900000"/>
-            <wp:effectExtent l="0" t="0" r="0" b="0"/>
-            <wp:docPr id="1429961836" name="Obraz 1429961836"/>
+          <wp:inline distT="0" distB="0" distL="0" distR="0" wp14:anchorId="55E77BD8" wp14:editId="2C86F3AC">
+            <wp:extent cx="3896269" cy="3238952"/>
+            <wp:effectExtent l="0" t="0" r="9525" b="0"/>
+            <wp:docPr id="248071524" name="Picture 1"/>
             <wp:cNvGraphicFramePr>
-              <a:graphicFrameLocks xmlns:a="http://schemas.openxmlformats.org/drawingml/2006/main"/>
+              <a:graphicFrameLocks xmlns:a="http://schemas.openxmlformats.org/drawingml/2006/main" noChangeAspect="1"/>
             </wp:cNvGraphicFramePr>
             <a:graphic xmlns:a="http://schemas.openxmlformats.org/drawingml/2006/main">
               <a:graphicData uri="http://schemas.openxmlformats.org/drawingml/2006/picture">
                 <pic:pic xmlns:pic="http://schemas.openxmlformats.org/drawingml/2006/picture">
                   <pic:nvPicPr>
-                    <pic:cNvPr id="0" name="Picture 1"/>
-                    <pic:cNvPicPr>
-                      <a:picLocks noChangeAspect="1" noChangeArrowheads="1"/>
-                    </pic:cNvPicPr>
+                    <pic:cNvPr id="248071524" name=""/>
+                    <pic:cNvPicPr/>
                   </pic:nvPicPr>
                   <pic:blipFill>
-                    <a:blip r:embed="rId37">
-                      <a:extLst>
-                        <a:ext uri="{28A0092B-C50C-407E-A947-70E740481C1C}">
-                          <a14:useLocalDpi xmlns:a14="http://schemas.microsoft.com/office/drawing/2010/main" val="0"/>
-                        </a:ext>
-                      </a:extLst>
-                    </a:blip>
-                    <a:srcRect/>
+                    <a:blip r:embed="rId40"/>
                     <a:stretch>
                       <a:fillRect/>
                     </a:stretch>
                   </pic:blipFill>
-                  <pic:spPr bwMode="auto">
+                  <pic:spPr>
                     <a:xfrm>
                       <a:off x="0" y="0"/>
-                      <a:ext cx="900000" cy="900000"/>
+                      <a:ext cx="3896269" cy="3238952"/>
                     </a:xfrm>
                     <a:prstGeom prst="rect">
                       <a:avLst/>
                     </a:prstGeom>
-                    <a:noFill/>
-                    <a:ln>
-                      <a:noFill/>
-                    </a:ln>
                   </pic:spPr>
                 </pic:pic>
               </a:graphicData>
@@ -7233,51 +7856,36 @@
         <w:jc w:val="center"/>
       </w:pPr>
       <w:r>
-        <w:rPr>
-          <w:noProof/>
-        </w:rPr>
+        <w:lastRenderedPageBreak/>
         <w:drawing>
-          <wp:inline distT="0" distB="0" distL="0" distR="0" wp14:anchorId="40AF013A" wp14:editId="14CEF6F9">
-            <wp:extent cx="900000" cy="900000"/>
+          <wp:inline distT="0" distB="0" distL="0" distR="0" wp14:anchorId="43DC76DF" wp14:editId="7BC92C70">
+            <wp:extent cx="3639058" cy="3029373"/>
             <wp:effectExtent l="0" t="0" r="0" b="0"/>
-            <wp:docPr id="756837415" name="Obraz 756837415"/>
+            <wp:docPr id="1421362653" name="Picture 1"/>
             <wp:cNvGraphicFramePr>
-              <a:graphicFrameLocks xmlns:a="http://schemas.openxmlformats.org/drawingml/2006/main"/>
+              <a:graphicFrameLocks xmlns:a="http://schemas.openxmlformats.org/drawingml/2006/main" noChangeAspect="1"/>
             </wp:cNvGraphicFramePr>
             <a:graphic xmlns:a="http://schemas.openxmlformats.org/drawingml/2006/main">
               <a:graphicData uri="http://schemas.openxmlformats.org/drawingml/2006/picture">
                 <pic:pic xmlns:pic="http://schemas.openxmlformats.org/drawingml/2006/picture">
                   <pic:nvPicPr>
-                    <pic:cNvPr id="0" name="Picture 1"/>
-                    <pic:cNvPicPr>
-                      <a:picLocks noChangeAspect="1" noChangeArrowheads="1"/>
-                    </pic:cNvPicPr>
+                    <pic:cNvPr id="1421362653" name=""/>
+                    <pic:cNvPicPr/>
                   </pic:nvPicPr>
                   <pic:blipFill>
-                    <a:blip r:embed="rId37">
-                      <a:extLst>
-                        <a:ext uri="{28A0092B-C50C-407E-A947-70E740481C1C}">
-                          <a14:useLocalDpi xmlns:a14="http://schemas.microsoft.com/office/drawing/2010/main" val="0"/>
-                        </a:ext>
-                      </a:extLst>
-                    </a:blip>
-                    <a:srcRect/>
+                    <a:blip r:embed="rId41"/>
                     <a:stretch>
                       <a:fillRect/>
                     </a:stretch>
                   </pic:blipFill>
-                  <pic:spPr bwMode="auto">
+                  <pic:spPr>
                     <a:xfrm>
                       <a:off x="0" y="0"/>
-                      <a:ext cx="900000" cy="900000"/>
+                      <a:ext cx="3639058" cy="3029373"/>
                     </a:xfrm>
                     <a:prstGeom prst="rect">
                       <a:avLst/>
                     </a:prstGeom>
-                    <a:noFill/>
-                    <a:ln>
-                      <a:noFill/>
-                    </a:ln>
                   </pic:spPr>
                 </pic:pic>
               </a:graphicData>
@@ -7289,51 +7897,35 @@
         <w:t xml:space="preserve"> </w:t>
       </w:r>
       <w:r>
-        <w:rPr>
-          <w:noProof/>
-        </w:rPr>
         <w:drawing>
-          <wp:inline distT="0" distB="0" distL="0" distR="0" wp14:anchorId="0BCFB878" wp14:editId="3AE479A8">
-            <wp:extent cx="900000" cy="900000"/>
-            <wp:effectExtent l="0" t="0" r="0" b="0"/>
-            <wp:docPr id="266633536" name="Obraz 266633536"/>
+          <wp:inline distT="0" distB="0" distL="0" distR="0" wp14:anchorId="631F8ECF" wp14:editId="4CB68F56">
+            <wp:extent cx="3458058" cy="3229426"/>
+            <wp:effectExtent l="0" t="0" r="9525" b="9525"/>
+            <wp:docPr id="398360402" name="Picture 1"/>
             <wp:cNvGraphicFramePr>
-              <a:graphicFrameLocks xmlns:a="http://schemas.openxmlformats.org/drawingml/2006/main"/>
+              <a:graphicFrameLocks xmlns:a="http://schemas.openxmlformats.org/drawingml/2006/main" noChangeAspect="1"/>
             </wp:cNvGraphicFramePr>
             <a:graphic xmlns:a="http://schemas.openxmlformats.org/drawingml/2006/main">
               <a:graphicData uri="http://schemas.openxmlformats.org/drawingml/2006/picture">
                 <pic:pic xmlns:pic="http://schemas.openxmlformats.org/drawingml/2006/picture">
                   <pic:nvPicPr>
-                    <pic:cNvPr id="0" name="Picture 1"/>
-                    <pic:cNvPicPr>
-                      <a:picLocks noChangeAspect="1" noChangeArrowheads="1"/>
-                    </pic:cNvPicPr>
+                    <pic:cNvPr id="398360402" name=""/>
+                    <pic:cNvPicPr/>
                   </pic:nvPicPr>
                   <pic:blipFill>
-                    <a:blip r:embed="rId37">
-                      <a:extLst>
-                        <a:ext uri="{28A0092B-C50C-407E-A947-70E740481C1C}">
-                          <a14:useLocalDpi xmlns:a14="http://schemas.microsoft.com/office/drawing/2010/main" val="0"/>
-                        </a:ext>
-                      </a:extLst>
-                    </a:blip>
-                    <a:srcRect/>
+                    <a:blip r:embed="rId42"/>
                     <a:stretch>
                       <a:fillRect/>
                     </a:stretch>
                   </pic:blipFill>
-                  <pic:spPr bwMode="auto">
+                  <pic:spPr>
                     <a:xfrm>
                       <a:off x="0" y="0"/>
-                      <a:ext cx="900000" cy="900000"/>
+                      <a:ext cx="3458058" cy="3229426"/>
                     </a:xfrm>
                     <a:prstGeom prst="rect">
                       <a:avLst/>
                     </a:prstGeom>
-                    <a:noFill/>
-                    <a:ln>
-                      <a:noFill/>
-                    </a:ln>
                   </pic:spPr>
                 </pic:pic>
               </a:graphicData>
@@ -7345,51 +7937,35 @@
         <w:t xml:space="preserve"> </w:t>
       </w:r>
       <w:r>
-        <w:rPr>
-          <w:noProof/>
-        </w:rPr>
         <w:drawing>
-          <wp:inline distT="0" distB="0" distL="0" distR="0" wp14:anchorId="51F75311" wp14:editId="183A8CB8">
-            <wp:extent cx="900000" cy="900000"/>
-            <wp:effectExtent l="0" t="0" r="0" b="0"/>
-            <wp:docPr id="1032249496" name="Obraz 1032249496"/>
+          <wp:inline distT="0" distB="0" distL="0" distR="0" wp14:anchorId="63007331" wp14:editId="235010EB">
+            <wp:extent cx="3686689" cy="2924583"/>
+            <wp:effectExtent l="0" t="0" r="9525" b="9525"/>
+            <wp:docPr id="302361186" name="Picture 1"/>
             <wp:cNvGraphicFramePr>
-              <a:graphicFrameLocks xmlns:a="http://schemas.openxmlformats.org/drawingml/2006/main"/>
+              <a:graphicFrameLocks xmlns:a="http://schemas.openxmlformats.org/drawingml/2006/main" noChangeAspect="1"/>
             </wp:cNvGraphicFramePr>
             <a:graphic xmlns:a="http://schemas.openxmlformats.org/drawingml/2006/main">
               <a:graphicData uri="http://schemas.openxmlformats.org/drawingml/2006/picture">
                 <pic:pic xmlns:pic="http://schemas.openxmlformats.org/drawingml/2006/picture">
                   <pic:nvPicPr>
-                    <pic:cNvPr id="0" name="Picture 1"/>
-                    <pic:cNvPicPr>
-                      <a:picLocks noChangeAspect="1" noChangeArrowheads="1"/>
-                    </pic:cNvPicPr>
+                    <pic:cNvPr id="302361186" name=""/>
+                    <pic:cNvPicPr/>
                   </pic:nvPicPr>
                   <pic:blipFill>
-                    <a:blip r:embed="rId37">
-                      <a:extLst>
-                        <a:ext uri="{28A0092B-C50C-407E-A947-70E740481C1C}">
-                          <a14:useLocalDpi xmlns:a14="http://schemas.microsoft.com/office/drawing/2010/main" val="0"/>
-                        </a:ext>
-                      </a:extLst>
-                    </a:blip>
-                    <a:srcRect/>
+                    <a:blip r:embed="rId43"/>
                     <a:stretch>
                       <a:fillRect/>
                     </a:stretch>
                   </pic:blipFill>
-                  <pic:spPr bwMode="auto">
+                  <pic:spPr>
                     <a:xfrm>
                       <a:off x="0" y="0"/>
-                      <a:ext cx="900000" cy="900000"/>
+                      <a:ext cx="3686689" cy="2924583"/>
                     </a:xfrm>
                     <a:prstGeom prst="rect">
                       <a:avLst/>
                     </a:prstGeom>
-                    <a:noFill/>
-                    <a:ln>
-                      <a:noFill/>
-                    </a:ln>
                   </pic:spPr>
                 </pic:pic>
               </a:graphicData>
@@ -7408,7 +7984,6 @@
         <w:pStyle w:val="Zadanie"/>
       </w:pPr>
       <w:r>
-        <w:lastRenderedPageBreak/>
         <w:t xml:space="preserve">Wstaw zrzuty ekranu fragmentów kodu odpowiedzialnych za </w:t>
       </w:r>
       <w:r>
@@ -7429,51 +8004,35 @@
         <w:jc w:val="center"/>
       </w:pPr>
       <w:r>
-        <w:rPr>
-          <w:noProof/>
-        </w:rPr>
         <w:drawing>
-          <wp:inline distT="0" distB="0" distL="0" distR="0" wp14:anchorId="62E56D52" wp14:editId="169FCBD7">
-            <wp:extent cx="900000" cy="900000"/>
+          <wp:inline distT="0" distB="0" distL="0" distR="0" wp14:anchorId="25F415BD" wp14:editId="1FF2BC0B">
+            <wp:extent cx="4010585" cy="362001"/>
             <wp:effectExtent l="0" t="0" r="0" b="0"/>
-            <wp:docPr id="597879557" name="Obraz 597879557"/>
+            <wp:docPr id="302861591" name="Picture 1"/>
             <wp:cNvGraphicFramePr>
-              <a:graphicFrameLocks xmlns:a="http://schemas.openxmlformats.org/drawingml/2006/main"/>
+              <a:graphicFrameLocks xmlns:a="http://schemas.openxmlformats.org/drawingml/2006/main" noChangeAspect="1"/>
             </wp:cNvGraphicFramePr>
             <a:graphic xmlns:a="http://schemas.openxmlformats.org/drawingml/2006/main">
               <a:graphicData uri="http://schemas.openxmlformats.org/drawingml/2006/picture">
                 <pic:pic xmlns:pic="http://schemas.openxmlformats.org/drawingml/2006/picture">
                   <pic:nvPicPr>
-                    <pic:cNvPr id="0" name="Picture 1"/>
-                    <pic:cNvPicPr>
-                      <a:picLocks noChangeAspect="1" noChangeArrowheads="1"/>
-                    </pic:cNvPicPr>
+                    <pic:cNvPr id="302861591" name=""/>
+                    <pic:cNvPicPr/>
                   </pic:nvPicPr>
                   <pic:blipFill>
-                    <a:blip r:embed="rId37">
-                      <a:extLst>
-                        <a:ext uri="{28A0092B-C50C-407E-A947-70E740481C1C}">
-                          <a14:useLocalDpi xmlns:a14="http://schemas.microsoft.com/office/drawing/2010/main" val="0"/>
-                        </a:ext>
-                      </a:extLst>
-                    </a:blip>
-                    <a:srcRect/>
+                    <a:blip r:embed="rId44"/>
                     <a:stretch>
                       <a:fillRect/>
                     </a:stretch>
                   </pic:blipFill>
-                  <pic:spPr bwMode="auto">
+                  <pic:spPr>
                     <a:xfrm>
                       <a:off x="0" y="0"/>
-                      <a:ext cx="900000" cy="900000"/>
+                      <a:ext cx="4010585" cy="362001"/>
                     </a:xfrm>
                     <a:prstGeom prst="rect">
                       <a:avLst/>
                     </a:prstGeom>
-                    <a:noFill/>
-                    <a:ln>
-                      <a:noFill/>
-                    </a:ln>
                   </pic:spPr>
                 </pic:pic>
               </a:graphicData>
@@ -7481,82 +8040,42 @@
           </wp:inline>
         </w:drawing>
       </w:r>
-    </w:p>
-    <w:p>
-      <w:pPr>
-        <w:pStyle w:val="Zadanie"/>
-      </w:pPr>
-    </w:p>
-    <w:p>
-      <w:pPr>
-        <w:pStyle w:val="Zadanie"/>
-      </w:pPr>
-      <w:r>
-        <w:t>Wstaw zrzuty ekranu fragmentów kodu odpowiedzialnych za ponowne</w:t>
-      </w:r>
-      <w:r>
-        <w:t xml:space="preserve"> kodowanie tablicy w programie do postaci ciągu tekstowego o zadanym formacie</w:t>
-      </w:r>
-      <w:r>
-        <w:t>:</w:t>
-      </w:r>
-    </w:p>
-    <w:p>
-      <w:pPr>
-        <w:pStyle w:val="Zadanie"/>
-      </w:pPr>
-    </w:p>
-    <w:p>
-      <w:pPr>
-        <w:pStyle w:val="Zadanie"/>
-        <w:jc w:val="center"/>
-      </w:pPr>
       <w:r>
         <w:rPr>
           <w:noProof/>
         </w:rPr>
+        <w:t xml:space="preserve"> </w:t>
+      </w:r>
+      <w:r>
         <w:drawing>
-          <wp:inline distT="0" distB="0" distL="0" distR="0" wp14:anchorId="0B5BC3E9" wp14:editId="5A777C16">
-            <wp:extent cx="900000" cy="900000"/>
-            <wp:effectExtent l="0" t="0" r="0" b="0"/>
-            <wp:docPr id="1833706373" name="Obraz 1833706373"/>
+          <wp:inline distT="0" distB="0" distL="0" distR="0" wp14:anchorId="468E11E8" wp14:editId="5C6E05ED">
+            <wp:extent cx="6645910" cy="389890"/>
+            <wp:effectExtent l="0" t="0" r="2540" b="0"/>
+            <wp:docPr id="1869304223" name="Picture 1"/>
             <wp:cNvGraphicFramePr>
-              <a:graphicFrameLocks xmlns:a="http://schemas.openxmlformats.org/drawingml/2006/main"/>
+              <a:graphicFrameLocks xmlns:a="http://schemas.openxmlformats.org/drawingml/2006/main" noChangeAspect="1"/>
             </wp:cNvGraphicFramePr>
             <a:graphic xmlns:a="http://schemas.openxmlformats.org/drawingml/2006/main">
               <a:graphicData uri="http://schemas.openxmlformats.org/drawingml/2006/picture">
                 <pic:pic xmlns:pic="http://schemas.openxmlformats.org/drawingml/2006/picture">
                   <pic:nvPicPr>
-                    <pic:cNvPr id="0" name="Picture 1"/>
-                    <pic:cNvPicPr>
-                      <a:picLocks noChangeAspect="1" noChangeArrowheads="1"/>
-                    </pic:cNvPicPr>
+                    <pic:cNvPr id="1869304223" name=""/>
+                    <pic:cNvPicPr/>
                   </pic:nvPicPr>
                   <pic:blipFill>
-                    <a:blip r:embed="rId37">
-                      <a:extLst>
-                        <a:ext uri="{28A0092B-C50C-407E-A947-70E740481C1C}">
-                          <a14:useLocalDpi xmlns:a14="http://schemas.microsoft.com/office/drawing/2010/main" val="0"/>
-                        </a:ext>
-                      </a:extLst>
-                    </a:blip>
-                    <a:srcRect/>
+                    <a:blip r:embed="rId45"/>
                     <a:stretch>
                       <a:fillRect/>
                     </a:stretch>
                   </pic:blipFill>
-                  <pic:spPr bwMode="auto">
+                  <pic:spPr>
                     <a:xfrm>
                       <a:off x="0" y="0"/>
-                      <a:ext cx="900000" cy="900000"/>
+                      <a:ext cx="6645910" cy="389890"/>
                     </a:xfrm>
                     <a:prstGeom prst="rect">
                       <a:avLst/>
                     </a:prstGeom>
-                    <a:noFill/>
-                    <a:ln>
-                      <a:noFill/>
-                    </a:ln>
                   </pic:spPr>
                 </pic:pic>
               </a:graphicData>
@@ -7564,6 +8083,162 @@
           </wp:inline>
         </w:drawing>
       </w:r>
+      <w:r>
+        <w:rPr>
+          <w:noProof/>
+        </w:rPr>
+        <w:t xml:space="preserve"> </w:t>
+      </w:r>
+      <w:r>
+        <w:rPr>
+          <w:noProof/>
+        </w:rPr>
+        <w:drawing>
+          <wp:inline distT="0" distB="0" distL="0" distR="0" wp14:anchorId="6929ABE6" wp14:editId="7EB49062">
+            <wp:extent cx="4648849" cy="1305107"/>
+            <wp:effectExtent l="0" t="0" r="0" b="9525"/>
+            <wp:docPr id="625642155" name="Picture 1"/>
+            <wp:cNvGraphicFramePr>
+              <a:graphicFrameLocks xmlns:a="http://schemas.openxmlformats.org/drawingml/2006/main" noChangeAspect="1"/>
+            </wp:cNvGraphicFramePr>
+            <a:graphic xmlns:a="http://schemas.openxmlformats.org/drawingml/2006/main">
+              <a:graphicData uri="http://schemas.openxmlformats.org/drawingml/2006/picture">
+                <pic:pic xmlns:pic="http://schemas.openxmlformats.org/drawingml/2006/picture">
+                  <pic:nvPicPr>
+                    <pic:cNvPr id="625642155" name=""/>
+                    <pic:cNvPicPr/>
+                  </pic:nvPicPr>
+                  <pic:blipFill>
+                    <a:blip r:embed="rId46"/>
+                    <a:stretch>
+                      <a:fillRect/>
+                    </a:stretch>
+                  </pic:blipFill>
+                  <pic:spPr>
+                    <a:xfrm>
+                      <a:off x="0" y="0"/>
+                      <a:ext cx="4648849" cy="1305107"/>
+                    </a:xfrm>
+                    <a:prstGeom prst="rect">
+                      <a:avLst/>
+                    </a:prstGeom>
+                  </pic:spPr>
+                </pic:pic>
+              </a:graphicData>
+            </a:graphic>
+          </wp:inline>
+        </w:drawing>
+      </w:r>
+    </w:p>
+    <w:p>
+      <w:pPr>
+        <w:pStyle w:val="Zadanie"/>
+      </w:pPr>
+    </w:p>
+    <w:p>
+      <w:pPr>
+        <w:pStyle w:val="Zadanie"/>
+      </w:pPr>
+      <w:r>
+        <w:t>Wstaw zrzuty ekranu fragmentów kodu odpowiedzialnych za ponowne</w:t>
+      </w:r>
+      <w:r>
+        <w:t xml:space="preserve"> kodowanie tablicy w programie do postaci ciągu tekstowego o zadanym formacie</w:t>
+      </w:r>
+      <w:r>
+        <w:t>:</w:t>
+      </w:r>
+    </w:p>
+    <w:p>
+      <w:pPr>
+        <w:pStyle w:val="Zadanie"/>
+      </w:pPr>
+    </w:p>
+    <w:p>
+      <w:pPr>
+        <w:pStyle w:val="Zadanie"/>
+        <w:jc w:val="center"/>
+      </w:pPr>
+      <w:r>
+        <w:drawing>
+          <wp:inline distT="0" distB="0" distL="0" distR="0" wp14:anchorId="0BC1C1D0" wp14:editId="233500D6">
+            <wp:extent cx="5372850" cy="285790"/>
+            <wp:effectExtent l="0" t="0" r="0" b="0"/>
+            <wp:docPr id="1873827674" name="Picture 1"/>
+            <wp:cNvGraphicFramePr>
+              <a:graphicFrameLocks xmlns:a="http://schemas.openxmlformats.org/drawingml/2006/main" noChangeAspect="1"/>
+            </wp:cNvGraphicFramePr>
+            <a:graphic xmlns:a="http://schemas.openxmlformats.org/drawingml/2006/main">
+              <a:graphicData uri="http://schemas.openxmlformats.org/drawingml/2006/picture">
+                <pic:pic xmlns:pic="http://schemas.openxmlformats.org/drawingml/2006/picture">
+                  <pic:nvPicPr>
+                    <pic:cNvPr id="1873827674" name=""/>
+                    <pic:cNvPicPr/>
+                  </pic:nvPicPr>
+                  <pic:blipFill>
+                    <a:blip r:embed="rId47"/>
+                    <a:stretch>
+                      <a:fillRect/>
+                    </a:stretch>
+                  </pic:blipFill>
+                  <pic:spPr>
+                    <a:xfrm>
+                      <a:off x="0" y="0"/>
+                      <a:ext cx="5372850" cy="285790"/>
+                    </a:xfrm>
+                    <a:prstGeom prst="rect">
+                      <a:avLst/>
+                    </a:prstGeom>
+                  </pic:spPr>
+                </pic:pic>
+              </a:graphicData>
+            </a:graphic>
+          </wp:inline>
+        </w:drawing>
+      </w:r>
+      <w:r>
+        <w:rPr>
+          <w:noProof/>
+        </w:rPr>
+        <w:t xml:space="preserve"> </w:t>
+      </w:r>
+      <w:r>
+        <w:drawing>
+          <wp:inline distT="0" distB="0" distL="0" distR="0" wp14:anchorId="79C8AC3C" wp14:editId="1A4918AB">
+            <wp:extent cx="6645910" cy="3183255"/>
+            <wp:effectExtent l="0" t="0" r="2540" b="0"/>
+            <wp:docPr id="2141235788" name="Picture 1"/>
+            <wp:cNvGraphicFramePr>
+              <a:graphicFrameLocks xmlns:a="http://schemas.openxmlformats.org/drawingml/2006/main" noChangeAspect="1"/>
+            </wp:cNvGraphicFramePr>
+            <a:graphic xmlns:a="http://schemas.openxmlformats.org/drawingml/2006/main">
+              <a:graphicData uri="http://schemas.openxmlformats.org/drawingml/2006/picture">
+                <pic:pic xmlns:pic="http://schemas.openxmlformats.org/drawingml/2006/picture">
+                  <pic:nvPicPr>
+                    <pic:cNvPr id="2141235788" name=""/>
+                    <pic:cNvPicPr/>
+                  </pic:nvPicPr>
+                  <pic:blipFill>
+                    <a:blip r:embed="rId48"/>
+                    <a:stretch>
+                      <a:fillRect/>
+                    </a:stretch>
+                  </pic:blipFill>
+                  <pic:spPr>
+                    <a:xfrm>
+                      <a:off x="0" y="0"/>
+                      <a:ext cx="6645910" cy="3183255"/>
+                    </a:xfrm>
+                    <a:prstGeom prst="rect">
+                      <a:avLst/>
+                    </a:prstGeom>
+                  </pic:spPr>
+                </pic:pic>
+              </a:graphicData>
+            </a:graphic>
+          </wp:inline>
+        </w:drawing>
+      </w:r>
     </w:p>
     <w:p>
       <w:pPr>
@@ -7600,25 +8275,8 @@
         <w:pStyle w:val="Zadanie"/>
       </w:pPr>
       <w:r>
-        <w:t xml:space="preserve">…maksymalnie </w:t>
-      </w:r>
-      <w:r>
-        <w:t>6</w:t>
-      </w:r>
-      <w:r>
-        <w:t xml:space="preserve"> zda</w:t>
-      </w:r>
-      <w:r>
-        <w:t>ń</w:t>
-      </w:r>
-      <w:r>
-        <w:t>…</w:t>
-      </w:r>
-    </w:p>
-    <w:p>
-      <w:pPr>
-        <w:pStyle w:val="Zadanie"/>
-      </w:pPr>
+        <w:t>Wszystkie trzy formaty działają tak samo — różnią się tylko tym, czym oddzielone są kolumny (przecinek, średnik lub tabulator). Pierwszy wiersz zawsze jest nagłówkiem i staje się nazwami kolumn. Każdy kolejny wiersz jest rozbijany na kawałki według separatora i łączony z nagłówkami w pary klucz-wartość. Przy zapisie do innego formatu nagłówki i wartości są po prostu sklejane z powrotem, ale już innym separatorem. Dzięki temu że w środku wszystko jest tą samą tablicą PHP, zamiana np. CSV na TSV to tylko zmiana przecinka na tabulator.</w:t>
+      </w:r>
     </w:p>
     <w:p>
       <w:pPr>
@@ -7643,7 +8301,8 @@
         <w:pStyle w:val="Zadanie"/>
       </w:pPr>
       <w:r>
-        <w:t>abc.php, lib/Def.php</w:t>
+        <w:lastRenderedPageBreak/>
+        <w:t>Phpinfo.php lib/csvencoder.php</w:t>
       </w:r>
     </w:p>
     <w:tbl>
@@ -7770,50 +8429,39 @@
       </w:pPr>
       <w:r>
         <w:rPr>
-          <w:noProof/>
+          <w:rStyle w:val="inline-code"/>
+          <w:rFonts w:asciiTheme="minorHAnsi" w:hAnsiTheme="minorHAnsi"/>
+          <w:shd w:val="clear" w:color="auto" w:fill="auto"/>
         </w:rPr>
         <w:drawing>
-          <wp:inline distT="0" distB="0" distL="0" distR="0" wp14:anchorId="697C3B72" wp14:editId="5E016A8A">
-            <wp:extent cx="900000" cy="900000"/>
+          <wp:inline distT="0" distB="0" distL="0" distR="0" wp14:anchorId="78A0A035" wp14:editId="452F1487">
+            <wp:extent cx="4001058" cy="6192114"/>
             <wp:effectExtent l="0" t="0" r="0" b="0"/>
-            <wp:docPr id="2141827266" name="Obraz 2141827266"/>
+            <wp:docPr id="1367616161" name="Picture 1"/>
             <wp:cNvGraphicFramePr>
-              <a:graphicFrameLocks xmlns:a="http://schemas.openxmlformats.org/drawingml/2006/main"/>
+              <a:graphicFrameLocks xmlns:a="http://schemas.openxmlformats.org/drawingml/2006/main" noChangeAspect="1"/>
             </wp:cNvGraphicFramePr>
             <a:graphic xmlns:a="http://schemas.openxmlformats.org/drawingml/2006/main">
               <a:graphicData uri="http://schemas.openxmlformats.org/drawingml/2006/picture">
                 <pic:pic xmlns:pic="http://schemas.openxmlformats.org/drawingml/2006/picture">
                   <pic:nvPicPr>
-                    <pic:cNvPr id="0" name="Picture 1"/>
-                    <pic:cNvPicPr>
-                      <a:picLocks noChangeAspect="1" noChangeArrowheads="1"/>
-                    </pic:cNvPicPr>
+                    <pic:cNvPr id="1367616161" name=""/>
+                    <pic:cNvPicPr/>
                   </pic:nvPicPr>
                   <pic:blipFill>
-                    <a:blip r:embed="rId37">
-                      <a:extLst>
-                        <a:ext uri="{28A0092B-C50C-407E-A947-70E740481C1C}">
-                          <a14:useLocalDpi xmlns:a14="http://schemas.microsoft.com/office/drawing/2010/main" val="0"/>
-                        </a:ext>
-                      </a:extLst>
-                    </a:blip>
-                    <a:srcRect/>
+                    <a:blip r:embed="rId49"/>
                     <a:stretch>
                       <a:fillRect/>
                     </a:stretch>
                   </pic:blipFill>
-                  <pic:spPr bwMode="auto">
+                  <pic:spPr>
                     <a:xfrm>
                       <a:off x="0" y="0"/>
-                      <a:ext cx="900000" cy="900000"/>
+                      <a:ext cx="4001058" cy="6192114"/>
                     </a:xfrm>
                     <a:prstGeom prst="rect">
                       <a:avLst/>
                     </a:prstGeom>
-                    <a:noFill/>
-                    <a:ln>
-                      <a:noFill/>
-                    </a:ln>
                   </pic:spPr>
                 </pic:pic>
               </a:graphicData>
@@ -7858,51 +8506,39 @@
         <w:jc w:val="center"/>
       </w:pPr>
       <w:r>
-        <w:rPr>
-          <w:noProof/>
-        </w:rPr>
+        <w:lastRenderedPageBreak/>
+        <w:t xml:space="preserve">  </w:t>
+      </w:r>
+      <w:r>
         <w:drawing>
-          <wp:inline distT="0" distB="0" distL="0" distR="0" wp14:anchorId="46CF39BA" wp14:editId="16E67621">
-            <wp:extent cx="900000" cy="900000"/>
-            <wp:effectExtent l="0" t="0" r="0" b="0"/>
-            <wp:docPr id="302170501" name="Obraz 302170501"/>
+          <wp:inline distT="0" distB="0" distL="0" distR="0" wp14:anchorId="5F06303D" wp14:editId="0B758CB9">
+            <wp:extent cx="3439005" cy="6773220"/>
+            <wp:effectExtent l="0" t="0" r="9525" b="8890"/>
+            <wp:docPr id="1146233762" name="Picture 1"/>
             <wp:cNvGraphicFramePr>
-              <a:graphicFrameLocks xmlns:a="http://schemas.openxmlformats.org/drawingml/2006/main"/>
+              <a:graphicFrameLocks xmlns:a="http://schemas.openxmlformats.org/drawingml/2006/main" noChangeAspect="1"/>
             </wp:cNvGraphicFramePr>
             <a:graphic xmlns:a="http://schemas.openxmlformats.org/drawingml/2006/main">
               <a:graphicData uri="http://schemas.openxmlformats.org/drawingml/2006/picture">
                 <pic:pic xmlns:pic="http://schemas.openxmlformats.org/drawingml/2006/picture">
                   <pic:nvPicPr>
-                    <pic:cNvPr id="0" name="Picture 1"/>
-                    <pic:cNvPicPr>
-                      <a:picLocks noChangeAspect="1" noChangeArrowheads="1"/>
-                    </pic:cNvPicPr>
+                    <pic:cNvPr id="1146233762" name=""/>
+                    <pic:cNvPicPr/>
                   </pic:nvPicPr>
                   <pic:blipFill>
-                    <a:blip r:embed="rId37">
-                      <a:extLst>
-                        <a:ext uri="{28A0092B-C50C-407E-A947-70E740481C1C}">
-                          <a14:useLocalDpi xmlns:a14="http://schemas.microsoft.com/office/drawing/2010/main" val="0"/>
-                        </a:ext>
-                      </a:extLst>
-                    </a:blip>
-                    <a:srcRect/>
+                    <a:blip r:embed="rId50"/>
                     <a:stretch>
                       <a:fillRect/>
                     </a:stretch>
                   </pic:blipFill>
-                  <pic:spPr bwMode="auto">
+                  <pic:spPr>
                     <a:xfrm>
                       <a:off x="0" y="0"/>
-                      <a:ext cx="900000" cy="900000"/>
+                      <a:ext cx="3439005" cy="6773220"/>
                     </a:xfrm>
                     <a:prstGeom prst="rect">
                       <a:avLst/>
                     </a:prstGeom>
-                    <a:noFill/>
-                    <a:ln>
-                      <a:noFill/>
-                    </a:ln>
                   </pic:spPr>
                 </pic:pic>
               </a:graphicData>
@@ -7911,54 +8547,42 @@
         </w:drawing>
       </w:r>
       <w:r>
+        <w:rPr>
+          <w:noProof/>
+        </w:rPr>
         <w:t xml:space="preserve"> </w:t>
       </w:r>
       <w:r>
-        <w:rPr>
-          <w:noProof/>
-        </w:rPr>
+        <w:lastRenderedPageBreak/>
         <w:drawing>
-          <wp:inline distT="0" distB="0" distL="0" distR="0" wp14:anchorId="224E967F" wp14:editId="3BF05D0E">
-            <wp:extent cx="900000" cy="900000"/>
-            <wp:effectExtent l="0" t="0" r="0" b="0"/>
-            <wp:docPr id="175992541" name="Obraz 175992541"/>
+          <wp:inline distT="0" distB="0" distL="0" distR="0" wp14:anchorId="1613CF5C" wp14:editId="1106AF9A">
+            <wp:extent cx="4124901" cy="5934903"/>
+            <wp:effectExtent l="0" t="0" r="9525" b="0"/>
+            <wp:docPr id="955939672" name="Picture 1"/>
             <wp:cNvGraphicFramePr>
-              <a:graphicFrameLocks xmlns:a="http://schemas.openxmlformats.org/drawingml/2006/main"/>
+              <a:graphicFrameLocks xmlns:a="http://schemas.openxmlformats.org/drawingml/2006/main" noChangeAspect="1"/>
             </wp:cNvGraphicFramePr>
             <a:graphic xmlns:a="http://schemas.openxmlformats.org/drawingml/2006/main">
               <a:graphicData uri="http://schemas.openxmlformats.org/drawingml/2006/picture">
                 <pic:pic xmlns:pic="http://schemas.openxmlformats.org/drawingml/2006/picture">
                   <pic:nvPicPr>
-                    <pic:cNvPr id="0" name="Picture 1"/>
-                    <pic:cNvPicPr>
-                      <a:picLocks noChangeAspect="1" noChangeArrowheads="1"/>
-                    </pic:cNvPicPr>
+                    <pic:cNvPr id="955939672" name=""/>
+                    <pic:cNvPicPr/>
                   </pic:nvPicPr>
                   <pic:blipFill>
-                    <a:blip r:embed="rId37">
-                      <a:extLst>
-                        <a:ext uri="{28A0092B-C50C-407E-A947-70E740481C1C}">
-                          <a14:useLocalDpi xmlns:a14="http://schemas.microsoft.com/office/drawing/2010/main" val="0"/>
-                        </a:ext>
-                      </a:extLst>
-                    </a:blip>
-                    <a:srcRect/>
+                    <a:blip r:embed="rId51"/>
                     <a:stretch>
                       <a:fillRect/>
                     </a:stretch>
                   </pic:blipFill>
-                  <pic:spPr bwMode="auto">
+                  <pic:spPr>
                     <a:xfrm>
                       <a:off x="0" y="0"/>
-                      <a:ext cx="900000" cy="900000"/>
+                      <a:ext cx="4124901" cy="5934903"/>
                     </a:xfrm>
                     <a:prstGeom prst="rect">
                       <a:avLst/>
                     </a:prstGeom>
-                    <a:noFill/>
-                    <a:ln>
-                      <a:noFill/>
-                    </a:ln>
                   </pic:spPr>
                 </pic:pic>
               </a:graphicData>
@@ -7967,54 +8591,45 @@
         </w:drawing>
       </w:r>
       <w:r>
+        <w:rPr>
+          <w:noProof/>
+        </w:rPr>
         <w:t xml:space="preserve"> </w:t>
       </w:r>
       <w:r>
         <w:rPr>
           <w:noProof/>
         </w:rPr>
+        <w:lastRenderedPageBreak/>
         <w:drawing>
-          <wp:inline distT="0" distB="0" distL="0" distR="0" wp14:anchorId="0F2EB08A" wp14:editId="0D37586E">
-            <wp:extent cx="900000" cy="900000"/>
-            <wp:effectExtent l="0" t="0" r="0" b="0"/>
-            <wp:docPr id="627909449" name="Obraz 627909449"/>
+          <wp:inline distT="0" distB="0" distL="0" distR="0" wp14:anchorId="728DD671" wp14:editId="4668A8C2">
+            <wp:extent cx="4601217" cy="7068536"/>
+            <wp:effectExtent l="0" t="0" r="8890" b="0"/>
+            <wp:docPr id="482899791" name="Picture 1"/>
             <wp:cNvGraphicFramePr>
-              <a:graphicFrameLocks xmlns:a="http://schemas.openxmlformats.org/drawingml/2006/main"/>
+              <a:graphicFrameLocks xmlns:a="http://schemas.openxmlformats.org/drawingml/2006/main" noChangeAspect="1"/>
             </wp:cNvGraphicFramePr>
             <a:graphic xmlns:a="http://schemas.openxmlformats.org/drawingml/2006/main">
               <a:graphicData uri="http://schemas.openxmlformats.org/drawingml/2006/picture">
                 <pic:pic xmlns:pic="http://schemas.openxmlformats.org/drawingml/2006/picture">
                   <pic:nvPicPr>
-                    <pic:cNvPr id="0" name="Picture 1"/>
-                    <pic:cNvPicPr>
-                      <a:picLocks noChangeAspect="1" noChangeArrowheads="1"/>
-                    </pic:cNvPicPr>
+                    <pic:cNvPr id="482899791" name=""/>
+                    <pic:cNvPicPr/>
                   </pic:nvPicPr>
                   <pic:blipFill>
-                    <a:blip r:embed="rId37">
-                      <a:extLst>
-                        <a:ext uri="{28A0092B-C50C-407E-A947-70E740481C1C}">
-                          <a14:useLocalDpi xmlns:a14="http://schemas.microsoft.com/office/drawing/2010/main" val="0"/>
-                        </a:ext>
-                      </a:extLst>
-                    </a:blip>
-                    <a:srcRect/>
+                    <a:blip r:embed="rId52"/>
                     <a:stretch>
                       <a:fillRect/>
                     </a:stretch>
                   </pic:blipFill>
-                  <pic:spPr bwMode="auto">
+                  <pic:spPr>
                     <a:xfrm>
                       <a:off x="0" y="0"/>
-                      <a:ext cx="900000" cy="900000"/>
+                      <a:ext cx="4601217" cy="7068536"/>
                     </a:xfrm>
                     <a:prstGeom prst="rect">
                       <a:avLst/>
                     </a:prstGeom>
-                    <a:noFill/>
-                    <a:ln>
-                      <a:noFill/>
-                    </a:ln>
                   </pic:spPr>
                 </pic:pic>
               </a:graphicData>
@@ -8047,51 +8662,36 @@
         <w:jc w:val="center"/>
       </w:pPr>
       <w:r>
-        <w:rPr>
-          <w:noProof/>
-        </w:rPr>
+        <w:lastRenderedPageBreak/>
         <w:drawing>
-          <wp:inline distT="0" distB="0" distL="0" distR="0" wp14:anchorId="1F483394" wp14:editId="2FEF7069">
-            <wp:extent cx="900000" cy="900000"/>
-            <wp:effectExtent l="0" t="0" r="0" b="0"/>
-            <wp:docPr id="301593426" name="Obraz 301593426"/>
+          <wp:inline distT="0" distB="0" distL="0" distR="0" wp14:anchorId="1129BA86" wp14:editId="08E556B7">
+            <wp:extent cx="5363323" cy="2324424"/>
+            <wp:effectExtent l="0" t="0" r="8890" b="0"/>
+            <wp:docPr id="1357532800" name="Picture 1"/>
             <wp:cNvGraphicFramePr>
-              <a:graphicFrameLocks xmlns:a="http://schemas.openxmlformats.org/drawingml/2006/main"/>
+              <a:graphicFrameLocks xmlns:a="http://schemas.openxmlformats.org/drawingml/2006/main" noChangeAspect="1"/>
             </wp:cNvGraphicFramePr>
             <a:graphic xmlns:a="http://schemas.openxmlformats.org/drawingml/2006/main">
               <a:graphicData uri="http://schemas.openxmlformats.org/drawingml/2006/picture">
                 <pic:pic xmlns:pic="http://schemas.openxmlformats.org/drawingml/2006/picture">
                   <pic:nvPicPr>
-                    <pic:cNvPr id="0" name="Picture 1"/>
-                    <pic:cNvPicPr>
-                      <a:picLocks noChangeAspect="1" noChangeArrowheads="1"/>
-                    </pic:cNvPicPr>
+                    <pic:cNvPr id="1357532800" name=""/>
+                    <pic:cNvPicPr/>
                   </pic:nvPicPr>
                   <pic:blipFill>
-                    <a:blip r:embed="rId37">
-                      <a:extLst>
-                        <a:ext uri="{28A0092B-C50C-407E-A947-70E740481C1C}">
-                          <a14:useLocalDpi xmlns:a14="http://schemas.microsoft.com/office/drawing/2010/main" val="0"/>
-                        </a:ext>
-                      </a:extLst>
-                    </a:blip>
-                    <a:srcRect/>
+                    <a:blip r:embed="rId53"/>
                     <a:stretch>
                       <a:fillRect/>
                     </a:stretch>
                   </pic:blipFill>
-                  <pic:spPr bwMode="auto">
+                  <pic:spPr>
                     <a:xfrm>
                       <a:off x="0" y="0"/>
-                      <a:ext cx="900000" cy="900000"/>
+                      <a:ext cx="5363323" cy="2324424"/>
                     </a:xfrm>
                     <a:prstGeom prst="rect">
                       <a:avLst/>
                     </a:prstGeom>
-                    <a:noFill/>
-                    <a:ln>
-                      <a:noFill/>
-                    </a:ln>
                   </pic:spPr>
                 </pic:pic>
               </a:graphicData>
@@ -8124,51 +8724,35 @@
         <w:jc w:val="center"/>
       </w:pPr>
       <w:r>
-        <w:rPr>
-          <w:noProof/>
-        </w:rPr>
         <w:drawing>
-          <wp:inline distT="0" distB="0" distL="0" distR="0" wp14:anchorId="0FB8361A" wp14:editId="290041A3">
-            <wp:extent cx="900000" cy="900000"/>
+          <wp:inline distT="0" distB="0" distL="0" distR="0" wp14:anchorId="73221509" wp14:editId="7D8DEC3B">
+            <wp:extent cx="4972744" cy="914528"/>
             <wp:effectExtent l="0" t="0" r="0" b="0"/>
-            <wp:docPr id="836325741" name="Obraz 836325741"/>
+            <wp:docPr id="1095996381" name="Picture 1"/>
             <wp:cNvGraphicFramePr>
-              <a:graphicFrameLocks xmlns:a="http://schemas.openxmlformats.org/drawingml/2006/main"/>
+              <a:graphicFrameLocks xmlns:a="http://schemas.openxmlformats.org/drawingml/2006/main" noChangeAspect="1"/>
             </wp:cNvGraphicFramePr>
             <a:graphic xmlns:a="http://schemas.openxmlformats.org/drawingml/2006/main">
               <a:graphicData uri="http://schemas.openxmlformats.org/drawingml/2006/picture">
                 <pic:pic xmlns:pic="http://schemas.openxmlformats.org/drawingml/2006/picture">
                   <pic:nvPicPr>
-                    <pic:cNvPr id="0" name="Picture 1"/>
-                    <pic:cNvPicPr>
-                      <a:picLocks noChangeAspect="1" noChangeArrowheads="1"/>
-                    </pic:cNvPicPr>
+                    <pic:cNvPr id="1095996381" name=""/>
+                    <pic:cNvPicPr/>
                   </pic:nvPicPr>
                   <pic:blipFill>
-                    <a:blip r:embed="rId37">
-                      <a:extLst>
-                        <a:ext uri="{28A0092B-C50C-407E-A947-70E740481C1C}">
-                          <a14:useLocalDpi xmlns:a14="http://schemas.microsoft.com/office/drawing/2010/main" val="0"/>
-                        </a:ext>
-                      </a:extLst>
-                    </a:blip>
-                    <a:srcRect/>
+                    <a:blip r:embed="rId54"/>
                     <a:stretch>
                       <a:fillRect/>
                     </a:stretch>
                   </pic:blipFill>
-                  <pic:spPr bwMode="auto">
+                  <pic:spPr>
                     <a:xfrm>
                       <a:off x="0" y="0"/>
-                      <a:ext cx="900000" cy="900000"/>
+                      <a:ext cx="4972744" cy="914528"/>
                     </a:xfrm>
                     <a:prstGeom prst="rect">
                       <a:avLst/>
                     </a:prstGeom>
-                    <a:noFill/>
-                    <a:ln>
-                      <a:noFill/>
-                    </a:ln>
                   </pic:spPr>
                 </pic:pic>
               </a:graphicData>
@@ -8206,7 +8790,7 @@
         <w:pStyle w:val="Zadanie"/>
       </w:pPr>
       <w:r>
-        <w:t>…maksymalnie 6 zdań…</w:t>
+        <w:t>Gdy wrzucasz tabele np CSV to program bierze pierwszy wiesz jako nazwa kolumn a pozniej kazda kolejan linijke z danymi laczy z tymi naglowkami robiac z tego zwykla tablice w pamieci. W druga strone jesli na wejsciu bedzie JSON program po prostu odczytuje klucze jako gotowe nazwy pol a na koniec system zamienia ta tablice w tekst formatu JSON. Wtedy nazwy kolumn z tabeli staja sie automatycznie nazwami pol w JSONIE</w:t>
       </w:r>
     </w:p>
     <w:p>
@@ -8237,7 +8821,10 @@
         <w:pStyle w:val="Zadanie"/>
       </w:pPr>
       <w:r>
-        <w:t>abc.php, lib/Def.php</w:t>
+        <w:t>Phpinfo.php lib/encoderinterface.php lib/csvencoder.p</w:t>
+      </w:r>
+      <w:r>
+        <w:t>hp lib/jsonencoder.php</w:t>
       </w:r>
     </w:p>
     <w:tbl>
@@ -8365,50 +8952,40 @@
       </w:pPr>
       <w:r>
         <w:rPr>
-          <w:noProof/>
-        </w:rPr>
+          <w:rStyle w:val="inline-code"/>
+          <w:rFonts w:asciiTheme="minorHAnsi" w:hAnsiTheme="minorHAnsi"/>
+          <w:shd w:val="clear" w:color="auto" w:fill="auto"/>
+        </w:rPr>
+        <w:lastRenderedPageBreak/>
         <w:drawing>
-          <wp:inline distT="0" distB="0" distL="0" distR="0" wp14:anchorId="2CF6A7FD" wp14:editId="0D97586D">
-            <wp:extent cx="900000" cy="900000"/>
+          <wp:inline distT="0" distB="0" distL="0" distR="0" wp14:anchorId="3CBDF1CA" wp14:editId="5DF1A3FA">
+            <wp:extent cx="3696216" cy="5420481"/>
             <wp:effectExtent l="0" t="0" r="0" b="0"/>
-            <wp:docPr id="325662908" name="Obraz 325662908"/>
+            <wp:docPr id="959361209" name="Picture 1"/>
             <wp:cNvGraphicFramePr>
-              <a:graphicFrameLocks xmlns:a="http://schemas.openxmlformats.org/drawingml/2006/main"/>
+              <a:graphicFrameLocks xmlns:a="http://schemas.openxmlformats.org/drawingml/2006/main" noChangeAspect="1"/>
             </wp:cNvGraphicFramePr>
             <a:graphic xmlns:a="http://schemas.openxmlformats.org/drawingml/2006/main">
               <a:graphicData uri="http://schemas.openxmlformats.org/drawingml/2006/picture">
                 <pic:pic xmlns:pic="http://schemas.openxmlformats.org/drawingml/2006/picture">
                   <pic:nvPicPr>
-                    <pic:cNvPr id="0" name="Picture 1"/>
-                    <pic:cNvPicPr>
-                      <a:picLocks noChangeAspect="1" noChangeArrowheads="1"/>
-                    </pic:cNvPicPr>
+                    <pic:cNvPr id="959361209" name=""/>
+                    <pic:cNvPicPr/>
                   </pic:nvPicPr>
                   <pic:blipFill>
-                    <a:blip r:embed="rId37">
-                      <a:extLst>
-                        <a:ext uri="{28A0092B-C50C-407E-A947-70E740481C1C}">
-                          <a14:useLocalDpi xmlns:a14="http://schemas.microsoft.com/office/drawing/2010/main" val="0"/>
-                        </a:ext>
-                      </a:extLst>
-                    </a:blip>
-                    <a:srcRect/>
+                    <a:blip r:embed="rId55"/>
                     <a:stretch>
                       <a:fillRect/>
                     </a:stretch>
                   </pic:blipFill>
-                  <pic:spPr bwMode="auto">
+                  <pic:spPr>
                     <a:xfrm>
                       <a:off x="0" y="0"/>
-                      <a:ext cx="900000" cy="900000"/>
+                      <a:ext cx="3696216" cy="5420481"/>
                     </a:xfrm>
                     <a:prstGeom prst="rect">
                       <a:avLst/>
                     </a:prstGeom>
-                    <a:noFill/>
-                    <a:ln>
-                      <a:noFill/>
-                    </a:ln>
                   </pic:spPr>
                 </pic:pic>
               </a:graphicData>
@@ -8453,52 +9030,39 @@
         <w:jc w:val="center"/>
       </w:pPr>
       <w:r>
-        <w:rPr>
-          <w:noProof/>
-        </w:rPr>
         <w:lastRenderedPageBreak/>
+        <w:t xml:space="preserve">    </w:t>
+      </w:r>
+      <w:r>
         <w:drawing>
-          <wp:inline distT="0" distB="0" distL="0" distR="0" wp14:anchorId="0227F3F7" wp14:editId="51C6FE35">
-            <wp:extent cx="900000" cy="900000"/>
+          <wp:inline distT="0" distB="0" distL="0" distR="0" wp14:anchorId="199B6AA8" wp14:editId="7A57637A">
+            <wp:extent cx="2238687" cy="2476846"/>
             <wp:effectExtent l="0" t="0" r="0" b="0"/>
-            <wp:docPr id="1395876863" name="Obraz 1395876863"/>
+            <wp:docPr id="1259622440" name="Picture 1"/>
             <wp:cNvGraphicFramePr>
-              <a:graphicFrameLocks xmlns:a="http://schemas.openxmlformats.org/drawingml/2006/main"/>
+              <a:graphicFrameLocks xmlns:a="http://schemas.openxmlformats.org/drawingml/2006/main" noChangeAspect="1"/>
             </wp:cNvGraphicFramePr>
             <a:graphic xmlns:a="http://schemas.openxmlformats.org/drawingml/2006/main">
               <a:graphicData uri="http://schemas.openxmlformats.org/drawingml/2006/picture">
                 <pic:pic xmlns:pic="http://schemas.openxmlformats.org/drawingml/2006/picture">
                   <pic:nvPicPr>
-                    <pic:cNvPr id="0" name="Picture 1"/>
-                    <pic:cNvPicPr>
-                      <a:picLocks noChangeAspect="1" noChangeArrowheads="1"/>
-                    </pic:cNvPicPr>
+                    <pic:cNvPr id="1259622440" name=""/>
+                    <pic:cNvPicPr/>
                   </pic:nvPicPr>
                   <pic:blipFill>
-                    <a:blip r:embed="rId37">
-                      <a:extLst>
-                        <a:ext uri="{28A0092B-C50C-407E-A947-70E740481C1C}">
-                          <a14:useLocalDpi xmlns:a14="http://schemas.microsoft.com/office/drawing/2010/main" val="0"/>
-                        </a:ext>
-                      </a:extLst>
-                    </a:blip>
-                    <a:srcRect/>
+                    <a:blip r:embed="rId56"/>
                     <a:stretch>
                       <a:fillRect/>
                     </a:stretch>
                   </pic:blipFill>
-                  <pic:spPr bwMode="auto">
+                  <pic:spPr>
                     <a:xfrm>
                       <a:off x="0" y="0"/>
-                      <a:ext cx="900000" cy="900000"/>
+                      <a:ext cx="2238687" cy="2476846"/>
                     </a:xfrm>
                     <a:prstGeom prst="rect">
                       <a:avLst/>
                     </a:prstGeom>
-                    <a:noFill/>
-                    <a:ln>
-                      <a:noFill/>
-                    </a:ln>
                   </pic:spPr>
                 </pic:pic>
               </a:graphicData>
@@ -8507,54 +9071,41 @@
         </w:drawing>
       </w:r>
       <w:r>
+        <w:rPr>
+          <w:noProof/>
+        </w:rPr>
         <w:t xml:space="preserve"> </w:t>
       </w:r>
       <w:r>
-        <w:rPr>
-          <w:noProof/>
-        </w:rPr>
         <w:drawing>
-          <wp:inline distT="0" distB="0" distL="0" distR="0" wp14:anchorId="5A1308ED" wp14:editId="274A5C7E">
-            <wp:extent cx="900000" cy="900000"/>
+          <wp:inline distT="0" distB="0" distL="0" distR="0" wp14:anchorId="526823E9" wp14:editId="003684C7">
+            <wp:extent cx="2229161" cy="2438740"/>
             <wp:effectExtent l="0" t="0" r="0" b="0"/>
-            <wp:docPr id="1993639502" name="Obraz 1993639502"/>
+            <wp:docPr id="1345846481" name="Picture 1"/>
             <wp:cNvGraphicFramePr>
-              <a:graphicFrameLocks xmlns:a="http://schemas.openxmlformats.org/drawingml/2006/main"/>
+              <a:graphicFrameLocks xmlns:a="http://schemas.openxmlformats.org/drawingml/2006/main" noChangeAspect="1"/>
             </wp:cNvGraphicFramePr>
             <a:graphic xmlns:a="http://schemas.openxmlformats.org/drawingml/2006/main">
               <a:graphicData uri="http://schemas.openxmlformats.org/drawingml/2006/picture">
                 <pic:pic xmlns:pic="http://schemas.openxmlformats.org/drawingml/2006/picture">
                   <pic:nvPicPr>
-                    <pic:cNvPr id="0" name="Picture 1"/>
-                    <pic:cNvPicPr>
-                      <a:picLocks noChangeAspect="1" noChangeArrowheads="1"/>
-                    </pic:cNvPicPr>
+                    <pic:cNvPr id="1345846481" name=""/>
+                    <pic:cNvPicPr/>
                   </pic:nvPicPr>
                   <pic:blipFill>
-                    <a:blip r:embed="rId37">
-                      <a:extLst>
-                        <a:ext uri="{28A0092B-C50C-407E-A947-70E740481C1C}">
-                          <a14:useLocalDpi xmlns:a14="http://schemas.microsoft.com/office/drawing/2010/main" val="0"/>
-                        </a:ext>
-                      </a:extLst>
-                    </a:blip>
-                    <a:srcRect/>
+                    <a:blip r:embed="rId57"/>
                     <a:stretch>
                       <a:fillRect/>
                     </a:stretch>
                   </pic:blipFill>
-                  <pic:spPr bwMode="auto">
+                  <pic:spPr>
                     <a:xfrm>
                       <a:off x="0" y="0"/>
-                      <a:ext cx="900000" cy="900000"/>
+                      <a:ext cx="2229161" cy="2438740"/>
                     </a:xfrm>
                     <a:prstGeom prst="rect">
                       <a:avLst/>
                     </a:prstGeom>
-                    <a:noFill/>
-                    <a:ln>
-                      <a:noFill/>
-                    </a:ln>
                   </pic:spPr>
                 </pic:pic>
               </a:graphicData>
@@ -8563,6 +9114,9 @@
         </w:drawing>
       </w:r>
       <w:r>
+        <w:rPr>
+          <w:noProof/>
+        </w:rPr>
         <w:t xml:space="preserve"> </w:t>
       </w:r>
       <w:r>
@@ -8570,47 +9124,34 @@
           <w:noProof/>
         </w:rPr>
         <w:drawing>
-          <wp:inline distT="0" distB="0" distL="0" distR="0" wp14:anchorId="6ACB12EE" wp14:editId="0BA22768">
-            <wp:extent cx="900000" cy="900000"/>
-            <wp:effectExtent l="0" t="0" r="0" b="0"/>
-            <wp:docPr id="1780645506" name="Obraz 1780645506"/>
+          <wp:inline distT="0" distB="0" distL="0" distR="0" wp14:anchorId="687372B1" wp14:editId="3003DCCC">
+            <wp:extent cx="2572109" cy="2505425"/>
+            <wp:effectExtent l="0" t="0" r="0" b="9525"/>
+            <wp:docPr id="1042777328" name="Picture 1"/>
             <wp:cNvGraphicFramePr>
-              <a:graphicFrameLocks xmlns:a="http://schemas.openxmlformats.org/drawingml/2006/main"/>
+              <a:graphicFrameLocks xmlns:a="http://schemas.openxmlformats.org/drawingml/2006/main" noChangeAspect="1"/>
             </wp:cNvGraphicFramePr>
             <a:graphic xmlns:a="http://schemas.openxmlformats.org/drawingml/2006/main">
               <a:graphicData uri="http://schemas.openxmlformats.org/drawingml/2006/picture">
                 <pic:pic xmlns:pic="http://schemas.openxmlformats.org/drawingml/2006/picture">
                   <pic:nvPicPr>
-                    <pic:cNvPr id="0" name="Picture 1"/>
-                    <pic:cNvPicPr>
-                      <a:picLocks noChangeAspect="1" noChangeArrowheads="1"/>
-                    </pic:cNvPicPr>
+                    <pic:cNvPr id="1042777328" name=""/>
+                    <pic:cNvPicPr/>
                   </pic:nvPicPr>
                   <pic:blipFill>
-                    <a:blip r:embed="rId37">
-                      <a:extLst>
-                        <a:ext uri="{28A0092B-C50C-407E-A947-70E740481C1C}">
-                          <a14:useLocalDpi xmlns:a14="http://schemas.microsoft.com/office/drawing/2010/main" val="0"/>
-                        </a:ext>
-                      </a:extLst>
-                    </a:blip>
-                    <a:srcRect/>
+                    <a:blip r:embed="rId58"/>
                     <a:stretch>
                       <a:fillRect/>
                     </a:stretch>
                   </pic:blipFill>
-                  <pic:spPr bwMode="auto">
+                  <pic:spPr>
                     <a:xfrm>
                       <a:off x="0" y="0"/>
-                      <a:ext cx="900000" cy="900000"/>
+                      <a:ext cx="2572109" cy="2505425"/>
                     </a:xfrm>
                     <a:prstGeom prst="rect">
                       <a:avLst/>
                     </a:prstGeom>
-                    <a:noFill/>
-                    <a:ln>
-                      <a:noFill/>
-                    </a:ln>
                   </pic:spPr>
                 </pic:pic>
               </a:graphicData>
@@ -8619,6 +9160,9 @@
         </w:drawing>
       </w:r>
       <w:r>
+        <w:rPr>
+          <w:noProof/>
+        </w:rPr>
         <w:t xml:space="preserve"> </w:t>
       </w:r>
       <w:r>
@@ -8626,47 +9170,34 @@
           <w:noProof/>
         </w:rPr>
         <w:drawing>
-          <wp:inline distT="0" distB="0" distL="0" distR="0" wp14:anchorId="55819095" wp14:editId="6694889B">
-            <wp:extent cx="900000" cy="900000"/>
-            <wp:effectExtent l="0" t="0" r="0" b="0"/>
-            <wp:docPr id="1478650875" name="Obraz 1478650875"/>
+          <wp:inline distT="0" distB="0" distL="0" distR="0" wp14:anchorId="04232EA6" wp14:editId="54C15BD6">
+            <wp:extent cx="2629267" cy="5934903"/>
+            <wp:effectExtent l="0" t="0" r="0" b="8890"/>
+            <wp:docPr id="1952793280" name="Picture 1"/>
             <wp:cNvGraphicFramePr>
-              <a:graphicFrameLocks xmlns:a="http://schemas.openxmlformats.org/drawingml/2006/main"/>
+              <a:graphicFrameLocks xmlns:a="http://schemas.openxmlformats.org/drawingml/2006/main" noChangeAspect="1"/>
             </wp:cNvGraphicFramePr>
             <a:graphic xmlns:a="http://schemas.openxmlformats.org/drawingml/2006/main">
               <a:graphicData uri="http://schemas.openxmlformats.org/drawingml/2006/picture">
                 <pic:pic xmlns:pic="http://schemas.openxmlformats.org/drawingml/2006/picture">
                   <pic:nvPicPr>
-                    <pic:cNvPr id="0" name="Picture 1"/>
-                    <pic:cNvPicPr>
-                      <a:picLocks noChangeAspect="1" noChangeArrowheads="1"/>
-                    </pic:cNvPicPr>
+                    <pic:cNvPr id="1952793280" name=""/>
+                    <pic:cNvPicPr/>
                   </pic:nvPicPr>
                   <pic:blipFill>
-                    <a:blip r:embed="rId37">
-                      <a:extLst>
-                        <a:ext uri="{28A0092B-C50C-407E-A947-70E740481C1C}">
-                          <a14:useLocalDpi xmlns:a14="http://schemas.microsoft.com/office/drawing/2010/main" val="0"/>
-                        </a:ext>
-                      </a:extLst>
-                    </a:blip>
-                    <a:srcRect/>
+                    <a:blip r:embed="rId59"/>
                     <a:stretch>
                       <a:fillRect/>
                     </a:stretch>
                   </pic:blipFill>
-                  <pic:spPr bwMode="auto">
+                  <pic:spPr>
                     <a:xfrm>
                       <a:off x="0" y="0"/>
-                      <a:ext cx="900000" cy="900000"/>
+                      <a:ext cx="2629267" cy="5934903"/>
                     </a:xfrm>
                     <a:prstGeom prst="rect">
                       <a:avLst/>
                     </a:prstGeom>
-                    <a:noFill/>
-                    <a:ln>
-                      <a:noFill/>
-                    </a:ln>
                   </pic:spPr>
                 </pic:pic>
               </a:graphicData>
@@ -8675,54 +9206,45 @@
         </w:drawing>
       </w:r>
       <w:r>
+        <w:rPr>
+          <w:noProof/>
+        </w:rPr>
         <w:t xml:space="preserve"> </w:t>
       </w:r>
       <w:r>
         <w:rPr>
           <w:noProof/>
         </w:rPr>
+        <w:lastRenderedPageBreak/>
         <w:drawing>
-          <wp:inline distT="0" distB="0" distL="0" distR="0" wp14:anchorId="13C54675" wp14:editId="122CA530">
-            <wp:extent cx="900000" cy="900000"/>
+          <wp:inline distT="0" distB="0" distL="0" distR="0" wp14:anchorId="1FD199E9" wp14:editId="470A3059">
+            <wp:extent cx="2152950" cy="4458322"/>
             <wp:effectExtent l="0" t="0" r="0" b="0"/>
-            <wp:docPr id="1664552111" name="Obraz 1664552111"/>
+            <wp:docPr id="1945545326" name="Picture 1"/>
             <wp:cNvGraphicFramePr>
-              <a:graphicFrameLocks xmlns:a="http://schemas.openxmlformats.org/drawingml/2006/main"/>
+              <a:graphicFrameLocks xmlns:a="http://schemas.openxmlformats.org/drawingml/2006/main" noChangeAspect="1"/>
             </wp:cNvGraphicFramePr>
             <a:graphic xmlns:a="http://schemas.openxmlformats.org/drawingml/2006/main">
               <a:graphicData uri="http://schemas.openxmlformats.org/drawingml/2006/picture">
                 <pic:pic xmlns:pic="http://schemas.openxmlformats.org/drawingml/2006/picture">
                   <pic:nvPicPr>
-                    <pic:cNvPr id="0" name="Picture 1"/>
-                    <pic:cNvPicPr>
-                      <a:picLocks noChangeAspect="1" noChangeArrowheads="1"/>
-                    </pic:cNvPicPr>
+                    <pic:cNvPr id="1945545326" name=""/>
+                    <pic:cNvPicPr/>
                   </pic:nvPicPr>
                   <pic:blipFill>
-                    <a:blip r:embed="rId37">
-                      <a:extLst>
-                        <a:ext uri="{28A0092B-C50C-407E-A947-70E740481C1C}">
-                          <a14:useLocalDpi xmlns:a14="http://schemas.microsoft.com/office/drawing/2010/main" val="0"/>
-                        </a:ext>
-                      </a:extLst>
-                    </a:blip>
-                    <a:srcRect/>
+                    <a:blip r:embed="rId60"/>
                     <a:stretch>
                       <a:fillRect/>
                     </a:stretch>
                   </pic:blipFill>
-                  <pic:spPr bwMode="auto">
+                  <pic:spPr>
                     <a:xfrm>
                       <a:off x="0" y="0"/>
-                      <a:ext cx="900000" cy="900000"/>
+                      <a:ext cx="2152950" cy="4458322"/>
                     </a:xfrm>
                     <a:prstGeom prst="rect">
                       <a:avLst/>
                     </a:prstGeom>
-                    <a:noFill/>
-                    <a:ln>
-                      <a:noFill/>
-                    </a:ln>
                   </pic:spPr>
                 </pic:pic>
               </a:graphicData>
@@ -8755,51 +9277,35 @@
         <w:jc w:val="center"/>
       </w:pPr>
       <w:r>
-        <w:rPr>
-          <w:noProof/>
-        </w:rPr>
         <w:drawing>
-          <wp:inline distT="0" distB="0" distL="0" distR="0" wp14:anchorId="66CE6678" wp14:editId="173DF172">
-            <wp:extent cx="900000" cy="900000"/>
-            <wp:effectExtent l="0" t="0" r="0" b="0"/>
-            <wp:docPr id="1046565903" name="Obraz 1046565903"/>
+          <wp:inline distT="0" distB="0" distL="0" distR="0" wp14:anchorId="4CA18AEB" wp14:editId="6C5B3E86">
+            <wp:extent cx="4582164" cy="2410161"/>
+            <wp:effectExtent l="0" t="0" r="8890" b="9525"/>
+            <wp:docPr id="837403164" name="Picture 1"/>
             <wp:cNvGraphicFramePr>
-              <a:graphicFrameLocks xmlns:a="http://schemas.openxmlformats.org/drawingml/2006/main"/>
+              <a:graphicFrameLocks xmlns:a="http://schemas.openxmlformats.org/drawingml/2006/main" noChangeAspect="1"/>
             </wp:cNvGraphicFramePr>
             <a:graphic xmlns:a="http://schemas.openxmlformats.org/drawingml/2006/main">
               <a:graphicData uri="http://schemas.openxmlformats.org/drawingml/2006/picture">
                 <pic:pic xmlns:pic="http://schemas.openxmlformats.org/drawingml/2006/picture">
                   <pic:nvPicPr>
-                    <pic:cNvPr id="0" name="Picture 1"/>
-                    <pic:cNvPicPr>
-                      <a:picLocks noChangeAspect="1" noChangeArrowheads="1"/>
-                    </pic:cNvPicPr>
+                    <pic:cNvPr id="837403164" name=""/>
+                    <pic:cNvPicPr/>
                   </pic:nvPicPr>
                   <pic:blipFill>
-                    <a:blip r:embed="rId37">
-                      <a:extLst>
-                        <a:ext uri="{28A0092B-C50C-407E-A947-70E740481C1C}">
-                          <a14:useLocalDpi xmlns:a14="http://schemas.microsoft.com/office/drawing/2010/main" val="0"/>
-                        </a:ext>
-                      </a:extLst>
-                    </a:blip>
-                    <a:srcRect/>
+                    <a:blip r:embed="rId61"/>
                     <a:stretch>
                       <a:fillRect/>
                     </a:stretch>
                   </pic:blipFill>
-                  <pic:spPr bwMode="auto">
+                  <pic:spPr>
                     <a:xfrm>
                       <a:off x="0" y="0"/>
-                      <a:ext cx="900000" cy="900000"/>
+                      <a:ext cx="4582164" cy="2410161"/>
                     </a:xfrm>
                     <a:prstGeom prst="rect">
                       <a:avLst/>
                     </a:prstGeom>
-                    <a:noFill/>
-                    <a:ln>
-                      <a:noFill/>
-                    </a:ln>
                   </pic:spPr>
                 </pic:pic>
               </a:graphicData>
@@ -8829,54 +9335,38 @@
     <w:p>
       <w:pPr>
         <w:pStyle w:val="Zadanie"/>
-        <w:jc w:val="center"/>
-      </w:pPr>
-      <w:r>
-        <w:rPr>
-          <w:noProof/>
-        </w:rPr>
+      </w:pPr>
+      <w:r>
+        <w:lastRenderedPageBreak/>
         <w:drawing>
-          <wp:inline distT="0" distB="0" distL="0" distR="0" wp14:anchorId="3E6472D0" wp14:editId="2E956B95">
-            <wp:extent cx="900000" cy="900000"/>
-            <wp:effectExtent l="0" t="0" r="0" b="0"/>
-            <wp:docPr id="1205226093" name="Obraz 1205226093"/>
+          <wp:inline distT="0" distB="0" distL="0" distR="0" wp14:anchorId="7497785E" wp14:editId="71F1977F">
+            <wp:extent cx="4715533" cy="952633"/>
+            <wp:effectExtent l="0" t="0" r="8890" b="0"/>
+            <wp:docPr id="1660348419" name="Picture 1"/>
             <wp:cNvGraphicFramePr>
-              <a:graphicFrameLocks xmlns:a="http://schemas.openxmlformats.org/drawingml/2006/main"/>
+              <a:graphicFrameLocks xmlns:a="http://schemas.openxmlformats.org/drawingml/2006/main" noChangeAspect="1"/>
             </wp:cNvGraphicFramePr>
             <a:graphic xmlns:a="http://schemas.openxmlformats.org/drawingml/2006/main">
               <a:graphicData uri="http://schemas.openxmlformats.org/drawingml/2006/picture">
                 <pic:pic xmlns:pic="http://schemas.openxmlformats.org/drawingml/2006/picture">
                   <pic:nvPicPr>
-                    <pic:cNvPr id="0" name="Picture 1"/>
-                    <pic:cNvPicPr>
-                      <a:picLocks noChangeAspect="1" noChangeArrowheads="1"/>
-                    </pic:cNvPicPr>
+                    <pic:cNvPr id="1660348419" name=""/>
+                    <pic:cNvPicPr/>
                   </pic:nvPicPr>
                   <pic:blipFill>
-                    <a:blip r:embed="rId37">
-                      <a:extLst>
-                        <a:ext uri="{28A0092B-C50C-407E-A947-70E740481C1C}">
-                          <a14:useLocalDpi xmlns:a14="http://schemas.microsoft.com/office/drawing/2010/main" val="0"/>
-                        </a:ext>
-                      </a:extLst>
-                    </a:blip>
-                    <a:srcRect/>
+                    <a:blip r:embed="rId62"/>
                     <a:stretch>
                       <a:fillRect/>
                     </a:stretch>
                   </pic:blipFill>
-                  <pic:spPr bwMode="auto">
+                  <pic:spPr>
                     <a:xfrm>
                       <a:off x="0" y="0"/>
-                      <a:ext cx="900000" cy="900000"/>
+                      <a:ext cx="4715533" cy="952633"/>
                     </a:xfrm>
                     <a:prstGeom prst="rect">
                       <a:avLst/>
                     </a:prstGeom>
-                    <a:noFill/>
-                    <a:ln>
-                      <a:noFill/>
-                    </a:ln>
                   </pic:spPr>
                 </pic:pic>
               </a:graphicData>
@@ -8908,7 +9398,7 @@
         <w:pStyle w:val="Zadanie"/>
       </w:pPr>
       <w:r>
-        <w:t>…maksymalnie 6 zdań…</w:t>
+        <w:t>Na poczatku to samo, jesli konwertuje sie z yamla to funkcja yaml_parse automatycznie odczytuje klucze z tekstu i robi z nich nazwy pol w tablicy a na koniec program przekazuje dane do zapisu. Funkcja yaml_emit bierze klucze z tablicy i automatycznie zapisuje je jako nazwy pol w wynikowym pliku yaml</w:t>
       </w:r>
     </w:p>
     <w:p>
@@ -8937,10 +9427,66 @@
     <w:p>
       <w:pPr>
         <w:pStyle w:val="Zadanie"/>
-      </w:pPr>
-      <w:r>
-        <w:t>abc.php, lib/Def.php</w:t>
-      </w:r>
+        <w:rPr>
+          <w:lang w:val="en-US"/>
+        </w:rPr>
+      </w:pPr>
+      <w:proofErr w:type="spellStart"/>
+      <w:r>
+        <w:rPr>
+          <w:lang w:val="en-US"/>
+        </w:rPr>
+        <w:t>Phpinfo.php</w:t>
+      </w:r>
+      <w:proofErr w:type="spellEnd"/>
+      <w:r>
+        <w:rPr>
+          <w:lang w:val="en-US"/>
+        </w:rPr>
+        <w:t xml:space="preserve"> lib/</w:t>
+      </w:r>
+      <w:proofErr w:type="spellStart"/>
+      <w:r>
+        <w:rPr>
+          <w:lang w:val="en-US"/>
+        </w:rPr>
+        <w:t>ecoderinterface</w:t>
+      </w:r>
+      <w:proofErr w:type="spellEnd"/>
+      <w:r>
+        <w:rPr>
+          <w:lang w:val="en-US"/>
+        </w:rPr>
+        <w:t>/</w:t>
+      </w:r>
+      <w:proofErr w:type="spellStart"/>
+      <w:r>
+        <w:rPr>
+          <w:lang w:val="en-US"/>
+        </w:rPr>
+        <w:t>php</w:t>
+      </w:r>
+      <w:proofErr w:type="spellEnd"/>
+      <w:r>
+        <w:rPr>
+          <w:lang w:val="en-US"/>
+        </w:rPr>
+        <w:t xml:space="preserve"> </w:t>
+      </w:r>
+      <w:r>
+        <w:rPr>
+          <w:lang w:val="en-US"/>
+        </w:rPr>
+        <w:t>lib/</w:t>
+      </w:r>
+      <w:proofErr w:type="spellStart"/>
+      <w:r>
+        <w:rPr>
+          <w:lang w:val="en-US"/>
+        </w:rPr>
+        <w:t>yamlencoder.php</w:t>
+      </w:r>
+      <w:proofErr w:type="spellEnd"/>
     </w:p>
     <w:tbl>
       <w:tblPr>
@@ -9063,51 +9609,39 @@
       </w:pPr>
       <w:r>
         <w:rPr>
-          <w:noProof/>
-        </w:rPr>
-        <w:lastRenderedPageBreak/>
+          <w:rStyle w:val="inline-code"/>
+          <w:rFonts w:asciiTheme="minorHAnsi" w:hAnsiTheme="minorHAnsi"/>
+          <w:shd w:val="clear" w:color="auto" w:fill="auto"/>
+        </w:rPr>
         <w:drawing>
-          <wp:inline distT="0" distB="0" distL="0" distR="0" wp14:anchorId="739131DD" wp14:editId="2432D409">
-            <wp:extent cx="900000" cy="900000"/>
-            <wp:effectExtent l="0" t="0" r="0" b="0"/>
-            <wp:docPr id="397953257" name="Obraz 397953257"/>
+          <wp:inline distT="0" distB="0" distL="0" distR="0" wp14:anchorId="18CFD3E0" wp14:editId="2A720822">
+            <wp:extent cx="6645910" cy="823595"/>
+            <wp:effectExtent l="0" t="0" r="2540" b="0"/>
+            <wp:docPr id="740941150" name="Picture 1"/>
             <wp:cNvGraphicFramePr>
-              <a:graphicFrameLocks xmlns:a="http://schemas.openxmlformats.org/drawingml/2006/main"/>
+              <a:graphicFrameLocks xmlns:a="http://schemas.openxmlformats.org/drawingml/2006/main" noChangeAspect="1"/>
             </wp:cNvGraphicFramePr>
             <a:graphic xmlns:a="http://schemas.openxmlformats.org/drawingml/2006/main">
               <a:graphicData uri="http://schemas.openxmlformats.org/drawingml/2006/picture">
                 <pic:pic xmlns:pic="http://schemas.openxmlformats.org/drawingml/2006/picture">
                   <pic:nvPicPr>
-                    <pic:cNvPr id="0" name="Picture 1"/>
-                    <pic:cNvPicPr>
-                      <a:picLocks noChangeAspect="1" noChangeArrowheads="1"/>
-                    </pic:cNvPicPr>
+                    <pic:cNvPr id="740941150" name=""/>
+                    <pic:cNvPicPr/>
                   </pic:nvPicPr>
                   <pic:blipFill>
-                    <a:blip r:embed="rId37">
-                      <a:extLst>
-                        <a:ext uri="{28A0092B-C50C-407E-A947-70E740481C1C}">
-                          <a14:useLocalDpi xmlns:a14="http://schemas.microsoft.com/office/drawing/2010/main" val="0"/>
-                        </a:ext>
-                      </a:extLst>
-                    </a:blip>
-                    <a:srcRect/>
+                    <a:blip r:embed="rId63"/>
                     <a:stretch>
                       <a:fillRect/>
                     </a:stretch>
                   </pic:blipFill>
-                  <pic:spPr bwMode="auto">
+                  <pic:spPr>
                     <a:xfrm>
                       <a:off x="0" y="0"/>
-                      <a:ext cx="900000" cy="900000"/>
+                      <a:ext cx="6645910" cy="823595"/>
                     </a:xfrm>
                     <a:prstGeom prst="rect">
                       <a:avLst/>
                     </a:prstGeom>
-                    <a:noFill/>
-                    <a:ln>
-                      <a:noFill/>
-                    </a:ln>
                   </pic:spPr>
                 </pic:pic>
               </a:graphicData>
@@ -9155,51 +9689,35 @@
         <w:jc w:val="center"/>
       </w:pPr>
       <w:r>
-        <w:rPr>
-          <w:noProof/>
-        </w:rPr>
         <w:drawing>
-          <wp:inline distT="0" distB="0" distL="0" distR="0" wp14:anchorId="4CFD34B6" wp14:editId="28DC02FC">
-            <wp:extent cx="900000" cy="900000"/>
-            <wp:effectExtent l="0" t="0" r="0" b="0"/>
-            <wp:docPr id="1195443596" name="Obraz 1195443596"/>
+          <wp:inline distT="0" distB="0" distL="0" distR="0" wp14:anchorId="63F9BE53" wp14:editId="46228230">
+            <wp:extent cx="6645910" cy="553720"/>
+            <wp:effectExtent l="0" t="0" r="2540" b="0"/>
+            <wp:docPr id="731100467" name="Picture 1"/>
             <wp:cNvGraphicFramePr>
-              <a:graphicFrameLocks xmlns:a="http://schemas.openxmlformats.org/drawingml/2006/main"/>
+              <a:graphicFrameLocks xmlns:a="http://schemas.openxmlformats.org/drawingml/2006/main" noChangeAspect="1"/>
             </wp:cNvGraphicFramePr>
             <a:graphic xmlns:a="http://schemas.openxmlformats.org/drawingml/2006/main">
               <a:graphicData uri="http://schemas.openxmlformats.org/drawingml/2006/picture">
                 <pic:pic xmlns:pic="http://schemas.openxmlformats.org/drawingml/2006/picture">
                   <pic:nvPicPr>
-                    <pic:cNvPr id="0" name="Picture 1"/>
-                    <pic:cNvPicPr>
-                      <a:picLocks noChangeAspect="1" noChangeArrowheads="1"/>
-                    </pic:cNvPicPr>
+                    <pic:cNvPr id="731100467" name=""/>
+                    <pic:cNvPicPr/>
                   </pic:nvPicPr>
                   <pic:blipFill>
-                    <a:blip r:embed="rId37">
-                      <a:extLst>
-                        <a:ext uri="{28A0092B-C50C-407E-A947-70E740481C1C}">
-                          <a14:useLocalDpi xmlns:a14="http://schemas.microsoft.com/office/drawing/2010/main" val="0"/>
-                        </a:ext>
-                      </a:extLst>
-                    </a:blip>
-                    <a:srcRect/>
+                    <a:blip r:embed="rId64"/>
                     <a:stretch>
                       <a:fillRect/>
                     </a:stretch>
                   </pic:blipFill>
-                  <pic:spPr bwMode="auto">
+                  <pic:spPr>
                     <a:xfrm>
                       <a:off x="0" y="0"/>
-                      <a:ext cx="900000" cy="900000"/>
+                      <a:ext cx="6645910" cy="553720"/>
                     </a:xfrm>
                     <a:prstGeom prst="rect">
                       <a:avLst/>
                     </a:prstGeom>
-                    <a:noFill/>
-                    <a:ln>
-                      <a:noFill/>
-                    </a:ln>
                   </pic:spPr>
                 </pic:pic>
               </a:graphicData>
@@ -9248,51 +9766,36 @@
         <w:jc w:val="center"/>
       </w:pPr>
       <w:r>
-        <w:rPr>
-          <w:noProof/>
-        </w:rPr>
+        <w:lastRenderedPageBreak/>
         <w:drawing>
-          <wp:inline distT="0" distB="0" distL="0" distR="0" wp14:anchorId="49C64D02" wp14:editId="57852EB3">
-            <wp:extent cx="900000" cy="900000"/>
-            <wp:effectExtent l="0" t="0" r="0" b="0"/>
-            <wp:docPr id="38391990" name="Obraz 38391990"/>
+          <wp:inline distT="0" distB="0" distL="0" distR="0" wp14:anchorId="71C79FE3" wp14:editId="51E3BDF8">
+            <wp:extent cx="6645910" cy="1144905"/>
+            <wp:effectExtent l="0" t="0" r="2540" b="0"/>
+            <wp:docPr id="396167063" name="Picture 1"/>
             <wp:cNvGraphicFramePr>
-              <a:graphicFrameLocks xmlns:a="http://schemas.openxmlformats.org/drawingml/2006/main"/>
+              <a:graphicFrameLocks xmlns:a="http://schemas.openxmlformats.org/drawingml/2006/main" noChangeAspect="1"/>
             </wp:cNvGraphicFramePr>
             <a:graphic xmlns:a="http://schemas.openxmlformats.org/drawingml/2006/main">
               <a:graphicData uri="http://schemas.openxmlformats.org/drawingml/2006/picture">
                 <pic:pic xmlns:pic="http://schemas.openxmlformats.org/drawingml/2006/picture">
                   <pic:nvPicPr>
-                    <pic:cNvPr id="0" name="Picture 1"/>
-                    <pic:cNvPicPr>
-                      <a:picLocks noChangeAspect="1" noChangeArrowheads="1"/>
-                    </pic:cNvPicPr>
+                    <pic:cNvPr id="396167063" name=""/>
+                    <pic:cNvPicPr/>
                   </pic:nvPicPr>
                   <pic:blipFill>
-                    <a:blip r:embed="rId37">
-                      <a:extLst>
-                        <a:ext uri="{28A0092B-C50C-407E-A947-70E740481C1C}">
-                          <a14:useLocalDpi xmlns:a14="http://schemas.microsoft.com/office/drawing/2010/main" val="0"/>
-                        </a:ext>
-                      </a:extLst>
-                    </a:blip>
-                    <a:srcRect/>
+                    <a:blip r:embed="rId65"/>
                     <a:stretch>
                       <a:fillRect/>
                     </a:stretch>
                   </pic:blipFill>
-                  <pic:spPr bwMode="auto">
+                  <pic:spPr>
                     <a:xfrm>
                       <a:off x="0" y="0"/>
-                      <a:ext cx="900000" cy="900000"/>
+                      <a:ext cx="6645910" cy="1144905"/>
                     </a:xfrm>
                     <a:prstGeom prst="rect">
                       <a:avLst/>
                     </a:prstGeom>
-                    <a:noFill/>
-                    <a:ln>
-                      <a:noFill/>
-                    </a:ln>
                   </pic:spPr>
                 </pic:pic>
               </a:graphicData>
@@ -9336,51 +9839,35 @@
         <w:jc w:val="center"/>
       </w:pPr>
       <w:r>
-        <w:rPr>
-          <w:noProof/>
-        </w:rPr>
         <w:drawing>
-          <wp:inline distT="0" distB="0" distL="0" distR="0" wp14:anchorId="58B005EC" wp14:editId="73E00499">
-            <wp:extent cx="900000" cy="900000"/>
-            <wp:effectExtent l="0" t="0" r="0" b="0"/>
-            <wp:docPr id="1726839419" name="Obraz 1726839419"/>
+          <wp:inline distT="0" distB="0" distL="0" distR="0" wp14:anchorId="5BC2B879" wp14:editId="5F1B761C">
+            <wp:extent cx="6645910" cy="3161030"/>
+            <wp:effectExtent l="0" t="0" r="2540" b="1270"/>
+            <wp:docPr id="1511007591" name="Picture 1"/>
             <wp:cNvGraphicFramePr>
-              <a:graphicFrameLocks xmlns:a="http://schemas.openxmlformats.org/drawingml/2006/main"/>
+              <a:graphicFrameLocks xmlns:a="http://schemas.openxmlformats.org/drawingml/2006/main" noChangeAspect="1"/>
             </wp:cNvGraphicFramePr>
             <a:graphic xmlns:a="http://schemas.openxmlformats.org/drawingml/2006/main">
               <a:graphicData uri="http://schemas.openxmlformats.org/drawingml/2006/picture">
                 <pic:pic xmlns:pic="http://schemas.openxmlformats.org/drawingml/2006/picture">
                   <pic:nvPicPr>
-                    <pic:cNvPr id="0" name="Picture 1"/>
-                    <pic:cNvPicPr>
-                      <a:picLocks noChangeAspect="1" noChangeArrowheads="1"/>
-                    </pic:cNvPicPr>
+                    <pic:cNvPr id="1511007591" name=""/>
+                    <pic:cNvPicPr/>
                   </pic:nvPicPr>
                   <pic:blipFill>
-                    <a:blip r:embed="rId37">
-                      <a:extLst>
-                        <a:ext uri="{28A0092B-C50C-407E-A947-70E740481C1C}">
-                          <a14:useLocalDpi xmlns:a14="http://schemas.microsoft.com/office/drawing/2010/main" val="0"/>
-                        </a:ext>
-                      </a:extLst>
-                    </a:blip>
-                    <a:srcRect/>
+                    <a:blip r:embed="rId66"/>
                     <a:stretch>
                       <a:fillRect/>
                     </a:stretch>
                   </pic:blipFill>
-                  <pic:spPr bwMode="auto">
+                  <pic:spPr>
                     <a:xfrm>
                       <a:off x="0" y="0"/>
-                      <a:ext cx="900000" cy="900000"/>
+                      <a:ext cx="6645910" cy="3161030"/>
                     </a:xfrm>
                     <a:prstGeom prst="rect">
                       <a:avLst/>
                     </a:prstGeom>
-                    <a:noFill/>
-                    <a:ln>
-                      <a:noFill/>
-                    </a:ln>
                   </pic:spPr>
                 </pic:pic>
               </a:graphicData>
@@ -9424,19 +9911,7 @@
         <w:pStyle w:val="Zadanie"/>
       </w:pPr>
       <w:r>
-        <w:t xml:space="preserve">…maksymalnie </w:t>
-      </w:r>
-      <w:r>
-        <w:t>4</w:t>
-      </w:r>
-      <w:r>
-        <w:t xml:space="preserve"> zda</w:t>
-      </w:r>
-      <w:r>
-        <w:t>nia</w:t>
-      </w:r>
-      <w:r>
-        <w:t>…</w:t>
+        <w:t>Jak wchodzisz na strone to program sprawdzza czy sa juz zapisane cookies i na ich podstawie uzupelnia formularz. Jesli wpisze jakies dane i klikne konwersje to automatycznie daje pierwszenstwo danycm z formularza ignorujac stare cookies. Nowe informacje z formularza sa odrazu przetwarzane i jednoczesnie zapisywane do cookies. Dzieki temu dane z forma maja wyzszy priorytet i nadpisuja poprzedni stan apki</w:t>
       </w:r>
     </w:p>
     <w:p>
@@ -9467,7 +9942,16 @@
         <w:pStyle w:val="Zadanie"/>
       </w:pPr>
       <w:r>
-        <w:t>abc.php, lib/Def.php</w:t>
+        <w:t>Phpinfo.php</w:t>
+      </w:r>
+      <w:r>
+        <w:tab/>
+      </w:r>
+      <w:r>
+        <w:tab/>
+      </w:r>
+      <w:r>
+        <w:tab/>
       </w:r>
     </w:p>
     <w:tbl>
@@ -9550,7 +10034,6 @@
         <w:rPr>
           <w:lang w:val="pl-PL"/>
         </w:rPr>
-        <w:lastRenderedPageBreak/>
         <w:t>Commit projektu do GIT</w:t>
       </w:r>
       <w:bookmarkEnd w:id="14"/>
@@ -9611,6 +10094,7 @@
         <w:rPr>
           <w:lang w:val="pl-PL"/>
         </w:rPr>
+        <w:lastRenderedPageBreak/>
         <w:t>Upewnij się, czy wszystko d</w:t>
       </w:r>
       <w:r>
@@ -9632,22 +10116,8 @@
       <w:pPr>
         <w:pStyle w:val="Zadanie"/>
       </w:pPr>
-    </w:p>
-    <w:p>
-      <w:pPr>
-        <w:pStyle w:val="Zadanie"/>
-      </w:pPr>
-      <w:r>
-        <w:t xml:space="preserve">…link, np. </w:t>
-      </w:r>
-      <w:r>
-        <w:t>https://github.com/</w:t>
-      </w:r>
-      <w:r>
-        <w:t xml:space="preserve">.../... </w:t>
-      </w:r>
-      <w:r>
-        <w:t>…</w:t>
+      <w:r>
+        <w:t>https://github.com/AG1F57T/ag1f57t.github.io/tree/main/LAB_F</w:t>
       </w:r>
     </w:p>
     <w:p>
@@ -9697,6 +10167,9 @@
       <w:pPr>
         <w:pStyle w:val="Zadanie"/>
       </w:pPr>
+      <w:r>
+        <w:t>Trudne, ciezkie do zrozumienia, wynik labu fajny, ale php nie jest tak fajny</w:t>
+      </w:r>
     </w:p>
     <w:p>
       <w:pPr>
@@ -9731,9 +10204,9 @@
       </w:r>
     </w:p>
     <w:sectPr>
-      <w:headerReference w:type="default" r:id="rId38"/>
-      <w:footerReference w:type="default" r:id="rId39"/>
-      <w:footerReference w:type="first" r:id="rId40"/>
+      <w:headerReference w:type="default" r:id="rId67"/>
+      <w:footerReference w:type="default" r:id="rId68"/>
+      <w:footerReference w:type="first" r:id="rId69"/>
       <w:pgSz w:w="11906" w:h="16838"/>
       <w:pgMar w:top="720" w:right="720" w:bottom="720" w:left="720" w:header="708" w:footer="708" w:gutter="0"/>
       <w:cols w:space="708"/>
@@ -12476,7 +12949,6 @@
   <w:style w:type="character" w:default="1" w:styleId="DefaultParagraphFont">
     <w:name w:val="Default Paragraph Font"/>
     <w:uiPriority w:val="1"/>
-    <w:semiHidden/>
     <w:unhideWhenUsed/>
   </w:style>
   <w:style w:type="table" w:default="1" w:styleId="TableNormal">
@@ -13062,10 +13534,6 @@
 </file>
 
 <file path=customXml/item1.xml><?xml version="1.0" encoding="utf-8"?>
-<b:Sources xmlns:b="http://schemas.openxmlformats.org/officeDocument/2006/bibliography" xmlns="http://schemas.openxmlformats.org/officeDocument/2006/bibliography" SelectedStyle="\APASixthEditionOfficeOnline.xsl" StyleName="APA" Version="6"/>
-</file>
-
-<file path=customXml/item2.xml><?xml version="1.0" encoding="utf-8"?>
 <ct:contentTypeSchema xmlns:ct="http://schemas.microsoft.com/office/2006/metadata/contentType" xmlns:ma="http://schemas.microsoft.com/office/2006/metadata/properties/metaAttributes" ct:_="" ma:_="" ma:contentTypeName="Dokument" ma:contentTypeID="0x010100E753AF84DA5BA640B536122AE8C012B2" ma:contentTypeVersion="4" ma:contentTypeDescription="Utwórz nowy dokument." ma:contentTypeScope="" ma:versionID="314f28492bc0c0241229225c9a4755a4">
   <xsd:schema xmlns:xsd="http://www.w3.org/2001/XMLSchema" xmlns:xs="http://www.w3.org/2001/XMLSchema" xmlns:p="http://schemas.microsoft.com/office/2006/metadata/properties" xmlns:ns2="d273110a-81db-443e-af4c-1cd78072fe43" targetNamespace="http://schemas.microsoft.com/office/2006/metadata/properties" ma:root="true" ma:fieldsID="b4efe9c88938492fee62ad8cfc71e840" ns2:_="">
     <xsd:import namespace="d273110a-81db-443e-af4c-1cd78072fe43"/>
@@ -13209,7 +13677,19 @@
 </ct:contentTypeSchema>
 </file>
 
+<file path=customXml/item2.xml><?xml version="1.0" encoding="utf-8"?>
+<b:Sources xmlns:b="http://schemas.openxmlformats.org/officeDocument/2006/bibliography" xmlns="http://schemas.openxmlformats.org/officeDocument/2006/bibliography" SelectedStyle="\APASixthEditionOfficeOnline.xsl" StyleName="APA" Version="6"/>
+</file>
+
 <file path=customXml/item3.xml><?xml version="1.0" encoding="utf-8"?>
+<p:properties xmlns:p="http://schemas.microsoft.com/office/2006/metadata/properties" xmlns:xsi="http://www.w3.org/2001/XMLSchema-instance" xmlns:pc="http://schemas.microsoft.com/office/infopath/2007/PartnerControls">
+  <documentManagement>
+    <ReferenceId xmlns="d273110a-81db-443e-af4c-1cd78072fe43" xsi:nil="true"/>
+  </documentManagement>
+</p:properties>
+</file>
+
+<file path=customXml/item4.xml><?xml version="1.0" encoding="utf-8"?>
 <?mso-contentType ?>
 <FormTemplates xmlns="http://schemas.microsoft.com/sharepoint/v3/contenttype/forms">
   <Display>DocumentLibraryForm</Display>
@@ -13218,23 +13698,7 @@
 </FormTemplates>
 </file>
 
-<file path=customXml/item4.xml><?xml version="1.0" encoding="utf-8"?>
-<p:properties xmlns:p="http://schemas.microsoft.com/office/2006/metadata/properties" xmlns:xsi="http://www.w3.org/2001/XMLSchema-instance" xmlns:pc="http://schemas.microsoft.com/office/infopath/2007/PartnerControls">
-  <documentManagement>
-    <ReferenceId xmlns="d273110a-81db-443e-af4c-1cd78072fe43" xsi:nil="true"/>
-  </documentManagement>
-</p:properties>
-</file>
-
 <file path=customXml/itemProps1.xml><?xml version="1.0" encoding="utf-8"?>
-<ds:datastoreItem xmlns:ds="http://schemas.openxmlformats.org/officeDocument/2006/customXml" ds:itemID="{7D0AD95B-5C2D-47ED-95C0-987634CE19FD}">
-  <ds:schemaRefs>
-    <ds:schemaRef ds:uri="http://schemas.openxmlformats.org/officeDocument/2006/bibliography"/>
-  </ds:schemaRefs>
-</ds:datastoreItem>
-</file>
-
-<file path=customXml/itemProps2.xml><?xml version="1.0" encoding="utf-8"?>
 <ds:datastoreItem xmlns:ds="http://schemas.openxmlformats.org/officeDocument/2006/customXml" ds:itemID="{1407649F-0B65-4719-9BA8-FF2E37075022}">
   <ds:schemaRefs>
     <ds:schemaRef ds:uri="http://schemas.microsoft.com/office/2006/metadata/contentType"/>
@@ -13252,15 +13716,15 @@
 </ds:datastoreItem>
 </file>
 
-<file path=customXml/itemProps3.xml><?xml version="1.0" encoding="utf-8"?>
-<ds:datastoreItem xmlns:ds="http://schemas.openxmlformats.org/officeDocument/2006/customXml" ds:itemID="{A3B871E8-656D-47AD-8E46-8B23B117730B}">
+<file path=customXml/itemProps2.xml><?xml version="1.0" encoding="utf-8"?>
+<ds:datastoreItem xmlns:ds="http://schemas.openxmlformats.org/officeDocument/2006/customXml" ds:itemID="{7D0AD95B-5C2D-47ED-95C0-987634CE19FD}">
   <ds:schemaRefs>
-    <ds:schemaRef ds:uri="http://schemas.microsoft.com/sharepoint/v3/contenttype/forms"/>
+    <ds:schemaRef ds:uri="http://schemas.openxmlformats.org/officeDocument/2006/bibliography"/>
   </ds:schemaRefs>
 </ds:datastoreItem>
 </file>
 
-<file path=customXml/itemProps4.xml><?xml version="1.0" encoding="utf-8"?>
+<file path=customXml/itemProps3.xml><?xml version="1.0" encoding="utf-8"?>
 <ds:datastoreItem xmlns:ds="http://schemas.openxmlformats.org/officeDocument/2006/customXml" ds:itemID="{B66435C3-1473-4A5B-8582-B3C804ADCBAA}">
   <ds:schemaRefs>
     <ds:schemaRef ds:uri="http://schemas.microsoft.com/office/2006/metadata/properties"/>
@@ -13268,4 +13732,12 @@
     <ds:schemaRef ds:uri="d273110a-81db-443e-af4c-1cd78072fe43"/>
   </ds:schemaRefs>
 </ds:datastoreItem>
+</file>
+
+<file path=customXml/itemProps4.xml><?xml version="1.0" encoding="utf-8"?>
+<ds:datastoreItem xmlns:ds="http://schemas.openxmlformats.org/officeDocument/2006/customXml" ds:itemID="{A3B871E8-656D-47AD-8E46-8B23B117730B}">
+  <ds:schemaRefs>
+    <ds:schemaRef ds:uri="http://schemas.microsoft.com/sharepoint/v3/contenttype/forms"/>
+  </ds:schemaRefs>
+</ds:datastoreItem>
 </file>